--- a/docs/Marcelo Chaves de Miranda - CONSTRUMOB - revisado.docx
+++ b/docs/Marcelo Chaves de Miranda - CONSTRUMOB - revisado.docx
@@ -3005,6 +3005,7 @@
     </w:p>
     <w:p>
       <w:pPr>
+        <w:pageBreakBefore/>
         <w:spacing w:after="160" w:line="276" w:lineRule="auto"/>
         <w:rPr>
           <w:sz w:val="40"/>
@@ -3033,7 +3034,7 @@
       </w:r>
       <w:r>
         <w:tab/>
-        <w:t>7</w:t>
+        <w:t>10</w:t>
       </w:r>
     </w:p>
     <w:p>
@@ -3049,7 +3050,7 @@
       </w:r>
       <w:r>
         <w:tab/>
-        <w:t>7</w:t>
+        <w:t>10</w:t>
       </w:r>
     </w:p>
     <w:p>
@@ -3065,7 +3066,7 @@
       </w:r>
       <w:r>
         <w:tab/>
-        <w:t>7</w:t>
+        <w:t>10</w:t>
       </w:r>
     </w:p>
     <w:p>
@@ -3081,7 +3082,7 @@
       </w:r>
       <w:r>
         <w:tab/>
-        <w:t>7</w:t>
+        <w:t>10</w:t>
       </w:r>
     </w:p>
     <w:p>
@@ -3097,7 +3098,7 @@
       </w:r>
       <w:r>
         <w:tab/>
-        <w:t>7</w:t>
+        <w:t>10</w:t>
       </w:r>
     </w:p>
     <w:p>
@@ -3113,7 +3114,7 @@
       </w:r>
       <w:r>
         <w:tab/>
-        <w:t>8</w:t>
+        <w:t>11</w:t>
       </w:r>
     </w:p>
     <w:p>
@@ -3129,7 +3130,7 @@
       </w:r>
       <w:r>
         <w:tab/>
-        <w:t>8</w:t>
+        <w:t>11</w:t>
       </w:r>
     </w:p>
     <w:p>
@@ -3145,7 +3146,7 @@
       </w:r>
       <w:r>
         <w:tab/>
-        <w:t>8</w:t>
+        <w:t>11</w:t>
       </w:r>
     </w:p>
     <w:p>
@@ -3161,7 +3162,7 @@
       </w:r>
       <w:r>
         <w:tab/>
-        <w:t>8</w:t>
+        <w:t>11</w:t>
       </w:r>
     </w:p>
     <w:p>
@@ -3177,7 +3178,7 @@
       </w:r>
       <w:r>
         <w:tab/>
-        <w:t>9</w:t>
+        <w:t>12</w:t>
       </w:r>
     </w:p>
     <w:p>
@@ -3193,7 +3194,7 @@
       </w:r>
       <w:r>
         <w:tab/>
-        <w:t>9</w:t>
+        <w:t>12</w:t>
       </w:r>
     </w:p>
     <w:p>
@@ -3209,7 +3210,7 @@
       </w:r>
       <w:r>
         <w:tab/>
-        <w:t>9</w:t>
+        <w:t>12</w:t>
       </w:r>
     </w:p>
     <w:p>
@@ -3225,7 +3226,7 @@
       </w:r>
       <w:r>
         <w:tab/>
-        <w:t>9</w:t>
+        <w:t>12</w:t>
       </w:r>
     </w:p>
     <w:p>
@@ -3241,7 +3242,7 @@
       </w:r>
       <w:r>
         <w:tab/>
-        <w:t>9</w:t>
+        <w:t>12</w:t>
       </w:r>
     </w:p>
     <w:p>
@@ -3257,7 +3258,7 @@
       </w:r>
       <w:r>
         <w:tab/>
-        <w:t>9</w:t>
+        <w:t>12</w:t>
       </w:r>
     </w:p>
     <w:p>
@@ -3273,7 +3274,7 @@
       </w:r>
       <w:r>
         <w:tab/>
-        <w:t>10</w:t>
+        <w:t>13</w:t>
       </w:r>
     </w:p>
     <w:p>
@@ -3289,7 +3290,7 @@
       </w:r>
       <w:r>
         <w:tab/>
-        <w:t>10</w:t>
+        <w:t>13</w:t>
       </w:r>
     </w:p>
     <w:p>
@@ -3305,7 +3306,7 @@
       </w:r>
       <w:r>
         <w:tab/>
-        <w:t>10</w:t>
+        <w:t>13</w:t>
       </w:r>
     </w:p>
     <w:p>
@@ -3321,7 +3322,7 @@
       </w:r>
       <w:r>
         <w:tab/>
-        <w:t>10</w:t>
+        <w:t>13</w:t>
       </w:r>
     </w:p>
     <w:p>
@@ -3337,7 +3338,7 @@
       </w:r>
       <w:r>
         <w:tab/>
-        <w:t>10</w:t>
+        <w:t>13</w:t>
       </w:r>
     </w:p>
     <w:p>
@@ -3353,7 +3354,7 @@
       </w:r>
       <w:r>
         <w:tab/>
-        <w:t>12</w:t>
+        <w:t>15</w:t>
       </w:r>
     </w:p>
     <w:p>
@@ -3369,7 +3370,7 @@
       </w:r>
       <w:r>
         <w:tab/>
-        <w:t>13</w:t>
+        <w:t>15</w:t>
       </w:r>
     </w:p>
     <w:p>
@@ -3385,7 +3386,7 @@
       </w:r>
       <w:r>
         <w:tab/>
-        <w:t>13</w:t>
+        <w:t>15</w:t>
       </w:r>
     </w:p>
     <w:p>
@@ -3401,7 +3402,7 @@
       </w:r>
       <w:r>
         <w:tab/>
-        <w:t>13</w:t>
+        <w:t>15</w:t>
       </w:r>
     </w:p>
     <w:p>
@@ -3417,7 +3418,7 @@
       </w:r>
       <w:r>
         <w:tab/>
-        <w:t>14</w:t>
+        <w:t>16</w:t>
       </w:r>
     </w:p>
     <w:p>
@@ -3433,7 +3434,7 @@
       </w:r>
       <w:r>
         <w:tab/>
-        <w:t>15</w:t>
+        <w:t>17</w:t>
       </w:r>
     </w:p>
     <w:p>
@@ -3449,7 +3450,7 @@
       </w:r>
       <w:r>
         <w:tab/>
-        <w:t>15</w:t>
+        <w:t>17</w:t>
       </w:r>
     </w:p>
     <w:p>
@@ -3465,7 +3466,7 @@
       </w:r>
       <w:r>
         <w:tab/>
-        <w:t>15</w:t>
+        <w:t>18</w:t>
       </w:r>
     </w:p>
     <w:p>
@@ -3481,7 +3482,7 @@
       </w:r>
       <w:r>
         <w:tab/>
-        <w:t>16</w:t>
+        <w:t>19</w:t>
       </w:r>
     </w:p>
     <w:p>
@@ -3497,7 +3498,119 @@
       </w:r>
       <w:r>
         <w:tab/>
-        <w:t>16</w:t>
+        <w:t>19</w:t>
+      </w:r>
+    </w:p>
+    <w:p>
+      <w:pPr>
+        <w:tabs>
+          <w:tab w:pos="9000" w:val="right" w:leader="dot"/>
+        </w:tabs>
+        <w:spacing w:after="0"/>
+        <w:ind w:left="0"/>
+      </w:pPr>
+      <w:r>
+        <w:t>8. Especificação de casos de uso</w:t>
+      </w:r>
+      <w:r>
+        <w:tab/>
+        <w:t>20</w:t>
+      </w:r>
+    </w:p>
+    <w:p>
+      <w:pPr>
+        <w:tabs>
+          <w:tab w:pos="9000" w:val="right" w:leader="dot"/>
+        </w:tabs>
+        <w:spacing w:after="0"/>
+        <w:ind w:left="259"/>
+      </w:pPr>
+      <w:r>
+        <w:t>8.1 a 8.7 Casos de uso prioritários</w:t>
+      </w:r>
+      <w:r>
+        <w:tab/>
+        <w:t>20</w:t>
+      </w:r>
+    </w:p>
+    <w:p>
+      <w:pPr>
+        <w:tabs>
+          <w:tab w:pos="9000" w:val="right" w:leader="dot"/>
+        </w:tabs>
+        <w:spacing w:after="0"/>
+        <w:ind w:left="0"/>
+      </w:pPr>
+      <w:r>
+        <w:t>9. Histórias de usuário e critérios de aceitação</w:t>
+      </w:r>
+      <w:r>
+        <w:tab/>
+        <w:t>26</w:t>
+      </w:r>
+    </w:p>
+    <w:p>
+      <w:pPr>
+        <w:tabs>
+          <w:tab w:pos="9000" w:val="right" w:leader="dot"/>
+        </w:tabs>
+        <w:spacing w:after="0"/>
+        <w:ind w:left="0"/>
+      </w:pPr>
+      <w:r>
+        <w:t>10. Modelagem UML de análise</w:t>
+      </w:r>
+      <w:r>
+        <w:tab/>
+        <w:t>27</w:t>
+      </w:r>
+    </w:p>
+    <w:p>
+      <w:pPr>
+        <w:tabs>
+          <w:tab w:pos="9000" w:val="right" w:leader="dot"/>
+        </w:tabs>
+        <w:spacing w:after="0"/>
+        <w:ind w:left="259"/>
+      </w:pPr>
+      <w:r>
+        <w:t>10.1 Diagrama de classes de análise</w:t>
+      </w:r>
+      <w:r>
+        <w:tab/>
+        <w:t>27</w:t>
+      </w:r>
+    </w:p>
+    <w:p>
+      <w:pPr>
+        <w:tabs>
+          <w:tab w:pos="9000" w:val="right" w:leader="dot"/>
+        </w:tabs>
+        <w:spacing w:after="0"/>
+        <w:ind w:left="259"/>
+      </w:pPr>
+      <w:r>
+        <w:t>10.2 Dicionário de classes de análise</w:t>
+      </w:r>
+      <w:r>
+        <w:tab/>
+        <w:t>28</w:t>
+      </w:r>
+    </w:p>
+    <w:p>
+      <w:pPr>
+        <w:tabs>
+          <w:tab w:pos="9000" w:val="right" w:leader="dot"/>
+        </w:tabs>
+        <w:spacing w:after="0"/>
+        <w:ind w:left="259"/>
+      </w:pPr>
+      <w:r>
+        <w:t>10.3 Diagramas de sequência</w:t>
+      </w:r>
+      <w:r>
+        <w:tab/>
+        <w:t>29</w:t>
       </w:r>
     </w:p>
     <w:p>
@@ -9055,6 +9168,7501 @@
         <w:t>Pagamentos são fora do escopo do MVP. Portanto, não há UC, RF, classe de domínio, tabela, controller ou teste de Pix/cartão na especificação revisada. Qualquer código legado de pagamento deve ser removido ou isolado em uma branch experimental antes da próxima entrega.</w:t>
       </w:r>
     </w:p>
+    <w:p>
+      <w:r>
+        <w:br w:type="page"/>
+      </w:r>
+    </w:p>
+    <w:p>
+      <w:pPr>
+        <w:pStyle w:val="Heading1"/>
+      </w:pPr>
+      <w:r>
+        <w:t>8. Especificação de casos de uso</w:t>
+      </w:r>
+    </w:p>
+    <w:p>
+      <w:r>
+        <w:t>Esta seção detalha todos os casos de uso classificados como Must no diagrama da Seção 7. O UC-06 — Avaliar Profissional — é prioridade Should e é detalhado ao final por ser necessário para completar o ciclo do MVP.</w:t>
+      </w:r>
+    </w:p>
+    <w:tbl>
+      <w:tblPr>
+        <w:tblW w:type="auto" w:w="0"/>
+        <w:tblLook w:firstColumn="1" w:firstRow="1" w:lastColumn="0" w:lastRow="0" w:noHBand="0" w:noVBand="1" w:val="04A0"/>
+        <w:tblBorders>
+          <w:top w:val="single" w:sz="4" w:space="0" w:color="D9D9D9"/>
+          <w:left w:val="single" w:sz="4" w:space="0" w:color="D9D9D9"/>
+          <w:bottom w:val="single" w:sz="4" w:space="0" w:color="D9D9D9"/>
+          <w:right w:val="single" w:sz="4" w:space="0" w:color="D9D9D9"/>
+          <w:insideH w:val="single" w:sz="4" w:space="0" w:color="D9D9D9"/>
+          <w:insideV w:val="single" w:sz="4" w:space="0" w:color="D9D9D9"/>
+        </w:tblBorders>
+      </w:tblPr>
+      <w:tblGrid>
+        <w:gridCol w:w="1505"/>
+        <w:gridCol w:w="1505"/>
+        <w:gridCol w:w="1505"/>
+        <w:gridCol w:w="1505"/>
+        <w:gridCol w:w="1505"/>
+        <w:gridCol w:w="1505"/>
+      </w:tblGrid>
+      <w:tr>
+        <w:tc>
+          <w:tcPr>
+            <w:tcW w:type="dxa" w:w="1505"/>
+            <w:shd w:fill="1F4E78"/>
+          </w:tcPr>
+          <w:p>
+            <w:r>
+              <w:rPr>
+                <w:b/>
+                <w:color w:val="FFFFFF"/>
+                <w:sz w:val="18"/>
+              </w:rPr>
+              <w:t>ID</w:t>
+            </w:r>
+          </w:p>
+        </w:tc>
+        <w:tc>
+          <w:tcPr>
+            <w:tcW w:type="dxa" w:w="1505"/>
+            <w:shd w:fill="1F4E78"/>
+          </w:tcPr>
+          <w:p>
+            <w:r>
+              <w:rPr>
+                <w:b/>
+                <w:color w:val="FFFFFF"/>
+                <w:sz w:val="18"/>
+              </w:rPr>
+              <w:t>Nome</w:t>
+            </w:r>
+          </w:p>
+        </w:tc>
+        <w:tc>
+          <w:tcPr>
+            <w:tcW w:type="dxa" w:w="1505"/>
+            <w:shd w:fill="1F4E78"/>
+          </w:tcPr>
+          <w:p>
+            <w:r>
+              <w:rPr>
+                <w:b/>
+                <w:color w:val="FFFFFF"/>
+                <w:sz w:val="18"/>
+              </w:rPr>
+              <w:t>Ator primário</w:t>
+            </w:r>
+          </w:p>
+        </w:tc>
+        <w:tc>
+          <w:tcPr>
+            <w:tcW w:type="dxa" w:w="1505"/>
+            <w:shd w:fill="1F4E78"/>
+          </w:tcPr>
+          <w:p>
+            <w:r>
+              <w:rPr>
+                <w:b/>
+                <w:color w:val="FFFFFF"/>
+                <w:sz w:val="18"/>
+              </w:rPr>
+              <w:t>Objetivo</w:t>
+            </w:r>
+          </w:p>
+        </w:tc>
+        <w:tc>
+          <w:tcPr>
+            <w:tcW w:type="dxa" w:w="1505"/>
+            <w:shd w:fill="1F4E78"/>
+          </w:tcPr>
+          <w:p>
+            <w:r>
+              <w:rPr>
+                <w:b/>
+                <w:color w:val="FFFFFF"/>
+                <w:sz w:val="18"/>
+              </w:rPr>
+              <w:t>Prioridade</w:t>
+            </w:r>
+          </w:p>
+        </w:tc>
+        <w:tc>
+          <w:tcPr>
+            <w:tcW w:type="dxa" w:w="1505"/>
+            <w:shd w:fill="1F4E78"/>
+          </w:tcPr>
+          <w:p>
+            <w:r>
+              <w:rPr>
+                <w:b/>
+                <w:color w:val="FFFFFF"/>
+                <w:sz w:val="18"/>
+              </w:rPr>
+              <w:t>Requisitos</w:t>
+            </w:r>
+          </w:p>
+        </w:tc>
+      </w:tr>
+      <w:tr>
+        <w:tc>
+          <w:tcPr>
+            <w:tcW w:type="dxa" w:w="1505"/>
+            <w:vAlign w:val="center"/>
+          </w:tcPr>
+          <w:p>
+            <w:r>
+              <w:rPr>
+                <w:sz w:val="18"/>
+              </w:rPr>
+              <w:t>UC-01</w:t>
+            </w:r>
+          </w:p>
+        </w:tc>
+        <w:tc>
+          <w:tcPr>
+            <w:tcW w:type="dxa" w:w="1505"/>
+            <w:vAlign w:val="center"/>
+          </w:tcPr>
+          <w:p>
+            <w:r>
+              <w:rPr>
+                <w:sz w:val="18"/>
+              </w:rPr>
+              <w:t>Cadastrar-se / Autenticar-se</w:t>
+            </w:r>
+          </w:p>
+        </w:tc>
+        <w:tc>
+          <w:tcPr>
+            <w:tcW w:type="dxa" w:w="1505"/>
+            <w:vAlign w:val="center"/>
+          </w:tcPr>
+          <w:p>
+            <w:r>
+              <w:rPr>
+                <w:sz w:val="18"/>
+              </w:rPr>
+              <w:t>Cliente, Profissional ou Administrador</w:t>
+            </w:r>
+          </w:p>
+        </w:tc>
+        <w:tc>
+          <w:tcPr>
+            <w:tcW w:type="dxa" w:w="1505"/>
+            <w:vAlign w:val="center"/>
+          </w:tcPr>
+          <w:p>
+            <w:r>
+              <w:rPr>
+                <w:sz w:val="18"/>
+              </w:rPr>
+              <w:t>Criar conta ou iniciar sessão com credenciais válidas.</w:t>
+            </w:r>
+          </w:p>
+        </w:tc>
+        <w:tc>
+          <w:tcPr>
+            <w:tcW w:type="dxa" w:w="1505"/>
+            <w:vAlign w:val="center"/>
+          </w:tcPr>
+          <w:p>
+            <w:r>
+              <w:rPr>
+                <w:sz w:val="18"/>
+              </w:rPr>
+              <w:t>Must</w:t>
+            </w:r>
+          </w:p>
+        </w:tc>
+        <w:tc>
+          <w:tcPr>
+            <w:tcW w:type="dxa" w:w="1505"/>
+            <w:vAlign w:val="center"/>
+          </w:tcPr>
+          <w:p>
+            <w:r>
+              <w:rPr>
+                <w:sz w:val="18"/>
+              </w:rPr>
+              <w:t>RF-01, RNF-02</w:t>
+            </w:r>
+          </w:p>
+        </w:tc>
+      </w:tr>
+      <w:tr>
+        <w:tc>
+          <w:tcPr>
+            <w:tcW w:type="dxa" w:w="1505"/>
+            <w:vAlign w:val="center"/>
+            <w:shd w:fill="F2F6FA"/>
+          </w:tcPr>
+          <w:p>
+            <w:r>
+              <w:rPr>
+                <w:sz w:val="18"/>
+              </w:rPr>
+              <w:t>UC-02</w:t>
+            </w:r>
+          </w:p>
+        </w:tc>
+        <w:tc>
+          <w:tcPr>
+            <w:tcW w:type="dxa" w:w="1505"/>
+            <w:vAlign w:val="center"/>
+            <w:shd w:fill="F2F6FA"/>
+          </w:tcPr>
+          <w:p>
+            <w:r>
+              <w:rPr>
+                <w:sz w:val="18"/>
+              </w:rPr>
+              <w:t>Publicar Demanda</w:t>
+            </w:r>
+          </w:p>
+        </w:tc>
+        <w:tc>
+          <w:tcPr>
+            <w:tcW w:type="dxa" w:w="1505"/>
+            <w:vAlign w:val="center"/>
+            <w:shd w:fill="F2F6FA"/>
+          </w:tcPr>
+          <w:p>
+            <w:r>
+              <w:rPr>
+                <w:sz w:val="18"/>
+              </w:rPr>
+              <w:t>Cliente autenticado</w:t>
+            </w:r>
+          </w:p>
+        </w:tc>
+        <w:tc>
+          <w:tcPr>
+            <w:tcW w:type="dxa" w:w="1505"/>
+            <w:vAlign w:val="center"/>
+            <w:shd w:fill="F2F6FA"/>
+          </w:tcPr>
+          <w:p>
+            <w:r>
+              <w:rPr>
+                <w:sz w:val="18"/>
+              </w:rPr>
+              <w:t>Registrar serviço/categoria, descrição e localidade.</w:t>
+            </w:r>
+          </w:p>
+        </w:tc>
+        <w:tc>
+          <w:tcPr>
+            <w:tcW w:type="dxa" w:w="1505"/>
+            <w:vAlign w:val="center"/>
+            <w:shd w:fill="F2F6FA"/>
+          </w:tcPr>
+          <w:p>
+            <w:r>
+              <w:rPr>
+                <w:sz w:val="18"/>
+              </w:rPr>
+              <w:t>Must</w:t>
+            </w:r>
+          </w:p>
+        </w:tc>
+        <w:tc>
+          <w:tcPr>
+            <w:tcW w:type="dxa" w:w="1505"/>
+            <w:vAlign w:val="center"/>
+            <w:shd w:fill="F2F6FA"/>
+          </w:tcPr>
+          <w:p>
+            <w:r>
+              <w:rPr>
+                <w:sz w:val="18"/>
+              </w:rPr>
+              <w:t>RF-02</w:t>
+            </w:r>
+          </w:p>
+        </w:tc>
+      </w:tr>
+      <w:tr>
+        <w:tc>
+          <w:tcPr>
+            <w:tcW w:type="dxa" w:w="1505"/>
+            <w:vAlign w:val="center"/>
+          </w:tcPr>
+          <w:p>
+            <w:r>
+              <w:rPr>
+                <w:sz w:val="18"/>
+              </w:rPr>
+              <w:t>UC-03</w:t>
+            </w:r>
+          </w:p>
+        </w:tc>
+        <w:tc>
+          <w:tcPr>
+            <w:tcW w:type="dxa" w:w="1505"/>
+            <w:vAlign w:val="center"/>
+          </w:tcPr>
+          <w:p>
+            <w:r>
+              <w:rPr>
+                <w:sz w:val="18"/>
+              </w:rPr>
+              <w:t>Consultar Demandas</w:t>
+            </w:r>
+          </w:p>
+        </w:tc>
+        <w:tc>
+          <w:tcPr>
+            <w:tcW w:type="dxa" w:w="1505"/>
+            <w:vAlign w:val="center"/>
+          </w:tcPr>
+          <w:p>
+            <w:r>
+              <w:rPr>
+                <w:sz w:val="18"/>
+              </w:rPr>
+              <w:t>Profissional autenticado</w:t>
+            </w:r>
+          </w:p>
+        </w:tc>
+        <w:tc>
+          <w:tcPr>
+            <w:tcW w:type="dxa" w:w="1505"/>
+            <w:vAlign w:val="center"/>
+          </w:tcPr>
+          <w:p>
+            <w:r>
+              <w:rPr>
+                <w:sz w:val="18"/>
+              </w:rPr>
+              <w:t>Visualizar demandas abertas disponíveis.</w:t>
+            </w:r>
+          </w:p>
+        </w:tc>
+        <w:tc>
+          <w:tcPr>
+            <w:tcW w:type="dxa" w:w="1505"/>
+            <w:vAlign w:val="center"/>
+          </w:tcPr>
+          <w:p>
+            <w:r>
+              <w:rPr>
+                <w:sz w:val="18"/>
+              </w:rPr>
+              <w:t>Must</w:t>
+            </w:r>
+          </w:p>
+        </w:tc>
+        <w:tc>
+          <w:tcPr>
+            <w:tcW w:type="dxa" w:w="1505"/>
+            <w:vAlign w:val="center"/>
+          </w:tcPr>
+          <w:p>
+            <w:r>
+              <w:rPr>
+                <w:sz w:val="18"/>
+              </w:rPr>
+              <w:t>RF-03</w:t>
+            </w:r>
+          </w:p>
+        </w:tc>
+      </w:tr>
+      <w:tr>
+        <w:tc>
+          <w:tcPr>
+            <w:tcW w:type="dxa" w:w="1505"/>
+            <w:vAlign w:val="center"/>
+            <w:shd w:fill="F2F6FA"/>
+          </w:tcPr>
+          <w:p>
+            <w:r>
+              <w:rPr>
+                <w:sz w:val="18"/>
+              </w:rPr>
+              <w:t>UC-04</w:t>
+            </w:r>
+          </w:p>
+        </w:tc>
+        <w:tc>
+          <w:tcPr>
+            <w:tcW w:type="dxa" w:w="1505"/>
+            <w:vAlign w:val="center"/>
+            <w:shd w:fill="F2F6FA"/>
+          </w:tcPr>
+          <w:p>
+            <w:r>
+              <w:rPr>
+                <w:sz w:val="18"/>
+              </w:rPr>
+              <w:t>Aceitar Demanda</w:t>
+            </w:r>
+          </w:p>
+        </w:tc>
+        <w:tc>
+          <w:tcPr>
+            <w:tcW w:type="dxa" w:w="1505"/>
+            <w:vAlign w:val="center"/>
+            <w:shd w:fill="F2F6FA"/>
+          </w:tcPr>
+          <w:p>
+            <w:r>
+              <w:rPr>
+                <w:sz w:val="18"/>
+              </w:rPr>
+              <w:t>Profissional validado</w:t>
+            </w:r>
+          </w:p>
+        </w:tc>
+        <w:tc>
+          <w:tcPr>
+            <w:tcW w:type="dxa" w:w="1505"/>
+            <w:vAlign w:val="center"/>
+            <w:shd w:fill="F2F6FA"/>
+          </w:tcPr>
+          <w:p>
+            <w:r>
+              <w:rPr>
+                <w:sz w:val="18"/>
+              </w:rPr>
+              <w:t>Associar-se a uma demanda aberta.</w:t>
+            </w:r>
+          </w:p>
+        </w:tc>
+        <w:tc>
+          <w:tcPr>
+            <w:tcW w:type="dxa" w:w="1505"/>
+            <w:vAlign w:val="center"/>
+            <w:shd w:fill="F2F6FA"/>
+          </w:tcPr>
+          <w:p>
+            <w:r>
+              <w:rPr>
+                <w:sz w:val="18"/>
+              </w:rPr>
+              <w:t>Must</w:t>
+            </w:r>
+          </w:p>
+        </w:tc>
+        <w:tc>
+          <w:tcPr>
+            <w:tcW w:type="dxa" w:w="1505"/>
+            <w:vAlign w:val="center"/>
+            <w:shd w:fill="F2F6FA"/>
+          </w:tcPr>
+          <w:p>
+            <w:r>
+              <w:rPr>
+                <w:sz w:val="18"/>
+              </w:rPr>
+              <w:t>RF-04, RN-01</w:t>
+            </w:r>
+          </w:p>
+        </w:tc>
+      </w:tr>
+      <w:tr>
+        <w:tc>
+          <w:tcPr>
+            <w:tcW w:type="dxa" w:w="1505"/>
+            <w:vAlign w:val="center"/>
+          </w:tcPr>
+          <w:p>
+            <w:r>
+              <w:rPr>
+                <w:sz w:val="18"/>
+              </w:rPr>
+              <w:t>UC-05</w:t>
+            </w:r>
+          </w:p>
+        </w:tc>
+        <w:tc>
+          <w:tcPr>
+            <w:tcW w:type="dxa" w:w="1505"/>
+            <w:vAlign w:val="center"/>
+          </w:tcPr>
+          <w:p>
+            <w:r>
+              <w:rPr>
+                <w:sz w:val="18"/>
+              </w:rPr>
+              <w:t>Finalizar Serviço</w:t>
+            </w:r>
+          </w:p>
+        </w:tc>
+        <w:tc>
+          <w:tcPr>
+            <w:tcW w:type="dxa" w:w="1505"/>
+            <w:vAlign w:val="center"/>
+          </w:tcPr>
+          <w:p>
+            <w:r>
+              <w:rPr>
+                <w:sz w:val="18"/>
+              </w:rPr>
+              <w:t>Profissional associado</w:t>
+            </w:r>
+          </w:p>
+        </w:tc>
+        <w:tc>
+          <w:tcPr>
+            <w:tcW w:type="dxa" w:w="1505"/>
+            <w:vAlign w:val="center"/>
+          </w:tcPr>
+          <w:p>
+            <w:r>
+              <w:rPr>
+                <w:sz w:val="18"/>
+              </w:rPr>
+              <w:t>Alterar o status do atendimento para FINALIZADO.</w:t>
+            </w:r>
+          </w:p>
+        </w:tc>
+        <w:tc>
+          <w:tcPr>
+            <w:tcW w:type="dxa" w:w="1505"/>
+            <w:vAlign w:val="center"/>
+          </w:tcPr>
+          <w:p>
+            <w:r>
+              <w:rPr>
+                <w:sz w:val="18"/>
+              </w:rPr>
+              <w:t>Must</w:t>
+            </w:r>
+          </w:p>
+        </w:tc>
+        <w:tc>
+          <w:tcPr>
+            <w:tcW w:type="dxa" w:w="1505"/>
+            <w:vAlign w:val="center"/>
+          </w:tcPr>
+          <w:p>
+            <w:r>
+              <w:rPr>
+                <w:sz w:val="18"/>
+              </w:rPr>
+              <w:t>RF-05, RN-02</w:t>
+            </w:r>
+          </w:p>
+        </w:tc>
+      </w:tr>
+      <w:tr>
+        <w:tc>
+          <w:tcPr>
+            <w:tcW w:type="dxa" w:w="1505"/>
+            <w:vAlign w:val="center"/>
+            <w:shd w:fill="F2F6FA"/>
+          </w:tcPr>
+          <w:p>
+            <w:r>
+              <w:rPr>
+                <w:sz w:val="18"/>
+              </w:rPr>
+              <w:t>UC-07</w:t>
+            </w:r>
+          </w:p>
+        </w:tc>
+        <w:tc>
+          <w:tcPr>
+            <w:tcW w:type="dxa" w:w="1505"/>
+            <w:vAlign w:val="center"/>
+            <w:shd w:fill="F2F6FA"/>
+          </w:tcPr>
+          <w:p>
+            <w:r>
+              <w:rPr>
+                <w:sz w:val="18"/>
+              </w:rPr>
+              <w:t>Moderar Cadastro</w:t>
+            </w:r>
+          </w:p>
+        </w:tc>
+        <w:tc>
+          <w:tcPr>
+            <w:tcW w:type="dxa" w:w="1505"/>
+            <w:vAlign w:val="center"/>
+            <w:shd w:fill="F2F6FA"/>
+          </w:tcPr>
+          <w:p>
+            <w:r>
+              <w:rPr>
+                <w:sz w:val="18"/>
+              </w:rPr>
+              <w:t>Administrador</w:t>
+            </w:r>
+          </w:p>
+        </w:tc>
+        <w:tc>
+          <w:tcPr>
+            <w:tcW w:type="dxa" w:w="1505"/>
+            <w:vAlign w:val="center"/>
+            <w:shd w:fill="F2F6FA"/>
+          </w:tcPr>
+          <w:p>
+            <w:r>
+              <w:rPr>
+                <w:sz w:val="18"/>
+              </w:rPr>
+              <w:t>Validar, bloquear ou ativar cadastros.</w:t>
+            </w:r>
+          </w:p>
+        </w:tc>
+        <w:tc>
+          <w:tcPr>
+            <w:tcW w:type="dxa" w:w="1505"/>
+            <w:vAlign w:val="center"/>
+            <w:shd w:fill="F2F6FA"/>
+          </w:tcPr>
+          <w:p>
+            <w:r>
+              <w:rPr>
+                <w:sz w:val="18"/>
+              </w:rPr>
+              <w:t>Must</w:t>
+            </w:r>
+          </w:p>
+        </w:tc>
+        <w:tc>
+          <w:tcPr>
+            <w:tcW w:type="dxa" w:w="1505"/>
+            <w:vAlign w:val="center"/>
+            <w:shd w:fill="F2F6FA"/>
+          </w:tcPr>
+          <w:p>
+            <w:r>
+              <w:rPr>
+                <w:sz w:val="18"/>
+              </w:rPr>
+              <w:t>RF-07, RN-01</w:t>
+            </w:r>
+          </w:p>
+        </w:tc>
+      </w:tr>
+      <w:tr>
+        <w:tc>
+          <w:tcPr>
+            <w:tcW w:type="dxa" w:w="1505"/>
+            <w:vAlign w:val="center"/>
+          </w:tcPr>
+          <w:p>
+            <w:r>
+              <w:rPr>
+                <w:sz w:val="18"/>
+              </w:rPr>
+              <w:t>UC-06</w:t>
+            </w:r>
+          </w:p>
+        </w:tc>
+        <w:tc>
+          <w:tcPr>
+            <w:tcW w:type="dxa" w:w="1505"/>
+            <w:vAlign w:val="center"/>
+          </w:tcPr>
+          <w:p>
+            <w:r>
+              <w:rPr>
+                <w:sz w:val="18"/>
+              </w:rPr>
+              <w:t>Avaliar Profissional</w:t>
+            </w:r>
+          </w:p>
+        </w:tc>
+        <w:tc>
+          <w:tcPr>
+            <w:tcW w:type="dxa" w:w="1505"/>
+            <w:vAlign w:val="center"/>
+          </w:tcPr>
+          <w:p>
+            <w:r>
+              <w:rPr>
+                <w:sz w:val="18"/>
+              </w:rPr>
+              <w:t>Cliente</w:t>
+            </w:r>
+          </w:p>
+        </w:tc>
+        <w:tc>
+          <w:tcPr>
+            <w:tcW w:type="dxa" w:w="1505"/>
+            <w:vAlign w:val="center"/>
+          </w:tcPr>
+          <w:p>
+            <w:r>
+              <w:rPr>
+                <w:sz w:val="18"/>
+              </w:rPr>
+              <w:t>Registrar nota e comentário após a finalização.</w:t>
+            </w:r>
+          </w:p>
+        </w:tc>
+        <w:tc>
+          <w:tcPr>
+            <w:tcW w:type="dxa" w:w="1505"/>
+            <w:vAlign w:val="center"/>
+          </w:tcPr>
+          <w:p>
+            <w:r>
+              <w:rPr>
+                <w:sz w:val="18"/>
+              </w:rPr>
+              <w:t>Should</w:t>
+            </w:r>
+          </w:p>
+        </w:tc>
+        <w:tc>
+          <w:tcPr>
+            <w:tcW w:type="dxa" w:w="1505"/>
+            <w:vAlign w:val="center"/>
+          </w:tcPr>
+          <w:p>
+            <w:r>
+              <w:rPr>
+                <w:sz w:val="18"/>
+              </w:rPr>
+              <w:t>RF-06, RN-03</w:t>
+            </w:r>
+          </w:p>
+        </w:tc>
+      </w:tr>
+    </w:tbl>
+    <w:p/>
+    <w:p>
+      <w:pPr>
+        <w:pStyle w:val="Heading2"/>
+      </w:pPr>
+      <w:r>
+        <w:t>8.1 UC-01 — Cadastrar-se / Autenticar-se</w:t>
+      </w:r>
+    </w:p>
+    <w:tbl>
+      <w:tblPr>
+        <w:tblW w:type="auto" w:w="0"/>
+        <w:tblLook w:firstColumn="1" w:firstRow="1" w:lastColumn="0" w:lastRow="0" w:noHBand="0" w:noVBand="1" w:val="04A0"/>
+        <w:tblBorders>
+          <w:top w:val="single" w:sz="4" w:space="0" w:color="D9D9D9"/>
+          <w:left w:val="single" w:sz="4" w:space="0" w:color="D9D9D9"/>
+          <w:bottom w:val="single" w:sz="4" w:space="0" w:color="D9D9D9"/>
+          <w:right w:val="single" w:sz="4" w:space="0" w:color="D9D9D9"/>
+          <w:insideH w:val="single" w:sz="4" w:space="0" w:color="D9D9D9"/>
+          <w:insideV w:val="single" w:sz="4" w:space="0" w:color="D9D9D9"/>
+        </w:tblBorders>
+      </w:tblPr>
+      <w:tblGrid>
+        <w:gridCol w:w="4514"/>
+        <w:gridCol w:w="4514"/>
+      </w:tblGrid>
+      <w:tr>
+        <w:tc>
+          <w:tcPr>
+            <w:tcW w:type="dxa" w:w="4514"/>
+            <w:shd w:fill="1F4E78"/>
+          </w:tcPr>
+          <w:p>
+            <w:r>
+              <w:rPr>
+                <w:b/>
+                <w:color w:val="FFFFFF"/>
+                <w:sz w:val="18"/>
+              </w:rPr>
+              <w:t>Campo</w:t>
+            </w:r>
+          </w:p>
+        </w:tc>
+        <w:tc>
+          <w:tcPr>
+            <w:tcW w:type="dxa" w:w="4514"/>
+            <w:shd w:fill="1F4E78"/>
+          </w:tcPr>
+          <w:p>
+            <w:r>
+              <w:rPr>
+                <w:b/>
+                <w:color w:val="FFFFFF"/>
+                <w:sz w:val="18"/>
+              </w:rPr>
+              <w:t>Especificação</w:t>
+            </w:r>
+          </w:p>
+        </w:tc>
+      </w:tr>
+      <w:tr>
+        <w:tc>
+          <w:tcPr>
+            <w:tcW w:type="dxa" w:w="4514"/>
+            <w:vAlign w:val="center"/>
+          </w:tcPr>
+          <w:p>
+            <w:r>
+              <w:rPr>
+                <w:sz w:val="18"/>
+              </w:rPr>
+              <w:t>Ator primário</w:t>
+            </w:r>
+          </w:p>
+        </w:tc>
+        <w:tc>
+          <w:tcPr>
+            <w:tcW w:type="dxa" w:w="4514"/>
+            <w:vAlign w:val="center"/>
+          </w:tcPr>
+          <w:p>
+            <w:r>
+              <w:rPr>
+                <w:sz w:val="18"/>
+              </w:rPr>
+              <w:t>Cliente, Profissional ou Administrador</w:t>
+            </w:r>
+          </w:p>
+        </w:tc>
+      </w:tr>
+      <w:tr>
+        <w:tc>
+          <w:tcPr>
+            <w:tcW w:type="dxa" w:w="4514"/>
+            <w:vAlign w:val="center"/>
+            <w:shd w:fill="F2F6FA"/>
+          </w:tcPr>
+          <w:p>
+            <w:r>
+              <w:rPr>
+                <w:sz w:val="18"/>
+              </w:rPr>
+              <w:t>Objetivo</w:t>
+            </w:r>
+          </w:p>
+        </w:tc>
+        <w:tc>
+          <w:tcPr>
+            <w:tcW w:type="dxa" w:w="4514"/>
+            <w:vAlign w:val="center"/>
+            <w:shd w:fill="F2F6FA"/>
+          </w:tcPr>
+          <w:p>
+            <w:r>
+              <w:rPr>
+                <w:sz w:val="18"/>
+              </w:rPr>
+              <w:t>Criar uma conta ou iniciar sessão.</w:t>
+            </w:r>
+          </w:p>
+        </w:tc>
+      </w:tr>
+      <w:tr>
+        <w:tc>
+          <w:tcPr>
+            <w:tcW w:type="dxa" w:w="4514"/>
+            <w:vAlign w:val="center"/>
+          </w:tcPr>
+          <w:p>
+            <w:r>
+              <w:rPr>
+                <w:sz w:val="18"/>
+              </w:rPr>
+              <w:t>Pré-condições</w:t>
+            </w:r>
+          </w:p>
+        </w:tc>
+        <w:tc>
+          <w:tcPr>
+            <w:tcW w:type="dxa" w:w="4514"/>
+            <w:vAlign w:val="center"/>
+          </w:tcPr>
+          <w:p>
+            <w:r>
+              <w:rPr>
+                <w:sz w:val="18"/>
+              </w:rPr>
+              <w:t>Usuário informa dados de cadastro ou possui conta existente; a aplicação está disponível.</w:t>
+            </w:r>
+          </w:p>
+        </w:tc>
+      </w:tr>
+      <w:tr>
+        <w:tc>
+          <w:tcPr>
+            <w:tcW w:type="dxa" w:w="4514"/>
+            <w:vAlign w:val="center"/>
+            <w:shd w:fill="F2F6FA"/>
+          </w:tcPr>
+          <w:p>
+            <w:r>
+              <w:rPr>
+                <w:sz w:val="18"/>
+              </w:rPr>
+              <w:t>Pós-condições</w:t>
+            </w:r>
+          </w:p>
+        </w:tc>
+        <w:tc>
+          <w:tcPr>
+            <w:tcW w:type="dxa" w:w="4514"/>
+            <w:vAlign w:val="center"/>
+            <w:shd w:fill="F2F6FA"/>
+          </w:tcPr>
+          <w:p>
+            <w:r>
+              <w:rPr>
+                <w:sz w:val="18"/>
+              </w:rPr>
+              <w:t>Conta persistida e sessão iniciada, ou sessão autenticada para conta existente.</w:t>
+            </w:r>
+          </w:p>
+        </w:tc>
+      </w:tr>
+      <w:tr>
+        <w:tc>
+          <w:tcPr>
+            <w:tcW w:type="dxa" w:w="4514"/>
+            <w:vAlign w:val="center"/>
+          </w:tcPr>
+          <w:p>
+            <w:r>
+              <w:rPr>
+                <w:sz w:val="18"/>
+              </w:rPr>
+              <w:t>Requisitos relacionados</w:t>
+            </w:r>
+          </w:p>
+        </w:tc>
+        <w:tc>
+          <w:tcPr>
+            <w:tcW w:type="dxa" w:w="4514"/>
+            <w:vAlign w:val="center"/>
+          </w:tcPr>
+          <w:p>
+            <w:r>
+              <w:rPr>
+                <w:sz w:val="18"/>
+              </w:rPr>
+              <w:t>RF-01, RNF-02</w:t>
+            </w:r>
+          </w:p>
+        </w:tc>
+      </w:tr>
+    </w:tbl>
+    <w:p/>
+    <w:p>
+      <w:pPr>
+        <w:pStyle w:val="Heading3"/>
+      </w:pPr>
+      <w:r>
+        <w:t>Fluxo principal</w:t>
+      </w:r>
+    </w:p>
+    <w:tbl>
+      <w:tblPr>
+        <w:tblW w:type="auto" w:w="0"/>
+        <w:tblLook w:firstColumn="1" w:firstRow="1" w:lastColumn="0" w:lastRow="0" w:noHBand="0" w:noVBand="1" w:val="04A0"/>
+        <w:tblBorders>
+          <w:top w:val="single" w:sz="4" w:space="0" w:color="D9D9D9"/>
+          <w:left w:val="single" w:sz="4" w:space="0" w:color="D9D9D9"/>
+          <w:bottom w:val="single" w:sz="4" w:space="0" w:color="D9D9D9"/>
+          <w:right w:val="single" w:sz="4" w:space="0" w:color="D9D9D9"/>
+          <w:insideH w:val="single" w:sz="4" w:space="0" w:color="D9D9D9"/>
+          <w:insideV w:val="single" w:sz="4" w:space="0" w:color="D9D9D9"/>
+        </w:tblBorders>
+      </w:tblPr>
+      <w:tblGrid>
+        <w:gridCol w:w="3010"/>
+        <w:gridCol w:w="3010"/>
+        <w:gridCol w:w="3010"/>
+      </w:tblGrid>
+      <w:tr>
+        <w:tc>
+          <w:tcPr>
+            <w:tcW w:type="dxa" w:w="3010"/>
+            <w:shd w:fill="1F4E78"/>
+          </w:tcPr>
+          <w:p>
+            <w:r>
+              <w:rPr>
+                <w:b/>
+                <w:color w:val="FFFFFF"/>
+                <w:sz w:val="18"/>
+              </w:rPr>
+              <w:t>Passo</w:t>
+            </w:r>
+          </w:p>
+        </w:tc>
+        <w:tc>
+          <w:tcPr>
+            <w:tcW w:type="dxa" w:w="3010"/>
+            <w:shd w:fill="1F4E78"/>
+          </w:tcPr>
+          <w:p>
+            <w:r>
+              <w:rPr>
+                <w:b/>
+                <w:color w:val="FFFFFF"/>
+                <w:sz w:val="18"/>
+              </w:rPr>
+              <w:t>Ação do ator</w:t>
+            </w:r>
+          </w:p>
+        </w:tc>
+        <w:tc>
+          <w:tcPr>
+            <w:tcW w:type="dxa" w:w="3010"/>
+            <w:shd w:fill="1F4E78"/>
+          </w:tcPr>
+          <w:p>
+            <w:r>
+              <w:rPr>
+                <w:b/>
+                <w:color w:val="FFFFFF"/>
+                <w:sz w:val="18"/>
+              </w:rPr>
+              <w:t>Resposta do sistema</w:t>
+            </w:r>
+          </w:p>
+        </w:tc>
+      </w:tr>
+      <w:tr>
+        <w:tc>
+          <w:tcPr>
+            <w:tcW w:type="dxa" w:w="3010"/>
+            <w:vAlign w:val="center"/>
+          </w:tcPr>
+          <w:p>
+            <w:r>
+              <w:rPr>
+                <w:sz w:val="18"/>
+              </w:rPr>
+              <w:t>1</w:t>
+            </w:r>
+          </w:p>
+        </w:tc>
+        <w:tc>
+          <w:tcPr>
+            <w:tcW w:type="dxa" w:w="3010"/>
+            <w:vAlign w:val="center"/>
+          </w:tcPr>
+          <w:p>
+            <w:r>
+              <w:rPr>
+                <w:sz w:val="18"/>
+              </w:rPr>
+              <w:t>Seleciona Cadastrar-se ou Autenticar-se.</w:t>
+            </w:r>
+          </w:p>
+        </w:tc>
+        <w:tc>
+          <w:tcPr>
+            <w:tcW w:type="dxa" w:w="3010"/>
+            <w:vAlign w:val="center"/>
+          </w:tcPr>
+          <w:p>
+            <w:r>
+              <w:rPr>
+                <w:sz w:val="18"/>
+              </w:rPr>
+              <w:t>Exibe formulário correspondente.</w:t>
+            </w:r>
+          </w:p>
+        </w:tc>
+      </w:tr>
+      <w:tr>
+        <w:tc>
+          <w:tcPr>
+            <w:tcW w:type="dxa" w:w="3010"/>
+            <w:vAlign w:val="center"/>
+            <w:shd w:fill="F2F6FA"/>
+          </w:tcPr>
+          <w:p>
+            <w:r>
+              <w:rPr>
+                <w:sz w:val="18"/>
+              </w:rPr>
+              <w:t>2</w:t>
+            </w:r>
+          </w:p>
+        </w:tc>
+        <w:tc>
+          <w:tcPr>
+            <w:tcW w:type="dxa" w:w="3010"/>
+            <w:vAlign w:val="center"/>
+            <w:shd w:fill="F2F6FA"/>
+          </w:tcPr>
+          <w:p>
+            <w:r>
+              <w:rPr>
+                <w:sz w:val="18"/>
+              </w:rPr>
+              <w:t>Informa nome, e-mail, telefone, senha e perfil no cadastro, ou e-mail e senha no login.</w:t>
+            </w:r>
+          </w:p>
+        </w:tc>
+        <w:tc>
+          <w:tcPr>
+            <w:tcW w:type="dxa" w:w="3010"/>
+            <w:vAlign w:val="center"/>
+            <w:shd w:fill="F2F6FA"/>
+          </w:tcPr>
+          <w:p>
+            <w:r>
+              <w:rPr>
+                <w:sz w:val="18"/>
+              </w:rPr>
+              <w:t>Valida campos obrigatórios e formato.</w:t>
+            </w:r>
+          </w:p>
+        </w:tc>
+      </w:tr>
+      <w:tr>
+        <w:tc>
+          <w:tcPr>
+            <w:tcW w:type="dxa" w:w="3010"/>
+            <w:vAlign w:val="center"/>
+          </w:tcPr>
+          <w:p>
+            <w:r>
+              <w:rPr>
+                <w:sz w:val="18"/>
+              </w:rPr>
+              <w:t>3</w:t>
+            </w:r>
+          </w:p>
+        </w:tc>
+        <w:tc>
+          <w:tcPr>
+            <w:tcW w:type="dxa" w:w="3010"/>
+            <w:vAlign w:val="center"/>
+          </w:tcPr>
+          <w:p>
+            <w:r>
+              <w:rPr>
+                <w:sz w:val="18"/>
+              </w:rPr>
+              <w:t>Confirma a operação.</w:t>
+            </w:r>
+          </w:p>
+        </w:tc>
+        <w:tc>
+          <w:tcPr>
+            <w:tcW w:type="dxa" w:w="3010"/>
+            <w:vAlign w:val="center"/>
+          </w:tcPr>
+          <w:p>
+            <w:r>
+              <w:rPr>
+                <w:sz w:val="18"/>
+              </w:rPr>
+              <w:t>Cria a conta ou autentica o usuário e exibe confirmação.</w:t>
+            </w:r>
+          </w:p>
+        </w:tc>
+      </w:tr>
+    </w:tbl>
+    <w:p/>
+    <w:p>
+      <w:pPr>
+        <w:pStyle w:val="Heading3"/>
+      </w:pPr>
+      <w:r>
+        <w:t>Exceções e regras</w:t>
+      </w:r>
+    </w:p>
+    <w:tbl>
+      <w:tblPr>
+        <w:tblW w:type="auto" w:w="0"/>
+        <w:tblLook w:firstColumn="1" w:firstRow="1" w:lastColumn="0" w:lastRow="0" w:noHBand="0" w:noVBand="1" w:val="04A0"/>
+        <w:tblBorders>
+          <w:top w:val="single" w:sz="4" w:space="0" w:color="D9D9D9"/>
+          <w:left w:val="single" w:sz="4" w:space="0" w:color="D9D9D9"/>
+          <w:bottom w:val="single" w:sz="4" w:space="0" w:color="D9D9D9"/>
+          <w:right w:val="single" w:sz="4" w:space="0" w:color="D9D9D9"/>
+          <w:insideH w:val="single" w:sz="4" w:space="0" w:color="D9D9D9"/>
+          <w:insideV w:val="single" w:sz="4" w:space="0" w:color="D9D9D9"/>
+        </w:tblBorders>
+      </w:tblPr>
+      <w:tblGrid>
+        <w:gridCol w:w="3010"/>
+        <w:gridCol w:w="3010"/>
+        <w:gridCol w:w="3010"/>
+      </w:tblGrid>
+      <w:tr>
+        <w:tc>
+          <w:tcPr>
+            <w:tcW w:type="dxa" w:w="3010"/>
+            <w:shd w:fill="1F4E78"/>
+          </w:tcPr>
+          <w:p>
+            <w:r>
+              <w:rPr>
+                <w:b/>
+                <w:color w:val="FFFFFF"/>
+                <w:sz w:val="18"/>
+              </w:rPr>
+              <w:t>ID</w:t>
+            </w:r>
+          </w:p>
+        </w:tc>
+        <w:tc>
+          <w:tcPr>
+            <w:tcW w:type="dxa" w:w="3010"/>
+            <w:shd w:fill="1F4E78"/>
+          </w:tcPr>
+          <w:p>
+            <w:r>
+              <w:rPr>
+                <w:b/>
+                <w:color w:val="FFFFFF"/>
+                <w:sz w:val="18"/>
+              </w:rPr>
+              <w:t>Condição</w:t>
+            </w:r>
+          </w:p>
+        </w:tc>
+        <w:tc>
+          <w:tcPr>
+            <w:tcW w:type="dxa" w:w="3010"/>
+            <w:shd w:fill="1F4E78"/>
+          </w:tcPr>
+          <w:p>
+            <w:r>
+              <w:rPr>
+                <w:b/>
+                <w:color w:val="FFFFFF"/>
+                <w:sz w:val="18"/>
+              </w:rPr>
+              <w:t>Resposta esperada</w:t>
+            </w:r>
+          </w:p>
+        </w:tc>
+      </w:tr>
+      <w:tr>
+        <w:tc>
+          <w:tcPr>
+            <w:tcW w:type="dxa" w:w="3010"/>
+            <w:vAlign w:val="center"/>
+          </w:tcPr>
+          <w:p>
+            <w:r>
+              <w:rPr>
+                <w:sz w:val="18"/>
+              </w:rPr>
+              <w:t>E1</w:t>
+            </w:r>
+          </w:p>
+        </w:tc>
+        <w:tc>
+          <w:tcPr>
+            <w:tcW w:type="dxa" w:w="3010"/>
+            <w:vAlign w:val="center"/>
+          </w:tcPr>
+          <w:p>
+            <w:r>
+              <w:rPr>
+                <w:sz w:val="18"/>
+              </w:rPr>
+              <w:t>Campo obrigatório ausente ou e-mail inválido.</w:t>
+            </w:r>
+          </w:p>
+        </w:tc>
+        <w:tc>
+          <w:tcPr>
+            <w:tcW w:type="dxa" w:w="3010"/>
+            <w:vAlign w:val="center"/>
+          </w:tcPr>
+          <w:p>
+            <w:r>
+              <w:rPr>
+                <w:sz w:val="18"/>
+              </w:rPr>
+              <w:t>Rejeita a operação e informa o campo a corrigir.</w:t>
+            </w:r>
+          </w:p>
+        </w:tc>
+      </w:tr>
+      <w:tr>
+        <w:tc>
+          <w:tcPr>
+            <w:tcW w:type="dxa" w:w="3010"/>
+            <w:vAlign w:val="center"/>
+            <w:shd w:fill="F2F6FA"/>
+          </w:tcPr>
+          <w:p>
+            <w:r>
+              <w:rPr>
+                <w:sz w:val="18"/>
+              </w:rPr>
+              <w:t>E2</w:t>
+            </w:r>
+          </w:p>
+        </w:tc>
+        <w:tc>
+          <w:tcPr>
+            <w:tcW w:type="dxa" w:w="3010"/>
+            <w:vAlign w:val="center"/>
+            <w:shd w:fill="F2F6FA"/>
+          </w:tcPr>
+          <w:p>
+            <w:r>
+              <w:rPr>
+                <w:sz w:val="18"/>
+              </w:rPr>
+              <w:t>E-mail já cadastrado.</w:t>
+            </w:r>
+          </w:p>
+        </w:tc>
+        <w:tc>
+          <w:tcPr>
+            <w:tcW w:type="dxa" w:w="3010"/>
+            <w:vAlign w:val="center"/>
+            <w:shd w:fill="F2F6FA"/>
+          </w:tcPr>
+          <w:p>
+            <w:r>
+              <w:rPr>
+                <w:sz w:val="18"/>
+              </w:rPr>
+              <w:t>Não duplica a conta e solicita outro e-mail.</w:t>
+            </w:r>
+          </w:p>
+        </w:tc>
+      </w:tr>
+      <w:tr>
+        <w:tc>
+          <w:tcPr>
+            <w:tcW w:type="dxa" w:w="3010"/>
+            <w:vAlign w:val="center"/>
+          </w:tcPr>
+          <w:p>
+            <w:r>
+              <w:rPr>
+                <w:sz w:val="18"/>
+              </w:rPr>
+              <w:t>E3</w:t>
+            </w:r>
+          </w:p>
+        </w:tc>
+        <w:tc>
+          <w:tcPr>
+            <w:tcW w:type="dxa" w:w="3010"/>
+            <w:vAlign w:val="center"/>
+          </w:tcPr>
+          <w:p>
+            <w:r>
+              <w:rPr>
+                <w:sz w:val="18"/>
+              </w:rPr>
+              <w:t>Credenciais inválidas.</w:t>
+            </w:r>
+          </w:p>
+        </w:tc>
+        <w:tc>
+          <w:tcPr>
+            <w:tcW w:type="dxa" w:w="3010"/>
+            <w:vAlign w:val="center"/>
+          </w:tcPr>
+          <w:p>
+            <w:r>
+              <w:rPr>
+                <w:sz w:val="18"/>
+              </w:rPr>
+              <w:t>Não cria sessão e exibe mensagem genérica.</w:t>
+            </w:r>
+          </w:p>
+        </w:tc>
+      </w:tr>
+    </w:tbl>
+    <w:p/>
+    <w:p>
+      <w:pPr>
+        <w:pStyle w:val="Heading2"/>
+      </w:pPr>
+      <w:r>
+        <w:t>8.2 UC-02 — Publicar Demanda</w:t>
+      </w:r>
+    </w:p>
+    <w:tbl>
+      <w:tblPr>
+        <w:tblW w:type="auto" w:w="0"/>
+        <w:tblLook w:firstColumn="1" w:firstRow="1" w:lastColumn="0" w:lastRow="0" w:noHBand="0" w:noVBand="1" w:val="04A0"/>
+        <w:tblBorders>
+          <w:top w:val="single" w:sz="4" w:space="0" w:color="D9D9D9"/>
+          <w:left w:val="single" w:sz="4" w:space="0" w:color="D9D9D9"/>
+          <w:bottom w:val="single" w:sz="4" w:space="0" w:color="D9D9D9"/>
+          <w:right w:val="single" w:sz="4" w:space="0" w:color="D9D9D9"/>
+          <w:insideH w:val="single" w:sz="4" w:space="0" w:color="D9D9D9"/>
+          <w:insideV w:val="single" w:sz="4" w:space="0" w:color="D9D9D9"/>
+        </w:tblBorders>
+      </w:tblPr>
+      <w:tblGrid>
+        <w:gridCol w:w="4514"/>
+        <w:gridCol w:w="4514"/>
+      </w:tblGrid>
+      <w:tr>
+        <w:tc>
+          <w:tcPr>
+            <w:tcW w:type="dxa" w:w="4514"/>
+            <w:shd w:fill="1F4E78"/>
+          </w:tcPr>
+          <w:p>
+            <w:r>
+              <w:rPr>
+                <w:b/>
+                <w:color w:val="FFFFFF"/>
+                <w:sz w:val="18"/>
+              </w:rPr>
+              <w:t>Campo</w:t>
+            </w:r>
+          </w:p>
+        </w:tc>
+        <w:tc>
+          <w:tcPr>
+            <w:tcW w:type="dxa" w:w="4514"/>
+            <w:shd w:fill="1F4E78"/>
+          </w:tcPr>
+          <w:p>
+            <w:r>
+              <w:rPr>
+                <w:b/>
+                <w:color w:val="FFFFFF"/>
+                <w:sz w:val="18"/>
+              </w:rPr>
+              <w:t>Especificação</w:t>
+            </w:r>
+          </w:p>
+        </w:tc>
+      </w:tr>
+      <w:tr>
+        <w:tc>
+          <w:tcPr>
+            <w:tcW w:type="dxa" w:w="4514"/>
+            <w:vAlign w:val="center"/>
+          </w:tcPr>
+          <w:p>
+            <w:r>
+              <w:rPr>
+                <w:sz w:val="18"/>
+              </w:rPr>
+              <w:t>Ator primário</w:t>
+            </w:r>
+          </w:p>
+        </w:tc>
+        <w:tc>
+          <w:tcPr>
+            <w:tcW w:type="dxa" w:w="4514"/>
+            <w:vAlign w:val="center"/>
+          </w:tcPr>
+          <w:p>
+            <w:r>
+              <w:rPr>
+                <w:sz w:val="18"/>
+              </w:rPr>
+              <w:t>Cliente autenticado</w:t>
+            </w:r>
+          </w:p>
+        </w:tc>
+      </w:tr>
+      <w:tr>
+        <w:tc>
+          <w:tcPr>
+            <w:tcW w:type="dxa" w:w="4514"/>
+            <w:vAlign w:val="center"/>
+            <w:shd w:fill="F2F6FA"/>
+          </w:tcPr>
+          <w:p>
+            <w:r>
+              <w:rPr>
+                <w:sz w:val="18"/>
+              </w:rPr>
+              <w:t>Objetivo</w:t>
+            </w:r>
+          </w:p>
+        </w:tc>
+        <w:tc>
+          <w:tcPr>
+            <w:tcW w:type="dxa" w:w="4514"/>
+            <w:vAlign w:val="center"/>
+            <w:shd w:fill="F2F6FA"/>
+          </w:tcPr>
+          <w:p>
+            <w:r>
+              <w:rPr>
+                <w:sz w:val="18"/>
+              </w:rPr>
+              <w:t>Publicar uma demanda de serviço.</w:t>
+            </w:r>
+          </w:p>
+        </w:tc>
+      </w:tr>
+      <w:tr>
+        <w:tc>
+          <w:tcPr>
+            <w:tcW w:type="dxa" w:w="4514"/>
+            <w:vAlign w:val="center"/>
+          </w:tcPr>
+          <w:p>
+            <w:r>
+              <w:rPr>
+                <w:sz w:val="18"/>
+              </w:rPr>
+              <w:t>Pré-condições</w:t>
+            </w:r>
+          </w:p>
+        </w:tc>
+        <w:tc>
+          <w:tcPr>
+            <w:tcW w:type="dxa" w:w="4514"/>
+            <w:vAlign w:val="center"/>
+          </w:tcPr>
+          <w:p>
+            <w:r>
+              <w:rPr>
+                <w:sz w:val="18"/>
+              </w:rPr>
+              <w:t>Cliente está autenticado; serviço/categoria disponível para seleção.</w:t>
+            </w:r>
+          </w:p>
+        </w:tc>
+      </w:tr>
+      <w:tr>
+        <w:tc>
+          <w:tcPr>
+            <w:tcW w:type="dxa" w:w="4514"/>
+            <w:vAlign w:val="center"/>
+            <w:shd w:fill="F2F6FA"/>
+          </w:tcPr>
+          <w:p>
+            <w:r>
+              <w:rPr>
+                <w:sz w:val="18"/>
+              </w:rPr>
+              <w:t>Pós-condições</w:t>
+            </w:r>
+          </w:p>
+        </w:tc>
+        <w:tc>
+          <w:tcPr>
+            <w:tcW w:type="dxa" w:w="4514"/>
+            <w:vAlign w:val="center"/>
+            <w:shd w:fill="F2F6FA"/>
+          </w:tcPr>
+          <w:p>
+            <w:r>
+              <w:rPr>
+                <w:sz w:val="18"/>
+              </w:rPr>
+              <w:t>Demanda persistida com identificador, data e status ABERTO; demanda aparece no mural.</w:t>
+            </w:r>
+          </w:p>
+        </w:tc>
+      </w:tr>
+      <w:tr>
+        <w:tc>
+          <w:tcPr>
+            <w:tcW w:type="dxa" w:w="4514"/>
+            <w:vAlign w:val="center"/>
+          </w:tcPr>
+          <w:p>
+            <w:r>
+              <w:rPr>
+                <w:sz w:val="18"/>
+              </w:rPr>
+              <w:t>Requisitos relacionados</w:t>
+            </w:r>
+          </w:p>
+        </w:tc>
+        <w:tc>
+          <w:tcPr>
+            <w:tcW w:type="dxa" w:w="4514"/>
+            <w:vAlign w:val="center"/>
+          </w:tcPr>
+          <w:p>
+            <w:r>
+              <w:rPr>
+                <w:sz w:val="18"/>
+              </w:rPr>
+              <w:t>RF-02</w:t>
+            </w:r>
+          </w:p>
+        </w:tc>
+      </w:tr>
+    </w:tbl>
+    <w:p/>
+    <w:p>
+      <w:pPr>
+        <w:pStyle w:val="Heading3"/>
+      </w:pPr>
+      <w:r>
+        <w:t>Fluxo principal</w:t>
+      </w:r>
+    </w:p>
+    <w:tbl>
+      <w:tblPr>
+        <w:tblW w:type="auto" w:w="0"/>
+        <w:tblLook w:firstColumn="1" w:firstRow="1" w:lastColumn="0" w:lastRow="0" w:noHBand="0" w:noVBand="1" w:val="04A0"/>
+        <w:tblBorders>
+          <w:top w:val="single" w:sz="4" w:space="0" w:color="D9D9D9"/>
+          <w:left w:val="single" w:sz="4" w:space="0" w:color="D9D9D9"/>
+          <w:bottom w:val="single" w:sz="4" w:space="0" w:color="D9D9D9"/>
+          <w:right w:val="single" w:sz="4" w:space="0" w:color="D9D9D9"/>
+          <w:insideH w:val="single" w:sz="4" w:space="0" w:color="D9D9D9"/>
+          <w:insideV w:val="single" w:sz="4" w:space="0" w:color="D9D9D9"/>
+        </w:tblBorders>
+      </w:tblPr>
+      <w:tblGrid>
+        <w:gridCol w:w="3010"/>
+        <w:gridCol w:w="3010"/>
+        <w:gridCol w:w="3010"/>
+      </w:tblGrid>
+      <w:tr>
+        <w:tc>
+          <w:tcPr>
+            <w:tcW w:type="dxa" w:w="3010"/>
+            <w:shd w:fill="1F4E78"/>
+          </w:tcPr>
+          <w:p>
+            <w:r>
+              <w:rPr>
+                <w:b/>
+                <w:color w:val="FFFFFF"/>
+                <w:sz w:val="18"/>
+              </w:rPr>
+              <w:t>Passo</w:t>
+            </w:r>
+          </w:p>
+        </w:tc>
+        <w:tc>
+          <w:tcPr>
+            <w:tcW w:type="dxa" w:w="3010"/>
+            <w:shd w:fill="1F4E78"/>
+          </w:tcPr>
+          <w:p>
+            <w:r>
+              <w:rPr>
+                <w:b/>
+                <w:color w:val="FFFFFF"/>
+                <w:sz w:val="18"/>
+              </w:rPr>
+              <w:t>Ação do ator</w:t>
+            </w:r>
+          </w:p>
+        </w:tc>
+        <w:tc>
+          <w:tcPr>
+            <w:tcW w:type="dxa" w:w="3010"/>
+            <w:shd w:fill="1F4E78"/>
+          </w:tcPr>
+          <w:p>
+            <w:r>
+              <w:rPr>
+                <w:b/>
+                <w:color w:val="FFFFFF"/>
+                <w:sz w:val="18"/>
+              </w:rPr>
+              <w:t>Resposta do sistema</w:t>
+            </w:r>
+          </w:p>
+        </w:tc>
+      </w:tr>
+      <w:tr>
+        <w:tc>
+          <w:tcPr>
+            <w:tcW w:type="dxa" w:w="3010"/>
+            <w:vAlign w:val="center"/>
+          </w:tcPr>
+          <w:p>
+            <w:r>
+              <w:rPr>
+                <w:sz w:val="18"/>
+              </w:rPr>
+              <w:t>1</w:t>
+            </w:r>
+          </w:p>
+        </w:tc>
+        <w:tc>
+          <w:tcPr>
+            <w:tcW w:type="dxa" w:w="3010"/>
+            <w:vAlign w:val="center"/>
+          </w:tcPr>
+          <w:p>
+            <w:r>
+              <w:rPr>
+                <w:sz w:val="18"/>
+              </w:rPr>
+              <w:t>Acessa Publicar Demanda.</w:t>
+            </w:r>
+          </w:p>
+        </w:tc>
+        <w:tc>
+          <w:tcPr>
+            <w:tcW w:type="dxa" w:w="3010"/>
+            <w:vAlign w:val="center"/>
+          </w:tcPr>
+          <w:p>
+            <w:r>
+              <w:rPr>
+                <w:sz w:val="18"/>
+              </w:rPr>
+              <w:t>Exibe formulário.</w:t>
+            </w:r>
+          </w:p>
+        </w:tc>
+      </w:tr>
+      <w:tr>
+        <w:tc>
+          <w:tcPr>
+            <w:tcW w:type="dxa" w:w="3010"/>
+            <w:vAlign w:val="center"/>
+            <w:shd w:fill="F2F6FA"/>
+          </w:tcPr>
+          <w:p>
+            <w:r>
+              <w:rPr>
+                <w:sz w:val="18"/>
+              </w:rPr>
+              <w:t>2</w:t>
+            </w:r>
+          </w:p>
+        </w:tc>
+        <w:tc>
+          <w:tcPr>
+            <w:tcW w:type="dxa" w:w="3010"/>
+            <w:vAlign w:val="center"/>
+            <w:shd w:fill="F2F6FA"/>
+          </w:tcPr>
+          <w:p>
+            <w:r>
+              <w:rPr>
+                <w:sz w:val="18"/>
+              </w:rPr>
+              <w:t>Seleciona serviço/categoria e informa descrição e localidade.</w:t>
+            </w:r>
+          </w:p>
+        </w:tc>
+        <w:tc>
+          <w:tcPr>
+            <w:tcW w:type="dxa" w:w="3010"/>
+            <w:vAlign w:val="center"/>
+            <w:shd w:fill="F2F6FA"/>
+          </w:tcPr>
+          <w:p>
+            <w:r>
+              <w:rPr>
+                <w:sz w:val="18"/>
+              </w:rPr>
+              <w:t>Valida campos obrigatórios.</w:t>
+            </w:r>
+          </w:p>
+        </w:tc>
+      </w:tr>
+      <w:tr>
+        <w:tc>
+          <w:tcPr>
+            <w:tcW w:type="dxa" w:w="3010"/>
+            <w:vAlign w:val="center"/>
+          </w:tcPr>
+          <w:p>
+            <w:r>
+              <w:rPr>
+                <w:sz w:val="18"/>
+              </w:rPr>
+              <w:t>3</w:t>
+            </w:r>
+          </w:p>
+        </w:tc>
+        <w:tc>
+          <w:tcPr>
+            <w:tcW w:type="dxa" w:w="3010"/>
+            <w:vAlign w:val="center"/>
+          </w:tcPr>
+          <w:p>
+            <w:r>
+              <w:rPr>
+                <w:sz w:val="18"/>
+              </w:rPr>
+              <w:t>Confirma Publicar.</w:t>
+            </w:r>
+          </w:p>
+        </w:tc>
+        <w:tc>
+          <w:tcPr>
+            <w:tcW w:type="dxa" w:w="3010"/>
+            <w:vAlign w:val="center"/>
+          </w:tcPr>
+          <w:p>
+            <w:r>
+              <w:rPr>
+                <w:sz w:val="18"/>
+              </w:rPr>
+              <w:t>Persiste a demanda com status ABERTO e exibe o detalhe.</w:t>
+            </w:r>
+          </w:p>
+        </w:tc>
+      </w:tr>
+    </w:tbl>
+    <w:p/>
+    <w:p>
+      <w:pPr>
+        <w:pStyle w:val="Heading3"/>
+      </w:pPr>
+      <w:r>
+        <w:t>Exceções e regras</w:t>
+      </w:r>
+    </w:p>
+    <w:tbl>
+      <w:tblPr>
+        <w:tblW w:type="auto" w:w="0"/>
+        <w:tblLook w:firstColumn="1" w:firstRow="1" w:lastColumn="0" w:lastRow="0" w:noHBand="0" w:noVBand="1" w:val="04A0"/>
+        <w:tblBorders>
+          <w:top w:val="single" w:sz="4" w:space="0" w:color="D9D9D9"/>
+          <w:left w:val="single" w:sz="4" w:space="0" w:color="D9D9D9"/>
+          <w:bottom w:val="single" w:sz="4" w:space="0" w:color="D9D9D9"/>
+          <w:right w:val="single" w:sz="4" w:space="0" w:color="D9D9D9"/>
+          <w:insideH w:val="single" w:sz="4" w:space="0" w:color="D9D9D9"/>
+          <w:insideV w:val="single" w:sz="4" w:space="0" w:color="D9D9D9"/>
+        </w:tblBorders>
+      </w:tblPr>
+      <w:tblGrid>
+        <w:gridCol w:w="3010"/>
+        <w:gridCol w:w="3010"/>
+        <w:gridCol w:w="3010"/>
+      </w:tblGrid>
+      <w:tr>
+        <w:tc>
+          <w:tcPr>
+            <w:tcW w:type="dxa" w:w="3010"/>
+            <w:shd w:fill="1F4E78"/>
+          </w:tcPr>
+          <w:p>
+            <w:r>
+              <w:rPr>
+                <w:b/>
+                <w:color w:val="FFFFFF"/>
+                <w:sz w:val="18"/>
+              </w:rPr>
+              <w:t>ID</w:t>
+            </w:r>
+          </w:p>
+        </w:tc>
+        <w:tc>
+          <w:tcPr>
+            <w:tcW w:type="dxa" w:w="3010"/>
+            <w:shd w:fill="1F4E78"/>
+          </w:tcPr>
+          <w:p>
+            <w:r>
+              <w:rPr>
+                <w:b/>
+                <w:color w:val="FFFFFF"/>
+                <w:sz w:val="18"/>
+              </w:rPr>
+              <w:t>Condição</w:t>
+            </w:r>
+          </w:p>
+        </w:tc>
+        <w:tc>
+          <w:tcPr>
+            <w:tcW w:type="dxa" w:w="3010"/>
+            <w:shd w:fill="1F4E78"/>
+          </w:tcPr>
+          <w:p>
+            <w:r>
+              <w:rPr>
+                <w:b/>
+                <w:color w:val="FFFFFF"/>
+                <w:sz w:val="18"/>
+              </w:rPr>
+              <w:t>Resposta esperada</w:t>
+            </w:r>
+          </w:p>
+        </w:tc>
+      </w:tr>
+      <w:tr>
+        <w:tc>
+          <w:tcPr>
+            <w:tcW w:type="dxa" w:w="3010"/>
+            <w:vAlign w:val="center"/>
+          </w:tcPr>
+          <w:p>
+            <w:r>
+              <w:rPr>
+                <w:sz w:val="18"/>
+              </w:rPr>
+              <w:t>E1</w:t>
+            </w:r>
+          </w:p>
+        </w:tc>
+        <w:tc>
+          <w:tcPr>
+            <w:tcW w:type="dxa" w:w="3010"/>
+            <w:vAlign w:val="center"/>
+          </w:tcPr>
+          <w:p>
+            <w:r>
+              <w:rPr>
+                <w:sz w:val="18"/>
+              </w:rPr>
+              <w:t>Cliente não autenticado.</w:t>
+            </w:r>
+          </w:p>
+        </w:tc>
+        <w:tc>
+          <w:tcPr>
+            <w:tcW w:type="dxa" w:w="3010"/>
+            <w:vAlign w:val="center"/>
+          </w:tcPr>
+          <w:p>
+            <w:r>
+              <w:rPr>
+                <w:sz w:val="18"/>
+              </w:rPr>
+              <w:t>Redireciona para autenticação.</w:t>
+            </w:r>
+          </w:p>
+        </w:tc>
+      </w:tr>
+      <w:tr>
+        <w:tc>
+          <w:tcPr>
+            <w:tcW w:type="dxa" w:w="3010"/>
+            <w:vAlign w:val="center"/>
+            <w:shd w:fill="F2F6FA"/>
+          </w:tcPr>
+          <w:p>
+            <w:r>
+              <w:rPr>
+                <w:sz w:val="18"/>
+              </w:rPr>
+              <w:t>E2</w:t>
+            </w:r>
+          </w:p>
+        </w:tc>
+        <w:tc>
+          <w:tcPr>
+            <w:tcW w:type="dxa" w:w="3010"/>
+            <w:vAlign w:val="center"/>
+            <w:shd w:fill="F2F6FA"/>
+          </w:tcPr>
+          <w:p>
+            <w:r>
+              <w:rPr>
+                <w:sz w:val="18"/>
+              </w:rPr>
+              <w:t>Descrição ou localidade vazia.</w:t>
+            </w:r>
+          </w:p>
+        </w:tc>
+        <w:tc>
+          <w:tcPr>
+            <w:tcW w:type="dxa" w:w="3010"/>
+            <w:vAlign w:val="center"/>
+            <w:shd w:fill="F2F6FA"/>
+          </w:tcPr>
+          <w:p>
+            <w:r>
+              <w:rPr>
+                <w:sz w:val="18"/>
+              </w:rPr>
+              <w:t>Impede o envio e informa os campos obrigatórios.</w:t>
+            </w:r>
+          </w:p>
+        </w:tc>
+      </w:tr>
+    </w:tbl>
+    <w:p/>
+    <w:p>
+      <w:pPr>
+        <w:pStyle w:val="Heading2"/>
+      </w:pPr>
+      <w:r>
+        <w:t>8.3 UC-03 — Consultar Demandas</w:t>
+      </w:r>
+    </w:p>
+    <w:tbl>
+      <w:tblPr>
+        <w:tblW w:type="auto" w:w="0"/>
+        <w:tblLook w:firstColumn="1" w:firstRow="1" w:lastColumn="0" w:lastRow="0" w:noHBand="0" w:noVBand="1" w:val="04A0"/>
+        <w:tblBorders>
+          <w:top w:val="single" w:sz="4" w:space="0" w:color="D9D9D9"/>
+          <w:left w:val="single" w:sz="4" w:space="0" w:color="D9D9D9"/>
+          <w:bottom w:val="single" w:sz="4" w:space="0" w:color="D9D9D9"/>
+          <w:right w:val="single" w:sz="4" w:space="0" w:color="D9D9D9"/>
+          <w:insideH w:val="single" w:sz="4" w:space="0" w:color="D9D9D9"/>
+          <w:insideV w:val="single" w:sz="4" w:space="0" w:color="D9D9D9"/>
+        </w:tblBorders>
+      </w:tblPr>
+      <w:tblGrid>
+        <w:gridCol w:w="4514"/>
+        <w:gridCol w:w="4514"/>
+      </w:tblGrid>
+      <w:tr>
+        <w:tc>
+          <w:tcPr>
+            <w:tcW w:type="dxa" w:w="4514"/>
+            <w:shd w:fill="1F4E78"/>
+          </w:tcPr>
+          <w:p>
+            <w:r>
+              <w:rPr>
+                <w:b/>
+                <w:color w:val="FFFFFF"/>
+                <w:sz w:val="18"/>
+              </w:rPr>
+              <w:t>Campo</w:t>
+            </w:r>
+          </w:p>
+        </w:tc>
+        <w:tc>
+          <w:tcPr>
+            <w:tcW w:type="dxa" w:w="4514"/>
+            <w:shd w:fill="1F4E78"/>
+          </w:tcPr>
+          <w:p>
+            <w:r>
+              <w:rPr>
+                <w:b/>
+                <w:color w:val="FFFFFF"/>
+                <w:sz w:val="18"/>
+              </w:rPr>
+              <w:t>Especificação</w:t>
+            </w:r>
+          </w:p>
+        </w:tc>
+      </w:tr>
+      <w:tr>
+        <w:tc>
+          <w:tcPr>
+            <w:tcW w:type="dxa" w:w="4514"/>
+            <w:vAlign w:val="center"/>
+          </w:tcPr>
+          <w:p>
+            <w:r>
+              <w:rPr>
+                <w:sz w:val="18"/>
+              </w:rPr>
+              <w:t>Ator primário</w:t>
+            </w:r>
+          </w:p>
+        </w:tc>
+        <w:tc>
+          <w:tcPr>
+            <w:tcW w:type="dxa" w:w="4514"/>
+            <w:vAlign w:val="center"/>
+          </w:tcPr>
+          <w:p>
+            <w:r>
+              <w:rPr>
+                <w:sz w:val="18"/>
+              </w:rPr>
+              <w:t>Profissional autenticado</w:t>
+            </w:r>
+          </w:p>
+        </w:tc>
+      </w:tr>
+      <w:tr>
+        <w:tc>
+          <w:tcPr>
+            <w:tcW w:type="dxa" w:w="4514"/>
+            <w:vAlign w:val="center"/>
+            <w:shd w:fill="F2F6FA"/>
+          </w:tcPr>
+          <w:p>
+            <w:r>
+              <w:rPr>
+                <w:sz w:val="18"/>
+              </w:rPr>
+              <w:t>Objetivo</w:t>
+            </w:r>
+          </w:p>
+        </w:tc>
+        <w:tc>
+          <w:tcPr>
+            <w:tcW w:type="dxa" w:w="4514"/>
+            <w:vAlign w:val="center"/>
+            <w:shd w:fill="F2F6FA"/>
+          </w:tcPr>
+          <w:p>
+            <w:r>
+              <w:rPr>
+                <w:sz w:val="18"/>
+              </w:rPr>
+              <w:t>Consultar demandas abertas.</w:t>
+            </w:r>
+          </w:p>
+        </w:tc>
+      </w:tr>
+      <w:tr>
+        <w:tc>
+          <w:tcPr>
+            <w:tcW w:type="dxa" w:w="4514"/>
+            <w:vAlign w:val="center"/>
+          </w:tcPr>
+          <w:p>
+            <w:r>
+              <w:rPr>
+                <w:sz w:val="18"/>
+              </w:rPr>
+              <w:t>Pré-condições</w:t>
+            </w:r>
+          </w:p>
+        </w:tc>
+        <w:tc>
+          <w:tcPr>
+            <w:tcW w:type="dxa" w:w="4514"/>
+            <w:vAlign w:val="center"/>
+          </w:tcPr>
+          <w:p>
+            <w:r>
+              <w:rPr>
+                <w:sz w:val="18"/>
+              </w:rPr>
+              <w:t>Profissional possui sessão válida.</w:t>
+            </w:r>
+          </w:p>
+        </w:tc>
+      </w:tr>
+      <w:tr>
+        <w:tc>
+          <w:tcPr>
+            <w:tcW w:type="dxa" w:w="4514"/>
+            <w:vAlign w:val="center"/>
+            <w:shd w:fill="F2F6FA"/>
+          </w:tcPr>
+          <w:p>
+            <w:r>
+              <w:rPr>
+                <w:sz w:val="18"/>
+              </w:rPr>
+              <w:t>Pós-condições</w:t>
+            </w:r>
+          </w:p>
+        </w:tc>
+        <w:tc>
+          <w:tcPr>
+            <w:tcW w:type="dxa" w:w="4514"/>
+            <w:vAlign w:val="center"/>
+            <w:shd w:fill="F2F6FA"/>
+          </w:tcPr>
+          <w:p>
+            <w:r>
+              <w:rPr>
+                <w:sz w:val="18"/>
+              </w:rPr>
+              <w:t>Lista de demandas ABERTAS exibida com serviço, descrição, localidade e data.</w:t>
+            </w:r>
+          </w:p>
+        </w:tc>
+      </w:tr>
+      <w:tr>
+        <w:tc>
+          <w:tcPr>
+            <w:tcW w:type="dxa" w:w="4514"/>
+            <w:vAlign w:val="center"/>
+          </w:tcPr>
+          <w:p>
+            <w:r>
+              <w:rPr>
+                <w:sz w:val="18"/>
+              </w:rPr>
+              <w:t>Requisitos relacionados</w:t>
+            </w:r>
+          </w:p>
+        </w:tc>
+        <w:tc>
+          <w:tcPr>
+            <w:tcW w:type="dxa" w:w="4514"/>
+            <w:vAlign w:val="center"/>
+          </w:tcPr>
+          <w:p>
+            <w:r>
+              <w:rPr>
+                <w:sz w:val="18"/>
+              </w:rPr>
+              <w:t>RF-03</w:t>
+            </w:r>
+          </w:p>
+        </w:tc>
+      </w:tr>
+    </w:tbl>
+    <w:p/>
+    <w:p>
+      <w:pPr>
+        <w:pStyle w:val="Heading3"/>
+      </w:pPr>
+      <w:r>
+        <w:t>Fluxo principal</w:t>
+      </w:r>
+    </w:p>
+    <w:tbl>
+      <w:tblPr>
+        <w:tblW w:type="auto" w:w="0"/>
+        <w:tblLook w:firstColumn="1" w:firstRow="1" w:lastColumn="0" w:lastRow="0" w:noHBand="0" w:noVBand="1" w:val="04A0"/>
+        <w:tblBorders>
+          <w:top w:val="single" w:sz="4" w:space="0" w:color="D9D9D9"/>
+          <w:left w:val="single" w:sz="4" w:space="0" w:color="D9D9D9"/>
+          <w:bottom w:val="single" w:sz="4" w:space="0" w:color="D9D9D9"/>
+          <w:right w:val="single" w:sz="4" w:space="0" w:color="D9D9D9"/>
+          <w:insideH w:val="single" w:sz="4" w:space="0" w:color="D9D9D9"/>
+          <w:insideV w:val="single" w:sz="4" w:space="0" w:color="D9D9D9"/>
+        </w:tblBorders>
+      </w:tblPr>
+      <w:tblGrid>
+        <w:gridCol w:w="3010"/>
+        <w:gridCol w:w="3010"/>
+        <w:gridCol w:w="3010"/>
+      </w:tblGrid>
+      <w:tr>
+        <w:tc>
+          <w:tcPr>
+            <w:tcW w:type="dxa" w:w="3010"/>
+            <w:shd w:fill="1F4E78"/>
+          </w:tcPr>
+          <w:p>
+            <w:r>
+              <w:rPr>
+                <w:b/>
+                <w:color w:val="FFFFFF"/>
+                <w:sz w:val="18"/>
+              </w:rPr>
+              <w:t>Passo</w:t>
+            </w:r>
+          </w:p>
+        </w:tc>
+        <w:tc>
+          <w:tcPr>
+            <w:tcW w:type="dxa" w:w="3010"/>
+            <w:shd w:fill="1F4E78"/>
+          </w:tcPr>
+          <w:p>
+            <w:r>
+              <w:rPr>
+                <w:b/>
+                <w:color w:val="FFFFFF"/>
+                <w:sz w:val="18"/>
+              </w:rPr>
+              <w:t>Ação do ator</w:t>
+            </w:r>
+          </w:p>
+        </w:tc>
+        <w:tc>
+          <w:tcPr>
+            <w:tcW w:type="dxa" w:w="3010"/>
+            <w:shd w:fill="1F4E78"/>
+          </w:tcPr>
+          <w:p>
+            <w:r>
+              <w:rPr>
+                <w:b/>
+                <w:color w:val="FFFFFF"/>
+                <w:sz w:val="18"/>
+              </w:rPr>
+              <w:t>Resposta do sistema</w:t>
+            </w:r>
+          </w:p>
+        </w:tc>
+      </w:tr>
+      <w:tr>
+        <w:tc>
+          <w:tcPr>
+            <w:tcW w:type="dxa" w:w="3010"/>
+            <w:vAlign w:val="center"/>
+          </w:tcPr>
+          <w:p>
+            <w:r>
+              <w:rPr>
+                <w:sz w:val="18"/>
+              </w:rPr>
+              <w:t>1</w:t>
+            </w:r>
+          </w:p>
+        </w:tc>
+        <w:tc>
+          <w:tcPr>
+            <w:tcW w:type="dxa" w:w="3010"/>
+            <w:vAlign w:val="center"/>
+          </w:tcPr>
+          <w:p>
+            <w:r>
+              <w:rPr>
+                <w:sz w:val="18"/>
+              </w:rPr>
+              <w:t>Acessa o mural de demandas.</w:t>
+            </w:r>
+          </w:p>
+        </w:tc>
+        <w:tc>
+          <w:tcPr>
+            <w:tcW w:type="dxa" w:w="3010"/>
+            <w:vAlign w:val="center"/>
+          </w:tcPr>
+          <w:p>
+            <w:r>
+              <w:rPr>
+                <w:sz w:val="18"/>
+              </w:rPr>
+              <w:t>Consulta demandas persistidas com status ABERTO.</w:t>
+            </w:r>
+          </w:p>
+        </w:tc>
+      </w:tr>
+      <w:tr>
+        <w:tc>
+          <w:tcPr>
+            <w:tcW w:type="dxa" w:w="3010"/>
+            <w:vAlign w:val="center"/>
+            <w:shd w:fill="F2F6FA"/>
+          </w:tcPr>
+          <w:p>
+            <w:r>
+              <w:rPr>
+                <w:sz w:val="18"/>
+              </w:rPr>
+              <w:t>2</w:t>
+            </w:r>
+          </w:p>
+        </w:tc>
+        <w:tc>
+          <w:tcPr>
+            <w:tcW w:type="dxa" w:w="3010"/>
+            <w:vAlign w:val="center"/>
+            <w:shd w:fill="F2F6FA"/>
+          </w:tcPr>
+          <w:p>
+            <w:r>
+              <w:rPr>
+                <w:sz w:val="18"/>
+              </w:rPr>
+              <w:t>Seleciona uma demanda.</w:t>
+            </w:r>
+          </w:p>
+        </w:tc>
+        <w:tc>
+          <w:tcPr>
+            <w:tcW w:type="dxa" w:w="3010"/>
+            <w:vAlign w:val="center"/>
+            <w:shd w:fill="F2F6FA"/>
+          </w:tcPr>
+          <w:p>
+            <w:r>
+              <w:rPr>
+                <w:sz w:val="18"/>
+              </w:rPr>
+              <w:t>Exibe os detalhes e a opção de aceitar, quando permitido.</w:t>
+            </w:r>
+          </w:p>
+        </w:tc>
+      </w:tr>
+    </w:tbl>
+    <w:p/>
+    <w:p>
+      <w:pPr>
+        <w:pStyle w:val="Heading3"/>
+      </w:pPr>
+      <w:r>
+        <w:t>Exceções e regras</w:t>
+      </w:r>
+    </w:p>
+    <w:tbl>
+      <w:tblPr>
+        <w:tblW w:type="auto" w:w="0"/>
+        <w:tblLook w:firstColumn="1" w:firstRow="1" w:lastColumn="0" w:lastRow="0" w:noHBand="0" w:noVBand="1" w:val="04A0"/>
+        <w:tblBorders>
+          <w:top w:val="single" w:sz="4" w:space="0" w:color="D9D9D9"/>
+          <w:left w:val="single" w:sz="4" w:space="0" w:color="D9D9D9"/>
+          <w:bottom w:val="single" w:sz="4" w:space="0" w:color="D9D9D9"/>
+          <w:right w:val="single" w:sz="4" w:space="0" w:color="D9D9D9"/>
+          <w:insideH w:val="single" w:sz="4" w:space="0" w:color="D9D9D9"/>
+          <w:insideV w:val="single" w:sz="4" w:space="0" w:color="D9D9D9"/>
+        </w:tblBorders>
+      </w:tblPr>
+      <w:tblGrid>
+        <w:gridCol w:w="3010"/>
+        <w:gridCol w:w="3010"/>
+        <w:gridCol w:w="3010"/>
+      </w:tblGrid>
+      <w:tr>
+        <w:tc>
+          <w:tcPr>
+            <w:tcW w:type="dxa" w:w="3010"/>
+            <w:shd w:fill="1F4E78"/>
+          </w:tcPr>
+          <w:p>
+            <w:r>
+              <w:rPr>
+                <w:b/>
+                <w:color w:val="FFFFFF"/>
+                <w:sz w:val="18"/>
+              </w:rPr>
+              <w:t>ID</w:t>
+            </w:r>
+          </w:p>
+        </w:tc>
+        <w:tc>
+          <w:tcPr>
+            <w:tcW w:type="dxa" w:w="3010"/>
+            <w:shd w:fill="1F4E78"/>
+          </w:tcPr>
+          <w:p>
+            <w:r>
+              <w:rPr>
+                <w:b/>
+                <w:color w:val="FFFFFF"/>
+                <w:sz w:val="18"/>
+              </w:rPr>
+              <w:t>Condição</w:t>
+            </w:r>
+          </w:p>
+        </w:tc>
+        <w:tc>
+          <w:tcPr>
+            <w:tcW w:type="dxa" w:w="3010"/>
+            <w:shd w:fill="1F4E78"/>
+          </w:tcPr>
+          <w:p>
+            <w:r>
+              <w:rPr>
+                <w:b/>
+                <w:color w:val="FFFFFF"/>
+                <w:sz w:val="18"/>
+              </w:rPr>
+              <w:t>Resposta esperada</w:t>
+            </w:r>
+          </w:p>
+        </w:tc>
+      </w:tr>
+      <w:tr>
+        <w:tc>
+          <w:tcPr>
+            <w:tcW w:type="dxa" w:w="3010"/>
+            <w:vAlign w:val="center"/>
+          </w:tcPr>
+          <w:p>
+            <w:r>
+              <w:rPr>
+                <w:sz w:val="18"/>
+              </w:rPr>
+              <w:t>E1</w:t>
+            </w:r>
+          </w:p>
+        </w:tc>
+        <w:tc>
+          <w:tcPr>
+            <w:tcW w:type="dxa" w:w="3010"/>
+            <w:vAlign w:val="center"/>
+          </w:tcPr>
+          <w:p>
+            <w:r>
+              <w:rPr>
+                <w:sz w:val="18"/>
+              </w:rPr>
+              <w:t>Não há demandas abertas.</w:t>
+            </w:r>
+          </w:p>
+        </w:tc>
+        <w:tc>
+          <w:tcPr>
+            <w:tcW w:type="dxa" w:w="3010"/>
+            <w:vAlign w:val="center"/>
+          </w:tcPr>
+          <w:p>
+            <w:r>
+              <w:rPr>
+                <w:sz w:val="18"/>
+              </w:rPr>
+              <w:t>Exibe lista vazia e mensagem informativa.</w:t>
+            </w:r>
+          </w:p>
+        </w:tc>
+      </w:tr>
+      <w:tr>
+        <w:tc>
+          <w:tcPr>
+            <w:tcW w:type="dxa" w:w="3010"/>
+            <w:vAlign w:val="center"/>
+            <w:shd w:fill="F2F6FA"/>
+          </w:tcPr>
+          <w:p>
+            <w:r>
+              <w:rPr>
+                <w:sz w:val="18"/>
+              </w:rPr>
+              <w:t>E2</w:t>
+            </w:r>
+          </w:p>
+        </w:tc>
+        <w:tc>
+          <w:tcPr>
+            <w:tcW w:type="dxa" w:w="3010"/>
+            <w:vAlign w:val="center"/>
+            <w:shd w:fill="F2F6FA"/>
+          </w:tcPr>
+          <w:p>
+            <w:r>
+              <w:rPr>
+                <w:sz w:val="18"/>
+              </w:rPr>
+              <w:t>Falha de consulta.</w:t>
+            </w:r>
+          </w:p>
+        </w:tc>
+        <w:tc>
+          <w:tcPr>
+            <w:tcW w:type="dxa" w:w="3010"/>
+            <w:vAlign w:val="center"/>
+            <w:shd w:fill="F2F6FA"/>
+          </w:tcPr>
+          <w:p>
+            <w:r>
+              <w:rPr>
+                <w:sz w:val="18"/>
+              </w:rPr>
+              <w:t>Exibe erro sem alterar dados.</w:t>
+            </w:r>
+          </w:p>
+        </w:tc>
+      </w:tr>
+    </w:tbl>
+    <w:p/>
+    <w:p>
+      <w:pPr>
+        <w:pStyle w:val="Heading2"/>
+      </w:pPr>
+      <w:r>
+        <w:t>8.4 UC-04 — Aceitar Demanda</w:t>
+      </w:r>
+    </w:p>
+    <w:tbl>
+      <w:tblPr>
+        <w:tblW w:type="auto" w:w="0"/>
+        <w:tblLook w:firstColumn="1" w:firstRow="1" w:lastColumn="0" w:lastRow="0" w:noHBand="0" w:noVBand="1" w:val="04A0"/>
+        <w:tblBorders>
+          <w:top w:val="single" w:sz="4" w:space="0" w:color="D9D9D9"/>
+          <w:left w:val="single" w:sz="4" w:space="0" w:color="D9D9D9"/>
+          <w:bottom w:val="single" w:sz="4" w:space="0" w:color="D9D9D9"/>
+          <w:right w:val="single" w:sz="4" w:space="0" w:color="D9D9D9"/>
+          <w:insideH w:val="single" w:sz="4" w:space="0" w:color="D9D9D9"/>
+          <w:insideV w:val="single" w:sz="4" w:space="0" w:color="D9D9D9"/>
+        </w:tblBorders>
+      </w:tblPr>
+      <w:tblGrid>
+        <w:gridCol w:w="4514"/>
+        <w:gridCol w:w="4514"/>
+      </w:tblGrid>
+      <w:tr>
+        <w:tc>
+          <w:tcPr>
+            <w:tcW w:type="dxa" w:w="4514"/>
+            <w:shd w:fill="1F4E78"/>
+          </w:tcPr>
+          <w:p>
+            <w:r>
+              <w:rPr>
+                <w:b/>
+                <w:color w:val="FFFFFF"/>
+                <w:sz w:val="18"/>
+              </w:rPr>
+              <w:t>Campo</w:t>
+            </w:r>
+          </w:p>
+        </w:tc>
+        <w:tc>
+          <w:tcPr>
+            <w:tcW w:type="dxa" w:w="4514"/>
+            <w:shd w:fill="1F4E78"/>
+          </w:tcPr>
+          <w:p>
+            <w:r>
+              <w:rPr>
+                <w:b/>
+                <w:color w:val="FFFFFF"/>
+                <w:sz w:val="18"/>
+              </w:rPr>
+              <w:t>Especificação</w:t>
+            </w:r>
+          </w:p>
+        </w:tc>
+      </w:tr>
+      <w:tr>
+        <w:tc>
+          <w:tcPr>
+            <w:tcW w:type="dxa" w:w="4514"/>
+            <w:vAlign w:val="center"/>
+          </w:tcPr>
+          <w:p>
+            <w:r>
+              <w:rPr>
+                <w:sz w:val="18"/>
+              </w:rPr>
+              <w:t>Ator primário</w:t>
+            </w:r>
+          </w:p>
+        </w:tc>
+        <w:tc>
+          <w:tcPr>
+            <w:tcW w:type="dxa" w:w="4514"/>
+            <w:vAlign w:val="center"/>
+          </w:tcPr>
+          <w:p>
+            <w:r>
+              <w:rPr>
+                <w:sz w:val="18"/>
+              </w:rPr>
+              <w:t>Profissional validado</w:t>
+            </w:r>
+          </w:p>
+        </w:tc>
+      </w:tr>
+      <w:tr>
+        <w:tc>
+          <w:tcPr>
+            <w:tcW w:type="dxa" w:w="4514"/>
+            <w:vAlign w:val="center"/>
+            <w:shd w:fill="F2F6FA"/>
+          </w:tcPr>
+          <w:p>
+            <w:r>
+              <w:rPr>
+                <w:sz w:val="18"/>
+              </w:rPr>
+              <w:t>Objetivo</w:t>
+            </w:r>
+          </w:p>
+        </w:tc>
+        <w:tc>
+          <w:tcPr>
+            <w:tcW w:type="dxa" w:w="4514"/>
+            <w:vAlign w:val="center"/>
+            <w:shd w:fill="F2F6FA"/>
+          </w:tcPr>
+          <w:p>
+            <w:r>
+              <w:rPr>
+                <w:sz w:val="18"/>
+              </w:rPr>
+              <w:t>Aceitar uma demanda aberta.</w:t>
+            </w:r>
+          </w:p>
+        </w:tc>
+      </w:tr>
+      <w:tr>
+        <w:tc>
+          <w:tcPr>
+            <w:tcW w:type="dxa" w:w="4514"/>
+            <w:vAlign w:val="center"/>
+          </w:tcPr>
+          <w:p>
+            <w:r>
+              <w:rPr>
+                <w:sz w:val="18"/>
+              </w:rPr>
+              <w:t>Pré-condições</w:t>
+            </w:r>
+          </w:p>
+        </w:tc>
+        <w:tc>
+          <w:tcPr>
+            <w:tcW w:type="dxa" w:w="4514"/>
+            <w:vAlign w:val="center"/>
+          </w:tcPr>
+          <w:p>
+            <w:r>
+              <w:rPr>
+                <w:sz w:val="18"/>
+              </w:rPr>
+              <w:t>Profissional autenticado e validado; demanda está ABERTA e sem profissional associado.</w:t>
+            </w:r>
+          </w:p>
+        </w:tc>
+      </w:tr>
+      <w:tr>
+        <w:tc>
+          <w:tcPr>
+            <w:tcW w:type="dxa" w:w="4514"/>
+            <w:vAlign w:val="center"/>
+            <w:shd w:fill="F2F6FA"/>
+          </w:tcPr>
+          <w:p>
+            <w:r>
+              <w:rPr>
+                <w:sz w:val="18"/>
+              </w:rPr>
+              <w:t>Pós-condições</w:t>
+            </w:r>
+          </w:p>
+        </w:tc>
+        <w:tc>
+          <w:tcPr>
+            <w:tcW w:type="dxa" w:w="4514"/>
+            <w:vAlign w:val="center"/>
+            <w:shd w:fill="F2F6FA"/>
+          </w:tcPr>
+          <w:p>
+            <w:r>
+              <w:rPr>
+                <w:sz w:val="18"/>
+              </w:rPr>
+              <w:t>Profissional associado à demanda e status alterado para ACEITO.</w:t>
+            </w:r>
+          </w:p>
+        </w:tc>
+      </w:tr>
+      <w:tr>
+        <w:tc>
+          <w:tcPr>
+            <w:tcW w:type="dxa" w:w="4514"/>
+            <w:vAlign w:val="center"/>
+          </w:tcPr>
+          <w:p>
+            <w:r>
+              <w:rPr>
+                <w:sz w:val="18"/>
+              </w:rPr>
+              <w:t>Requisitos relacionados</w:t>
+            </w:r>
+          </w:p>
+        </w:tc>
+        <w:tc>
+          <w:tcPr>
+            <w:tcW w:type="dxa" w:w="4514"/>
+            <w:vAlign w:val="center"/>
+          </w:tcPr>
+          <w:p>
+            <w:r>
+              <w:rPr>
+                <w:sz w:val="18"/>
+              </w:rPr>
+              <w:t>RF-04, RN-01</w:t>
+            </w:r>
+          </w:p>
+        </w:tc>
+      </w:tr>
+    </w:tbl>
+    <w:p/>
+    <w:p>
+      <w:pPr>
+        <w:pStyle w:val="Heading3"/>
+      </w:pPr>
+      <w:r>
+        <w:t>Fluxo principal</w:t>
+      </w:r>
+    </w:p>
+    <w:tbl>
+      <w:tblPr>
+        <w:tblW w:type="auto" w:w="0"/>
+        <w:tblLook w:firstColumn="1" w:firstRow="1" w:lastColumn="0" w:lastRow="0" w:noHBand="0" w:noVBand="1" w:val="04A0"/>
+        <w:tblBorders>
+          <w:top w:val="single" w:sz="4" w:space="0" w:color="D9D9D9"/>
+          <w:left w:val="single" w:sz="4" w:space="0" w:color="D9D9D9"/>
+          <w:bottom w:val="single" w:sz="4" w:space="0" w:color="D9D9D9"/>
+          <w:right w:val="single" w:sz="4" w:space="0" w:color="D9D9D9"/>
+          <w:insideH w:val="single" w:sz="4" w:space="0" w:color="D9D9D9"/>
+          <w:insideV w:val="single" w:sz="4" w:space="0" w:color="D9D9D9"/>
+        </w:tblBorders>
+      </w:tblPr>
+      <w:tblGrid>
+        <w:gridCol w:w="3010"/>
+        <w:gridCol w:w="3010"/>
+        <w:gridCol w:w="3010"/>
+      </w:tblGrid>
+      <w:tr>
+        <w:tc>
+          <w:tcPr>
+            <w:tcW w:type="dxa" w:w="3010"/>
+            <w:shd w:fill="1F4E78"/>
+          </w:tcPr>
+          <w:p>
+            <w:r>
+              <w:rPr>
+                <w:b/>
+                <w:color w:val="FFFFFF"/>
+                <w:sz w:val="18"/>
+              </w:rPr>
+              <w:t>Passo</w:t>
+            </w:r>
+          </w:p>
+        </w:tc>
+        <w:tc>
+          <w:tcPr>
+            <w:tcW w:type="dxa" w:w="3010"/>
+            <w:shd w:fill="1F4E78"/>
+          </w:tcPr>
+          <w:p>
+            <w:r>
+              <w:rPr>
+                <w:b/>
+                <w:color w:val="FFFFFF"/>
+                <w:sz w:val="18"/>
+              </w:rPr>
+              <w:t>Ação do ator</w:t>
+            </w:r>
+          </w:p>
+        </w:tc>
+        <w:tc>
+          <w:tcPr>
+            <w:tcW w:type="dxa" w:w="3010"/>
+            <w:shd w:fill="1F4E78"/>
+          </w:tcPr>
+          <w:p>
+            <w:r>
+              <w:rPr>
+                <w:b/>
+                <w:color w:val="FFFFFF"/>
+                <w:sz w:val="18"/>
+              </w:rPr>
+              <w:t>Resposta do sistema</w:t>
+            </w:r>
+          </w:p>
+        </w:tc>
+      </w:tr>
+      <w:tr>
+        <w:tc>
+          <w:tcPr>
+            <w:tcW w:type="dxa" w:w="3010"/>
+            <w:vAlign w:val="center"/>
+          </w:tcPr>
+          <w:p>
+            <w:r>
+              <w:rPr>
+                <w:sz w:val="18"/>
+              </w:rPr>
+              <w:t>1</w:t>
+            </w:r>
+          </w:p>
+        </w:tc>
+        <w:tc>
+          <w:tcPr>
+            <w:tcW w:type="dxa" w:w="3010"/>
+            <w:vAlign w:val="center"/>
+          </w:tcPr>
+          <w:p>
+            <w:r>
+              <w:rPr>
+                <w:sz w:val="18"/>
+              </w:rPr>
+              <w:t>Seleciona uma demanda aberta.</w:t>
+            </w:r>
+          </w:p>
+        </w:tc>
+        <w:tc>
+          <w:tcPr>
+            <w:tcW w:type="dxa" w:w="3010"/>
+            <w:vAlign w:val="center"/>
+          </w:tcPr>
+          <w:p>
+            <w:r>
+              <w:rPr>
+                <w:sz w:val="18"/>
+              </w:rPr>
+              <w:t>Exibe detalhes e opção Aceitar.</w:t>
+            </w:r>
+          </w:p>
+        </w:tc>
+      </w:tr>
+      <w:tr>
+        <w:tc>
+          <w:tcPr>
+            <w:tcW w:type="dxa" w:w="3010"/>
+            <w:vAlign w:val="center"/>
+            <w:shd w:fill="F2F6FA"/>
+          </w:tcPr>
+          <w:p>
+            <w:r>
+              <w:rPr>
+                <w:sz w:val="18"/>
+              </w:rPr>
+              <w:t>2</w:t>
+            </w:r>
+          </w:p>
+        </w:tc>
+        <w:tc>
+          <w:tcPr>
+            <w:tcW w:type="dxa" w:w="3010"/>
+            <w:vAlign w:val="center"/>
+            <w:shd w:fill="F2F6FA"/>
+          </w:tcPr>
+          <w:p>
+            <w:r>
+              <w:rPr>
+                <w:sz w:val="18"/>
+              </w:rPr>
+              <w:t>Confirma o aceite.</w:t>
+            </w:r>
+          </w:p>
+        </w:tc>
+        <w:tc>
+          <w:tcPr>
+            <w:tcW w:type="dxa" w:w="3010"/>
+            <w:vAlign w:val="center"/>
+            <w:shd w:fill="F2F6FA"/>
+          </w:tcPr>
+          <w:p>
+            <w:r>
+              <w:rPr>
+                <w:sz w:val="18"/>
+              </w:rPr>
+              <w:t>Verifica a validação do cadastro.</w:t>
+            </w:r>
+          </w:p>
+        </w:tc>
+      </w:tr>
+      <w:tr>
+        <w:tc>
+          <w:tcPr>
+            <w:tcW w:type="dxa" w:w="3010"/>
+            <w:vAlign w:val="center"/>
+          </w:tcPr>
+          <w:p>
+            <w:r>
+              <w:rPr>
+                <w:sz w:val="18"/>
+              </w:rPr>
+              <w:t>3</w:t>
+            </w:r>
+          </w:p>
+        </w:tc>
+        <w:tc>
+          <w:tcPr>
+            <w:tcW w:type="dxa" w:w="3010"/>
+            <w:vAlign w:val="center"/>
+          </w:tcPr>
+          <w:p>
+            <w:r>
+              <w:rPr>
+                <w:sz w:val="18"/>
+              </w:rPr>
+              <w:t>—</w:t>
+            </w:r>
+          </w:p>
+        </w:tc>
+        <w:tc>
+          <w:tcPr>
+            <w:tcW w:type="dxa" w:w="3010"/>
+            <w:vAlign w:val="center"/>
+          </w:tcPr>
+          <w:p>
+            <w:r>
+              <w:rPr>
+                <w:sz w:val="18"/>
+              </w:rPr>
+              <w:t>Associa o profissional, atualiza o status e confirma a operação.</w:t>
+            </w:r>
+          </w:p>
+        </w:tc>
+      </w:tr>
+    </w:tbl>
+    <w:p/>
+    <w:p>
+      <w:pPr>
+        <w:pStyle w:val="Heading3"/>
+      </w:pPr>
+      <w:r>
+        <w:t>Exceções e regras</w:t>
+      </w:r>
+    </w:p>
+    <w:tbl>
+      <w:tblPr>
+        <w:tblW w:type="auto" w:w="0"/>
+        <w:tblLook w:firstColumn="1" w:firstRow="1" w:lastColumn="0" w:lastRow="0" w:noHBand="0" w:noVBand="1" w:val="04A0"/>
+        <w:tblBorders>
+          <w:top w:val="single" w:sz="4" w:space="0" w:color="D9D9D9"/>
+          <w:left w:val="single" w:sz="4" w:space="0" w:color="D9D9D9"/>
+          <w:bottom w:val="single" w:sz="4" w:space="0" w:color="D9D9D9"/>
+          <w:right w:val="single" w:sz="4" w:space="0" w:color="D9D9D9"/>
+          <w:insideH w:val="single" w:sz="4" w:space="0" w:color="D9D9D9"/>
+          <w:insideV w:val="single" w:sz="4" w:space="0" w:color="D9D9D9"/>
+        </w:tblBorders>
+      </w:tblPr>
+      <w:tblGrid>
+        <w:gridCol w:w="3010"/>
+        <w:gridCol w:w="3010"/>
+        <w:gridCol w:w="3010"/>
+      </w:tblGrid>
+      <w:tr>
+        <w:tc>
+          <w:tcPr>
+            <w:tcW w:type="dxa" w:w="3010"/>
+            <w:shd w:fill="1F4E78"/>
+          </w:tcPr>
+          <w:p>
+            <w:r>
+              <w:rPr>
+                <w:b/>
+                <w:color w:val="FFFFFF"/>
+                <w:sz w:val="18"/>
+              </w:rPr>
+              <w:t>ID</w:t>
+            </w:r>
+          </w:p>
+        </w:tc>
+        <w:tc>
+          <w:tcPr>
+            <w:tcW w:type="dxa" w:w="3010"/>
+            <w:shd w:fill="1F4E78"/>
+          </w:tcPr>
+          <w:p>
+            <w:r>
+              <w:rPr>
+                <w:b/>
+                <w:color w:val="FFFFFF"/>
+                <w:sz w:val="18"/>
+              </w:rPr>
+              <w:t>Condição</w:t>
+            </w:r>
+          </w:p>
+        </w:tc>
+        <w:tc>
+          <w:tcPr>
+            <w:tcW w:type="dxa" w:w="3010"/>
+            <w:shd w:fill="1F4E78"/>
+          </w:tcPr>
+          <w:p>
+            <w:r>
+              <w:rPr>
+                <w:b/>
+                <w:color w:val="FFFFFF"/>
+                <w:sz w:val="18"/>
+              </w:rPr>
+              <w:t>Resposta esperada</w:t>
+            </w:r>
+          </w:p>
+        </w:tc>
+      </w:tr>
+      <w:tr>
+        <w:tc>
+          <w:tcPr>
+            <w:tcW w:type="dxa" w:w="3010"/>
+            <w:vAlign w:val="center"/>
+          </w:tcPr>
+          <w:p>
+            <w:r>
+              <w:rPr>
+                <w:sz w:val="18"/>
+              </w:rPr>
+              <w:t>E1</w:t>
+            </w:r>
+          </w:p>
+        </w:tc>
+        <w:tc>
+          <w:tcPr>
+            <w:tcW w:type="dxa" w:w="3010"/>
+            <w:vAlign w:val="center"/>
+          </w:tcPr>
+          <w:p>
+            <w:r>
+              <w:rPr>
+                <w:sz w:val="18"/>
+              </w:rPr>
+              <w:t>Cadastro profissional não validado.</w:t>
+            </w:r>
+          </w:p>
+        </w:tc>
+        <w:tc>
+          <w:tcPr>
+            <w:tcW w:type="dxa" w:w="3010"/>
+            <w:vAlign w:val="center"/>
+          </w:tcPr>
+          <w:p>
+            <w:r>
+              <w:rPr>
+                <w:sz w:val="18"/>
+              </w:rPr>
+              <w:t>Rejeita o aceite.</w:t>
+            </w:r>
+          </w:p>
+        </w:tc>
+      </w:tr>
+      <w:tr>
+        <w:tc>
+          <w:tcPr>
+            <w:tcW w:type="dxa" w:w="3010"/>
+            <w:vAlign w:val="center"/>
+            <w:shd w:fill="F2F6FA"/>
+          </w:tcPr>
+          <w:p>
+            <w:r>
+              <w:rPr>
+                <w:sz w:val="18"/>
+              </w:rPr>
+              <w:t>E2</w:t>
+            </w:r>
+          </w:p>
+        </w:tc>
+        <w:tc>
+          <w:tcPr>
+            <w:tcW w:type="dxa" w:w="3010"/>
+            <w:vAlign w:val="center"/>
+            <w:shd w:fill="F2F6FA"/>
+          </w:tcPr>
+          <w:p>
+            <w:r>
+              <w:rPr>
+                <w:sz w:val="18"/>
+              </w:rPr>
+              <w:t>Demanda já aceita por outro profissional.</w:t>
+            </w:r>
+          </w:p>
+        </w:tc>
+        <w:tc>
+          <w:tcPr>
+            <w:tcW w:type="dxa" w:w="3010"/>
+            <w:vAlign w:val="center"/>
+            <w:shd w:fill="F2F6FA"/>
+          </w:tcPr>
+          <w:p>
+            <w:r>
+              <w:rPr>
+                <w:sz w:val="18"/>
+              </w:rPr>
+              <w:t>Rejeita a operação e mantém o estado atual.</w:t>
+            </w:r>
+          </w:p>
+        </w:tc>
+      </w:tr>
+      <w:tr>
+        <w:tc>
+          <w:tcPr>
+            <w:tcW w:type="dxa" w:w="3010"/>
+            <w:vAlign w:val="center"/>
+          </w:tcPr>
+          <w:p>
+            <w:r>
+              <w:rPr>
+                <w:sz w:val="18"/>
+              </w:rPr>
+              <w:t>E3</w:t>
+            </w:r>
+          </w:p>
+        </w:tc>
+        <w:tc>
+          <w:tcPr>
+            <w:tcW w:type="dxa" w:w="3010"/>
+            <w:vAlign w:val="center"/>
+          </w:tcPr>
+          <w:p>
+            <w:r>
+              <w:rPr>
+                <w:sz w:val="18"/>
+              </w:rPr>
+              <w:t>Demanda não está ABERTA.</w:t>
+            </w:r>
+          </w:p>
+        </w:tc>
+        <w:tc>
+          <w:tcPr>
+            <w:tcW w:type="dxa" w:w="3010"/>
+            <w:vAlign w:val="center"/>
+          </w:tcPr>
+          <w:p>
+            <w:r>
+              <w:rPr>
+                <w:sz w:val="18"/>
+              </w:rPr>
+              <w:t>Rejeita a operação por transição inválida.</w:t>
+            </w:r>
+          </w:p>
+        </w:tc>
+      </w:tr>
+    </w:tbl>
+    <w:p/>
+    <w:p>
+      <w:pPr>
+        <w:pStyle w:val="Heading2"/>
+      </w:pPr>
+      <w:r>
+        <w:t>8.5 UC-05 — Finalizar Serviço</w:t>
+      </w:r>
+    </w:p>
+    <w:tbl>
+      <w:tblPr>
+        <w:tblW w:type="auto" w:w="0"/>
+        <w:tblLook w:firstColumn="1" w:firstRow="1" w:lastColumn="0" w:lastRow="0" w:noHBand="0" w:noVBand="1" w:val="04A0"/>
+        <w:tblBorders>
+          <w:top w:val="single" w:sz="4" w:space="0" w:color="D9D9D9"/>
+          <w:left w:val="single" w:sz="4" w:space="0" w:color="D9D9D9"/>
+          <w:bottom w:val="single" w:sz="4" w:space="0" w:color="D9D9D9"/>
+          <w:right w:val="single" w:sz="4" w:space="0" w:color="D9D9D9"/>
+          <w:insideH w:val="single" w:sz="4" w:space="0" w:color="D9D9D9"/>
+          <w:insideV w:val="single" w:sz="4" w:space="0" w:color="D9D9D9"/>
+        </w:tblBorders>
+      </w:tblPr>
+      <w:tblGrid>
+        <w:gridCol w:w="4514"/>
+        <w:gridCol w:w="4514"/>
+      </w:tblGrid>
+      <w:tr>
+        <w:tc>
+          <w:tcPr>
+            <w:tcW w:type="dxa" w:w="4514"/>
+            <w:shd w:fill="1F4E78"/>
+          </w:tcPr>
+          <w:p>
+            <w:r>
+              <w:rPr>
+                <w:b/>
+                <w:color w:val="FFFFFF"/>
+                <w:sz w:val="18"/>
+              </w:rPr>
+              <w:t>Campo</w:t>
+            </w:r>
+          </w:p>
+        </w:tc>
+        <w:tc>
+          <w:tcPr>
+            <w:tcW w:type="dxa" w:w="4514"/>
+            <w:shd w:fill="1F4E78"/>
+          </w:tcPr>
+          <w:p>
+            <w:r>
+              <w:rPr>
+                <w:b/>
+                <w:color w:val="FFFFFF"/>
+                <w:sz w:val="18"/>
+              </w:rPr>
+              <w:t>Especificação</w:t>
+            </w:r>
+          </w:p>
+        </w:tc>
+      </w:tr>
+      <w:tr>
+        <w:tc>
+          <w:tcPr>
+            <w:tcW w:type="dxa" w:w="4514"/>
+            <w:vAlign w:val="center"/>
+          </w:tcPr>
+          <w:p>
+            <w:r>
+              <w:rPr>
+                <w:sz w:val="18"/>
+              </w:rPr>
+              <w:t>Ator primário</w:t>
+            </w:r>
+          </w:p>
+        </w:tc>
+        <w:tc>
+          <w:tcPr>
+            <w:tcW w:type="dxa" w:w="4514"/>
+            <w:vAlign w:val="center"/>
+          </w:tcPr>
+          <w:p>
+            <w:r>
+              <w:rPr>
+                <w:sz w:val="18"/>
+              </w:rPr>
+              <w:t>Profissional associado</w:t>
+            </w:r>
+          </w:p>
+        </w:tc>
+      </w:tr>
+      <w:tr>
+        <w:tc>
+          <w:tcPr>
+            <w:tcW w:type="dxa" w:w="4514"/>
+            <w:vAlign w:val="center"/>
+            <w:shd w:fill="F2F6FA"/>
+          </w:tcPr>
+          <w:p>
+            <w:r>
+              <w:rPr>
+                <w:sz w:val="18"/>
+              </w:rPr>
+              <w:t>Objetivo</w:t>
+            </w:r>
+          </w:p>
+        </w:tc>
+        <w:tc>
+          <w:tcPr>
+            <w:tcW w:type="dxa" w:w="4514"/>
+            <w:vAlign w:val="center"/>
+            <w:shd w:fill="F2F6FA"/>
+          </w:tcPr>
+          <w:p>
+            <w:r>
+              <w:rPr>
+                <w:sz w:val="18"/>
+              </w:rPr>
+              <w:t>Finalizar o serviço aceito.</w:t>
+            </w:r>
+          </w:p>
+        </w:tc>
+      </w:tr>
+      <w:tr>
+        <w:tc>
+          <w:tcPr>
+            <w:tcW w:type="dxa" w:w="4514"/>
+            <w:vAlign w:val="center"/>
+          </w:tcPr>
+          <w:p>
+            <w:r>
+              <w:rPr>
+                <w:sz w:val="18"/>
+              </w:rPr>
+              <w:t>Pré-condições</w:t>
+            </w:r>
+          </w:p>
+        </w:tc>
+        <w:tc>
+          <w:tcPr>
+            <w:tcW w:type="dxa" w:w="4514"/>
+            <w:vAlign w:val="center"/>
+          </w:tcPr>
+          <w:p>
+            <w:r>
+              <w:rPr>
+                <w:sz w:val="18"/>
+              </w:rPr>
+              <w:t>Demanda está ACEITA e possui profissional associado.</w:t>
+            </w:r>
+          </w:p>
+        </w:tc>
+      </w:tr>
+      <w:tr>
+        <w:tc>
+          <w:tcPr>
+            <w:tcW w:type="dxa" w:w="4514"/>
+            <w:vAlign w:val="center"/>
+            <w:shd w:fill="F2F6FA"/>
+          </w:tcPr>
+          <w:p>
+            <w:r>
+              <w:rPr>
+                <w:sz w:val="18"/>
+              </w:rPr>
+              <w:t>Pós-condições</w:t>
+            </w:r>
+          </w:p>
+        </w:tc>
+        <w:tc>
+          <w:tcPr>
+            <w:tcW w:type="dxa" w:w="4514"/>
+            <w:vAlign w:val="center"/>
+            <w:shd w:fill="F2F6FA"/>
+          </w:tcPr>
+          <w:p>
+            <w:r>
+              <w:rPr>
+                <w:sz w:val="18"/>
+              </w:rPr>
+              <w:t>Status alterado para FINALIZADO; o cliente pode avaliar o profissional.</w:t>
+            </w:r>
+          </w:p>
+        </w:tc>
+      </w:tr>
+      <w:tr>
+        <w:tc>
+          <w:tcPr>
+            <w:tcW w:type="dxa" w:w="4514"/>
+            <w:vAlign w:val="center"/>
+          </w:tcPr>
+          <w:p>
+            <w:r>
+              <w:rPr>
+                <w:sz w:val="18"/>
+              </w:rPr>
+              <w:t>Requisitos relacionados</w:t>
+            </w:r>
+          </w:p>
+        </w:tc>
+        <w:tc>
+          <w:tcPr>
+            <w:tcW w:type="dxa" w:w="4514"/>
+            <w:vAlign w:val="center"/>
+          </w:tcPr>
+          <w:p>
+            <w:r>
+              <w:rPr>
+                <w:sz w:val="18"/>
+              </w:rPr>
+              <w:t>RF-05, RN-02</w:t>
+            </w:r>
+          </w:p>
+        </w:tc>
+      </w:tr>
+    </w:tbl>
+    <w:p/>
+    <w:p>
+      <w:pPr>
+        <w:pStyle w:val="Heading3"/>
+      </w:pPr>
+      <w:r>
+        <w:t>Fluxo principal</w:t>
+      </w:r>
+    </w:p>
+    <w:tbl>
+      <w:tblPr>
+        <w:tblW w:type="auto" w:w="0"/>
+        <w:tblLook w:firstColumn="1" w:firstRow="1" w:lastColumn="0" w:lastRow="0" w:noHBand="0" w:noVBand="1" w:val="04A0"/>
+        <w:tblBorders>
+          <w:top w:val="single" w:sz="4" w:space="0" w:color="D9D9D9"/>
+          <w:left w:val="single" w:sz="4" w:space="0" w:color="D9D9D9"/>
+          <w:bottom w:val="single" w:sz="4" w:space="0" w:color="D9D9D9"/>
+          <w:right w:val="single" w:sz="4" w:space="0" w:color="D9D9D9"/>
+          <w:insideH w:val="single" w:sz="4" w:space="0" w:color="D9D9D9"/>
+          <w:insideV w:val="single" w:sz="4" w:space="0" w:color="D9D9D9"/>
+        </w:tblBorders>
+      </w:tblPr>
+      <w:tblGrid>
+        <w:gridCol w:w="3010"/>
+        <w:gridCol w:w="3010"/>
+        <w:gridCol w:w="3010"/>
+      </w:tblGrid>
+      <w:tr>
+        <w:tc>
+          <w:tcPr>
+            <w:tcW w:type="dxa" w:w="3010"/>
+            <w:shd w:fill="1F4E78"/>
+          </w:tcPr>
+          <w:p>
+            <w:r>
+              <w:rPr>
+                <w:b/>
+                <w:color w:val="FFFFFF"/>
+                <w:sz w:val="18"/>
+              </w:rPr>
+              <w:t>Passo</w:t>
+            </w:r>
+          </w:p>
+        </w:tc>
+        <w:tc>
+          <w:tcPr>
+            <w:tcW w:type="dxa" w:w="3010"/>
+            <w:shd w:fill="1F4E78"/>
+          </w:tcPr>
+          <w:p>
+            <w:r>
+              <w:rPr>
+                <w:b/>
+                <w:color w:val="FFFFFF"/>
+                <w:sz w:val="18"/>
+              </w:rPr>
+              <w:t>Ação do ator</w:t>
+            </w:r>
+          </w:p>
+        </w:tc>
+        <w:tc>
+          <w:tcPr>
+            <w:tcW w:type="dxa" w:w="3010"/>
+            <w:shd w:fill="1F4E78"/>
+          </w:tcPr>
+          <w:p>
+            <w:r>
+              <w:rPr>
+                <w:b/>
+                <w:color w:val="FFFFFF"/>
+                <w:sz w:val="18"/>
+              </w:rPr>
+              <w:t>Resposta do sistema</w:t>
+            </w:r>
+          </w:p>
+        </w:tc>
+      </w:tr>
+      <w:tr>
+        <w:tc>
+          <w:tcPr>
+            <w:tcW w:type="dxa" w:w="3010"/>
+            <w:vAlign w:val="center"/>
+          </w:tcPr>
+          <w:p>
+            <w:r>
+              <w:rPr>
+                <w:sz w:val="18"/>
+              </w:rPr>
+              <w:t>1</w:t>
+            </w:r>
+          </w:p>
+        </w:tc>
+        <w:tc>
+          <w:tcPr>
+            <w:tcW w:type="dxa" w:w="3010"/>
+            <w:vAlign w:val="center"/>
+          </w:tcPr>
+          <w:p>
+            <w:r>
+              <w:rPr>
+                <w:sz w:val="18"/>
+              </w:rPr>
+              <w:t>Acessa o detalhe do atendimento aceito.</w:t>
+            </w:r>
+          </w:p>
+        </w:tc>
+        <w:tc>
+          <w:tcPr>
+            <w:tcW w:type="dxa" w:w="3010"/>
+            <w:vAlign w:val="center"/>
+          </w:tcPr>
+          <w:p>
+            <w:r>
+              <w:rPr>
+                <w:sz w:val="18"/>
+              </w:rPr>
+              <w:t>Exibe opção Finalizar.</w:t>
+            </w:r>
+          </w:p>
+        </w:tc>
+      </w:tr>
+      <w:tr>
+        <w:tc>
+          <w:tcPr>
+            <w:tcW w:type="dxa" w:w="3010"/>
+            <w:vAlign w:val="center"/>
+            <w:shd w:fill="F2F6FA"/>
+          </w:tcPr>
+          <w:p>
+            <w:r>
+              <w:rPr>
+                <w:sz w:val="18"/>
+              </w:rPr>
+              <w:t>2</w:t>
+            </w:r>
+          </w:p>
+        </w:tc>
+        <w:tc>
+          <w:tcPr>
+            <w:tcW w:type="dxa" w:w="3010"/>
+            <w:vAlign w:val="center"/>
+            <w:shd w:fill="F2F6FA"/>
+          </w:tcPr>
+          <w:p>
+            <w:r>
+              <w:rPr>
+                <w:sz w:val="18"/>
+              </w:rPr>
+              <w:t>Confirma a finalização.</w:t>
+            </w:r>
+          </w:p>
+        </w:tc>
+        <w:tc>
+          <w:tcPr>
+            <w:tcW w:type="dxa" w:w="3010"/>
+            <w:vAlign w:val="center"/>
+            <w:shd w:fill="F2F6FA"/>
+          </w:tcPr>
+          <w:p>
+            <w:r>
+              <w:rPr>
+                <w:sz w:val="18"/>
+              </w:rPr>
+              <w:t>Verifica se o profissional da sessão é o associado.</w:t>
+            </w:r>
+          </w:p>
+        </w:tc>
+      </w:tr>
+      <w:tr>
+        <w:tc>
+          <w:tcPr>
+            <w:tcW w:type="dxa" w:w="3010"/>
+            <w:vAlign w:val="center"/>
+          </w:tcPr>
+          <w:p>
+            <w:r>
+              <w:rPr>
+                <w:sz w:val="18"/>
+              </w:rPr>
+              <w:t>3</w:t>
+            </w:r>
+          </w:p>
+        </w:tc>
+        <w:tc>
+          <w:tcPr>
+            <w:tcW w:type="dxa" w:w="3010"/>
+            <w:vAlign w:val="center"/>
+          </w:tcPr>
+          <w:p>
+            <w:r>
+              <w:rPr>
+                <w:sz w:val="18"/>
+              </w:rPr>
+              <w:t>—</w:t>
+            </w:r>
+          </w:p>
+        </w:tc>
+        <w:tc>
+          <w:tcPr>
+            <w:tcW w:type="dxa" w:w="3010"/>
+            <w:vAlign w:val="center"/>
+          </w:tcPr>
+          <w:p>
+            <w:r>
+              <w:rPr>
+                <w:sz w:val="18"/>
+              </w:rPr>
+              <w:t>Atualiza o status para FINALIZADO e exibe confirmação.</w:t>
+            </w:r>
+          </w:p>
+        </w:tc>
+      </w:tr>
+    </w:tbl>
+    <w:p/>
+    <w:p>
+      <w:pPr>
+        <w:pStyle w:val="Heading3"/>
+      </w:pPr>
+      <w:r>
+        <w:t>Exceções e regras</w:t>
+      </w:r>
+    </w:p>
+    <w:tbl>
+      <w:tblPr>
+        <w:tblW w:type="auto" w:w="0"/>
+        <w:tblLook w:firstColumn="1" w:firstRow="1" w:lastColumn="0" w:lastRow="0" w:noHBand="0" w:noVBand="1" w:val="04A0"/>
+        <w:tblBorders>
+          <w:top w:val="single" w:sz="4" w:space="0" w:color="D9D9D9"/>
+          <w:left w:val="single" w:sz="4" w:space="0" w:color="D9D9D9"/>
+          <w:bottom w:val="single" w:sz="4" w:space="0" w:color="D9D9D9"/>
+          <w:right w:val="single" w:sz="4" w:space="0" w:color="D9D9D9"/>
+          <w:insideH w:val="single" w:sz="4" w:space="0" w:color="D9D9D9"/>
+          <w:insideV w:val="single" w:sz="4" w:space="0" w:color="D9D9D9"/>
+        </w:tblBorders>
+      </w:tblPr>
+      <w:tblGrid>
+        <w:gridCol w:w="3010"/>
+        <w:gridCol w:w="3010"/>
+        <w:gridCol w:w="3010"/>
+      </w:tblGrid>
+      <w:tr>
+        <w:tc>
+          <w:tcPr>
+            <w:tcW w:type="dxa" w:w="3010"/>
+            <w:shd w:fill="1F4E78"/>
+          </w:tcPr>
+          <w:p>
+            <w:r>
+              <w:rPr>
+                <w:b/>
+                <w:color w:val="FFFFFF"/>
+                <w:sz w:val="18"/>
+              </w:rPr>
+              <w:t>ID</w:t>
+            </w:r>
+          </w:p>
+        </w:tc>
+        <w:tc>
+          <w:tcPr>
+            <w:tcW w:type="dxa" w:w="3010"/>
+            <w:shd w:fill="1F4E78"/>
+          </w:tcPr>
+          <w:p>
+            <w:r>
+              <w:rPr>
+                <w:b/>
+                <w:color w:val="FFFFFF"/>
+                <w:sz w:val="18"/>
+              </w:rPr>
+              <w:t>Condição</w:t>
+            </w:r>
+          </w:p>
+        </w:tc>
+        <w:tc>
+          <w:tcPr>
+            <w:tcW w:type="dxa" w:w="3010"/>
+            <w:shd w:fill="1F4E78"/>
+          </w:tcPr>
+          <w:p>
+            <w:r>
+              <w:rPr>
+                <w:b/>
+                <w:color w:val="FFFFFF"/>
+                <w:sz w:val="18"/>
+              </w:rPr>
+              <w:t>Resposta esperada</w:t>
+            </w:r>
+          </w:p>
+        </w:tc>
+      </w:tr>
+      <w:tr>
+        <w:tc>
+          <w:tcPr>
+            <w:tcW w:type="dxa" w:w="3010"/>
+            <w:vAlign w:val="center"/>
+          </w:tcPr>
+          <w:p>
+            <w:r>
+              <w:rPr>
+                <w:sz w:val="18"/>
+              </w:rPr>
+              <w:t>E1</w:t>
+            </w:r>
+          </w:p>
+        </w:tc>
+        <w:tc>
+          <w:tcPr>
+            <w:tcW w:type="dxa" w:w="3010"/>
+            <w:vAlign w:val="center"/>
+          </w:tcPr>
+          <w:p>
+            <w:r>
+              <w:rPr>
+                <w:sz w:val="18"/>
+              </w:rPr>
+              <w:t>Demanda ABERTA ou CANCELADA.</w:t>
+            </w:r>
+          </w:p>
+        </w:tc>
+        <w:tc>
+          <w:tcPr>
+            <w:tcW w:type="dxa" w:w="3010"/>
+            <w:vAlign w:val="center"/>
+          </w:tcPr>
+          <w:p>
+            <w:r>
+              <w:rPr>
+                <w:sz w:val="18"/>
+              </w:rPr>
+              <w:t>Impede a finalização.</w:t>
+            </w:r>
+          </w:p>
+        </w:tc>
+      </w:tr>
+      <w:tr>
+        <w:tc>
+          <w:tcPr>
+            <w:tcW w:type="dxa" w:w="3010"/>
+            <w:vAlign w:val="center"/>
+            <w:shd w:fill="F2F6FA"/>
+          </w:tcPr>
+          <w:p>
+            <w:r>
+              <w:rPr>
+                <w:sz w:val="18"/>
+              </w:rPr>
+              <w:t>E2</w:t>
+            </w:r>
+          </w:p>
+        </w:tc>
+        <w:tc>
+          <w:tcPr>
+            <w:tcW w:type="dxa" w:w="3010"/>
+            <w:vAlign w:val="center"/>
+            <w:shd w:fill="F2F6FA"/>
+          </w:tcPr>
+          <w:p>
+            <w:r>
+              <w:rPr>
+                <w:sz w:val="18"/>
+              </w:rPr>
+              <w:t>Usuário não é o profissional associado.</w:t>
+            </w:r>
+          </w:p>
+        </w:tc>
+        <w:tc>
+          <w:tcPr>
+            <w:tcW w:type="dxa" w:w="3010"/>
+            <w:vAlign w:val="center"/>
+            <w:shd w:fill="F2F6FA"/>
+          </w:tcPr>
+          <w:p>
+            <w:r>
+              <w:rPr>
+                <w:sz w:val="18"/>
+              </w:rPr>
+              <w:t>Rejeita a operação.</w:t>
+            </w:r>
+          </w:p>
+        </w:tc>
+      </w:tr>
+      <w:tr>
+        <w:tc>
+          <w:tcPr>
+            <w:tcW w:type="dxa" w:w="3010"/>
+            <w:vAlign w:val="center"/>
+          </w:tcPr>
+          <w:p>
+            <w:r>
+              <w:rPr>
+                <w:sz w:val="18"/>
+              </w:rPr>
+              <w:t>E3</w:t>
+            </w:r>
+          </w:p>
+        </w:tc>
+        <w:tc>
+          <w:tcPr>
+            <w:tcW w:type="dxa" w:w="3010"/>
+            <w:vAlign w:val="center"/>
+          </w:tcPr>
+          <w:p>
+            <w:r>
+              <w:rPr>
+                <w:sz w:val="18"/>
+              </w:rPr>
+              <w:t>Demanda já finalizada.</w:t>
+            </w:r>
+          </w:p>
+        </w:tc>
+        <w:tc>
+          <w:tcPr>
+            <w:tcW w:type="dxa" w:w="3010"/>
+            <w:vAlign w:val="center"/>
+          </w:tcPr>
+          <w:p>
+            <w:r>
+              <w:rPr>
+                <w:sz w:val="18"/>
+              </w:rPr>
+              <w:t>Mantém o estado e informa que não há alteração.</w:t>
+            </w:r>
+          </w:p>
+        </w:tc>
+      </w:tr>
+    </w:tbl>
+    <w:p/>
+    <w:p>
+      <w:pPr>
+        <w:pStyle w:val="Heading2"/>
+      </w:pPr>
+      <w:r>
+        <w:t>8.6 UC-07 — Moderar Cadastro</w:t>
+      </w:r>
+    </w:p>
+    <w:tbl>
+      <w:tblPr>
+        <w:tblW w:type="auto" w:w="0"/>
+        <w:tblLook w:firstColumn="1" w:firstRow="1" w:lastColumn="0" w:lastRow="0" w:noHBand="0" w:noVBand="1" w:val="04A0"/>
+        <w:tblBorders>
+          <w:top w:val="single" w:sz="4" w:space="0" w:color="D9D9D9"/>
+          <w:left w:val="single" w:sz="4" w:space="0" w:color="D9D9D9"/>
+          <w:bottom w:val="single" w:sz="4" w:space="0" w:color="D9D9D9"/>
+          <w:right w:val="single" w:sz="4" w:space="0" w:color="D9D9D9"/>
+          <w:insideH w:val="single" w:sz="4" w:space="0" w:color="D9D9D9"/>
+          <w:insideV w:val="single" w:sz="4" w:space="0" w:color="D9D9D9"/>
+        </w:tblBorders>
+      </w:tblPr>
+      <w:tblGrid>
+        <w:gridCol w:w="4514"/>
+        <w:gridCol w:w="4514"/>
+      </w:tblGrid>
+      <w:tr>
+        <w:tc>
+          <w:tcPr>
+            <w:tcW w:type="dxa" w:w="4514"/>
+            <w:shd w:fill="1F4E78"/>
+          </w:tcPr>
+          <w:p>
+            <w:r>
+              <w:rPr>
+                <w:b/>
+                <w:color w:val="FFFFFF"/>
+                <w:sz w:val="18"/>
+              </w:rPr>
+              <w:t>Campo</w:t>
+            </w:r>
+          </w:p>
+        </w:tc>
+        <w:tc>
+          <w:tcPr>
+            <w:tcW w:type="dxa" w:w="4514"/>
+            <w:shd w:fill="1F4E78"/>
+          </w:tcPr>
+          <w:p>
+            <w:r>
+              <w:rPr>
+                <w:b/>
+                <w:color w:val="FFFFFF"/>
+                <w:sz w:val="18"/>
+              </w:rPr>
+              <w:t>Especificação</w:t>
+            </w:r>
+          </w:p>
+        </w:tc>
+      </w:tr>
+      <w:tr>
+        <w:tc>
+          <w:tcPr>
+            <w:tcW w:type="dxa" w:w="4514"/>
+            <w:vAlign w:val="center"/>
+          </w:tcPr>
+          <w:p>
+            <w:r>
+              <w:rPr>
+                <w:sz w:val="18"/>
+              </w:rPr>
+              <w:t>Ator primário</w:t>
+            </w:r>
+          </w:p>
+        </w:tc>
+        <w:tc>
+          <w:tcPr>
+            <w:tcW w:type="dxa" w:w="4514"/>
+            <w:vAlign w:val="center"/>
+          </w:tcPr>
+          <w:p>
+            <w:r>
+              <w:rPr>
+                <w:sz w:val="18"/>
+              </w:rPr>
+              <w:t>Administrador</w:t>
+            </w:r>
+          </w:p>
+        </w:tc>
+      </w:tr>
+      <w:tr>
+        <w:tc>
+          <w:tcPr>
+            <w:tcW w:type="dxa" w:w="4514"/>
+            <w:vAlign w:val="center"/>
+            <w:shd w:fill="F2F6FA"/>
+          </w:tcPr>
+          <w:p>
+            <w:r>
+              <w:rPr>
+                <w:sz w:val="18"/>
+              </w:rPr>
+              <w:t>Objetivo</w:t>
+            </w:r>
+          </w:p>
+        </w:tc>
+        <w:tc>
+          <w:tcPr>
+            <w:tcW w:type="dxa" w:w="4514"/>
+            <w:vAlign w:val="center"/>
+            <w:shd w:fill="F2F6FA"/>
+          </w:tcPr>
+          <w:p>
+            <w:r>
+              <w:rPr>
+                <w:sz w:val="18"/>
+              </w:rPr>
+              <w:t>Validar, bloquear ou ativar cadastros.</w:t>
+            </w:r>
+          </w:p>
+        </w:tc>
+      </w:tr>
+      <w:tr>
+        <w:tc>
+          <w:tcPr>
+            <w:tcW w:type="dxa" w:w="4514"/>
+            <w:vAlign w:val="center"/>
+          </w:tcPr>
+          <w:p>
+            <w:r>
+              <w:rPr>
+                <w:sz w:val="18"/>
+              </w:rPr>
+              <w:t>Pré-condições</w:t>
+            </w:r>
+          </w:p>
+        </w:tc>
+        <w:tc>
+          <w:tcPr>
+            <w:tcW w:type="dxa" w:w="4514"/>
+            <w:vAlign w:val="center"/>
+          </w:tcPr>
+          <w:p>
+            <w:r>
+              <w:rPr>
+                <w:sz w:val="18"/>
+              </w:rPr>
+              <w:t>Administrador autenticado e painel disponível.</w:t>
+            </w:r>
+          </w:p>
+        </w:tc>
+      </w:tr>
+      <w:tr>
+        <w:tc>
+          <w:tcPr>
+            <w:tcW w:type="dxa" w:w="4514"/>
+            <w:vAlign w:val="center"/>
+            <w:shd w:fill="F2F6FA"/>
+          </w:tcPr>
+          <w:p>
+            <w:r>
+              <w:rPr>
+                <w:sz w:val="18"/>
+              </w:rPr>
+              <w:t>Pós-condições</w:t>
+            </w:r>
+          </w:p>
+        </w:tc>
+        <w:tc>
+          <w:tcPr>
+            <w:tcW w:type="dxa" w:w="4514"/>
+            <w:vAlign w:val="center"/>
+            <w:shd w:fill="F2F6FA"/>
+          </w:tcPr>
+          <w:p>
+            <w:r>
+              <w:rPr>
+                <w:sz w:val="18"/>
+              </w:rPr>
+              <w:t>Status do cadastro persistido e permissões atualizadas.</w:t>
+            </w:r>
+          </w:p>
+        </w:tc>
+      </w:tr>
+      <w:tr>
+        <w:tc>
+          <w:tcPr>
+            <w:tcW w:type="dxa" w:w="4514"/>
+            <w:vAlign w:val="center"/>
+          </w:tcPr>
+          <w:p>
+            <w:r>
+              <w:rPr>
+                <w:sz w:val="18"/>
+              </w:rPr>
+              <w:t>Requisitos relacionados</w:t>
+            </w:r>
+          </w:p>
+        </w:tc>
+        <w:tc>
+          <w:tcPr>
+            <w:tcW w:type="dxa" w:w="4514"/>
+            <w:vAlign w:val="center"/>
+          </w:tcPr>
+          <w:p>
+            <w:r>
+              <w:rPr>
+                <w:sz w:val="18"/>
+              </w:rPr>
+              <w:t>RF-07, RN-01</w:t>
+            </w:r>
+          </w:p>
+        </w:tc>
+      </w:tr>
+    </w:tbl>
+    <w:p/>
+    <w:p>
+      <w:pPr>
+        <w:pStyle w:val="Heading3"/>
+      </w:pPr>
+      <w:r>
+        <w:t>Fluxo principal</w:t>
+      </w:r>
+    </w:p>
+    <w:tbl>
+      <w:tblPr>
+        <w:tblW w:type="auto" w:w="0"/>
+        <w:tblLook w:firstColumn="1" w:firstRow="1" w:lastColumn="0" w:lastRow="0" w:noHBand="0" w:noVBand="1" w:val="04A0"/>
+        <w:tblBorders>
+          <w:top w:val="single" w:sz="4" w:space="0" w:color="D9D9D9"/>
+          <w:left w:val="single" w:sz="4" w:space="0" w:color="D9D9D9"/>
+          <w:bottom w:val="single" w:sz="4" w:space="0" w:color="D9D9D9"/>
+          <w:right w:val="single" w:sz="4" w:space="0" w:color="D9D9D9"/>
+          <w:insideH w:val="single" w:sz="4" w:space="0" w:color="D9D9D9"/>
+          <w:insideV w:val="single" w:sz="4" w:space="0" w:color="D9D9D9"/>
+        </w:tblBorders>
+      </w:tblPr>
+      <w:tblGrid>
+        <w:gridCol w:w="3010"/>
+        <w:gridCol w:w="3010"/>
+        <w:gridCol w:w="3010"/>
+      </w:tblGrid>
+      <w:tr>
+        <w:tc>
+          <w:tcPr>
+            <w:tcW w:type="dxa" w:w="3010"/>
+            <w:shd w:fill="1F4E78"/>
+          </w:tcPr>
+          <w:p>
+            <w:r>
+              <w:rPr>
+                <w:b/>
+                <w:color w:val="FFFFFF"/>
+                <w:sz w:val="18"/>
+              </w:rPr>
+              <w:t>Passo</w:t>
+            </w:r>
+          </w:p>
+        </w:tc>
+        <w:tc>
+          <w:tcPr>
+            <w:tcW w:type="dxa" w:w="3010"/>
+            <w:shd w:fill="1F4E78"/>
+          </w:tcPr>
+          <w:p>
+            <w:r>
+              <w:rPr>
+                <w:b/>
+                <w:color w:val="FFFFFF"/>
+                <w:sz w:val="18"/>
+              </w:rPr>
+              <w:t>Ação do ator</w:t>
+            </w:r>
+          </w:p>
+        </w:tc>
+        <w:tc>
+          <w:tcPr>
+            <w:tcW w:type="dxa" w:w="3010"/>
+            <w:shd w:fill="1F4E78"/>
+          </w:tcPr>
+          <w:p>
+            <w:r>
+              <w:rPr>
+                <w:b/>
+                <w:color w:val="FFFFFF"/>
+                <w:sz w:val="18"/>
+              </w:rPr>
+              <w:t>Resposta do sistema</w:t>
+            </w:r>
+          </w:p>
+        </w:tc>
+      </w:tr>
+      <w:tr>
+        <w:tc>
+          <w:tcPr>
+            <w:tcW w:type="dxa" w:w="3010"/>
+            <w:vAlign w:val="center"/>
+          </w:tcPr>
+          <w:p>
+            <w:r>
+              <w:rPr>
+                <w:sz w:val="18"/>
+              </w:rPr>
+              <w:t>1</w:t>
+            </w:r>
+          </w:p>
+        </w:tc>
+        <w:tc>
+          <w:tcPr>
+            <w:tcW w:type="dxa" w:w="3010"/>
+            <w:vAlign w:val="center"/>
+          </w:tcPr>
+          <w:p>
+            <w:r>
+              <w:rPr>
+                <w:sz w:val="18"/>
+              </w:rPr>
+              <w:t>Acessa o painel administrativo.</w:t>
+            </w:r>
+          </w:p>
+        </w:tc>
+        <w:tc>
+          <w:tcPr>
+            <w:tcW w:type="dxa" w:w="3010"/>
+            <w:vAlign w:val="center"/>
+          </w:tcPr>
+          <w:p>
+            <w:r>
+              <w:rPr>
+                <w:sz w:val="18"/>
+              </w:rPr>
+              <w:t>Lista usuários e respectivos status.</w:t>
+            </w:r>
+          </w:p>
+        </w:tc>
+      </w:tr>
+      <w:tr>
+        <w:tc>
+          <w:tcPr>
+            <w:tcW w:type="dxa" w:w="3010"/>
+            <w:vAlign w:val="center"/>
+            <w:shd w:fill="F2F6FA"/>
+          </w:tcPr>
+          <w:p>
+            <w:r>
+              <w:rPr>
+                <w:sz w:val="18"/>
+              </w:rPr>
+              <w:t>2</w:t>
+            </w:r>
+          </w:p>
+        </w:tc>
+        <w:tc>
+          <w:tcPr>
+            <w:tcW w:type="dxa" w:w="3010"/>
+            <w:vAlign w:val="center"/>
+            <w:shd w:fill="F2F6FA"/>
+          </w:tcPr>
+          <w:p>
+            <w:r>
+              <w:rPr>
+                <w:sz w:val="18"/>
+              </w:rPr>
+              <w:t>Seleciona um cadastro e escolhe Validar, Bloquear ou Ativar.</w:t>
+            </w:r>
+          </w:p>
+        </w:tc>
+        <w:tc>
+          <w:tcPr>
+            <w:tcW w:type="dxa" w:w="3010"/>
+            <w:vAlign w:val="center"/>
+            <w:shd w:fill="F2F6FA"/>
+          </w:tcPr>
+          <w:p>
+            <w:r>
+              <w:rPr>
+                <w:sz w:val="18"/>
+              </w:rPr>
+              <w:t>Solicita confirmação e aplica a regra de moderação.</w:t>
+            </w:r>
+          </w:p>
+        </w:tc>
+      </w:tr>
+      <w:tr>
+        <w:tc>
+          <w:tcPr>
+            <w:tcW w:type="dxa" w:w="3010"/>
+            <w:vAlign w:val="center"/>
+          </w:tcPr>
+          <w:p>
+            <w:r>
+              <w:rPr>
+                <w:sz w:val="18"/>
+              </w:rPr>
+              <w:t>3</w:t>
+            </w:r>
+          </w:p>
+        </w:tc>
+        <w:tc>
+          <w:tcPr>
+            <w:tcW w:type="dxa" w:w="3010"/>
+            <w:vAlign w:val="center"/>
+          </w:tcPr>
+          <w:p>
+            <w:r>
+              <w:rPr>
+                <w:sz w:val="18"/>
+              </w:rPr>
+              <w:t>Confirma.</w:t>
+            </w:r>
+          </w:p>
+        </w:tc>
+        <w:tc>
+          <w:tcPr>
+            <w:tcW w:type="dxa" w:w="3010"/>
+            <w:vAlign w:val="center"/>
+          </w:tcPr>
+          <w:p>
+            <w:r>
+              <w:rPr>
+                <w:sz w:val="18"/>
+              </w:rPr>
+              <w:t>Persiste o novo status e exibe o resultado.</w:t>
+            </w:r>
+          </w:p>
+        </w:tc>
+      </w:tr>
+    </w:tbl>
+    <w:p/>
+    <w:p>
+      <w:pPr>
+        <w:pStyle w:val="Heading3"/>
+      </w:pPr>
+      <w:r>
+        <w:t>Exceções e regras</w:t>
+      </w:r>
+    </w:p>
+    <w:tbl>
+      <w:tblPr>
+        <w:tblW w:type="auto" w:w="0"/>
+        <w:tblLook w:firstColumn="1" w:firstRow="1" w:lastColumn="0" w:lastRow="0" w:noHBand="0" w:noVBand="1" w:val="04A0"/>
+        <w:tblBorders>
+          <w:top w:val="single" w:sz="4" w:space="0" w:color="D9D9D9"/>
+          <w:left w:val="single" w:sz="4" w:space="0" w:color="D9D9D9"/>
+          <w:bottom w:val="single" w:sz="4" w:space="0" w:color="D9D9D9"/>
+          <w:right w:val="single" w:sz="4" w:space="0" w:color="D9D9D9"/>
+          <w:insideH w:val="single" w:sz="4" w:space="0" w:color="D9D9D9"/>
+          <w:insideV w:val="single" w:sz="4" w:space="0" w:color="D9D9D9"/>
+        </w:tblBorders>
+      </w:tblPr>
+      <w:tblGrid>
+        <w:gridCol w:w="3010"/>
+        <w:gridCol w:w="3010"/>
+        <w:gridCol w:w="3010"/>
+      </w:tblGrid>
+      <w:tr>
+        <w:tc>
+          <w:tcPr>
+            <w:tcW w:type="dxa" w:w="3010"/>
+            <w:shd w:fill="1F4E78"/>
+          </w:tcPr>
+          <w:p>
+            <w:r>
+              <w:rPr>
+                <w:b/>
+                <w:color w:val="FFFFFF"/>
+                <w:sz w:val="18"/>
+              </w:rPr>
+              <w:t>ID</w:t>
+            </w:r>
+          </w:p>
+        </w:tc>
+        <w:tc>
+          <w:tcPr>
+            <w:tcW w:type="dxa" w:w="3010"/>
+            <w:shd w:fill="1F4E78"/>
+          </w:tcPr>
+          <w:p>
+            <w:r>
+              <w:rPr>
+                <w:b/>
+                <w:color w:val="FFFFFF"/>
+                <w:sz w:val="18"/>
+              </w:rPr>
+              <w:t>Condição</w:t>
+            </w:r>
+          </w:p>
+        </w:tc>
+        <w:tc>
+          <w:tcPr>
+            <w:tcW w:type="dxa" w:w="3010"/>
+            <w:shd w:fill="1F4E78"/>
+          </w:tcPr>
+          <w:p>
+            <w:r>
+              <w:rPr>
+                <w:b/>
+                <w:color w:val="FFFFFF"/>
+                <w:sz w:val="18"/>
+              </w:rPr>
+              <w:t>Resposta esperada</w:t>
+            </w:r>
+          </w:p>
+        </w:tc>
+      </w:tr>
+      <w:tr>
+        <w:tc>
+          <w:tcPr>
+            <w:tcW w:type="dxa" w:w="3010"/>
+            <w:vAlign w:val="center"/>
+          </w:tcPr>
+          <w:p>
+            <w:r>
+              <w:rPr>
+                <w:sz w:val="18"/>
+              </w:rPr>
+              <w:t>E1</w:t>
+            </w:r>
+          </w:p>
+        </w:tc>
+        <w:tc>
+          <w:tcPr>
+            <w:tcW w:type="dxa" w:w="3010"/>
+            <w:vAlign w:val="center"/>
+          </w:tcPr>
+          <w:p>
+            <w:r>
+              <w:rPr>
+                <w:sz w:val="18"/>
+              </w:rPr>
+              <w:t>Usuário sem permissão administrativa.</w:t>
+            </w:r>
+          </w:p>
+        </w:tc>
+        <w:tc>
+          <w:tcPr>
+            <w:tcW w:type="dxa" w:w="3010"/>
+            <w:vAlign w:val="center"/>
+          </w:tcPr>
+          <w:p>
+            <w:r>
+              <w:rPr>
+                <w:sz w:val="18"/>
+              </w:rPr>
+              <w:t>Retorna acesso negado.</w:t>
+            </w:r>
+          </w:p>
+        </w:tc>
+      </w:tr>
+      <w:tr>
+        <w:tc>
+          <w:tcPr>
+            <w:tcW w:type="dxa" w:w="3010"/>
+            <w:vAlign w:val="center"/>
+            <w:shd w:fill="F2F6FA"/>
+          </w:tcPr>
+          <w:p>
+            <w:r>
+              <w:rPr>
+                <w:sz w:val="18"/>
+              </w:rPr>
+              <w:t>E2</w:t>
+            </w:r>
+          </w:p>
+        </w:tc>
+        <w:tc>
+          <w:tcPr>
+            <w:tcW w:type="dxa" w:w="3010"/>
+            <w:vAlign w:val="center"/>
+            <w:shd w:fill="F2F6FA"/>
+          </w:tcPr>
+          <w:p>
+            <w:r>
+              <w:rPr>
+                <w:sz w:val="18"/>
+              </w:rPr>
+              <w:t>Cadastro inexistente.</w:t>
+            </w:r>
+          </w:p>
+        </w:tc>
+        <w:tc>
+          <w:tcPr>
+            <w:tcW w:type="dxa" w:w="3010"/>
+            <w:vAlign w:val="center"/>
+            <w:shd w:fill="F2F6FA"/>
+          </w:tcPr>
+          <w:p>
+            <w:r>
+              <w:rPr>
+                <w:sz w:val="18"/>
+              </w:rPr>
+              <w:t>Informa que o registro não foi encontrado.</w:t>
+            </w:r>
+          </w:p>
+        </w:tc>
+      </w:tr>
+      <w:tr>
+        <w:tc>
+          <w:tcPr>
+            <w:tcW w:type="dxa" w:w="3010"/>
+            <w:vAlign w:val="center"/>
+          </w:tcPr>
+          <w:p>
+            <w:r>
+              <w:rPr>
+                <w:sz w:val="18"/>
+              </w:rPr>
+              <w:t>E3</w:t>
+            </w:r>
+          </w:p>
+        </w:tc>
+        <w:tc>
+          <w:tcPr>
+            <w:tcW w:type="dxa" w:w="3010"/>
+            <w:vAlign w:val="center"/>
+          </w:tcPr>
+          <w:p>
+            <w:r>
+              <w:rPr>
+                <w:sz w:val="18"/>
+              </w:rPr>
+              <w:t>Operação incompatível com o estado atual.</w:t>
+            </w:r>
+          </w:p>
+        </w:tc>
+        <w:tc>
+          <w:tcPr>
+            <w:tcW w:type="dxa" w:w="3010"/>
+            <w:vAlign w:val="center"/>
+          </w:tcPr>
+          <w:p>
+            <w:r>
+              <w:rPr>
+                <w:sz w:val="18"/>
+              </w:rPr>
+              <w:t>Não altera o cadastro e explica a regra.</w:t>
+            </w:r>
+          </w:p>
+        </w:tc>
+      </w:tr>
+    </w:tbl>
+    <w:p/>
+    <w:p>
+      <w:pPr>
+        <w:pStyle w:val="Heading2"/>
+      </w:pPr>
+      <w:r>
+        <w:t>8.7 UC-06 — Avaliar Profissional</w:t>
+      </w:r>
+    </w:p>
+    <w:tbl>
+      <w:tblPr>
+        <w:tblW w:type="auto" w:w="0"/>
+        <w:tblLook w:firstColumn="1" w:firstRow="1" w:lastColumn="0" w:lastRow="0" w:noHBand="0" w:noVBand="1" w:val="04A0"/>
+        <w:tblBorders>
+          <w:top w:val="single" w:sz="4" w:space="0" w:color="D9D9D9"/>
+          <w:left w:val="single" w:sz="4" w:space="0" w:color="D9D9D9"/>
+          <w:bottom w:val="single" w:sz="4" w:space="0" w:color="D9D9D9"/>
+          <w:right w:val="single" w:sz="4" w:space="0" w:color="D9D9D9"/>
+          <w:insideH w:val="single" w:sz="4" w:space="0" w:color="D9D9D9"/>
+          <w:insideV w:val="single" w:sz="4" w:space="0" w:color="D9D9D9"/>
+        </w:tblBorders>
+      </w:tblPr>
+      <w:tblGrid>
+        <w:gridCol w:w="4514"/>
+        <w:gridCol w:w="4514"/>
+      </w:tblGrid>
+      <w:tr>
+        <w:tc>
+          <w:tcPr>
+            <w:tcW w:type="dxa" w:w="4514"/>
+            <w:shd w:fill="1F4E78"/>
+          </w:tcPr>
+          <w:p>
+            <w:r>
+              <w:rPr>
+                <w:b/>
+                <w:color w:val="FFFFFF"/>
+                <w:sz w:val="18"/>
+              </w:rPr>
+              <w:t>Campo</w:t>
+            </w:r>
+          </w:p>
+        </w:tc>
+        <w:tc>
+          <w:tcPr>
+            <w:tcW w:type="dxa" w:w="4514"/>
+            <w:shd w:fill="1F4E78"/>
+          </w:tcPr>
+          <w:p>
+            <w:r>
+              <w:rPr>
+                <w:b/>
+                <w:color w:val="FFFFFF"/>
+                <w:sz w:val="18"/>
+              </w:rPr>
+              <w:t>Especificação</w:t>
+            </w:r>
+          </w:p>
+        </w:tc>
+      </w:tr>
+      <w:tr>
+        <w:tc>
+          <w:tcPr>
+            <w:tcW w:type="dxa" w:w="4514"/>
+            <w:vAlign w:val="center"/>
+          </w:tcPr>
+          <w:p>
+            <w:r>
+              <w:rPr>
+                <w:sz w:val="18"/>
+              </w:rPr>
+              <w:t>Ator primário</w:t>
+            </w:r>
+          </w:p>
+        </w:tc>
+        <w:tc>
+          <w:tcPr>
+            <w:tcW w:type="dxa" w:w="4514"/>
+            <w:vAlign w:val="center"/>
+          </w:tcPr>
+          <w:p>
+            <w:r>
+              <w:rPr>
+                <w:sz w:val="18"/>
+              </w:rPr>
+              <w:t>Cliente</w:t>
+            </w:r>
+          </w:p>
+        </w:tc>
+      </w:tr>
+      <w:tr>
+        <w:tc>
+          <w:tcPr>
+            <w:tcW w:type="dxa" w:w="4514"/>
+            <w:vAlign w:val="center"/>
+            <w:shd w:fill="F2F6FA"/>
+          </w:tcPr>
+          <w:p>
+            <w:r>
+              <w:rPr>
+                <w:sz w:val="18"/>
+              </w:rPr>
+              <w:t>Objetivo</w:t>
+            </w:r>
+          </w:p>
+        </w:tc>
+        <w:tc>
+          <w:tcPr>
+            <w:tcW w:type="dxa" w:w="4514"/>
+            <w:vAlign w:val="center"/>
+            <w:shd w:fill="F2F6FA"/>
+          </w:tcPr>
+          <w:p>
+            <w:r>
+              <w:rPr>
+                <w:sz w:val="18"/>
+              </w:rPr>
+              <w:t>Registrar avaliação após serviço finalizado.</w:t>
+            </w:r>
+          </w:p>
+        </w:tc>
+      </w:tr>
+      <w:tr>
+        <w:tc>
+          <w:tcPr>
+            <w:tcW w:type="dxa" w:w="4514"/>
+            <w:vAlign w:val="center"/>
+          </w:tcPr>
+          <w:p>
+            <w:r>
+              <w:rPr>
+                <w:sz w:val="18"/>
+              </w:rPr>
+              <w:t>Pré-condições</w:t>
+            </w:r>
+          </w:p>
+        </w:tc>
+        <w:tc>
+          <w:tcPr>
+            <w:tcW w:type="dxa" w:w="4514"/>
+            <w:vAlign w:val="center"/>
+          </w:tcPr>
+          <w:p>
+            <w:r>
+              <w:rPr>
+                <w:sz w:val="18"/>
+              </w:rPr>
+              <w:t>Cliente é o solicitante; demanda está FINALIZADA e ainda não possui avaliação.</w:t>
+            </w:r>
+          </w:p>
+        </w:tc>
+      </w:tr>
+      <w:tr>
+        <w:tc>
+          <w:tcPr>
+            <w:tcW w:type="dxa" w:w="4514"/>
+            <w:vAlign w:val="center"/>
+            <w:shd w:fill="F2F6FA"/>
+          </w:tcPr>
+          <w:p>
+            <w:r>
+              <w:rPr>
+                <w:sz w:val="18"/>
+              </w:rPr>
+              <w:t>Pós-condições</w:t>
+            </w:r>
+          </w:p>
+        </w:tc>
+        <w:tc>
+          <w:tcPr>
+            <w:tcW w:type="dxa" w:w="4514"/>
+            <w:vAlign w:val="center"/>
+            <w:shd w:fill="F2F6FA"/>
+          </w:tcPr>
+          <w:p>
+            <w:r>
+              <w:rPr>
+                <w:sz w:val="18"/>
+              </w:rPr>
+              <w:t>Avaliação persistida com nota de 1 a 5 e comentário opcional.</w:t>
+            </w:r>
+          </w:p>
+        </w:tc>
+      </w:tr>
+      <w:tr>
+        <w:tc>
+          <w:tcPr>
+            <w:tcW w:type="dxa" w:w="4514"/>
+            <w:vAlign w:val="center"/>
+          </w:tcPr>
+          <w:p>
+            <w:r>
+              <w:rPr>
+                <w:sz w:val="18"/>
+              </w:rPr>
+              <w:t>Requisitos relacionados</w:t>
+            </w:r>
+          </w:p>
+        </w:tc>
+        <w:tc>
+          <w:tcPr>
+            <w:tcW w:type="dxa" w:w="4514"/>
+            <w:vAlign w:val="center"/>
+          </w:tcPr>
+          <w:p>
+            <w:r>
+              <w:rPr>
+                <w:sz w:val="18"/>
+              </w:rPr>
+              <w:t>RF-06, RN-03</w:t>
+            </w:r>
+          </w:p>
+        </w:tc>
+      </w:tr>
+    </w:tbl>
+    <w:p/>
+    <w:p>
+      <w:pPr>
+        <w:pStyle w:val="Heading3"/>
+      </w:pPr>
+      <w:r>
+        <w:t>Fluxo principal</w:t>
+      </w:r>
+    </w:p>
+    <w:tbl>
+      <w:tblPr>
+        <w:tblW w:type="auto" w:w="0"/>
+        <w:tblLook w:firstColumn="1" w:firstRow="1" w:lastColumn="0" w:lastRow="0" w:noHBand="0" w:noVBand="1" w:val="04A0"/>
+        <w:tblBorders>
+          <w:top w:val="single" w:sz="4" w:space="0" w:color="D9D9D9"/>
+          <w:left w:val="single" w:sz="4" w:space="0" w:color="D9D9D9"/>
+          <w:bottom w:val="single" w:sz="4" w:space="0" w:color="D9D9D9"/>
+          <w:right w:val="single" w:sz="4" w:space="0" w:color="D9D9D9"/>
+          <w:insideH w:val="single" w:sz="4" w:space="0" w:color="D9D9D9"/>
+          <w:insideV w:val="single" w:sz="4" w:space="0" w:color="D9D9D9"/>
+        </w:tblBorders>
+      </w:tblPr>
+      <w:tblGrid>
+        <w:gridCol w:w="3010"/>
+        <w:gridCol w:w="3010"/>
+        <w:gridCol w:w="3010"/>
+      </w:tblGrid>
+      <w:tr>
+        <w:tc>
+          <w:tcPr>
+            <w:tcW w:type="dxa" w:w="3010"/>
+            <w:shd w:fill="1F4E78"/>
+          </w:tcPr>
+          <w:p>
+            <w:r>
+              <w:rPr>
+                <w:b/>
+                <w:color w:val="FFFFFF"/>
+                <w:sz w:val="18"/>
+              </w:rPr>
+              <w:t>Passo</w:t>
+            </w:r>
+          </w:p>
+        </w:tc>
+        <w:tc>
+          <w:tcPr>
+            <w:tcW w:type="dxa" w:w="3010"/>
+            <w:shd w:fill="1F4E78"/>
+          </w:tcPr>
+          <w:p>
+            <w:r>
+              <w:rPr>
+                <w:b/>
+                <w:color w:val="FFFFFF"/>
+                <w:sz w:val="18"/>
+              </w:rPr>
+              <w:t>Ação do ator</w:t>
+            </w:r>
+          </w:p>
+        </w:tc>
+        <w:tc>
+          <w:tcPr>
+            <w:tcW w:type="dxa" w:w="3010"/>
+            <w:shd w:fill="1F4E78"/>
+          </w:tcPr>
+          <w:p>
+            <w:r>
+              <w:rPr>
+                <w:b/>
+                <w:color w:val="FFFFFF"/>
+                <w:sz w:val="18"/>
+              </w:rPr>
+              <w:t>Resposta do sistema</w:t>
+            </w:r>
+          </w:p>
+        </w:tc>
+      </w:tr>
+      <w:tr>
+        <w:tc>
+          <w:tcPr>
+            <w:tcW w:type="dxa" w:w="3010"/>
+            <w:vAlign w:val="center"/>
+          </w:tcPr>
+          <w:p>
+            <w:r>
+              <w:rPr>
+                <w:sz w:val="18"/>
+              </w:rPr>
+              <w:t>1</w:t>
+            </w:r>
+          </w:p>
+        </w:tc>
+        <w:tc>
+          <w:tcPr>
+            <w:tcW w:type="dxa" w:w="3010"/>
+            <w:vAlign w:val="center"/>
+          </w:tcPr>
+          <w:p>
+            <w:r>
+              <w:rPr>
+                <w:sz w:val="18"/>
+              </w:rPr>
+              <w:t>Acessa a avaliação do serviço finalizado.</w:t>
+            </w:r>
+          </w:p>
+        </w:tc>
+        <w:tc>
+          <w:tcPr>
+            <w:tcW w:type="dxa" w:w="3010"/>
+            <w:vAlign w:val="center"/>
+          </w:tcPr>
+          <w:p>
+            <w:r>
+              <w:rPr>
+                <w:sz w:val="18"/>
+              </w:rPr>
+              <w:t>Exibe formulário de nota e comentário.</w:t>
+            </w:r>
+          </w:p>
+        </w:tc>
+      </w:tr>
+      <w:tr>
+        <w:tc>
+          <w:tcPr>
+            <w:tcW w:type="dxa" w:w="3010"/>
+            <w:vAlign w:val="center"/>
+            <w:shd w:fill="F2F6FA"/>
+          </w:tcPr>
+          <w:p>
+            <w:r>
+              <w:rPr>
+                <w:sz w:val="18"/>
+              </w:rPr>
+              <w:t>2</w:t>
+            </w:r>
+          </w:p>
+        </w:tc>
+        <w:tc>
+          <w:tcPr>
+            <w:tcW w:type="dxa" w:w="3010"/>
+            <w:vAlign w:val="center"/>
+            <w:shd w:fill="F2F6FA"/>
+          </w:tcPr>
+          <w:p>
+            <w:r>
+              <w:rPr>
+                <w:sz w:val="18"/>
+              </w:rPr>
+              <w:t>Informa nota e comentário opcional.</w:t>
+            </w:r>
+          </w:p>
+        </w:tc>
+        <w:tc>
+          <w:tcPr>
+            <w:tcW w:type="dxa" w:w="3010"/>
+            <w:vAlign w:val="center"/>
+            <w:shd w:fill="F2F6FA"/>
+          </w:tcPr>
+          <w:p>
+            <w:r>
+              <w:rPr>
+                <w:sz w:val="18"/>
+              </w:rPr>
+              <w:t>Valida o intervalo da nota.</w:t>
+            </w:r>
+          </w:p>
+        </w:tc>
+      </w:tr>
+      <w:tr>
+        <w:tc>
+          <w:tcPr>
+            <w:tcW w:type="dxa" w:w="3010"/>
+            <w:vAlign w:val="center"/>
+          </w:tcPr>
+          <w:p>
+            <w:r>
+              <w:rPr>
+                <w:sz w:val="18"/>
+              </w:rPr>
+              <w:t>3</w:t>
+            </w:r>
+          </w:p>
+        </w:tc>
+        <w:tc>
+          <w:tcPr>
+            <w:tcW w:type="dxa" w:w="3010"/>
+            <w:vAlign w:val="center"/>
+          </w:tcPr>
+          <w:p>
+            <w:r>
+              <w:rPr>
+                <w:sz w:val="18"/>
+              </w:rPr>
+              <w:t>Confirma o envio.</w:t>
+            </w:r>
+          </w:p>
+        </w:tc>
+        <w:tc>
+          <w:tcPr>
+            <w:tcW w:type="dxa" w:w="3010"/>
+            <w:vAlign w:val="center"/>
+          </w:tcPr>
+          <w:p>
+            <w:r>
+              <w:rPr>
+                <w:sz w:val="18"/>
+              </w:rPr>
+              <w:t>Persiste a avaliação e associa-a ao profissional.</w:t>
+            </w:r>
+          </w:p>
+        </w:tc>
+      </w:tr>
+    </w:tbl>
+    <w:p/>
+    <w:p>
+      <w:pPr>
+        <w:pStyle w:val="Heading3"/>
+      </w:pPr>
+      <w:r>
+        <w:t>Exceções e regras</w:t>
+      </w:r>
+    </w:p>
+    <w:tbl>
+      <w:tblPr>
+        <w:tblW w:type="auto" w:w="0"/>
+        <w:tblLook w:firstColumn="1" w:firstRow="1" w:lastColumn="0" w:lastRow="0" w:noHBand="0" w:noVBand="1" w:val="04A0"/>
+        <w:tblBorders>
+          <w:top w:val="single" w:sz="4" w:space="0" w:color="D9D9D9"/>
+          <w:left w:val="single" w:sz="4" w:space="0" w:color="D9D9D9"/>
+          <w:bottom w:val="single" w:sz="4" w:space="0" w:color="D9D9D9"/>
+          <w:right w:val="single" w:sz="4" w:space="0" w:color="D9D9D9"/>
+          <w:insideH w:val="single" w:sz="4" w:space="0" w:color="D9D9D9"/>
+          <w:insideV w:val="single" w:sz="4" w:space="0" w:color="D9D9D9"/>
+        </w:tblBorders>
+      </w:tblPr>
+      <w:tblGrid>
+        <w:gridCol w:w="3010"/>
+        <w:gridCol w:w="3010"/>
+        <w:gridCol w:w="3010"/>
+      </w:tblGrid>
+      <w:tr>
+        <w:tc>
+          <w:tcPr>
+            <w:tcW w:type="dxa" w:w="3010"/>
+            <w:shd w:fill="1F4E78"/>
+          </w:tcPr>
+          <w:p>
+            <w:r>
+              <w:rPr>
+                <w:b/>
+                <w:color w:val="FFFFFF"/>
+                <w:sz w:val="18"/>
+              </w:rPr>
+              <w:t>ID</w:t>
+            </w:r>
+          </w:p>
+        </w:tc>
+        <w:tc>
+          <w:tcPr>
+            <w:tcW w:type="dxa" w:w="3010"/>
+            <w:shd w:fill="1F4E78"/>
+          </w:tcPr>
+          <w:p>
+            <w:r>
+              <w:rPr>
+                <w:b/>
+                <w:color w:val="FFFFFF"/>
+                <w:sz w:val="18"/>
+              </w:rPr>
+              <w:t>Condição</w:t>
+            </w:r>
+          </w:p>
+        </w:tc>
+        <w:tc>
+          <w:tcPr>
+            <w:tcW w:type="dxa" w:w="3010"/>
+            <w:shd w:fill="1F4E78"/>
+          </w:tcPr>
+          <w:p>
+            <w:r>
+              <w:rPr>
+                <w:b/>
+                <w:color w:val="FFFFFF"/>
+                <w:sz w:val="18"/>
+              </w:rPr>
+              <w:t>Resposta esperada</w:t>
+            </w:r>
+          </w:p>
+        </w:tc>
+      </w:tr>
+      <w:tr>
+        <w:tc>
+          <w:tcPr>
+            <w:tcW w:type="dxa" w:w="3010"/>
+            <w:vAlign w:val="center"/>
+          </w:tcPr>
+          <w:p>
+            <w:r>
+              <w:rPr>
+                <w:sz w:val="18"/>
+              </w:rPr>
+              <w:t>E1</w:t>
+            </w:r>
+          </w:p>
+        </w:tc>
+        <w:tc>
+          <w:tcPr>
+            <w:tcW w:type="dxa" w:w="3010"/>
+            <w:vAlign w:val="center"/>
+          </w:tcPr>
+          <w:p>
+            <w:r>
+              <w:rPr>
+                <w:sz w:val="18"/>
+              </w:rPr>
+              <w:t>Nota menor que 1 ou maior que 5.</w:t>
+            </w:r>
+          </w:p>
+        </w:tc>
+        <w:tc>
+          <w:tcPr>
+            <w:tcW w:type="dxa" w:w="3010"/>
+            <w:vAlign w:val="center"/>
+          </w:tcPr>
+          <w:p>
+            <w:r>
+              <w:rPr>
+                <w:sz w:val="18"/>
+              </w:rPr>
+              <w:t>Rejeita o envio.</w:t>
+            </w:r>
+          </w:p>
+        </w:tc>
+      </w:tr>
+      <w:tr>
+        <w:tc>
+          <w:tcPr>
+            <w:tcW w:type="dxa" w:w="3010"/>
+            <w:vAlign w:val="center"/>
+            <w:shd w:fill="F2F6FA"/>
+          </w:tcPr>
+          <w:p>
+            <w:r>
+              <w:rPr>
+                <w:sz w:val="18"/>
+              </w:rPr>
+              <w:t>E2</w:t>
+            </w:r>
+          </w:p>
+        </w:tc>
+        <w:tc>
+          <w:tcPr>
+            <w:tcW w:type="dxa" w:w="3010"/>
+            <w:vAlign w:val="center"/>
+            <w:shd w:fill="F2F6FA"/>
+          </w:tcPr>
+          <w:p>
+            <w:r>
+              <w:rPr>
+                <w:sz w:val="18"/>
+              </w:rPr>
+              <w:t>Serviço não finalizado.</w:t>
+            </w:r>
+          </w:p>
+        </w:tc>
+        <w:tc>
+          <w:tcPr>
+            <w:tcW w:type="dxa" w:w="3010"/>
+            <w:vAlign w:val="center"/>
+            <w:shd w:fill="F2F6FA"/>
+          </w:tcPr>
+          <w:p>
+            <w:r>
+              <w:rPr>
+                <w:sz w:val="18"/>
+              </w:rPr>
+              <w:t>Impede a avaliação.</w:t>
+            </w:r>
+          </w:p>
+        </w:tc>
+      </w:tr>
+      <w:tr>
+        <w:tc>
+          <w:tcPr>
+            <w:tcW w:type="dxa" w:w="3010"/>
+            <w:vAlign w:val="center"/>
+          </w:tcPr>
+          <w:p>
+            <w:r>
+              <w:rPr>
+                <w:sz w:val="18"/>
+              </w:rPr>
+              <w:t>E3</w:t>
+            </w:r>
+          </w:p>
+        </w:tc>
+        <w:tc>
+          <w:tcPr>
+            <w:tcW w:type="dxa" w:w="3010"/>
+            <w:vAlign w:val="center"/>
+          </w:tcPr>
+          <w:p>
+            <w:r>
+              <w:rPr>
+                <w:sz w:val="18"/>
+              </w:rPr>
+              <w:t>Avaliação já registrada.</w:t>
+            </w:r>
+          </w:p>
+        </w:tc>
+        <w:tc>
+          <w:tcPr>
+            <w:tcW w:type="dxa" w:w="3010"/>
+            <w:vAlign w:val="center"/>
+          </w:tcPr>
+          <w:p>
+            <w:r>
+              <w:rPr>
+                <w:sz w:val="18"/>
+              </w:rPr>
+              <w:t>Impede duplicidade.</w:t>
+            </w:r>
+          </w:p>
+        </w:tc>
+      </w:tr>
+    </w:tbl>
+    <w:p/>
+    <w:p>
+      <w:pPr>
+        <w:pStyle w:val="Heading1"/>
+      </w:pPr>
+      <w:r>
+        <w:t>9. Histórias de usuário e critérios de aceitação</w:t>
+      </w:r>
+    </w:p>
+    <w:p>
+      <w:r>
+        <w:t>As histórias foram reorganizadas para manter correspondência direta com os casos de uso e requisitos da Seção 5. Os critérios usam condições observáveis e podem ser executados como testes de aceitação.</w:t>
+      </w:r>
+    </w:p>
+    <w:tbl>
+      <w:tblPr>
+        <w:tblW w:type="auto" w:w="0"/>
+        <w:tblLook w:firstColumn="1" w:firstRow="1" w:lastColumn="0" w:lastRow="0" w:noHBand="0" w:noVBand="1" w:val="04A0"/>
+        <w:tblBorders>
+          <w:top w:val="single" w:sz="4" w:space="0" w:color="D9D9D9"/>
+          <w:left w:val="single" w:sz="4" w:space="0" w:color="D9D9D9"/>
+          <w:bottom w:val="single" w:sz="4" w:space="0" w:color="D9D9D9"/>
+          <w:right w:val="single" w:sz="4" w:space="0" w:color="D9D9D9"/>
+          <w:insideH w:val="single" w:sz="4" w:space="0" w:color="D9D9D9"/>
+          <w:insideV w:val="single" w:sz="4" w:space="0" w:color="D9D9D9"/>
+        </w:tblBorders>
+      </w:tblPr>
+      <w:tblGrid>
+        <w:gridCol w:w="1806"/>
+        <w:gridCol w:w="1806"/>
+        <w:gridCol w:w="1806"/>
+        <w:gridCol w:w="1806"/>
+        <w:gridCol w:w="1806"/>
+      </w:tblGrid>
+      <w:tr>
+        <w:tc>
+          <w:tcPr>
+            <w:tcW w:type="dxa" w:w="1806"/>
+            <w:shd w:fill="1F4E78"/>
+          </w:tcPr>
+          <w:p>
+            <w:r>
+              <w:rPr>
+                <w:b/>
+                <w:color w:val="FFFFFF"/>
+                <w:sz w:val="18"/>
+              </w:rPr>
+              <w:t>ID</w:t>
+            </w:r>
+          </w:p>
+        </w:tc>
+        <w:tc>
+          <w:tcPr>
+            <w:tcW w:type="dxa" w:w="1806"/>
+            <w:shd w:fill="1F4E78"/>
+          </w:tcPr>
+          <w:p>
+            <w:r>
+              <w:rPr>
+                <w:b/>
+                <w:color w:val="FFFFFF"/>
+                <w:sz w:val="18"/>
+              </w:rPr>
+              <w:t>História de usuário</w:t>
+            </w:r>
+          </w:p>
+        </w:tc>
+        <w:tc>
+          <w:tcPr>
+            <w:tcW w:type="dxa" w:w="1806"/>
+            <w:shd w:fill="1F4E78"/>
+          </w:tcPr>
+          <w:p>
+            <w:r>
+              <w:rPr>
+                <w:b/>
+                <w:color w:val="FFFFFF"/>
+                <w:sz w:val="18"/>
+              </w:rPr>
+              <w:t>Critérios de aceitação testáveis</w:t>
+            </w:r>
+          </w:p>
+        </w:tc>
+        <w:tc>
+          <w:tcPr>
+            <w:tcW w:type="dxa" w:w="1806"/>
+            <w:shd w:fill="1F4E78"/>
+          </w:tcPr>
+          <w:p>
+            <w:r>
+              <w:rPr>
+                <w:b/>
+                <w:color w:val="FFFFFF"/>
+                <w:sz w:val="18"/>
+              </w:rPr>
+              <w:t>Rastreabilidade</w:t>
+            </w:r>
+          </w:p>
+        </w:tc>
+        <w:tc>
+          <w:tcPr>
+            <w:tcW w:type="dxa" w:w="1806"/>
+            <w:shd w:fill="1F4E78"/>
+          </w:tcPr>
+          <w:p>
+            <w:r>
+              <w:rPr>
+                <w:b/>
+                <w:color w:val="FFFFFF"/>
+                <w:sz w:val="18"/>
+              </w:rPr>
+              <w:t>Prioridade</w:t>
+            </w:r>
+          </w:p>
+        </w:tc>
+      </w:tr>
+      <w:tr>
+        <w:tc>
+          <w:tcPr>
+            <w:tcW w:type="dxa" w:w="1806"/>
+            <w:vAlign w:val="center"/>
+          </w:tcPr>
+          <w:p>
+            <w:r>
+              <w:rPr>
+                <w:sz w:val="18"/>
+              </w:rPr>
+              <w:t>HU-01</w:t>
+            </w:r>
+          </w:p>
+        </w:tc>
+        <w:tc>
+          <w:tcPr>
+            <w:tcW w:type="dxa" w:w="1806"/>
+            <w:vAlign w:val="center"/>
+          </w:tcPr>
+          <w:p>
+            <w:r>
+              <w:rPr>
+                <w:sz w:val="18"/>
+              </w:rPr>
+              <w:t>Como usuário, quero cadastrar-me e autenticar-me para acessar a plataforma.</w:t>
+            </w:r>
+          </w:p>
+        </w:tc>
+        <w:tc>
+          <w:tcPr>
+            <w:tcW w:type="dxa" w:w="1806"/>
+            <w:vAlign w:val="center"/>
+          </w:tcPr>
+          <w:p>
+            <w:r>
+              <w:rPr>
+                <w:sz w:val="18"/>
+              </w:rPr>
+              <w:t>Dado um e-mail não cadastrado, quando preencher os campos obrigatórios válidos e confirmar, então a conta deve ser criada e a sessão iniciada.</w:t>
+            </w:r>
+          </w:p>
+        </w:tc>
+        <w:tc>
+          <w:tcPr>
+            <w:tcW w:type="dxa" w:w="1806"/>
+            <w:vAlign w:val="center"/>
+          </w:tcPr>
+          <w:p>
+            <w:r>
+              <w:rPr>
+                <w:sz w:val="18"/>
+              </w:rPr>
+              <w:t>RF-01 / UC-01</w:t>
+            </w:r>
+          </w:p>
+        </w:tc>
+        <w:tc>
+          <w:tcPr>
+            <w:tcW w:type="dxa" w:w="1806"/>
+            <w:vAlign w:val="center"/>
+          </w:tcPr>
+          <w:p>
+            <w:r>
+              <w:rPr>
+                <w:sz w:val="18"/>
+              </w:rPr>
+              <w:t>Must</w:t>
+            </w:r>
+          </w:p>
+        </w:tc>
+      </w:tr>
+      <w:tr>
+        <w:tc>
+          <w:tcPr>
+            <w:tcW w:type="dxa" w:w="1806"/>
+            <w:vAlign w:val="center"/>
+            <w:shd w:fill="F2F6FA"/>
+          </w:tcPr>
+          <w:p>
+            <w:r>
+              <w:rPr>
+                <w:sz w:val="18"/>
+              </w:rPr>
+              <w:t>HU-02</w:t>
+            </w:r>
+          </w:p>
+        </w:tc>
+        <w:tc>
+          <w:tcPr>
+            <w:tcW w:type="dxa" w:w="1806"/>
+            <w:vAlign w:val="center"/>
+            <w:shd w:fill="F2F6FA"/>
+          </w:tcPr>
+          <w:p>
+            <w:r>
+              <w:rPr>
+                <w:sz w:val="18"/>
+              </w:rPr>
+              <w:t>Como Cliente, quero publicar uma demanda para que profissionais encontrem o serviço.</w:t>
+            </w:r>
+          </w:p>
+        </w:tc>
+        <w:tc>
+          <w:tcPr>
+            <w:tcW w:type="dxa" w:w="1806"/>
+            <w:vAlign w:val="center"/>
+            <w:shd w:fill="F2F6FA"/>
+          </w:tcPr>
+          <w:p>
+            <w:r>
+              <w:rPr>
+                <w:sz w:val="18"/>
+              </w:rPr>
+              <w:t>Dado um Cliente autenticado, quando informar serviço/categoria, descrição e localidade e confirmar, então a demanda deve ser criada com status ABERTO e aparecer no mural.</w:t>
+            </w:r>
+          </w:p>
+        </w:tc>
+        <w:tc>
+          <w:tcPr>
+            <w:tcW w:type="dxa" w:w="1806"/>
+            <w:vAlign w:val="center"/>
+            <w:shd w:fill="F2F6FA"/>
+          </w:tcPr>
+          <w:p>
+            <w:r>
+              <w:rPr>
+                <w:sz w:val="18"/>
+              </w:rPr>
+              <w:t>RF-02 / UC-02</w:t>
+            </w:r>
+          </w:p>
+        </w:tc>
+        <w:tc>
+          <w:tcPr>
+            <w:tcW w:type="dxa" w:w="1806"/>
+            <w:vAlign w:val="center"/>
+            <w:shd w:fill="F2F6FA"/>
+          </w:tcPr>
+          <w:p>
+            <w:r>
+              <w:rPr>
+                <w:sz w:val="18"/>
+              </w:rPr>
+              <w:t>Must</w:t>
+            </w:r>
+          </w:p>
+        </w:tc>
+      </w:tr>
+      <w:tr>
+        <w:tc>
+          <w:tcPr>
+            <w:tcW w:type="dxa" w:w="1806"/>
+            <w:vAlign w:val="center"/>
+          </w:tcPr>
+          <w:p>
+            <w:r>
+              <w:rPr>
+                <w:sz w:val="18"/>
+              </w:rPr>
+              <w:t>HU-03</w:t>
+            </w:r>
+          </w:p>
+        </w:tc>
+        <w:tc>
+          <w:tcPr>
+            <w:tcW w:type="dxa" w:w="1806"/>
+            <w:vAlign w:val="center"/>
+          </w:tcPr>
+          <w:p>
+            <w:r>
+              <w:rPr>
+                <w:sz w:val="18"/>
+              </w:rPr>
+              <w:t>Como Profissional, quero consultar e aceitar uma demanda para assumir um atendimento.</w:t>
+            </w:r>
+          </w:p>
+        </w:tc>
+        <w:tc>
+          <w:tcPr>
+            <w:tcW w:type="dxa" w:w="1806"/>
+            <w:vAlign w:val="center"/>
+          </w:tcPr>
+          <w:p>
+            <w:r>
+              <w:rPr>
+                <w:sz w:val="18"/>
+              </w:rPr>
+              <w:t>Dado um Profissional validado e uma demanda ABERTA, quando consultar o mural e confirmar Aceitar, então a demanda deve ficar ACEITA e associada ao profissional; um profissional não validado deve ser impedido.</w:t>
+            </w:r>
+          </w:p>
+        </w:tc>
+        <w:tc>
+          <w:tcPr>
+            <w:tcW w:type="dxa" w:w="1806"/>
+            <w:vAlign w:val="center"/>
+          </w:tcPr>
+          <w:p>
+            <w:r>
+              <w:rPr>
+                <w:sz w:val="18"/>
+              </w:rPr>
+              <w:t>RF-03/RF-04 / UC-03/UC-04</w:t>
+            </w:r>
+          </w:p>
+        </w:tc>
+        <w:tc>
+          <w:tcPr>
+            <w:tcW w:type="dxa" w:w="1806"/>
+            <w:vAlign w:val="center"/>
+          </w:tcPr>
+          <w:p>
+            <w:r>
+              <w:rPr>
+                <w:sz w:val="18"/>
+              </w:rPr>
+              <w:t>Must</w:t>
+            </w:r>
+          </w:p>
+        </w:tc>
+      </w:tr>
+      <w:tr>
+        <w:tc>
+          <w:tcPr>
+            <w:tcW w:type="dxa" w:w="1806"/>
+            <w:vAlign w:val="center"/>
+            <w:shd w:fill="F2F6FA"/>
+          </w:tcPr>
+          <w:p>
+            <w:r>
+              <w:rPr>
+                <w:sz w:val="18"/>
+              </w:rPr>
+              <w:t>HU-04</w:t>
+            </w:r>
+          </w:p>
+        </w:tc>
+        <w:tc>
+          <w:tcPr>
+            <w:tcW w:type="dxa" w:w="1806"/>
+            <w:vAlign w:val="center"/>
+            <w:shd w:fill="F2F6FA"/>
+          </w:tcPr>
+          <w:p>
+            <w:r>
+              <w:rPr>
+                <w:sz w:val="18"/>
+              </w:rPr>
+              <w:t>Como Cliente, quero acompanhar a finalização e avaliar o profissional para registrar minha experiência.</w:t>
+            </w:r>
+          </w:p>
+        </w:tc>
+        <w:tc>
+          <w:tcPr>
+            <w:tcW w:type="dxa" w:w="1806"/>
+            <w:vAlign w:val="center"/>
+            <w:shd w:fill="F2F6FA"/>
+          </w:tcPr>
+          <w:p>
+            <w:r>
+              <w:rPr>
+                <w:sz w:val="18"/>
+              </w:rPr>
+              <w:t>Dado um atendimento ACEITO, quando o profissional associado confirmar a finalização, então o status deve ser FINALIZADO; depois, quando o Cliente informar nota de 1 a 5, a avaliação deve ser persistida.</w:t>
+            </w:r>
+          </w:p>
+        </w:tc>
+        <w:tc>
+          <w:tcPr>
+            <w:tcW w:type="dxa" w:w="1806"/>
+            <w:vAlign w:val="center"/>
+            <w:shd w:fill="F2F6FA"/>
+          </w:tcPr>
+          <w:p>
+            <w:r>
+              <w:rPr>
+                <w:sz w:val="18"/>
+              </w:rPr>
+              <w:t>RF-05/RF-06 / UC-05/UC-06</w:t>
+            </w:r>
+          </w:p>
+        </w:tc>
+        <w:tc>
+          <w:tcPr>
+            <w:tcW w:type="dxa" w:w="1806"/>
+            <w:vAlign w:val="center"/>
+            <w:shd w:fill="F2F6FA"/>
+          </w:tcPr>
+          <w:p>
+            <w:r>
+              <w:rPr>
+                <w:sz w:val="18"/>
+              </w:rPr>
+              <w:t>Must/Should</w:t>
+            </w:r>
+          </w:p>
+        </w:tc>
+      </w:tr>
+      <w:tr>
+        <w:tc>
+          <w:tcPr>
+            <w:tcW w:type="dxa" w:w="1806"/>
+            <w:vAlign w:val="center"/>
+          </w:tcPr>
+          <w:p>
+            <w:r>
+              <w:rPr>
+                <w:sz w:val="18"/>
+              </w:rPr>
+              <w:t>HU-05</w:t>
+            </w:r>
+          </w:p>
+        </w:tc>
+        <w:tc>
+          <w:tcPr>
+            <w:tcW w:type="dxa" w:w="1806"/>
+            <w:vAlign w:val="center"/>
+          </w:tcPr>
+          <w:p>
+            <w:r>
+              <w:rPr>
+                <w:sz w:val="18"/>
+              </w:rPr>
+              <w:t>Como Administrador, quero moderar cadastros para impedir operações de usuários bloqueados.</w:t>
+            </w:r>
+          </w:p>
+        </w:tc>
+        <w:tc>
+          <w:tcPr>
+            <w:tcW w:type="dxa" w:w="1806"/>
+            <w:vAlign w:val="center"/>
+          </w:tcPr>
+          <w:p>
+            <w:r>
+              <w:rPr>
+                <w:sz w:val="18"/>
+              </w:rPr>
+              <w:t>Dado um Administrador autenticado, quando bloquear um usuário, então o novo status deve ser persistido e o usuário não deve aceitar ou finalizar demandas.</w:t>
+            </w:r>
+          </w:p>
+        </w:tc>
+        <w:tc>
+          <w:tcPr>
+            <w:tcW w:type="dxa" w:w="1806"/>
+            <w:vAlign w:val="center"/>
+          </w:tcPr>
+          <w:p>
+            <w:r>
+              <w:rPr>
+                <w:sz w:val="18"/>
+              </w:rPr>
+              <w:t>RF-07 / UC-07</w:t>
+            </w:r>
+          </w:p>
+        </w:tc>
+        <w:tc>
+          <w:tcPr>
+            <w:tcW w:type="dxa" w:w="1806"/>
+            <w:vAlign w:val="center"/>
+          </w:tcPr>
+          <w:p>
+            <w:r>
+              <w:rPr>
+                <w:sz w:val="18"/>
+              </w:rPr>
+              <w:t>Must</w:t>
+            </w:r>
+          </w:p>
+        </w:tc>
+      </w:tr>
+    </w:tbl>
+    <w:p/>
+    <w:p>
+      <w:pPr>
+        <w:pStyle w:val="Heading1"/>
+      </w:pPr>
+      <w:r>
+        <w:t>10. Modelagem UML de análise</w:t>
+      </w:r>
+    </w:p>
+    <w:p>
+      <w:r>
+        <w:t>A modelagem de análise representa conceitos do domínio e responsabilidades observáveis, sem classes de infraestrutura, controllers, repositories, métodos técnicos, pagamentos ou cálculo de orçamento. Os nomes conceituais são usados para reduzir o acoplamento entre o modelo e a nomenclatura atual do código legado.</w:t>
+      </w:r>
+    </w:p>
+    <w:p>
+      <w:pPr>
+        <w:pStyle w:val="Heading2"/>
+      </w:pPr>
+      <w:r>
+        <w:t>10.1 Diagrama de classes de análise</w:t>
+      </w:r>
+    </w:p>
+    <w:p>
+      <w:pPr>
+        <w:ind w:left="288" w:right="288"/>
+      </w:pPr>
+      <w:r>
+        <w:rPr>
+          <w:rFonts w:ascii="Consolas" w:hAnsi="Consolas"/>
+          <w:sz w:val="16"/>
+        </w:rPr>
+        <w:t>@startuml</w:t>
+        <w:br/>
+      </w:r>
+      <w:r>
+        <w:rPr>
+          <w:rFonts w:ascii="Consolas" w:hAnsi="Consolas"/>
+          <w:sz w:val="16"/>
+        </w:rPr>
+        <w:t>title Diagrama de Classes de Análise — CONSTRUMOB</w:t>
+        <w:br/>
+      </w:r>
+      <w:r>
+        <w:rPr>
+          <w:rFonts w:ascii="Consolas" w:hAnsi="Consolas"/>
+          <w:sz w:val="16"/>
+        </w:rPr>
+        <w:t>skinparam classAttributeIconSize 0</w:t>
+        <w:br/>
+      </w:r>
+      <w:r>
+        <w:rPr>
+          <w:rFonts w:ascii="Consolas" w:hAnsi="Consolas"/>
+          <w:sz w:val="16"/>
+        </w:rPr>
+        <w:t>skinparam shadowing false</w:t>
+        <w:br/>
+      </w:r>
+      <w:r>
+        <w:rPr>
+          <w:rFonts w:ascii="Consolas" w:hAnsi="Consolas"/>
+          <w:sz w:val="16"/>
+        </w:rPr>
+        <w:br/>
+      </w:r>
+      <w:r>
+        <w:rPr>
+          <w:rFonts w:ascii="Consolas" w:hAnsi="Consolas"/>
+          <w:sz w:val="16"/>
+        </w:rPr>
+        <w:t>abstract class Usuario {</w:t>
+        <w:br/>
+      </w:r>
+      <w:r>
+        <w:rPr>
+          <w:rFonts w:ascii="Consolas" w:hAnsi="Consolas"/>
+          <w:sz w:val="16"/>
+        </w:rPr>
+        <w:t xml:space="preserve">  nome</w:t>
+        <w:br/>
+      </w:r>
+      <w:r>
+        <w:rPr>
+          <w:rFonts w:ascii="Consolas" w:hAnsi="Consolas"/>
+          <w:sz w:val="16"/>
+        </w:rPr>
+        <w:t xml:space="preserve">  email</w:t>
+        <w:br/>
+      </w:r>
+      <w:r>
+        <w:rPr>
+          <w:rFonts w:ascii="Consolas" w:hAnsi="Consolas"/>
+          <w:sz w:val="16"/>
+        </w:rPr>
+        <w:t xml:space="preserve">  telefone</w:t>
+        <w:br/>
+      </w:r>
+      <w:r>
+        <w:rPr>
+          <w:rFonts w:ascii="Consolas" w:hAnsi="Consolas"/>
+          <w:sz w:val="16"/>
+        </w:rPr>
+        <w:t xml:space="preserve">  statusCadastro</w:t>
+        <w:br/>
+      </w:r>
+      <w:r>
+        <w:rPr>
+          <w:rFonts w:ascii="Consolas" w:hAnsi="Consolas"/>
+          <w:sz w:val="16"/>
+        </w:rPr>
+        <w:t>}</w:t>
+        <w:br/>
+      </w:r>
+      <w:r>
+        <w:rPr>
+          <w:rFonts w:ascii="Consolas" w:hAnsi="Consolas"/>
+          <w:sz w:val="16"/>
+        </w:rPr>
+        <w:t>class Cliente</w:t>
+        <w:br/>
+      </w:r>
+      <w:r>
+        <w:rPr>
+          <w:rFonts w:ascii="Consolas" w:hAnsi="Consolas"/>
+          <w:sz w:val="16"/>
+        </w:rPr>
+        <w:t>class Profissional {</w:t>
+        <w:br/>
+      </w:r>
+      <w:r>
+        <w:rPr>
+          <w:rFonts w:ascii="Consolas" w:hAnsi="Consolas"/>
+          <w:sz w:val="16"/>
+        </w:rPr>
+        <w:t xml:space="preserve">  especialidade</w:t>
+        <w:br/>
+      </w:r>
+      <w:r>
+        <w:rPr>
+          <w:rFonts w:ascii="Consolas" w:hAnsi="Consolas"/>
+          <w:sz w:val="16"/>
+        </w:rPr>
+        <w:t xml:space="preserve">  statusValidacao</w:t>
+        <w:br/>
+      </w:r>
+      <w:r>
+        <w:rPr>
+          <w:rFonts w:ascii="Consolas" w:hAnsi="Consolas"/>
+          <w:sz w:val="16"/>
+        </w:rPr>
+        <w:t>}</w:t>
+        <w:br/>
+      </w:r>
+      <w:r>
+        <w:rPr>
+          <w:rFonts w:ascii="Consolas" w:hAnsi="Consolas"/>
+          <w:sz w:val="16"/>
+        </w:rPr>
+        <w:t>class Administrador</w:t>
+        <w:br/>
+      </w:r>
+      <w:r>
+        <w:rPr>
+          <w:rFonts w:ascii="Consolas" w:hAnsi="Consolas"/>
+          <w:sz w:val="16"/>
+        </w:rPr>
+        <w:t>class "Categoria de Serviço" as CategoriaServico {</w:t>
+        <w:br/>
+      </w:r>
+      <w:r>
+        <w:rPr>
+          <w:rFonts w:ascii="Consolas" w:hAnsi="Consolas"/>
+          <w:sz w:val="16"/>
+        </w:rPr>
+        <w:t xml:space="preserve">  nome</w:t>
+        <w:br/>
+      </w:r>
+      <w:r>
+        <w:rPr>
+          <w:rFonts w:ascii="Consolas" w:hAnsi="Consolas"/>
+          <w:sz w:val="16"/>
+        </w:rPr>
+        <w:t xml:space="preserve">  descricao</w:t>
+        <w:br/>
+      </w:r>
+      <w:r>
+        <w:rPr>
+          <w:rFonts w:ascii="Consolas" w:hAnsi="Consolas"/>
+          <w:sz w:val="16"/>
+        </w:rPr>
+        <w:t>}</w:t>
+        <w:br/>
+      </w:r>
+      <w:r>
+        <w:rPr>
+          <w:rFonts w:ascii="Consolas" w:hAnsi="Consolas"/>
+          <w:sz w:val="16"/>
+        </w:rPr>
+        <w:t>class Demanda {</w:t>
+        <w:br/>
+      </w:r>
+      <w:r>
+        <w:rPr>
+          <w:rFonts w:ascii="Consolas" w:hAnsi="Consolas"/>
+          <w:sz w:val="16"/>
+        </w:rPr>
+        <w:t xml:space="preserve">  descricao</w:t>
+        <w:br/>
+      </w:r>
+      <w:r>
+        <w:rPr>
+          <w:rFonts w:ascii="Consolas" w:hAnsi="Consolas"/>
+          <w:sz w:val="16"/>
+        </w:rPr>
+        <w:t xml:space="preserve">  localidade</w:t>
+        <w:br/>
+      </w:r>
+      <w:r>
+        <w:rPr>
+          <w:rFonts w:ascii="Consolas" w:hAnsi="Consolas"/>
+          <w:sz w:val="16"/>
+        </w:rPr>
+        <w:t xml:space="preserve">  dataPublicacao</w:t>
+        <w:br/>
+      </w:r>
+      <w:r>
+        <w:rPr>
+          <w:rFonts w:ascii="Consolas" w:hAnsi="Consolas"/>
+          <w:sz w:val="16"/>
+        </w:rPr>
+        <w:t xml:space="preserve">  status</w:t>
+        <w:br/>
+      </w:r>
+      <w:r>
+        <w:rPr>
+          <w:rFonts w:ascii="Consolas" w:hAnsi="Consolas"/>
+          <w:sz w:val="16"/>
+        </w:rPr>
+        <w:t>}</w:t>
+        <w:br/>
+      </w:r>
+      <w:r>
+        <w:rPr>
+          <w:rFonts w:ascii="Consolas" w:hAnsi="Consolas"/>
+          <w:sz w:val="16"/>
+        </w:rPr>
+        <w:t>class "Aceite / Atendimento" as Atendimento {</w:t>
+        <w:br/>
+      </w:r>
+      <w:r>
+        <w:rPr>
+          <w:rFonts w:ascii="Consolas" w:hAnsi="Consolas"/>
+          <w:sz w:val="16"/>
+        </w:rPr>
+        <w:t xml:space="preserve">  dataAceite</w:t>
+        <w:br/>
+      </w:r>
+      <w:r>
+        <w:rPr>
+          <w:rFonts w:ascii="Consolas" w:hAnsi="Consolas"/>
+          <w:sz w:val="16"/>
+        </w:rPr>
+        <w:t xml:space="preserve">  dataFinalizacao</w:t>
+        <w:br/>
+      </w:r>
+      <w:r>
+        <w:rPr>
+          <w:rFonts w:ascii="Consolas" w:hAnsi="Consolas"/>
+          <w:sz w:val="16"/>
+        </w:rPr>
+        <w:t xml:space="preserve">  status</w:t>
+        <w:br/>
+      </w:r>
+      <w:r>
+        <w:rPr>
+          <w:rFonts w:ascii="Consolas" w:hAnsi="Consolas"/>
+          <w:sz w:val="16"/>
+        </w:rPr>
+        <w:t>}</w:t>
+        <w:br/>
+      </w:r>
+      <w:r>
+        <w:rPr>
+          <w:rFonts w:ascii="Consolas" w:hAnsi="Consolas"/>
+          <w:sz w:val="16"/>
+        </w:rPr>
+        <w:t>class Avaliacao {</w:t>
+        <w:br/>
+      </w:r>
+      <w:r>
+        <w:rPr>
+          <w:rFonts w:ascii="Consolas" w:hAnsi="Consolas"/>
+          <w:sz w:val="16"/>
+        </w:rPr>
+        <w:t xml:space="preserve">  nota</w:t>
+        <w:br/>
+      </w:r>
+      <w:r>
+        <w:rPr>
+          <w:rFonts w:ascii="Consolas" w:hAnsi="Consolas"/>
+          <w:sz w:val="16"/>
+        </w:rPr>
+        <w:t xml:space="preserve">  comentario</w:t>
+        <w:br/>
+      </w:r>
+      <w:r>
+        <w:rPr>
+          <w:rFonts w:ascii="Consolas" w:hAnsi="Consolas"/>
+          <w:sz w:val="16"/>
+        </w:rPr>
+        <w:t xml:space="preserve">  data</w:t>
+        <w:br/>
+      </w:r>
+      <w:r>
+        <w:rPr>
+          <w:rFonts w:ascii="Consolas" w:hAnsi="Consolas"/>
+          <w:sz w:val="16"/>
+        </w:rPr>
+        <w:t>}</w:t>
+        <w:br/>
+      </w:r>
+      <w:r>
+        <w:rPr>
+          <w:rFonts w:ascii="Consolas" w:hAnsi="Consolas"/>
+          <w:sz w:val="16"/>
+        </w:rPr>
+        <w:br/>
+      </w:r>
+      <w:r>
+        <w:rPr>
+          <w:rFonts w:ascii="Consolas" w:hAnsi="Consolas"/>
+          <w:sz w:val="16"/>
+        </w:rPr>
+        <w:t>Usuario &lt;|-- Cliente</w:t>
+        <w:br/>
+      </w:r>
+      <w:r>
+        <w:rPr>
+          <w:rFonts w:ascii="Consolas" w:hAnsi="Consolas"/>
+          <w:sz w:val="16"/>
+        </w:rPr>
+        <w:t>Usuario &lt;|-- Profissional</w:t>
+        <w:br/>
+      </w:r>
+      <w:r>
+        <w:rPr>
+          <w:rFonts w:ascii="Consolas" w:hAnsi="Consolas"/>
+          <w:sz w:val="16"/>
+        </w:rPr>
+        <w:t>Usuario &lt;|-- Administrador</w:t>
+        <w:br/>
+      </w:r>
+      <w:r>
+        <w:rPr>
+          <w:rFonts w:ascii="Consolas" w:hAnsi="Consolas"/>
+          <w:sz w:val="16"/>
+        </w:rPr>
+        <w:t>Cliente "1" -- "0..*" Demanda : publica</w:t>
+        <w:br/>
+      </w:r>
+      <w:r>
+        <w:rPr>
+          <w:rFonts w:ascii="Consolas" w:hAnsi="Consolas"/>
+          <w:sz w:val="16"/>
+        </w:rPr>
+        <w:t>CategoriaServico "1" -- "0..*" Demanda : classifica</w:t>
+        <w:br/>
+      </w:r>
+      <w:r>
+        <w:rPr>
+          <w:rFonts w:ascii="Consolas" w:hAnsi="Consolas"/>
+          <w:sz w:val="16"/>
+        </w:rPr>
+        <w:t>Demanda "1" -- "0..1" Atendimento : gera</w:t>
+        <w:br/>
+      </w:r>
+      <w:r>
+        <w:rPr>
+          <w:rFonts w:ascii="Consolas" w:hAnsi="Consolas"/>
+          <w:sz w:val="16"/>
+        </w:rPr>
+        <w:t>Profissional "1" -- "0..*" Atendimento : executa</w:t>
+        <w:br/>
+      </w:r>
+      <w:r>
+        <w:rPr>
+          <w:rFonts w:ascii="Consolas" w:hAnsi="Consolas"/>
+          <w:sz w:val="16"/>
+        </w:rPr>
+        <w:t>Cliente "1" -- "0..*" Avaliacao : registra</w:t>
+        <w:br/>
+      </w:r>
+      <w:r>
+        <w:rPr>
+          <w:rFonts w:ascii="Consolas" w:hAnsi="Consolas"/>
+          <w:sz w:val="16"/>
+        </w:rPr>
+        <w:t>Profissional "1" -- "0..*" Avaliacao : recebe</w:t>
+        <w:br/>
+      </w:r>
+      <w:r>
+        <w:rPr>
+          <w:rFonts w:ascii="Consolas" w:hAnsi="Consolas"/>
+          <w:sz w:val="16"/>
+        </w:rPr>
+        <w:t>Atendimento "1" -- "0..1" Avaliacao : resulta em</w:t>
+        <w:br/>
+      </w:r>
+      <w:r>
+        <w:rPr>
+          <w:rFonts w:ascii="Consolas" w:hAnsi="Consolas"/>
+          <w:sz w:val="16"/>
+        </w:rPr>
+        <w:t>Administrador "1" -- "0..*" Usuario : modera</w:t>
+        <w:br/>
+      </w:r>
+      <w:r>
+        <w:rPr>
+          <w:rFonts w:ascii="Consolas" w:hAnsi="Consolas"/>
+          <w:sz w:val="16"/>
+        </w:rPr>
+        <w:t>@enduml</w:t>
+      </w:r>
+    </w:p>
+    <w:p>
+      <w:pPr>
+        <w:pStyle w:val="Heading2"/>
+      </w:pPr>
+      <w:r>
+        <w:t>10.2 Dicionário de classes de análise</w:t>
+      </w:r>
+    </w:p>
+    <w:tbl>
+      <w:tblPr>
+        <w:tblW w:type="auto" w:w="0"/>
+        <w:tblLook w:firstColumn="1" w:firstRow="1" w:lastColumn="0" w:lastRow="0" w:noHBand="0" w:noVBand="1" w:val="04A0"/>
+        <w:tblBorders>
+          <w:top w:val="single" w:sz="4" w:space="0" w:color="D9D9D9"/>
+          <w:left w:val="single" w:sz="4" w:space="0" w:color="D9D9D9"/>
+          <w:bottom w:val="single" w:sz="4" w:space="0" w:color="D9D9D9"/>
+          <w:right w:val="single" w:sz="4" w:space="0" w:color="D9D9D9"/>
+          <w:insideH w:val="single" w:sz="4" w:space="0" w:color="D9D9D9"/>
+          <w:insideV w:val="single" w:sz="4" w:space="0" w:color="D9D9D9"/>
+        </w:tblBorders>
+      </w:tblPr>
+      <w:tblGrid>
+        <w:gridCol w:w="2257"/>
+        <w:gridCol w:w="2257"/>
+        <w:gridCol w:w="2257"/>
+        <w:gridCol w:w="2257"/>
+      </w:tblGrid>
+      <w:tr>
+        <w:tc>
+          <w:tcPr>
+            <w:tcW w:type="dxa" w:w="2257"/>
+            <w:shd w:fill="1F4E78"/>
+          </w:tcPr>
+          <w:p>
+            <w:r>
+              <w:rPr>
+                <w:b/>
+                <w:color w:val="FFFFFF"/>
+                <w:sz w:val="18"/>
+              </w:rPr>
+              <w:t>Classe</w:t>
+            </w:r>
+          </w:p>
+        </w:tc>
+        <w:tc>
+          <w:tcPr>
+            <w:tcW w:type="dxa" w:w="2257"/>
+            <w:shd w:fill="1F4E78"/>
+          </w:tcPr>
+          <w:p>
+            <w:r>
+              <w:rPr>
+                <w:b/>
+                <w:color w:val="FFFFFF"/>
+                <w:sz w:val="18"/>
+              </w:rPr>
+              <w:t>Responsabilidade conceitual</w:t>
+            </w:r>
+          </w:p>
+        </w:tc>
+        <w:tc>
+          <w:tcPr>
+            <w:tcW w:type="dxa" w:w="2257"/>
+            <w:shd w:fill="1F4E78"/>
+          </w:tcPr>
+          <w:p>
+            <w:r>
+              <w:rPr>
+                <w:b/>
+                <w:color w:val="FFFFFF"/>
+                <w:sz w:val="18"/>
+              </w:rPr>
+              <w:t>Relacionamentos principais</w:t>
+            </w:r>
+          </w:p>
+        </w:tc>
+        <w:tc>
+          <w:tcPr>
+            <w:tcW w:type="dxa" w:w="2257"/>
+            <w:shd w:fill="1F4E78"/>
+          </w:tcPr>
+          <w:p>
+            <w:r>
+              <w:rPr>
+                <w:b/>
+                <w:color w:val="FFFFFF"/>
+                <w:sz w:val="18"/>
+              </w:rPr>
+              <w:t>Correspondência no projeto</w:t>
+            </w:r>
+          </w:p>
+        </w:tc>
+      </w:tr>
+      <w:tr>
+        <w:tc>
+          <w:tcPr>
+            <w:tcW w:type="dxa" w:w="2257"/>
+            <w:vAlign w:val="center"/>
+          </w:tcPr>
+          <w:p>
+            <w:r>
+              <w:rPr>
+                <w:sz w:val="18"/>
+              </w:rPr>
+              <w:t>Usuario</w:t>
+            </w:r>
+          </w:p>
+        </w:tc>
+        <w:tc>
+          <w:tcPr>
+            <w:tcW w:type="dxa" w:w="2257"/>
+            <w:vAlign w:val="center"/>
+          </w:tcPr>
+          <w:p>
+            <w:r>
+              <w:rPr>
+                <w:sz w:val="18"/>
+              </w:rPr>
+              <w:t>Representar dados e estado de acesso comum.</w:t>
+            </w:r>
+          </w:p>
+        </w:tc>
+        <w:tc>
+          <w:tcPr>
+            <w:tcW w:type="dxa" w:w="2257"/>
+            <w:vAlign w:val="center"/>
+          </w:tcPr>
+          <w:p>
+            <w:r>
+              <w:rPr>
+                <w:sz w:val="18"/>
+              </w:rPr>
+              <w:t>Generaliza Cliente, Profissional e Administrador.</w:t>
+            </w:r>
+          </w:p>
+        </w:tc>
+        <w:tc>
+          <w:tcPr>
+            <w:tcW w:type="dxa" w:w="2257"/>
+            <w:vAlign w:val="center"/>
+          </w:tcPr>
+          <w:p>
+            <w:r>
+              <w:rPr>
+                <w:sz w:val="18"/>
+              </w:rPr>
+              <w:t>Cliente.java e Profissional.java; autenticação a complementar.</w:t>
+            </w:r>
+          </w:p>
+        </w:tc>
+      </w:tr>
+      <w:tr>
+        <w:tc>
+          <w:tcPr>
+            <w:tcW w:type="dxa" w:w="2257"/>
+            <w:vAlign w:val="center"/>
+            <w:shd w:fill="F2F6FA"/>
+          </w:tcPr>
+          <w:p>
+            <w:r>
+              <w:rPr>
+                <w:sz w:val="18"/>
+              </w:rPr>
+              <w:t>Cliente</w:t>
+            </w:r>
+          </w:p>
+        </w:tc>
+        <w:tc>
+          <w:tcPr>
+            <w:tcW w:type="dxa" w:w="2257"/>
+            <w:vAlign w:val="center"/>
+            <w:shd w:fill="F2F6FA"/>
+          </w:tcPr>
+          <w:p>
+            <w:r>
+              <w:rPr>
+                <w:sz w:val="18"/>
+              </w:rPr>
+              <w:t>Publicar demandas e registrar avaliações.</w:t>
+            </w:r>
+          </w:p>
+        </w:tc>
+        <w:tc>
+          <w:tcPr>
+            <w:tcW w:type="dxa" w:w="2257"/>
+            <w:vAlign w:val="center"/>
+            <w:shd w:fill="F2F6FA"/>
+          </w:tcPr>
+          <w:p>
+            <w:r>
+              <w:rPr>
+                <w:sz w:val="18"/>
+              </w:rPr>
+              <w:t>Publica Demanda; registra Avaliacao.</w:t>
+            </w:r>
+          </w:p>
+        </w:tc>
+        <w:tc>
+          <w:tcPr>
+            <w:tcW w:type="dxa" w:w="2257"/>
+            <w:vAlign w:val="center"/>
+            <w:shd w:fill="F2F6FA"/>
+          </w:tcPr>
+          <w:p>
+            <w:r>
+              <w:rPr>
+                <w:sz w:val="18"/>
+              </w:rPr>
+              <w:t>Cliente.java; PedidoServico.java; Avaliacao.java.</w:t>
+            </w:r>
+          </w:p>
+        </w:tc>
+      </w:tr>
+      <w:tr>
+        <w:tc>
+          <w:tcPr>
+            <w:tcW w:type="dxa" w:w="2257"/>
+            <w:vAlign w:val="center"/>
+          </w:tcPr>
+          <w:p>
+            <w:r>
+              <w:rPr>
+                <w:sz w:val="18"/>
+              </w:rPr>
+              <w:t>Profissional</w:t>
+            </w:r>
+          </w:p>
+        </w:tc>
+        <w:tc>
+          <w:tcPr>
+            <w:tcW w:type="dxa" w:w="2257"/>
+            <w:vAlign w:val="center"/>
+          </w:tcPr>
+          <w:p>
+            <w:r>
+              <w:rPr>
+                <w:sz w:val="18"/>
+              </w:rPr>
+              <w:t>Representar especialista que atende demandas.</w:t>
+            </w:r>
+          </w:p>
+        </w:tc>
+        <w:tc>
+          <w:tcPr>
+            <w:tcW w:type="dxa" w:w="2257"/>
+            <w:vAlign w:val="center"/>
+          </w:tcPr>
+          <w:p>
+            <w:r>
+              <w:rPr>
+                <w:sz w:val="18"/>
+              </w:rPr>
+              <w:t>Executa Atendimento; recebe Avaliacao.</w:t>
+            </w:r>
+          </w:p>
+        </w:tc>
+        <w:tc>
+          <w:tcPr>
+            <w:tcW w:type="dxa" w:w="2257"/>
+            <w:vAlign w:val="center"/>
+          </w:tcPr>
+          <w:p>
+            <w:r>
+              <w:rPr>
+                <w:sz w:val="18"/>
+              </w:rPr>
+              <w:t>Profissional.java; PedidoServico.aceitar/finalizar.</w:t>
+            </w:r>
+          </w:p>
+        </w:tc>
+      </w:tr>
+      <w:tr>
+        <w:tc>
+          <w:tcPr>
+            <w:tcW w:type="dxa" w:w="2257"/>
+            <w:vAlign w:val="center"/>
+            <w:shd w:fill="F2F6FA"/>
+          </w:tcPr>
+          <w:p>
+            <w:r>
+              <w:rPr>
+                <w:sz w:val="18"/>
+              </w:rPr>
+              <w:t>Administrador</w:t>
+            </w:r>
+          </w:p>
+        </w:tc>
+        <w:tc>
+          <w:tcPr>
+            <w:tcW w:type="dxa" w:w="2257"/>
+            <w:vAlign w:val="center"/>
+            <w:shd w:fill="F2F6FA"/>
+          </w:tcPr>
+          <w:p>
+            <w:r>
+              <w:rPr>
+                <w:sz w:val="18"/>
+              </w:rPr>
+              <w:t>Moderar cadastros e estados de acesso.</w:t>
+            </w:r>
+          </w:p>
+        </w:tc>
+        <w:tc>
+          <w:tcPr>
+            <w:tcW w:type="dxa" w:w="2257"/>
+            <w:vAlign w:val="center"/>
+            <w:shd w:fill="F2F6FA"/>
+          </w:tcPr>
+          <w:p>
+            <w:r>
+              <w:rPr>
+                <w:sz w:val="18"/>
+              </w:rPr>
+              <w:t>Modera Usuario.</w:t>
+            </w:r>
+          </w:p>
+        </w:tc>
+        <w:tc>
+          <w:tcPr>
+            <w:tcW w:type="dxa" w:w="2257"/>
+            <w:vAlign w:val="center"/>
+            <w:shd w:fill="F2F6FA"/>
+          </w:tcPr>
+          <w:p>
+            <w:r>
+              <w:rPr>
+                <w:sz w:val="18"/>
+              </w:rPr>
+              <w:t>Profissional.validarCadastro(); painel administrativo a complementar.</w:t>
+            </w:r>
+          </w:p>
+        </w:tc>
+      </w:tr>
+      <w:tr>
+        <w:tc>
+          <w:tcPr>
+            <w:tcW w:type="dxa" w:w="2257"/>
+            <w:vAlign w:val="center"/>
+          </w:tcPr>
+          <w:p>
+            <w:r>
+              <w:rPr>
+                <w:sz w:val="18"/>
+              </w:rPr>
+              <w:t>Categoria de Serviço</w:t>
+            </w:r>
+          </w:p>
+        </w:tc>
+        <w:tc>
+          <w:tcPr>
+            <w:tcW w:type="dxa" w:w="2257"/>
+            <w:vAlign w:val="center"/>
+          </w:tcPr>
+          <w:p>
+            <w:r>
+              <w:rPr>
+                <w:sz w:val="18"/>
+              </w:rPr>
+              <w:t>Classificar o tipo de serviço solicitado.</w:t>
+            </w:r>
+          </w:p>
+        </w:tc>
+        <w:tc>
+          <w:tcPr>
+            <w:tcW w:type="dxa" w:w="2257"/>
+            <w:vAlign w:val="center"/>
+          </w:tcPr>
+          <w:p>
+            <w:r>
+              <w:rPr>
+                <w:sz w:val="18"/>
+              </w:rPr>
+              <w:t>Classifica Demanda.</w:t>
+            </w:r>
+          </w:p>
+        </w:tc>
+        <w:tc>
+          <w:tcPr>
+            <w:tcW w:type="dxa" w:w="2257"/>
+            <w:vAlign w:val="center"/>
+          </w:tcPr>
+          <w:p>
+            <w:r>
+              <w:rPr>
+                <w:sz w:val="18"/>
+              </w:rPr>
+              <w:t>Servico.java representa o catálogo atual.</w:t>
+            </w:r>
+          </w:p>
+        </w:tc>
+      </w:tr>
+      <w:tr>
+        <w:tc>
+          <w:tcPr>
+            <w:tcW w:type="dxa" w:w="2257"/>
+            <w:vAlign w:val="center"/>
+            <w:shd w:fill="F2F6FA"/>
+          </w:tcPr>
+          <w:p>
+            <w:r>
+              <w:rPr>
+                <w:sz w:val="18"/>
+              </w:rPr>
+              <w:t>Demanda</w:t>
+            </w:r>
+          </w:p>
+        </w:tc>
+        <w:tc>
+          <w:tcPr>
+            <w:tcW w:type="dxa" w:w="2257"/>
+            <w:vAlign w:val="center"/>
+            <w:shd w:fill="F2F6FA"/>
+          </w:tcPr>
+          <w:p>
+            <w:r>
+              <w:rPr>
+                <w:sz w:val="18"/>
+              </w:rPr>
+              <w:t>Representar a solicitação publicada pelo Cliente.</w:t>
+            </w:r>
+          </w:p>
+        </w:tc>
+        <w:tc>
+          <w:tcPr>
+            <w:tcW w:type="dxa" w:w="2257"/>
+            <w:vAlign w:val="center"/>
+            <w:shd w:fill="F2F6FA"/>
+          </w:tcPr>
+          <w:p>
+            <w:r>
+              <w:rPr>
+                <w:sz w:val="18"/>
+              </w:rPr>
+              <w:t>Pertence a Cliente; gera Atendimento.</w:t>
+            </w:r>
+          </w:p>
+        </w:tc>
+        <w:tc>
+          <w:tcPr>
+            <w:tcW w:type="dxa" w:w="2257"/>
+            <w:vAlign w:val="center"/>
+            <w:shd w:fill="F2F6FA"/>
+          </w:tcPr>
+          <w:p>
+            <w:r>
+              <w:rPr>
+                <w:sz w:val="18"/>
+              </w:rPr>
+              <w:t>PedidoServico.java.</w:t>
+            </w:r>
+          </w:p>
+        </w:tc>
+      </w:tr>
+      <w:tr>
+        <w:tc>
+          <w:tcPr>
+            <w:tcW w:type="dxa" w:w="2257"/>
+            <w:vAlign w:val="center"/>
+          </w:tcPr>
+          <w:p>
+            <w:r>
+              <w:rPr>
+                <w:sz w:val="18"/>
+              </w:rPr>
+              <w:t>Aceite / Atendimento</w:t>
+            </w:r>
+          </w:p>
+        </w:tc>
+        <w:tc>
+          <w:tcPr>
+            <w:tcW w:type="dxa" w:w="2257"/>
+            <w:vAlign w:val="center"/>
+          </w:tcPr>
+          <w:p>
+            <w:r>
+              <w:rPr>
+                <w:sz w:val="18"/>
+              </w:rPr>
+              <w:t>Representar aceite, execução e finalização.</w:t>
+            </w:r>
+          </w:p>
+        </w:tc>
+        <w:tc>
+          <w:tcPr>
+            <w:tcW w:type="dxa" w:w="2257"/>
+            <w:vAlign w:val="center"/>
+          </w:tcPr>
+          <w:p>
+            <w:r>
+              <w:rPr>
+                <w:sz w:val="18"/>
+              </w:rPr>
+              <w:t>Vincula Demanda e Profissional; pode resultar em Avaliacao.</w:t>
+            </w:r>
+          </w:p>
+        </w:tc>
+        <w:tc>
+          <w:tcPr>
+            <w:tcW w:type="dxa" w:w="2257"/>
+            <w:vAlign w:val="center"/>
+          </w:tcPr>
+          <w:p>
+            <w:r>
+              <w:rPr>
+                <w:sz w:val="18"/>
+              </w:rPr>
+              <w:t>PedidoServico.java e StatusPedido.java.</w:t>
+            </w:r>
+          </w:p>
+        </w:tc>
+      </w:tr>
+      <w:tr>
+        <w:tc>
+          <w:tcPr>
+            <w:tcW w:type="dxa" w:w="2257"/>
+            <w:vAlign w:val="center"/>
+            <w:shd w:fill="F2F6FA"/>
+          </w:tcPr>
+          <w:p>
+            <w:r>
+              <w:rPr>
+                <w:sz w:val="18"/>
+              </w:rPr>
+              <w:t>Avaliacao</w:t>
+            </w:r>
+          </w:p>
+        </w:tc>
+        <w:tc>
+          <w:tcPr>
+            <w:tcW w:type="dxa" w:w="2257"/>
+            <w:vAlign w:val="center"/>
+            <w:shd w:fill="F2F6FA"/>
+          </w:tcPr>
+          <w:p>
+            <w:r>
+              <w:rPr>
+                <w:sz w:val="18"/>
+              </w:rPr>
+              <w:t>Registrar nota e comentário do Cliente.</w:t>
+            </w:r>
+          </w:p>
+        </w:tc>
+        <w:tc>
+          <w:tcPr>
+            <w:tcW w:type="dxa" w:w="2257"/>
+            <w:vAlign w:val="center"/>
+            <w:shd w:fill="F2F6FA"/>
+          </w:tcPr>
+          <w:p>
+            <w:r>
+              <w:rPr>
+                <w:sz w:val="18"/>
+              </w:rPr>
+              <w:t>Relaciona Cliente, Profissional e Atendimento.</w:t>
+            </w:r>
+          </w:p>
+        </w:tc>
+        <w:tc>
+          <w:tcPr>
+            <w:tcW w:type="dxa" w:w="2257"/>
+            <w:vAlign w:val="center"/>
+            <w:shd w:fill="F2F6FA"/>
+          </w:tcPr>
+          <w:p>
+            <w:r>
+              <w:rPr>
+                <w:sz w:val="18"/>
+              </w:rPr>
+              <w:t>Avaliacao.java.</w:t>
+            </w:r>
+          </w:p>
+        </w:tc>
+      </w:tr>
+    </w:tbl>
+    <w:p/>
+    <w:p>
+      <w:pPr>
+        <w:pStyle w:val="Heading2"/>
+      </w:pPr>
+      <w:r>
+        <w:t>10.3 Diagramas de sequência</w:t>
+      </w:r>
+    </w:p>
+    <w:p>
+      <w:r>
+        <w:t>Os diagramas abaixo substituem os cenários de loja, Analista, Atendente, pagamento e cadastro de produto. Os participantes representam o fluxo do sistema; nomes de controllers e repositories não são usados como conceitos da análise.</w:t>
+      </w:r>
+    </w:p>
+    <w:p>
+      <w:pPr>
+        <w:pStyle w:val="Heading3"/>
+      </w:pPr>
+      <w:r>
+        <w:t>DS-01 — Cadastrar-se / Autenticar-se</w:t>
+      </w:r>
+    </w:p>
+    <w:p>
+      <w:pPr>
+        <w:ind w:left="288" w:right="288"/>
+      </w:pPr>
+      <w:r>
+        <w:rPr>
+          <w:rFonts w:ascii="Consolas" w:hAnsi="Consolas"/>
+          <w:sz w:val="16"/>
+        </w:rPr>
+        <w:t>@startuml</w:t>
+        <w:br/>
+      </w:r>
+      <w:r>
+        <w:rPr>
+          <w:rFonts w:ascii="Consolas" w:hAnsi="Consolas"/>
+          <w:sz w:val="16"/>
+        </w:rPr>
+        <w:t>title DS-01 — Cadastrar-se / Autenticar-se</w:t>
+        <w:br/>
+      </w:r>
+      <w:r>
+        <w:rPr>
+          <w:rFonts w:ascii="Consolas" w:hAnsi="Consolas"/>
+          <w:sz w:val="16"/>
+        </w:rPr>
+        <w:t>actor Usuario</w:t>
+        <w:br/>
+      </w:r>
+      <w:r>
+        <w:rPr>
+          <w:rFonts w:ascii="Consolas" w:hAnsi="Consolas"/>
+          <w:sz w:val="16"/>
+        </w:rPr>
+        <w:t>boundary "Tela de acesso" as Tela</w:t>
+        <w:br/>
+      </w:r>
+      <w:r>
+        <w:rPr>
+          <w:rFonts w:ascii="Consolas" w:hAnsi="Consolas"/>
+          <w:sz w:val="16"/>
+        </w:rPr>
+        <w:t>control "Serviço de autenticação" as Auth</w:t>
+        <w:br/>
+      </w:r>
+      <w:r>
+        <w:rPr>
+          <w:rFonts w:ascii="Consolas" w:hAnsi="Consolas"/>
+          <w:sz w:val="16"/>
+        </w:rPr>
+        <w:t>database "Cadastro de usuários" as DB</w:t>
+        <w:br/>
+      </w:r>
+      <w:r>
+        <w:rPr>
+          <w:rFonts w:ascii="Consolas" w:hAnsi="Consolas"/>
+          <w:sz w:val="16"/>
+        </w:rPr>
+        <w:t>Usuario -&gt; Tela : informa dados</w:t>
+        <w:br/>
+      </w:r>
+      <w:r>
+        <w:rPr>
+          <w:rFonts w:ascii="Consolas" w:hAnsi="Consolas"/>
+          <w:sz w:val="16"/>
+        </w:rPr>
+        <w:t>Tela -&gt; Auth : solicitar cadastro/login</w:t>
+        <w:br/>
+      </w:r>
+      <w:r>
+        <w:rPr>
+          <w:rFonts w:ascii="Consolas" w:hAnsi="Consolas"/>
+          <w:sz w:val="16"/>
+        </w:rPr>
+        <w:t>Auth -&gt; DB : consultar e persistir usuário</w:t>
+        <w:br/>
+      </w:r>
+      <w:r>
+        <w:rPr>
+          <w:rFonts w:ascii="Consolas" w:hAnsi="Consolas"/>
+          <w:sz w:val="16"/>
+        </w:rPr>
+        <w:t>DB --&gt; Auth : resultado</w:t>
+        <w:br/>
+      </w:r>
+      <w:r>
+        <w:rPr>
+          <w:rFonts w:ascii="Consolas" w:hAnsi="Consolas"/>
+          <w:sz w:val="16"/>
+        </w:rPr>
+        <w:t>alt dados válidos</w:t>
+        <w:br/>
+      </w:r>
+      <w:r>
+        <w:rPr>
+          <w:rFonts w:ascii="Consolas" w:hAnsi="Consolas"/>
+          <w:sz w:val="16"/>
+        </w:rPr>
+        <w:t xml:space="preserve">  Auth --&gt; Tela : sessão autenticada</w:t>
+        <w:br/>
+      </w:r>
+      <w:r>
+        <w:rPr>
+          <w:rFonts w:ascii="Consolas" w:hAnsi="Consolas"/>
+          <w:sz w:val="16"/>
+        </w:rPr>
+        <w:t xml:space="preserve">  Tela --&gt; Usuario : exibir acesso à plataforma</w:t>
+        <w:br/>
+      </w:r>
+      <w:r>
+        <w:rPr>
+          <w:rFonts w:ascii="Consolas" w:hAnsi="Consolas"/>
+          <w:sz w:val="16"/>
+        </w:rPr>
+        <w:t>else dados inválidos ou e-mail duplicado</w:t>
+        <w:br/>
+      </w:r>
+      <w:r>
+        <w:rPr>
+          <w:rFonts w:ascii="Consolas" w:hAnsi="Consolas"/>
+          <w:sz w:val="16"/>
+        </w:rPr>
+        <w:t xml:space="preserve">  Auth --&gt; Tela : mensagem de validação</w:t>
+        <w:br/>
+      </w:r>
+      <w:r>
+        <w:rPr>
+          <w:rFonts w:ascii="Consolas" w:hAnsi="Consolas"/>
+          <w:sz w:val="16"/>
+        </w:rPr>
+        <w:t xml:space="preserve">  Tela --&gt; Usuario : solicitar correção</w:t>
+        <w:br/>
+      </w:r>
+      <w:r>
+        <w:rPr>
+          <w:rFonts w:ascii="Consolas" w:hAnsi="Consolas"/>
+          <w:sz w:val="16"/>
+        </w:rPr>
+        <w:t>end</w:t>
+        <w:br/>
+      </w:r>
+      <w:r>
+        <w:rPr>
+          <w:rFonts w:ascii="Consolas" w:hAnsi="Consolas"/>
+          <w:sz w:val="16"/>
+        </w:rPr>
+        <w:t>@enduml</w:t>
+      </w:r>
+    </w:p>
+    <w:p>
+      <w:pPr>
+        <w:pStyle w:val="Heading3"/>
+      </w:pPr>
+      <w:r>
+        <w:t>DS-02 — Publicar Demanda</w:t>
+      </w:r>
+    </w:p>
+    <w:p>
+      <w:pPr>
+        <w:ind w:left="288" w:right="288"/>
+      </w:pPr>
+      <w:r>
+        <w:rPr>
+          <w:rFonts w:ascii="Consolas" w:hAnsi="Consolas"/>
+          <w:sz w:val="16"/>
+        </w:rPr>
+        <w:t>@startuml</w:t>
+        <w:br/>
+      </w:r>
+      <w:r>
+        <w:rPr>
+          <w:rFonts w:ascii="Consolas" w:hAnsi="Consolas"/>
+          <w:sz w:val="16"/>
+        </w:rPr>
+        <w:t>title DS-02 — Publicar Demanda</w:t>
+        <w:br/>
+      </w:r>
+      <w:r>
+        <w:rPr>
+          <w:rFonts w:ascii="Consolas" w:hAnsi="Consolas"/>
+          <w:sz w:val="16"/>
+        </w:rPr>
+        <w:t>actor Cliente</w:t>
+        <w:br/>
+      </w:r>
+      <w:r>
+        <w:rPr>
+          <w:rFonts w:ascii="Consolas" w:hAnsi="Consolas"/>
+          <w:sz w:val="16"/>
+        </w:rPr>
+        <w:t>boundary "Tela de publicação" as Tela</w:t>
+        <w:br/>
+      </w:r>
+      <w:r>
+        <w:rPr>
+          <w:rFonts w:ascii="Consolas" w:hAnsi="Consolas"/>
+          <w:sz w:val="16"/>
+        </w:rPr>
+        <w:t>control "Gestão de demandas" as Gestao</w:t>
+        <w:br/>
+      </w:r>
+      <w:r>
+        <w:rPr>
+          <w:rFonts w:ascii="Consolas" w:hAnsi="Consolas"/>
+          <w:sz w:val="16"/>
+        </w:rPr>
+        <w:t>database "Demandas" as DB</w:t>
+        <w:br/>
+      </w:r>
+      <w:r>
+        <w:rPr>
+          <w:rFonts w:ascii="Consolas" w:hAnsi="Consolas"/>
+          <w:sz w:val="16"/>
+        </w:rPr>
+        <w:t>Cliente -&gt; Tela : informa categoria, descrição e localidade</w:t>
+        <w:br/>
+      </w:r>
+      <w:r>
+        <w:rPr>
+          <w:rFonts w:ascii="Consolas" w:hAnsi="Consolas"/>
+          <w:sz w:val="16"/>
+        </w:rPr>
+        <w:t>Tela -&gt; Gestao : publicar demanda</w:t>
+        <w:br/>
+      </w:r>
+      <w:r>
+        <w:rPr>
+          <w:rFonts w:ascii="Consolas" w:hAnsi="Consolas"/>
+          <w:sz w:val="16"/>
+        </w:rPr>
+        <w:t>Gestao -&gt; DB : validar e salvar status ABERTO</w:t>
+        <w:br/>
+      </w:r>
+      <w:r>
+        <w:rPr>
+          <w:rFonts w:ascii="Consolas" w:hAnsi="Consolas"/>
+          <w:sz w:val="16"/>
+        </w:rPr>
+        <w:t>DB --&gt; Gestao : demanda persistida</w:t>
+        <w:br/>
+      </w:r>
+      <w:r>
+        <w:rPr>
+          <w:rFonts w:ascii="Consolas" w:hAnsi="Consolas"/>
+          <w:sz w:val="16"/>
+        </w:rPr>
+        <w:t>Gestao --&gt; Tela : confirmação e identificador</w:t>
+        <w:br/>
+      </w:r>
+      <w:r>
+        <w:rPr>
+          <w:rFonts w:ascii="Consolas" w:hAnsi="Consolas"/>
+          <w:sz w:val="16"/>
+        </w:rPr>
+        <w:t>Tela --&gt; Cliente : exibir demanda publicada</w:t>
+        <w:br/>
+      </w:r>
+      <w:r>
+        <w:rPr>
+          <w:rFonts w:ascii="Consolas" w:hAnsi="Consolas"/>
+          <w:sz w:val="16"/>
+        </w:rPr>
+        <w:t>@enduml</w:t>
+      </w:r>
+    </w:p>
+    <w:p>
+      <w:pPr>
+        <w:pStyle w:val="Heading3"/>
+      </w:pPr>
+      <w:r>
+        <w:t>DS-03 — Consultar Demandas</w:t>
+      </w:r>
+    </w:p>
+    <w:p>
+      <w:pPr>
+        <w:ind w:left="288" w:right="288"/>
+      </w:pPr>
+      <w:r>
+        <w:rPr>
+          <w:rFonts w:ascii="Consolas" w:hAnsi="Consolas"/>
+          <w:sz w:val="16"/>
+        </w:rPr>
+        <w:t>@startuml</w:t>
+        <w:br/>
+      </w:r>
+      <w:r>
+        <w:rPr>
+          <w:rFonts w:ascii="Consolas" w:hAnsi="Consolas"/>
+          <w:sz w:val="16"/>
+        </w:rPr>
+        <w:t>title DS-03 — Consultar Demandas</w:t>
+        <w:br/>
+      </w:r>
+      <w:r>
+        <w:rPr>
+          <w:rFonts w:ascii="Consolas" w:hAnsi="Consolas"/>
+          <w:sz w:val="16"/>
+        </w:rPr>
+        <w:t>actor Profissional</w:t>
+        <w:br/>
+      </w:r>
+      <w:r>
+        <w:rPr>
+          <w:rFonts w:ascii="Consolas" w:hAnsi="Consolas"/>
+          <w:sz w:val="16"/>
+        </w:rPr>
+        <w:t>boundary "Mural de demandas" as Tela</w:t>
+        <w:br/>
+      </w:r>
+      <w:r>
+        <w:rPr>
+          <w:rFonts w:ascii="Consolas" w:hAnsi="Consolas"/>
+          <w:sz w:val="16"/>
+        </w:rPr>
+        <w:t>control "Consulta de demandas" as Consulta</w:t>
+        <w:br/>
+      </w:r>
+      <w:r>
+        <w:rPr>
+          <w:rFonts w:ascii="Consolas" w:hAnsi="Consolas"/>
+          <w:sz w:val="16"/>
+        </w:rPr>
+        <w:t>database "Demandas" as DB</w:t>
+        <w:br/>
+      </w:r>
+      <w:r>
+        <w:rPr>
+          <w:rFonts w:ascii="Consolas" w:hAnsi="Consolas"/>
+          <w:sz w:val="16"/>
+        </w:rPr>
+        <w:t>Profissional -&gt; Tela : acessa mural</w:t>
+        <w:br/>
+      </w:r>
+      <w:r>
+        <w:rPr>
+          <w:rFonts w:ascii="Consolas" w:hAnsi="Consolas"/>
+          <w:sz w:val="16"/>
+        </w:rPr>
+        <w:t>Tela -&gt; Consulta : solicitar demandas ABERTAS</w:t>
+        <w:br/>
+      </w:r>
+      <w:r>
+        <w:rPr>
+          <w:rFonts w:ascii="Consolas" w:hAnsi="Consolas"/>
+          <w:sz w:val="16"/>
+        </w:rPr>
+        <w:t>Consulta -&gt; DB : consultar por status</w:t>
+        <w:br/>
+      </w:r>
+      <w:r>
+        <w:rPr>
+          <w:rFonts w:ascii="Consolas" w:hAnsi="Consolas"/>
+          <w:sz w:val="16"/>
+        </w:rPr>
+        <w:t>DB --&gt; Consulta : lista de demandas</w:t>
+        <w:br/>
+      </w:r>
+      <w:r>
+        <w:rPr>
+          <w:rFonts w:ascii="Consolas" w:hAnsi="Consolas"/>
+          <w:sz w:val="16"/>
+        </w:rPr>
+        <w:t>Consulta --&gt; Tela : dados do mural</w:t>
+        <w:br/>
+      </w:r>
+      <w:r>
+        <w:rPr>
+          <w:rFonts w:ascii="Consolas" w:hAnsi="Consolas"/>
+          <w:sz w:val="16"/>
+        </w:rPr>
+        <w:t>Tela --&gt; Profissional : exibir demandas e detalhes</w:t>
+        <w:br/>
+      </w:r>
+      <w:r>
+        <w:rPr>
+          <w:rFonts w:ascii="Consolas" w:hAnsi="Consolas"/>
+          <w:sz w:val="16"/>
+        </w:rPr>
+        <w:t>@enduml</w:t>
+      </w:r>
+    </w:p>
+    <w:p>
+      <w:pPr>
+        <w:pStyle w:val="Heading3"/>
+      </w:pPr>
+      <w:r>
+        <w:t>DS-04 — Aceitar Demanda</w:t>
+      </w:r>
+    </w:p>
+    <w:p>
+      <w:pPr>
+        <w:ind w:left="288" w:right="288"/>
+      </w:pPr>
+      <w:r>
+        <w:rPr>
+          <w:rFonts w:ascii="Consolas" w:hAnsi="Consolas"/>
+          <w:sz w:val="16"/>
+        </w:rPr>
+        <w:t>@startuml</w:t>
+        <w:br/>
+      </w:r>
+      <w:r>
+        <w:rPr>
+          <w:rFonts w:ascii="Consolas" w:hAnsi="Consolas"/>
+          <w:sz w:val="16"/>
+        </w:rPr>
+        <w:t>title DS-04 — Aceitar Demanda</w:t>
+        <w:br/>
+      </w:r>
+      <w:r>
+        <w:rPr>
+          <w:rFonts w:ascii="Consolas" w:hAnsi="Consolas"/>
+          <w:sz w:val="16"/>
+        </w:rPr>
+        <w:t>actor "Profissional validado" as Prof</w:t>
+        <w:br/>
+      </w:r>
+      <w:r>
+        <w:rPr>
+          <w:rFonts w:ascii="Consolas" w:hAnsi="Consolas"/>
+          <w:sz w:val="16"/>
+        </w:rPr>
+        <w:t>boundary "Detalhe da demanda" as Tela</w:t>
+        <w:br/>
+      </w:r>
+      <w:r>
+        <w:rPr>
+          <w:rFonts w:ascii="Consolas" w:hAnsi="Consolas"/>
+          <w:sz w:val="16"/>
+        </w:rPr>
+        <w:t>control "Gestão de atendimento" as Atendimento</w:t>
+        <w:br/>
+      </w:r>
+      <w:r>
+        <w:rPr>
+          <w:rFonts w:ascii="Consolas" w:hAnsi="Consolas"/>
+          <w:sz w:val="16"/>
+        </w:rPr>
+        <w:t>database "Demanda e atendimento" as DB</w:t>
+        <w:br/>
+      </w:r>
+      <w:r>
+        <w:rPr>
+          <w:rFonts w:ascii="Consolas" w:hAnsi="Consolas"/>
+          <w:sz w:val="16"/>
+        </w:rPr>
+        <w:t>Prof -&gt; Tela : confirma Aceitar</w:t>
+        <w:br/>
+      </w:r>
+      <w:r>
+        <w:rPr>
+          <w:rFonts w:ascii="Consolas" w:hAnsi="Consolas"/>
+          <w:sz w:val="16"/>
+        </w:rPr>
+        <w:t>Tela -&gt; Atendimento : solicitar aceite</w:t>
+        <w:br/>
+      </w:r>
+      <w:r>
+        <w:rPr>
+          <w:rFonts w:ascii="Consolas" w:hAnsi="Consolas"/>
+          <w:sz w:val="16"/>
+        </w:rPr>
+        <w:t>Atendimento -&gt; Atendimento : verificar cadastro e status ABERTO</w:t>
+        <w:br/>
+      </w:r>
+      <w:r>
+        <w:rPr>
+          <w:rFonts w:ascii="Consolas" w:hAnsi="Consolas"/>
+          <w:sz w:val="16"/>
+        </w:rPr>
+        <w:t>Atendimento -&gt; DB : associar profissional e mudar para ACEITO</w:t>
+        <w:br/>
+      </w:r>
+      <w:r>
+        <w:rPr>
+          <w:rFonts w:ascii="Consolas" w:hAnsi="Consolas"/>
+          <w:sz w:val="16"/>
+        </w:rPr>
+        <w:t>DB --&gt; Atendimento : atendimento registrado</w:t>
+        <w:br/>
+      </w:r>
+      <w:r>
+        <w:rPr>
+          <w:rFonts w:ascii="Consolas" w:hAnsi="Consolas"/>
+          <w:sz w:val="16"/>
+        </w:rPr>
+        <w:t>Atendimento --&gt; Tela : confirmação</w:t>
+        <w:br/>
+      </w:r>
+      <w:r>
+        <w:rPr>
+          <w:rFonts w:ascii="Consolas" w:hAnsi="Consolas"/>
+          <w:sz w:val="16"/>
+        </w:rPr>
+        <w:t>Tela --&gt; Prof : exibir atendimento ACEITO</w:t>
+        <w:br/>
+      </w:r>
+      <w:r>
+        <w:rPr>
+          <w:rFonts w:ascii="Consolas" w:hAnsi="Consolas"/>
+          <w:sz w:val="16"/>
+        </w:rPr>
+        <w:t>@enduml</w:t>
+      </w:r>
+    </w:p>
+    <w:p>
+      <w:pPr>
+        <w:pStyle w:val="Heading3"/>
+      </w:pPr>
+      <w:r>
+        <w:t>DS-05 — Finalizar Serviço</w:t>
+      </w:r>
+    </w:p>
+    <w:p>
+      <w:pPr>
+        <w:ind w:left="288" w:right="288"/>
+      </w:pPr>
+      <w:r>
+        <w:rPr>
+          <w:rFonts w:ascii="Consolas" w:hAnsi="Consolas"/>
+          <w:sz w:val="16"/>
+        </w:rPr>
+        <w:t>@startuml</w:t>
+        <w:br/>
+      </w:r>
+      <w:r>
+        <w:rPr>
+          <w:rFonts w:ascii="Consolas" w:hAnsi="Consolas"/>
+          <w:sz w:val="16"/>
+        </w:rPr>
+        <w:t>title DS-05 — Finalizar Serviço</w:t>
+        <w:br/>
+      </w:r>
+      <w:r>
+        <w:rPr>
+          <w:rFonts w:ascii="Consolas" w:hAnsi="Consolas"/>
+          <w:sz w:val="16"/>
+        </w:rPr>
+        <w:t>actor "Profissional associado" as Prof</w:t>
+        <w:br/>
+      </w:r>
+      <w:r>
+        <w:rPr>
+          <w:rFonts w:ascii="Consolas" w:hAnsi="Consolas"/>
+          <w:sz w:val="16"/>
+        </w:rPr>
+        <w:t>boundary "Detalhe do atendimento" as Tela</w:t>
+        <w:br/>
+      </w:r>
+      <w:r>
+        <w:rPr>
+          <w:rFonts w:ascii="Consolas" w:hAnsi="Consolas"/>
+          <w:sz w:val="16"/>
+        </w:rPr>
+        <w:t>control "Gestão de atendimento" as Atendimento</w:t>
+        <w:br/>
+      </w:r>
+      <w:r>
+        <w:rPr>
+          <w:rFonts w:ascii="Consolas" w:hAnsi="Consolas"/>
+          <w:sz w:val="16"/>
+        </w:rPr>
+        <w:t>database "Demanda e atendimento" as DB</w:t>
+        <w:br/>
+      </w:r>
+      <w:r>
+        <w:rPr>
+          <w:rFonts w:ascii="Consolas" w:hAnsi="Consolas"/>
+          <w:sz w:val="16"/>
+        </w:rPr>
+        <w:t>Prof -&gt; Tela : confirma finalização</w:t>
+        <w:br/>
+      </w:r>
+      <w:r>
+        <w:rPr>
+          <w:rFonts w:ascii="Consolas" w:hAnsi="Consolas"/>
+          <w:sz w:val="16"/>
+        </w:rPr>
+        <w:t>Tela -&gt; Atendimento : solicitar finalização</w:t>
+        <w:br/>
+      </w:r>
+      <w:r>
+        <w:rPr>
+          <w:rFonts w:ascii="Consolas" w:hAnsi="Consolas"/>
+          <w:sz w:val="16"/>
+        </w:rPr>
+        <w:t>Atendimento -&gt; Atendimento : verificar profissional e status ACEITO</w:t>
+        <w:br/>
+      </w:r>
+      <w:r>
+        <w:rPr>
+          <w:rFonts w:ascii="Consolas" w:hAnsi="Consolas"/>
+          <w:sz w:val="16"/>
+        </w:rPr>
+        <w:t>Atendimento -&gt; DB : mudar status para FINALIZADO</w:t>
+        <w:br/>
+      </w:r>
+      <w:r>
+        <w:rPr>
+          <w:rFonts w:ascii="Consolas" w:hAnsi="Consolas"/>
+          <w:sz w:val="16"/>
+        </w:rPr>
+        <w:t>DB --&gt; Atendimento : alteração persistida</w:t>
+        <w:br/>
+      </w:r>
+      <w:r>
+        <w:rPr>
+          <w:rFonts w:ascii="Consolas" w:hAnsi="Consolas"/>
+          <w:sz w:val="16"/>
+        </w:rPr>
+        <w:t>Atendimento --&gt; Tela : confirmação</w:t>
+        <w:br/>
+      </w:r>
+      <w:r>
+        <w:rPr>
+          <w:rFonts w:ascii="Consolas" w:hAnsi="Consolas"/>
+          <w:sz w:val="16"/>
+        </w:rPr>
+        <w:t>Tela --&gt; Prof : informar serviço finalizado</w:t>
+        <w:br/>
+      </w:r>
+      <w:r>
+        <w:rPr>
+          <w:rFonts w:ascii="Consolas" w:hAnsi="Consolas"/>
+          <w:sz w:val="16"/>
+        </w:rPr>
+        <w:t>@enduml</w:t>
+      </w:r>
+    </w:p>
+    <w:p>
+      <w:pPr>
+        <w:pStyle w:val="Heading3"/>
+      </w:pPr>
+      <w:r>
+        <w:t>DS-06 — Avaliar Profissional</w:t>
+      </w:r>
+    </w:p>
+    <w:p>
+      <w:pPr>
+        <w:ind w:left="288" w:right="288"/>
+      </w:pPr>
+      <w:r>
+        <w:rPr>
+          <w:rFonts w:ascii="Consolas" w:hAnsi="Consolas"/>
+          <w:sz w:val="16"/>
+        </w:rPr>
+        <w:t>@startuml</w:t>
+        <w:br/>
+      </w:r>
+      <w:r>
+        <w:rPr>
+          <w:rFonts w:ascii="Consolas" w:hAnsi="Consolas"/>
+          <w:sz w:val="16"/>
+        </w:rPr>
+        <w:t>title DS-06 — Avaliar Profissional</w:t>
+        <w:br/>
+      </w:r>
+      <w:r>
+        <w:rPr>
+          <w:rFonts w:ascii="Consolas" w:hAnsi="Consolas"/>
+          <w:sz w:val="16"/>
+        </w:rPr>
+        <w:t>actor Cliente</w:t>
+        <w:br/>
+      </w:r>
+      <w:r>
+        <w:rPr>
+          <w:rFonts w:ascii="Consolas" w:hAnsi="Consolas"/>
+          <w:sz w:val="16"/>
+        </w:rPr>
+        <w:t>boundary "Tela de avaliação" as Tela</w:t>
+        <w:br/>
+      </w:r>
+      <w:r>
+        <w:rPr>
+          <w:rFonts w:ascii="Consolas" w:hAnsi="Consolas"/>
+          <w:sz w:val="16"/>
+        </w:rPr>
+        <w:t>control "Gestão de avaliações" as Avaliacao</w:t>
+        <w:br/>
+      </w:r>
+      <w:r>
+        <w:rPr>
+          <w:rFonts w:ascii="Consolas" w:hAnsi="Consolas"/>
+          <w:sz w:val="16"/>
+        </w:rPr>
+        <w:t>database "Avaliações" as DB</w:t>
+        <w:br/>
+      </w:r>
+      <w:r>
+        <w:rPr>
+          <w:rFonts w:ascii="Consolas" w:hAnsi="Consolas"/>
+          <w:sz w:val="16"/>
+        </w:rPr>
+        <w:t>Cliente -&gt; Tela : informa nota e comentário</w:t>
+        <w:br/>
+      </w:r>
+      <w:r>
+        <w:rPr>
+          <w:rFonts w:ascii="Consolas" w:hAnsi="Consolas"/>
+          <w:sz w:val="16"/>
+        </w:rPr>
+        <w:t>Tela -&gt; Avaliacao : registrar avaliação</w:t>
+        <w:br/>
+      </w:r>
+      <w:r>
+        <w:rPr>
+          <w:rFonts w:ascii="Consolas" w:hAnsi="Consolas"/>
+          <w:sz w:val="16"/>
+        </w:rPr>
+        <w:t>Avaliacao -&gt; Avaliacao : verificar cliente, finalização e nota 1..5</w:t>
+        <w:br/>
+      </w:r>
+      <w:r>
+        <w:rPr>
+          <w:rFonts w:ascii="Consolas" w:hAnsi="Consolas"/>
+          <w:sz w:val="16"/>
+        </w:rPr>
+        <w:t>Avaliacao -&gt; DB : persistir avaliação</w:t>
+        <w:br/>
+      </w:r>
+      <w:r>
+        <w:rPr>
+          <w:rFonts w:ascii="Consolas" w:hAnsi="Consolas"/>
+          <w:sz w:val="16"/>
+        </w:rPr>
+        <w:t>DB --&gt; Avaliacao : avaliação registrada</w:t>
+        <w:br/>
+      </w:r>
+      <w:r>
+        <w:rPr>
+          <w:rFonts w:ascii="Consolas" w:hAnsi="Consolas"/>
+          <w:sz w:val="16"/>
+        </w:rPr>
+        <w:t>Avaliacao --&gt; Tela : confirmação</w:t>
+        <w:br/>
+      </w:r>
+      <w:r>
+        <w:rPr>
+          <w:rFonts w:ascii="Consolas" w:hAnsi="Consolas"/>
+          <w:sz w:val="16"/>
+        </w:rPr>
+        <w:t>Tela --&gt; Cliente : exibir sucesso</w:t>
+        <w:br/>
+      </w:r>
+      <w:r>
+        <w:rPr>
+          <w:rFonts w:ascii="Consolas" w:hAnsi="Consolas"/>
+          <w:sz w:val="16"/>
+        </w:rPr>
+        <w:t>@enduml</w:t>
+      </w:r>
+    </w:p>
+    <w:p>
+      <w:pPr>
+        <w:pStyle w:val="Heading3"/>
+      </w:pPr>
+      <w:r>
+        <w:t>DS-07 — Moderar Cadastro</w:t>
+      </w:r>
+    </w:p>
+    <w:p>
+      <w:pPr>
+        <w:ind w:left="288" w:right="288"/>
+      </w:pPr>
+      <w:r>
+        <w:rPr>
+          <w:rFonts w:ascii="Consolas" w:hAnsi="Consolas"/>
+          <w:sz w:val="16"/>
+        </w:rPr>
+        <w:t>@startuml</w:t>
+        <w:br/>
+      </w:r>
+      <w:r>
+        <w:rPr>
+          <w:rFonts w:ascii="Consolas" w:hAnsi="Consolas"/>
+          <w:sz w:val="16"/>
+        </w:rPr>
+        <w:t>title DS-07 — Moderar Cadastro</w:t>
+        <w:br/>
+      </w:r>
+      <w:r>
+        <w:rPr>
+          <w:rFonts w:ascii="Consolas" w:hAnsi="Consolas"/>
+          <w:sz w:val="16"/>
+        </w:rPr>
+        <w:t>actor Administrador</w:t>
+        <w:br/>
+      </w:r>
+      <w:r>
+        <w:rPr>
+          <w:rFonts w:ascii="Consolas" w:hAnsi="Consolas"/>
+          <w:sz w:val="16"/>
+        </w:rPr>
+        <w:t>boundary "Painel de moderação" as Tela</w:t>
+        <w:br/>
+      </w:r>
+      <w:r>
+        <w:rPr>
+          <w:rFonts w:ascii="Consolas" w:hAnsi="Consolas"/>
+          <w:sz w:val="16"/>
+        </w:rPr>
+        <w:t>control "Gestão de moderação" as Moderacao</w:t>
+        <w:br/>
+      </w:r>
+      <w:r>
+        <w:rPr>
+          <w:rFonts w:ascii="Consolas" w:hAnsi="Consolas"/>
+          <w:sz w:val="16"/>
+        </w:rPr>
+        <w:t>database "Usuários" as DB</w:t>
+        <w:br/>
+      </w:r>
+      <w:r>
+        <w:rPr>
+          <w:rFonts w:ascii="Consolas" w:hAnsi="Consolas"/>
+          <w:sz w:val="16"/>
+        </w:rPr>
+        <w:t>Administrador -&gt; Tela : seleciona usuário e ação</w:t>
+        <w:br/>
+      </w:r>
+      <w:r>
+        <w:rPr>
+          <w:rFonts w:ascii="Consolas" w:hAnsi="Consolas"/>
+          <w:sz w:val="16"/>
+        </w:rPr>
+        <w:t>Tela -&gt; Moderacao : validar/bloquear/ativar cadastro</w:t>
+        <w:br/>
+      </w:r>
+      <w:r>
+        <w:rPr>
+          <w:rFonts w:ascii="Consolas" w:hAnsi="Consolas"/>
+          <w:sz w:val="16"/>
+        </w:rPr>
+        <w:t>Moderacao -&gt; DB : atualizar statusCadastro</w:t>
+        <w:br/>
+      </w:r>
+      <w:r>
+        <w:rPr>
+          <w:rFonts w:ascii="Consolas" w:hAnsi="Consolas"/>
+          <w:sz w:val="16"/>
+        </w:rPr>
+        <w:t>DB --&gt; Moderacao : status persistido</w:t>
+        <w:br/>
+      </w:r>
+      <w:r>
+        <w:rPr>
+          <w:rFonts w:ascii="Consolas" w:hAnsi="Consolas"/>
+          <w:sz w:val="16"/>
+        </w:rPr>
+        <w:t>Moderacao --&gt; Tela : confirmação</w:t>
+        <w:br/>
+      </w:r>
+      <w:r>
+        <w:rPr>
+          <w:rFonts w:ascii="Consolas" w:hAnsi="Consolas"/>
+          <w:sz w:val="16"/>
+        </w:rPr>
+        <w:t>Tela --&gt; Administrador : exibir resultado</w:t>
+        <w:br/>
+      </w:r>
+      <w:r>
+        <w:rPr>
+          <w:rFonts w:ascii="Consolas" w:hAnsi="Consolas"/>
+          <w:sz w:val="16"/>
+        </w:rPr>
+        <w:t>@enduml</w:t>
+      </w:r>
+    </w:p>
+    <w:sectPr>
+      <w:footerReference r:id="rId70" w:type="default"/>
+      <w:type w:val="nextPage"/>
+      <w:pgSz w:h="16834" w:w="11909" w:orient="portrait"/>
+      <w:pgMar w:bottom="1440" w:top="1440" w:left="1440" w:right="1440" w:header="720" w:footer="720"/>
+      <w:pgNumType w:start="5"/>
+    </w:sectPr>
   </w:body>
 </w:document>
 </file>

--- a/docs/Marcelo Chaves de Miranda - CONSTRUMOB - revisado.docx
+++ b/docs/Marcelo Chaves de Miranda - CONSTRUMOB - revisado.docx
@@ -3023,594 +3023,1274 @@
     </w:p>
     <w:p>
       <w:pPr>
-        <w:tabs>
-          <w:tab w:pos="9000" w:val="right" w:leader="dot"/>
-        </w:tabs>
-        <w:spacing w:after="0"/>
+        <w:spacing w:after="0" w:line="240" w:lineRule="auto"/>
         <w:ind w:left="0"/>
       </w:pPr>
       <w:r>
-        <w:t>1. Visão geral do sistema</w:t>
-      </w:r>
-      <w:r>
-        <w:tab/>
-        <w:t>10</w:t>
-      </w:r>
-    </w:p>
-    <w:p>
-      <w:pPr>
-        <w:tabs>
-          <w:tab w:pos="9000" w:val="right" w:leader="dot"/>
-        </w:tabs>
-        <w:spacing w:after="0"/>
-        <w:ind w:left="259"/>
-      </w:pPr>
-      <w:r>
-        <w:t>1.1 Apresentação</w:t>
-      </w:r>
-      <w:r>
-        <w:tab/>
-        <w:t>10</w:t>
-      </w:r>
-    </w:p>
-    <w:p>
-      <w:pPr>
-        <w:tabs>
-          <w:tab w:pos="9000" w:val="right" w:leader="dot"/>
-        </w:tabs>
-        <w:spacing w:after="0"/>
-        <w:ind w:left="259"/>
-      </w:pPr>
-      <w:r>
-        <w:t>1.2 Objetivo geral</w:t>
-      </w:r>
-      <w:r>
-        <w:tab/>
-        <w:t>10</w:t>
-      </w:r>
-    </w:p>
-    <w:p>
-      <w:pPr>
-        <w:tabs>
-          <w:tab w:pos="9000" w:val="right" w:leader="dot"/>
-        </w:tabs>
-        <w:spacing w:after="0"/>
-        <w:ind w:left="259"/>
-      </w:pPr>
-      <w:r>
-        <w:t>1.3 Objetivos específicos</w:t>
-      </w:r>
-      <w:r>
-        <w:tab/>
-        <w:t>10</w:t>
-      </w:r>
-    </w:p>
-    <w:p>
-      <w:pPr>
-        <w:tabs>
-          <w:tab w:pos="9000" w:val="right" w:leader="dot"/>
-        </w:tabs>
-        <w:spacing w:after="0"/>
-        <w:ind w:left="259"/>
-      </w:pPr>
-      <w:r>
-        <w:t>1.4 Público-alvo e contexto de uso</w:t>
-      </w:r>
-      <w:r>
-        <w:tab/>
-        <w:t>10</w:t>
-      </w:r>
-    </w:p>
-    <w:p>
-      <w:pPr>
-        <w:tabs>
-          <w:tab w:pos="9000" w:val="right" w:leader="dot"/>
-        </w:tabs>
-        <w:spacing w:after="0"/>
+        <w:rPr>
+          <w:sz w:val="16"/>
+        </w:rPr>
+        <w:t xml:space="preserve">1. Visão geral do sistema </w:t>
+      </w:r>
+      <w:r>
+        <w:rPr>
+          <w:sz w:val="16"/>
+        </w:rPr>
+        <w:t>.........................................</w:t>
+      </w:r>
+      <w:r>
+        <w:rPr>
+          <w:sz w:val="16"/>
+        </w:rPr>
+        <w:t xml:space="preserve"> 10</w:t>
+      </w:r>
+    </w:p>
+    <w:p>
+      <w:pPr>
+        <w:spacing w:after="0" w:line="240" w:lineRule="auto"/>
+        <w:ind w:left="360"/>
+      </w:pPr>
+      <w:r>
+        <w:rPr>
+          <w:sz w:val="16"/>
+        </w:rPr>
+        <w:t xml:space="preserve">1.1 Apresentação </w:t>
+      </w:r>
+      <w:r>
+        <w:rPr>
+          <w:sz w:val="16"/>
+        </w:rPr>
+        <w:t>..................................................</w:t>
+      </w:r>
+      <w:r>
+        <w:rPr>
+          <w:sz w:val="16"/>
+        </w:rPr>
+        <w:t xml:space="preserve"> 10</w:t>
+      </w:r>
+    </w:p>
+    <w:p>
+      <w:pPr>
+        <w:spacing w:after="0" w:line="240" w:lineRule="auto"/>
+        <w:ind w:left="360"/>
+      </w:pPr>
+      <w:r>
+        <w:rPr>
+          <w:sz w:val="16"/>
+        </w:rPr>
+        <w:t xml:space="preserve">1.2 Objetivo geral </w:t>
+      </w:r>
+      <w:r>
+        <w:rPr>
+          <w:sz w:val="16"/>
+        </w:rPr>
+        <w:t>................................................</w:t>
+      </w:r>
+      <w:r>
+        <w:rPr>
+          <w:sz w:val="16"/>
+        </w:rPr>
+        <w:t xml:space="preserve"> 10</w:t>
+      </w:r>
+    </w:p>
+    <w:p>
+      <w:pPr>
+        <w:spacing w:after="0" w:line="240" w:lineRule="auto"/>
+        <w:ind w:left="360"/>
+      </w:pPr>
+      <w:r>
+        <w:rPr>
+          <w:sz w:val="16"/>
+        </w:rPr>
+        <w:t xml:space="preserve">1.3 Objetivos específicos </w:t>
+      </w:r>
+      <w:r>
+        <w:rPr>
+          <w:sz w:val="16"/>
+        </w:rPr>
+        <w:t>.........................................</w:t>
+      </w:r>
+      <w:r>
+        <w:rPr>
+          <w:sz w:val="16"/>
+        </w:rPr>
+        <w:t xml:space="preserve"> 10</w:t>
+      </w:r>
+    </w:p>
+    <w:p>
+      <w:pPr>
+        <w:spacing w:after="0" w:line="240" w:lineRule="auto"/>
+        <w:ind w:left="360"/>
+      </w:pPr>
+      <w:r>
+        <w:rPr>
+          <w:sz w:val="16"/>
+        </w:rPr>
+        <w:t xml:space="preserve">1.4 Público-alvo e contexto de uso </w:t>
+      </w:r>
+      <w:r>
+        <w:rPr>
+          <w:sz w:val="16"/>
+        </w:rPr>
+        <w:t>................................</w:t>
+      </w:r>
+      <w:r>
+        <w:rPr>
+          <w:sz w:val="16"/>
+        </w:rPr>
+        <w:t xml:space="preserve"> 10</w:t>
+      </w:r>
+    </w:p>
+    <w:p>
+      <w:pPr>
+        <w:spacing w:after="0" w:line="240" w:lineRule="auto"/>
         <w:ind w:left="0"/>
       </w:pPr>
       <w:r>
-        <w:t>2. Contexto do problema e stakeholders</w:t>
-      </w:r>
-      <w:r>
-        <w:tab/>
-        <w:t>11</w:t>
-      </w:r>
-    </w:p>
-    <w:p>
-      <w:pPr>
-        <w:tabs>
-          <w:tab w:pos="9000" w:val="right" w:leader="dot"/>
-        </w:tabs>
-        <w:spacing w:after="0"/>
-        <w:ind w:left="259"/>
-      </w:pPr>
-      <w:r>
-        <w:t>2.1 Problema identificado</w:t>
-      </w:r>
-      <w:r>
-        <w:tab/>
-        <w:t>11</w:t>
-      </w:r>
-    </w:p>
-    <w:p>
-      <w:pPr>
-        <w:tabs>
-          <w:tab w:pos="9000" w:val="right" w:leader="dot"/>
-        </w:tabs>
-        <w:spacing w:after="0"/>
-        <w:ind w:left="259"/>
-      </w:pPr>
-      <w:r>
-        <w:t>2.2 Evidências do problema</w:t>
-      </w:r>
-      <w:r>
-        <w:tab/>
-        <w:t>11</w:t>
-      </w:r>
-    </w:p>
-    <w:p>
-      <w:pPr>
-        <w:tabs>
-          <w:tab w:pos="9000" w:val="right" w:leader="dot"/>
-        </w:tabs>
-        <w:spacing w:after="0"/>
-        <w:ind w:left="259"/>
-      </w:pPr>
-      <w:r>
-        <w:t>2.3 Stakeholders</w:t>
-      </w:r>
-      <w:r>
-        <w:tab/>
-        <w:t>11</w:t>
-      </w:r>
-    </w:p>
-    <w:p>
-      <w:pPr>
-        <w:tabs>
-          <w:tab w:pos="9000" w:val="right" w:leader="dot"/>
-        </w:tabs>
-        <w:spacing w:after="0"/>
+        <w:rPr>
+          <w:sz w:val="16"/>
+        </w:rPr>
+        <w:t xml:space="preserve">2. Contexto do problema e stakeholders </w:t>
+      </w:r>
+      <w:r>
+        <w:rPr>
+          <w:sz w:val="16"/>
+        </w:rPr>
+        <w:t>............................</w:t>
+      </w:r>
+      <w:r>
+        <w:rPr>
+          <w:sz w:val="16"/>
+        </w:rPr>
+        <w:t xml:space="preserve"> 11</w:t>
+      </w:r>
+    </w:p>
+    <w:p>
+      <w:pPr>
+        <w:spacing w:after="0" w:line="240" w:lineRule="auto"/>
+        <w:ind w:left="360"/>
+      </w:pPr>
+      <w:r>
+        <w:rPr>
+          <w:sz w:val="16"/>
+        </w:rPr>
+        <w:t xml:space="preserve">2.1 Problema identificado </w:t>
+      </w:r>
+      <w:r>
+        <w:rPr>
+          <w:sz w:val="16"/>
+        </w:rPr>
+        <w:t>.........................................</w:t>
+      </w:r>
+      <w:r>
+        <w:rPr>
+          <w:sz w:val="16"/>
+        </w:rPr>
+        <w:t xml:space="preserve"> 11</w:t>
+      </w:r>
+    </w:p>
+    <w:p>
+      <w:pPr>
+        <w:spacing w:after="0" w:line="240" w:lineRule="auto"/>
+        <w:ind w:left="360"/>
+      </w:pPr>
+      <w:r>
+        <w:rPr>
+          <w:sz w:val="16"/>
+        </w:rPr>
+        <w:t xml:space="preserve">2.2 Evidências do problema </w:t>
+      </w:r>
+      <w:r>
+        <w:rPr>
+          <w:sz w:val="16"/>
+        </w:rPr>
+        <w:t>........................................</w:t>
+      </w:r>
+      <w:r>
+        <w:rPr>
+          <w:sz w:val="16"/>
+        </w:rPr>
+        <w:t xml:space="preserve"> 11</w:t>
+      </w:r>
+    </w:p>
+    <w:p>
+      <w:pPr>
+        <w:spacing w:after="0" w:line="240" w:lineRule="auto"/>
+        <w:ind w:left="360"/>
+      </w:pPr>
+      <w:r>
+        <w:rPr>
+          <w:sz w:val="16"/>
+        </w:rPr>
+        <w:t xml:space="preserve">2.3 Stakeholders </w:t>
+      </w:r>
+      <w:r>
+        <w:rPr>
+          <w:sz w:val="16"/>
+        </w:rPr>
+        <w:t>..................................................</w:t>
+      </w:r>
+      <w:r>
+        <w:rPr>
+          <w:sz w:val="16"/>
+        </w:rPr>
+        <w:t xml:space="preserve"> 11</w:t>
+      </w:r>
+    </w:p>
+    <w:p>
+      <w:pPr>
+        <w:spacing w:after="0" w:line="240" w:lineRule="auto"/>
         <w:ind w:left="0"/>
       </w:pPr>
       <w:r>
-        <w:t>3. Escopo</w:t>
-      </w:r>
-      <w:r>
-        <w:tab/>
-        <w:t>12</w:t>
-      </w:r>
-    </w:p>
-    <w:p>
-      <w:pPr>
-        <w:tabs>
-          <w:tab w:pos="9000" w:val="right" w:leader="dot"/>
-        </w:tabs>
-        <w:spacing w:after="0"/>
-        <w:ind w:left="259"/>
-      </w:pPr>
-      <w:r>
-        <w:t>3.1 Escopo do produto</w:t>
-      </w:r>
-      <w:r>
-        <w:tab/>
-        <w:t>12</w:t>
-      </w:r>
-    </w:p>
-    <w:p>
-      <w:pPr>
-        <w:tabs>
-          <w:tab w:pos="9000" w:val="right" w:leader="dot"/>
-        </w:tabs>
-        <w:spacing w:after="0"/>
-        <w:ind w:left="259"/>
-      </w:pPr>
-      <w:r>
-        <w:t>3.2 Itens fora do escopo</w:t>
-      </w:r>
-      <w:r>
-        <w:tab/>
-        <w:t>12</w:t>
-      </w:r>
-    </w:p>
-    <w:p>
-      <w:pPr>
-        <w:tabs>
-          <w:tab w:pos="9000" w:val="right" w:leader="dot"/>
-        </w:tabs>
-        <w:spacing w:after="0"/>
-        <w:ind w:left="259"/>
-      </w:pPr>
-      <w:r>
-        <w:t>3.3 Premissas, restrições e dependências</w:t>
-      </w:r>
-      <w:r>
-        <w:tab/>
-        <w:t>12</w:t>
-      </w:r>
-    </w:p>
-    <w:p>
-      <w:pPr>
-        <w:tabs>
-          <w:tab w:pos="9000" w:val="right" w:leader="dot"/>
-        </w:tabs>
-        <w:spacing w:after="0"/>
+        <w:rPr>
+          <w:sz w:val="16"/>
+        </w:rPr>
+        <w:t xml:space="preserve">3. Escopo </w:t>
+      </w:r>
+      <w:r>
+        <w:rPr>
+          <w:sz w:val="16"/>
+        </w:rPr>
+        <w:t>.........................................................</w:t>
+      </w:r>
+      <w:r>
+        <w:rPr>
+          <w:sz w:val="16"/>
+        </w:rPr>
+        <w:t xml:space="preserve"> 12</w:t>
+      </w:r>
+    </w:p>
+    <w:p>
+      <w:pPr>
+        <w:spacing w:after="0" w:line="240" w:lineRule="auto"/>
+        <w:ind w:left="360"/>
+      </w:pPr>
+      <w:r>
+        <w:rPr>
+          <w:sz w:val="16"/>
+        </w:rPr>
+        <w:t xml:space="preserve">3.1 Escopo do produto </w:t>
+      </w:r>
+      <w:r>
+        <w:rPr>
+          <w:sz w:val="16"/>
+        </w:rPr>
+        <w:t>.............................................</w:t>
+      </w:r>
+      <w:r>
+        <w:rPr>
+          <w:sz w:val="16"/>
+        </w:rPr>
+        <w:t xml:space="preserve"> 12</w:t>
+      </w:r>
+    </w:p>
+    <w:p>
+      <w:pPr>
+        <w:spacing w:after="0" w:line="240" w:lineRule="auto"/>
+        <w:ind w:left="360"/>
+      </w:pPr>
+      <w:r>
+        <w:rPr>
+          <w:sz w:val="16"/>
+        </w:rPr>
+        <w:t xml:space="preserve">3.2 Itens fora do escopo </w:t>
+      </w:r>
+      <w:r>
+        <w:rPr>
+          <w:sz w:val="16"/>
+        </w:rPr>
+        <w:t>..........................................</w:t>
+      </w:r>
+      <w:r>
+        <w:rPr>
+          <w:sz w:val="16"/>
+        </w:rPr>
+        <w:t xml:space="preserve"> 12</w:t>
+      </w:r>
+    </w:p>
+    <w:p>
+      <w:pPr>
+        <w:spacing w:after="0" w:line="240" w:lineRule="auto"/>
+        <w:ind w:left="360"/>
+      </w:pPr>
+      <w:r>
+        <w:rPr>
+          <w:sz w:val="16"/>
+        </w:rPr>
+        <w:t xml:space="preserve">3.3 Premissas, restrições e dependências </w:t>
+      </w:r>
+      <w:r>
+        <w:rPr>
+          <w:sz w:val="16"/>
+        </w:rPr>
+        <w:t>..........................</w:t>
+      </w:r>
+      <w:r>
+        <w:rPr>
+          <w:sz w:val="16"/>
+        </w:rPr>
+        <w:t xml:space="preserve"> 12</w:t>
+      </w:r>
+    </w:p>
+    <w:p>
+      <w:pPr>
+        <w:spacing w:after="0" w:line="240" w:lineRule="auto"/>
         <w:ind w:left="0"/>
       </w:pPr>
       <w:r>
-        <w:t>4. Elicitação e validação de requisitos</w:t>
-      </w:r>
-      <w:r>
-        <w:tab/>
-        <w:t>12</w:t>
-      </w:r>
-    </w:p>
-    <w:p>
-      <w:pPr>
-        <w:tabs>
-          <w:tab w:pos="9000" w:val="right" w:leader="dot"/>
-        </w:tabs>
-        <w:spacing w:after="0"/>
-        <w:ind w:left="259"/>
-      </w:pPr>
-      <w:r>
-        <w:t>4.1 Plano de elicitação</w:t>
-      </w:r>
-      <w:r>
-        <w:tab/>
-        <w:t>12</w:t>
-      </w:r>
-    </w:p>
-    <w:p>
-      <w:pPr>
-        <w:tabs>
-          <w:tab w:pos="9000" w:val="right" w:leader="dot"/>
-        </w:tabs>
-        <w:spacing w:after="0"/>
-        <w:ind w:left="259"/>
-      </w:pPr>
-      <w:r>
-        <w:t>4.2 Registro de descobertas</w:t>
-      </w:r>
-      <w:r>
-        <w:tab/>
-        <w:t>13</w:t>
-      </w:r>
-    </w:p>
-    <w:p>
-      <w:pPr>
-        <w:tabs>
-          <w:tab w:pos="9000" w:val="right" w:leader="dot"/>
-        </w:tabs>
-        <w:spacing w:after="0"/>
-        <w:ind w:left="259"/>
-      </w:pPr>
-      <w:r>
-        <w:t>4.3 Validação</w:t>
-      </w:r>
-      <w:r>
-        <w:tab/>
-        <w:t>13</w:t>
-      </w:r>
-    </w:p>
-    <w:p>
-      <w:pPr>
-        <w:tabs>
-          <w:tab w:pos="9000" w:val="right" w:leader="dot"/>
-        </w:tabs>
-        <w:spacing w:after="0"/>
+        <w:rPr>
+          <w:sz w:val="16"/>
+        </w:rPr>
+        <w:t xml:space="preserve">4. Elicitação e validação de requisitos </w:t>
+      </w:r>
+      <w:r>
+        <w:rPr>
+          <w:sz w:val="16"/>
+        </w:rPr>
+        <w:t>...........................</w:t>
+      </w:r>
+      <w:r>
+        <w:rPr>
+          <w:sz w:val="16"/>
+        </w:rPr>
+        <w:t xml:space="preserve"> 12</w:t>
+      </w:r>
+    </w:p>
+    <w:p>
+      <w:pPr>
+        <w:spacing w:after="0" w:line="240" w:lineRule="auto"/>
+        <w:ind w:left="360"/>
+      </w:pPr>
+      <w:r>
+        <w:rPr>
+          <w:sz w:val="16"/>
+        </w:rPr>
+        <w:t xml:space="preserve">4.1 Plano de elicitação </w:t>
+      </w:r>
+      <w:r>
+        <w:rPr>
+          <w:sz w:val="16"/>
+        </w:rPr>
+        <w:t>...........................................</w:t>
+      </w:r>
+      <w:r>
+        <w:rPr>
+          <w:sz w:val="16"/>
+        </w:rPr>
+        <w:t xml:space="preserve"> 12</w:t>
+      </w:r>
+    </w:p>
+    <w:p>
+      <w:pPr>
+        <w:spacing w:after="0" w:line="240" w:lineRule="auto"/>
+        <w:ind w:left="360"/>
+      </w:pPr>
+      <w:r>
+        <w:rPr>
+          <w:sz w:val="16"/>
+        </w:rPr>
+        <w:t xml:space="preserve">4.2 Registro de descobertas </w:t>
+      </w:r>
+      <w:r>
+        <w:rPr>
+          <w:sz w:val="16"/>
+        </w:rPr>
+        <w:t>.......................................</w:t>
+      </w:r>
+      <w:r>
+        <w:rPr>
+          <w:sz w:val="16"/>
+        </w:rPr>
+        <w:t xml:space="preserve"> 13</w:t>
+      </w:r>
+    </w:p>
+    <w:p>
+      <w:pPr>
+        <w:spacing w:after="0" w:line="240" w:lineRule="auto"/>
+        <w:ind w:left="360"/>
+      </w:pPr>
+      <w:r>
+        <w:rPr>
+          <w:sz w:val="16"/>
+        </w:rPr>
+        <w:t xml:space="preserve">4.3 Validação </w:t>
+      </w:r>
+      <w:r>
+        <w:rPr>
+          <w:sz w:val="16"/>
+        </w:rPr>
+        <w:t>.....................................................</w:t>
+      </w:r>
+      <w:r>
+        <w:rPr>
+          <w:sz w:val="16"/>
+        </w:rPr>
+        <w:t xml:space="preserve"> 13</w:t>
+      </w:r>
+    </w:p>
+    <w:p>
+      <w:pPr>
+        <w:spacing w:after="0" w:line="240" w:lineRule="auto"/>
         <w:ind w:left="0"/>
       </w:pPr>
       <w:r>
-        <w:t>5. Especificação de requisitos</w:t>
-      </w:r>
-      <w:r>
-        <w:tab/>
-        <w:t>13</w:t>
-      </w:r>
-    </w:p>
-    <w:p>
-      <w:pPr>
-        <w:tabs>
-          <w:tab w:pos="9000" w:val="right" w:leader="dot"/>
-        </w:tabs>
-        <w:spacing w:after="0"/>
-        <w:ind w:left="259"/>
-      </w:pPr>
-      <w:r>
-        <w:t>5.1 Convenções</w:t>
-      </w:r>
-      <w:r>
-        <w:tab/>
-        <w:t>13</w:t>
-      </w:r>
-    </w:p>
-    <w:p>
-      <w:pPr>
-        <w:tabs>
-          <w:tab w:pos="9000" w:val="right" w:leader="dot"/>
-        </w:tabs>
-        <w:spacing w:after="0"/>
-        <w:ind w:left="259"/>
-      </w:pPr>
-      <w:r>
-        <w:t>5.2 Requisitos funcionais</w:t>
-      </w:r>
-      <w:r>
-        <w:tab/>
-        <w:t>13</w:t>
-      </w:r>
-    </w:p>
-    <w:p>
-      <w:pPr>
-        <w:tabs>
-          <w:tab w:pos="9000" w:val="right" w:leader="dot"/>
-        </w:tabs>
-        <w:spacing w:after="0"/>
-        <w:ind w:left="259"/>
-      </w:pPr>
-      <w:r>
-        <w:t>5.3 Requisitos não funcionais</w:t>
-      </w:r>
-      <w:r>
-        <w:tab/>
-        <w:t>15</w:t>
-      </w:r>
-    </w:p>
-    <w:p>
-      <w:pPr>
-        <w:tabs>
-          <w:tab w:pos="9000" w:val="right" w:leader="dot"/>
-        </w:tabs>
-        <w:spacing w:after="0"/>
-        <w:ind w:left="259"/>
-      </w:pPr>
-      <w:r>
-        <w:t>5.4 Regras de negócio</w:t>
-      </w:r>
-      <w:r>
-        <w:tab/>
-        <w:t>15</w:t>
-      </w:r>
-    </w:p>
-    <w:p>
-      <w:pPr>
-        <w:tabs>
-          <w:tab w:pos="9000" w:val="right" w:leader="dot"/>
-        </w:tabs>
-        <w:spacing w:after="0"/>
+        <w:rPr>
+          <w:sz w:val="16"/>
+        </w:rPr>
+        <w:t xml:space="preserve">5. Especificação de requisitos </w:t>
+      </w:r>
+      <w:r>
+        <w:rPr>
+          <w:sz w:val="16"/>
+        </w:rPr>
+        <w:t>....................................</w:t>
+      </w:r>
+      <w:r>
+        <w:rPr>
+          <w:sz w:val="16"/>
+        </w:rPr>
+        <w:t xml:space="preserve"> 13</w:t>
+      </w:r>
+    </w:p>
+    <w:p>
+      <w:pPr>
+        <w:spacing w:after="0" w:line="240" w:lineRule="auto"/>
+        <w:ind w:left="360"/>
+      </w:pPr>
+      <w:r>
+        <w:rPr>
+          <w:sz w:val="16"/>
+        </w:rPr>
+        <w:t xml:space="preserve">5.1 Convenções </w:t>
+      </w:r>
+      <w:r>
+        <w:rPr>
+          <w:sz w:val="16"/>
+        </w:rPr>
+        <w:t>....................................................</w:t>
+      </w:r>
+      <w:r>
+        <w:rPr>
+          <w:sz w:val="16"/>
+        </w:rPr>
+        <w:t xml:space="preserve"> 13</w:t>
+      </w:r>
+    </w:p>
+    <w:p>
+      <w:pPr>
+        <w:spacing w:after="0" w:line="240" w:lineRule="auto"/>
+        <w:ind w:left="360"/>
+      </w:pPr>
+      <w:r>
+        <w:rPr>
+          <w:sz w:val="16"/>
+        </w:rPr>
+        <w:t xml:space="preserve">5.2 Requisitos funcionais </w:t>
+      </w:r>
+      <w:r>
+        <w:rPr>
+          <w:sz w:val="16"/>
+        </w:rPr>
+        <w:t>.........................................</w:t>
+      </w:r>
+      <w:r>
+        <w:rPr>
+          <w:sz w:val="16"/>
+        </w:rPr>
+        <w:t xml:space="preserve"> 13</w:t>
+      </w:r>
+    </w:p>
+    <w:p>
+      <w:pPr>
+        <w:spacing w:after="0" w:line="240" w:lineRule="auto"/>
+        <w:ind w:left="360"/>
+      </w:pPr>
+      <w:r>
+        <w:rPr>
+          <w:sz w:val="16"/>
+        </w:rPr>
+        <w:t xml:space="preserve">5.3 Requisitos não funcionais </w:t>
+      </w:r>
+      <w:r>
+        <w:rPr>
+          <w:sz w:val="16"/>
+        </w:rPr>
+        <w:t>.....................................</w:t>
+      </w:r>
+      <w:r>
+        <w:rPr>
+          <w:sz w:val="16"/>
+        </w:rPr>
+        <w:t xml:space="preserve"> 15</w:t>
+      </w:r>
+    </w:p>
+    <w:p>
+      <w:pPr>
+        <w:spacing w:after="0" w:line="240" w:lineRule="auto"/>
+        <w:ind w:left="360"/>
+      </w:pPr>
+      <w:r>
+        <w:rPr>
+          <w:sz w:val="16"/>
+        </w:rPr>
+        <w:t xml:space="preserve">5.4 Regras de negócio </w:t>
+      </w:r>
+      <w:r>
+        <w:rPr>
+          <w:sz w:val="16"/>
+        </w:rPr>
+        <w:t>.............................................</w:t>
+      </w:r>
+      <w:r>
+        <w:rPr>
+          <w:sz w:val="16"/>
+        </w:rPr>
+        <w:t xml:space="preserve"> 15</w:t>
+      </w:r>
+    </w:p>
+    <w:p>
+      <w:pPr>
+        <w:spacing w:after="0" w:line="240" w:lineRule="auto"/>
         <w:ind w:left="0"/>
       </w:pPr>
       <w:r>
-        <w:t>6. Priorização e rastreabilidade</w:t>
-      </w:r>
-      <w:r>
-        <w:tab/>
-        <w:t>15</w:t>
-      </w:r>
-    </w:p>
-    <w:p>
-      <w:pPr>
-        <w:tabs>
-          <w:tab w:pos="9000" w:val="right" w:leader="dot"/>
-        </w:tabs>
-        <w:spacing w:after="0"/>
-        <w:ind w:left="259"/>
-      </w:pPr>
-      <w:r>
-        <w:t>6.1 Backlog priorizado</w:t>
-      </w:r>
-      <w:r>
-        <w:tab/>
-        <w:t>15</w:t>
-      </w:r>
-    </w:p>
-    <w:p>
-      <w:pPr>
-        <w:tabs>
-          <w:tab w:pos="9000" w:val="right" w:leader="dot"/>
-        </w:tabs>
-        <w:spacing w:after="0"/>
-        <w:ind w:left="259"/>
-      </w:pPr>
-      <w:r>
-        <w:t>6.2 Matriz de rastreabilidade</w:t>
-      </w:r>
-      <w:r>
-        <w:tab/>
-        <w:t>16</w:t>
-      </w:r>
-    </w:p>
-    <w:p>
-      <w:pPr>
-        <w:tabs>
-          <w:tab w:pos="9000" w:val="right" w:leader="dot"/>
-        </w:tabs>
-        <w:spacing w:after="0"/>
+        <w:rPr>
+          <w:sz w:val="16"/>
+        </w:rPr>
+        <w:t xml:space="preserve">6. Priorização e rastreabilidade </w:t>
+      </w:r>
+      <w:r>
+        <w:rPr>
+          <w:sz w:val="16"/>
+        </w:rPr>
+        <w:t>..................................</w:t>
+      </w:r>
+      <w:r>
+        <w:rPr>
+          <w:sz w:val="16"/>
+        </w:rPr>
+        <w:t xml:space="preserve"> 15</w:t>
+      </w:r>
+    </w:p>
+    <w:p>
+      <w:pPr>
+        <w:spacing w:after="0" w:line="240" w:lineRule="auto"/>
+        <w:ind w:left="360"/>
+      </w:pPr>
+      <w:r>
+        <w:rPr>
+          <w:sz w:val="16"/>
+        </w:rPr>
+        <w:t xml:space="preserve">6.1 Backlog priorizado </w:t>
+      </w:r>
+      <w:r>
+        <w:rPr>
+          <w:sz w:val="16"/>
+        </w:rPr>
+        <w:t>............................................</w:t>
+      </w:r>
+      <w:r>
+        <w:rPr>
+          <w:sz w:val="16"/>
+        </w:rPr>
+        <w:t xml:space="preserve"> 15</w:t>
+      </w:r>
+    </w:p>
+    <w:p>
+      <w:pPr>
+        <w:spacing w:after="0" w:line="240" w:lineRule="auto"/>
+        <w:ind w:left="360"/>
+      </w:pPr>
+      <w:r>
+        <w:rPr>
+          <w:sz w:val="16"/>
+        </w:rPr>
+        <w:t xml:space="preserve">6.2 Matriz de rastreabilidade </w:t>
+      </w:r>
+      <w:r>
+        <w:rPr>
+          <w:sz w:val="16"/>
+        </w:rPr>
+        <w:t>.....................................</w:t>
+      </w:r>
+      <w:r>
+        <w:rPr>
+          <w:sz w:val="16"/>
+        </w:rPr>
+        <w:t xml:space="preserve"> 16</w:t>
+      </w:r>
+    </w:p>
+    <w:p>
+      <w:pPr>
+        <w:spacing w:after="0" w:line="240" w:lineRule="auto"/>
         <w:ind w:left="0"/>
       </w:pPr>
       <w:r>
-        <w:t>7. Modelo de casos de uso</w:t>
-      </w:r>
-      <w:r>
-        <w:tab/>
-        <w:t>17</w:t>
-      </w:r>
-    </w:p>
-    <w:p>
-      <w:pPr>
-        <w:tabs>
-          <w:tab w:pos="9000" w:val="right" w:leader="dot"/>
-        </w:tabs>
-        <w:spacing w:after="0"/>
-        <w:ind w:left="259"/>
-      </w:pPr>
-      <w:r>
-        <w:t>7.1 Diagrama de casos de uso</w:t>
-      </w:r>
-      <w:r>
-        <w:tab/>
-        <w:t>17</w:t>
-      </w:r>
-    </w:p>
-    <w:p>
-      <w:pPr>
-        <w:tabs>
-          <w:tab w:pos="9000" w:val="right" w:leader="dot"/>
-        </w:tabs>
-        <w:spacing w:after="0"/>
-        <w:ind w:left="259"/>
-      </w:pPr>
-      <w:r>
-        <w:t>7.2 Catálogo de atores</w:t>
-      </w:r>
-      <w:r>
-        <w:tab/>
-        <w:t>18</w:t>
-      </w:r>
-    </w:p>
-    <w:p>
-      <w:pPr>
-        <w:tabs>
-          <w:tab w:pos="9000" w:val="right" w:leader="dot"/>
-        </w:tabs>
-        <w:spacing w:after="0"/>
-        <w:ind w:left="259"/>
-      </w:pPr>
-      <w:r>
-        <w:t>7.3 Catálogo de casos de uso</w:t>
-      </w:r>
-      <w:r>
-        <w:tab/>
-        <w:t>19</w:t>
-      </w:r>
-    </w:p>
-    <w:p>
-      <w:pPr>
-        <w:tabs>
-          <w:tab w:pos="9000" w:val="right" w:leader="dot"/>
-        </w:tabs>
-        <w:spacing w:after="0"/>
-        <w:ind w:left="259"/>
-      </w:pPr>
-      <w:r>
-        <w:t>7.4 Decisão de escopo sobre pagamentos</w:t>
-      </w:r>
-      <w:r>
-        <w:tab/>
-        <w:t>19</w:t>
-      </w:r>
-    </w:p>
-    <w:p>
-      <w:pPr>
-        <w:tabs>
-          <w:tab w:pos="9000" w:val="right" w:leader="dot"/>
-        </w:tabs>
-        <w:spacing w:after="0"/>
+        <w:rPr>
+          <w:sz w:val="16"/>
+        </w:rPr>
+        <w:t xml:space="preserve">7. Modelo de casos de uso </w:t>
+      </w:r>
+      <w:r>
+        <w:rPr>
+          <w:sz w:val="16"/>
+        </w:rPr>
+        <w:t>.........................................</w:t>
+      </w:r>
+      <w:r>
+        <w:rPr>
+          <w:sz w:val="16"/>
+        </w:rPr>
+        <w:t xml:space="preserve"> 17</w:t>
+      </w:r>
+    </w:p>
+    <w:p>
+      <w:pPr>
+        <w:spacing w:after="0" w:line="240" w:lineRule="auto"/>
+        <w:ind w:left="360"/>
+      </w:pPr>
+      <w:r>
+        <w:rPr>
+          <w:sz w:val="16"/>
+        </w:rPr>
+        <w:t xml:space="preserve">7.1 Diagrama de casos de uso </w:t>
+      </w:r>
+      <w:r>
+        <w:rPr>
+          <w:sz w:val="16"/>
+        </w:rPr>
+        <w:t>......................................</w:t>
+      </w:r>
+      <w:r>
+        <w:rPr>
+          <w:sz w:val="16"/>
+        </w:rPr>
+        <w:t xml:space="preserve"> 17</w:t>
+      </w:r>
+    </w:p>
+    <w:p>
+      <w:pPr>
+        <w:spacing w:after="0" w:line="240" w:lineRule="auto"/>
+        <w:ind w:left="360"/>
+      </w:pPr>
+      <w:r>
+        <w:rPr>
+          <w:sz w:val="16"/>
+        </w:rPr>
+        <w:t xml:space="preserve">7.2 Catálogo de atores </w:t>
+      </w:r>
+      <w:r>
+        <w:rPr>
+          <w:sz w:val="16"/>
+        </w:rPr>
+        <w:t>............................................</w:t>
+      </w:r>
+      <w:r>
+        <w:rPr>
+          <w:sz w:val="16"/>
+        </w:rPr>
+        <w:t xml:space="preserve"> 18</w:t>
+      </w:r>
+    </w:p>
+    <w:p>
+      <w:pPr>
+        <w:spacing w:after="0" w:line="240" w:lineRule="auto"/>
+        <w:ind w:left="360"/>
+      </w:pPr>
+      <w:r>
+        <w:rPr>
+          <w:sz w:val="16"/>
+        </w:rPr>
+        <w:t xml:space="preserve">7.3 Catálogo de casos de uso </w:t>
+      </w:r>
+      <w:r>
+        <w:rPr>
+          <w:sz w:val="16"/>
+        </w:rPr>
+        <w:t>......................................</w:t>
+      </w:r>
+      <w:r>
+        <w:rPr>
+          <w:sz w:val="16"/>
+        </w:rPr>
+        <w:t xml:space="preserve"> 19</w:t>
+      </w:r>
+    </w:p>
+    <w:p>
+      <w:pPr>
+        <w:spacing w:after="0" w:line="240" w:lineRule="auto"/>
+        <w:ind w:left="360"/>
+      </w:pPr>
+      <w:r>
+        <w:rPr>
+          <w:sz w:val="16"/>
+        </w:rPr>
+        <w:t xml:space="preserve">7.4 Decisão de escopo sobre pagamentos </w:t>
+      </w:r>
+      <w:r>
+        <w:rPr>
+          <w:sz w:val="16"/>
+        </w:rPr>
+        <w:t>............................</w:t>
+      </w:r>
+      <w:r>
+        <w:rPr>
+          <w:sz w:val="16"/>
+        </w:rPr>
+        <w:t xml:space="preserve"> 19</w:t>
+      </w:r>
+    </w:p>
+    <w:p>
+      <w:pPr>
+        <w:spacing w:after="0" w:line="240" w:lineRule="auto"/>
         <w:ind w:left="0"/>
       </w:pPr>
       <w:r>
-        <w:t>8. Especificação de casos de uso</w:t>
-      </w:r>
-      <w:r>
-        <w:tab/>
-        <w:t>20</w:t>
-      </w:r>
-    </w:p>
-    <w:p>
-      <w:pPr>
-        <w:tabs>
-          <w:tab w:pos="9000" w:val="right" w:leader="dot"/>
-        </w:tabs>
-        <w:spacing w:after="0"/>
-        <w:ind w:left="259"/>
-      </w:pPr>
-      <w:r>
-        <w:t>8.1 a 8.7 Casos de uso prioritários</w:t>
-      </w:r>
-      <w:r>
-        <w:tab/>
-        <w:t>20</w:t>
-      </w:r>
-    </w:p>
-    <w:p>
-      <w:pPr>
-        <w:tabs>
-          <w:tab w:pos="9000" w:val="right" w:leader="dot"/>
-        </w:tabs>
-        <w:spacing w:after="0"/>
+        <w:rPr>
+          <w:sz w:val="16"/>
+        </w:rPr>
+        <w:t xml:space="preserve">8. Especificação de casos de uso </w:t>
+      </w:r>
+      <w:r>
+        <w:rPr>
+          <w:sz w:val="16"/>
+        </w:rPr>
+        <w:t>..................................</w:t>
+      </w:r>
+      <w:r>
+        <w:rPr>
+          <w:sz w:val="16"/>
+        </w:rPr>
+        <w:t xml:space="preserve"> 20</w:t>
+      </w:r>
+    </w:p>
+    <w:p>
+      <w:pPr>
+        <w:spacing w:after="0" w:line="240" w:lineRule="auto"/>
+        <w:ind w:left="360"/>
+      </w:pPr>
+      <w:r>
+        <w:rPr>
+          <w:sz w:val="16"/>
+        </w:rPr>
+        <w:t xml:space="preserve">8.1 a 8.7 Casos de uso prioritários </w:t>
+      </w:r>
+      <w:r>
+        <w:rPr>
+          <w:sz w:val="16"/>
+        </w:rPr>
+        <w:t>...............................</w:t>
+      </w:r>
+      <w:r>
+        <w:rPr>
+          <w:sz w:val="16"/>
+        </w:rPr>
+        <w:t xml:space="preserve"> 20</w:t>
+      </w:r>
+    </w:p>
+    <w:p>
+      <w:pPr>
+        <w:spacing w:after="0" w:line="240" w:lineRule="auto"/>
         <w:ind w:left="0"/>
       </w:pPr>
       <w:r>
-        <w:t>9. Histórias de usuário e critérios de aceitação</w:t>
-      </w:r>
-      <w:r>
-        <w:tab/>
-        <w:t>26</w:t>
-      </w:r>
-    </w:p>
-    <w:p>
-      <w:pPr>
-        <w:tabs>
-          <w:tab w:pos="9000" w:val="right" w:leader="dot"/>
-        </w:tabs>
-        <w:spacing w:after="0"/>
+        <w:rPr>
+          <w:sz w:val="16"/>
+        </w:rPr>
+        <w:t xml:space="preserve">9. Histórias de usuário e critérios de aceitação </w:t>
+      </w:r>
+      <w:r>
+        <w:rPr>
+          <w:sz w:val="16"/>
+        </w:rPr>
+        <w:t>..................</w:t>
+      </w:r>
+      <w:r>
+        <w:rPr>
+          <w:sz w:val="16"/>
+        </w:rPr>
+        <w:t xml:space="preserve"> 26</w:t>
+      </w:r>
+    </w:p>
+    <w:p>
+      <w:pPr>
+        <w:spacing w:after="0" w:line="240" w:lineRule="auto"/>
         <w:ind w:left="0"/>
       </w:pPr>
       <w:r>
-        <w:t>10. Modelagem UML de análise</w:t>
-      </w:r>
-      <w:r>
-        <w:tab/>
-        <w:t>27</w:t>
-      </w:r>
-    </w:p>
-    <w:p>
-      <w:pPr>
-        <w:tabs>
-          <w:tab w:pos="9000" w:val="right" w:leader="dot"/>
-        </w:tabs>
-        <w:spacing w:after="0"/>
-        <w:ind w:left="259"/>
-      </w:pPr>
-      <w:r>
-        <w:t>10.1 Diagrama de classes de análise</w:t>
-      </w:r>
-      <w:r>
-        <w:tab/>
-        <w:t>27</w:t>
-      </w:r>
-    </w:p>
-    <w:p>
-      <w:pPr>
-        <w:tabs>
-          <w:tab w:pos="9000" w:val="right" w:leader="dot"/>
-        </w:tabs>
-        <w:spacing w:after="0"/>
-        <w:ind w:left="259"/>
-      </w:pPr>
-      <w:r>
-        <w:t>10.2 Dicionário de classes de análise</w:t>
-      </w:r>
-      <w:r>
-        <w:tab/>
-        <w:t>28</w:t>
-      </w:r>
-    </w:p>
-    <w:p>
-      <w:pPr>
-        <w:tabs>
-          <w:tab w:pos="9000" w:val="right" w:leader="dot"/>
-        </w:tabs>
-        <w:spacing w:after="0"/>
-        <w:ind w:left="259"/>
-      </w:pPr>
-      <w:r>
-        <w:t>10.3 Diagramas de sequência</w:t>
-      </w:r>
-      <w:r>
-        <w:tab/>
-        <w:t>29</w:t>
+        <w:rPr>
+          <w:sz w:val="16"/>
+        </w:rPr>
+        <w:t xml:space="preserve">10. Modelagem UML de análise </w:t>
+      </w:r>
+      <w:r>
+        <w:rPr>
+          <w:sz w:val="16"/>
+        </w:rPr>
+        <w:t>......................................</w:t>
+      </w:r>
+      <w:r>
+        <w:rPr>
+          <w:sz w:val="16"/>
+        </w:rPr>
+        <w:t xml:space="preserve"> 27</w:t>
+      </w:r>
+    </w:p>
+    <w:p>
+      <w:pPr>
+        <w:spacing w:after="0" w:line="240" w:lineRule="auto"/>
+        <w:ind w:left="360"/>
+      </w:pPr>
+      <w:r>
+        <w:rPr>
+          <w:sz w:val="16"/>
+        </w:rPr>
+        <w:t xml:space="preserve">10.1 Diagrama de classes de análise </w:t>
+      </w:r>
+      <w:r>
+        <w:rPr>
+          <w:sz w:val="16"/>
+        </w:rPr>
+        <w:t>...............................</w:t>
+      </w:r>
+      <w:r>
+        <w:rPr>
+          <w:sz w:val="16"/>
+        </w:rPr>
+        <w:t xml:space="preserve"> 27</w:t>
+      </w:r>
+    </w:p>
+    <w:p>
+      <w:pPr>
+        <w:spacing w:after="0" w:line="240" w:lineRule="auto"/>
+        <w:ind w:left="360"/>
+      </w:pPr>
+      <w:r>
+        <w:rPr>
+          <w:sz w:val="16"/>
+        </w:rPr>
+        <w:t xml:space="preserve">10.2 Dicionário de classes de análise </w:t>
+      </w:r>
+      <w:r>
+        <w:rPr>
+          <w:sz w:val="16"/>
+        </w:rPr>
+        <w:t>.............................</w:t>
+      </w:r>
+      <w:r>
+        <w:rPr>
+          <w:sz w:val="16"/>
+        </w:rPr>
+        <w:t xml:space="preserve"> 28</w:t>
+      </w:r>
+    </w:p>
+    <w:p>
+      <w:pPr>
+        <w:spacing w:after="0" w:line="240" w:lineRule="auto"/>
+        <w:ind w:left="360"/>
+      </w:pPr>
+      <w:r>
+        <w:rPr>
+          <w:sz w:val="16"/>
+        </w:rPr>
+        <w:t xml:space="preserve">10.3 Diagramas de sequência </w:t>
+      </w:r>
+      <w:r>
+        <w:rPr>
+          <w:sz w:val="16"/>
+        </w:rPr>
+        <w:t>.......................................</w:t>
+      </w:r>
+      <w:r>
+        <w:rPr>
+          <w:sz w:val="16"/>
+        </w:rPr>
+        <w:t xml:space="preserve"> 29</w:t>
+      </w:r>
+    </w:p>
+    <w:p>
+      <w:pPr>
+        <w:spacing w:after="0" w:line="240" w:lineRule="auto"/>
+        <w:ind w:left="0"/>
+      </w:pPr>
+      <w:r>
+        <w:rPr>
+          <w:sz w:val="16"/>
+        </w:rPr>
+        <w:t xml:space="preserve">11. Arquitetura e componentes </w:t>
+      </w:r>
+      <w:r>
+        <w:rPr>
+          <w:sz w:val="16"/>
+        </w:rPr>
+        <w:t>.....................................</w:t>
+      </w:r>
+      <w:r>
+        <w:rPr>
+          <w:sz w:val="16"/>
+        </w:rPr>
+        <w:t xml:space="preserve"> 32</w:t>
+      </w:r>
+    </w:p>
+    <w:p>
+      <w:pPr>
+        <w:spacing w:after="0" w:line="240" w:lineRule="auto"/>
+        <w:ind w:left="360"/>
+      </w:pPr>
+      <w:r>
+        <w:rPr>
+          <w:sz w:val="16"/>
+        </w:rPr>
+        <w:t xml:space="preserve">11.1 Visão arquitetural </w:t>
+      </w:r>
+      <w:r>
+        <w:rPr>
+          <w:sz w:val="16"/>
+        </w:rPr>
+        <w:t>...........................................</w:t>
+      </w:r>
+      <w:r>
+        <w:rPr>
+          <w:sz w:val="16"/>
+        </w:rPr>
+        <w:t xml:space="preserve"> 32</w:t>
+      </w:r>
+    </w:p>
+    <w:p>
+      <w:pPr>
+        <w:spacing w:after="0" w:line="240" w:lineRule="auto"/>
+        <w:ind w:left="360"/>
+      </w:pPr>
+      <w:r>
+        <w:rPr>
+          <w:sz w:val="16"/>
+        </w:rPr>
+        <w:t xml:space="preserve">11.2 Diagrama de componentes </w:t>
+      </w:r>
+      <w:r>
+        <w:rPr>
+          <w:sz w:val="16"/>
+        </w:rPr>
+        <w:t>......................................</w:t>
+      </w:r>
+      <w:r>
+        <w:rPr>
+          <w:sz w:val="16"/>
+        </w:rPr>
+        <w:t xml:space="preserve"> 32</w:t>
+      </w:r>
+    </w:p>
+    <w:p>
+      <w:pPr>
+        <w:spacing w:after="0" w:line="240" w:lineRule="auto"/>
+        <w:ind w:left="360"/>
+      </w:pPr>
+      <w:r>
+        <w:rPr>
+          <w:sz w:val="16"/>
+        </w:rPr>
+        <w:t xml:space="preserve">11.3 Decisões de arquitetura </w:t>
+      </w:r>
+      <w:r>
+        <w:rPr>
+          <w:sz w:val="16"/>
+        </w:rPr>
+        <w:t>......................................</w:t>
+      </w:r>
+      <w:r>
+        <w:rPr>
+          <w:sz w:val="16"/>
+        </w:rPr>
+        <w:t xml:space="preserve"> 33</w:t>
+      </w:r>
+    </w:p>
+    <w:p>
+      <w:pPr>
+        <w:spacing w:after="0" w:line="240" w:lineRule="auto"/>
+        <w:ind w:left="0"/>
+      </w:pPr>
+      <w:r>
+        <w:rPr>
+          <w:sz w:val="16"/>
+        </w:rPr>
+        <w:t xml:space="preserve">12. Projeto orientado a objetos e padrões </w:t>
+      </w:r>
+      <w:r>
+        <w:rPr>
+          <w:sz w:val="16"/>
+        </w:rPr>
+        <w:t>.........................</w:t>
+      </w:r>
+      <w:r>
+        <w:rPr>
+          <w:sz w:val="16"/>
+        </w:rPr>
+        <w:t xml:space="preserve"> 33</w:t>
+      </w:r>
+    </w:p>
+    <w:p>
+      <w:pPr>
+        <w:spacing w:after="0" w:line="240" w:lineRule="auto"/>
+        <w:ind w:left="360"/>
+      </w:pPr>
+      <w:r>
+        <w:rPr>
+          <w:sz w:val="16"/>
+        </w:rPr>
+        <w:t xml:space="preserve">12.1 Diagrama de classes de projeto </w:t>
+      </w:r>
+      <w:r>
+        <w:rPr>
+          <w:sz w:val="16"/>
+        </w:rPr>
+        <w:t>...............................</w:t>
+      </w:r>
+      <w:r>
+        <w:rPr>
+          <w:sz w:val="16"/>
+        </w:rPr>
+        <w:t xml:space="preserve"> 33</w:t>
+      </w:r>
+    </w:p>
+    <w:p>
+      <w:pPr>
+        <w:spacing w:after="0" w:line="240" w:lineRule="auto"/>
+        <w:ind w:left="360"/>
+      </w:pPr>
+      <w:r>
+        <w:rPr>
+          <w:sz w:val="16"/>
+        </w:rPr>
+        <w:t xml:space="preserve">12.2 Princípios e responsabilidades </w:t>
+      </w:r>
+      <w:r>
+        <w:rPr>
+          <w:sz w:val="16"/>
+        </w:rPr>
+        <w:t>...............................</w:t>
+      </w:r>
+      <w:r>
+        <w:rPr>
+          <w:sz w:val="16"/>
+        </w:rPr>
+        <w:t xml:space="preserve"> 34</w:t>
+      </w:r>
+    </w:p>
+    <w:p>
+      <w:pPr>
+        <w:spacing w:after="0" w:line="240" w:lineRule="auto"/>
+        <w:ind w:left="360"/>
+      </w:pPr>
+      <w:r>
+        <w:rPr>
+          <w:sz w:val="16"/>
+        </w:rPr>
+        <w:t xml:space="preserve">12.3 Padrões de projeto </w:t>
+      </w:r>
+      <w:r>
+        <w:rPr>
+          <w:sz w:val="16"/>
+        </w:rPr>
+        <w:t>...........................................</w:t>
+      </w:r>
+      <w:r>
+        <w:rPr>
+          <w:sz w:val="16"/>
+        </w:rPr>
+        <w:t xml:space="preserve"> 35</w:t>
+      </w:r>
+    </w:p>
+    <w:p>
+      <w:pPr>
+        <w:spacing w:after="0" w:line="240" w:lineRule="auto"/>
+        <w:ind w:left="0"/>
+      </w:pPr>
+      <w:r>
+        <w:rPr>
+          <w:sz w:val="16"/>
+        </w:rPr>
+        <w:t xml:space="preserve">13. Persistência de dados </w:t>
+      </w:r>
+      <w:r>
+        <w:rPr>
+          <w:sz w:val="16"/>
+        </w:rPr>
+        <w:t>.........................................</w:t>
+      </w:r>
+      <w:r>
+        <w:rPr>
+          <w:sz w:val="16"/>
+        </w:rPr>
+        <w:t xml:space="preserve"> 35</w:t>
+      </w:r>
+    </w:p>
+    <w:p>
+      <w:pPr>
+        <w:spacing w:after="0" w:line="240" w:lineRule="auto"/>
+        <w:ind w:left="360"/>
+      </w:pPr>
+      <w:r>
+        <w:rPr>
+          <w:sz w:val="16"/>
+        </w:rPr>
+        <w:t xml:space="preserve">13.1 Modelo de dados </w:t>
+      </w:r>
+      <w:r>
+        <w:rPr>
+          <w:sz w:val="16"/>
+        </w:rPr>
+        <w:t>..............................................</w:t>
+      </w:r>
+      <w:r>
+        <w:rPr>
+          <w:sz w:val="16"/>
+        </w:rPr>
+        <w:t xml:space="preserve"> 35</w:t>
+      </w:r>
+    </w:p>
+    <w:p>
+      <w:pPr>
+        <w:spacing w:after="0" w:line="240" w:lineRule="auto"/>
+        <w:ind w:left="360"/>
+      </w:pPr>
+      <w:r>
+        <w:rPr>
+          <w:sz w:val="16"/>
+        </w:rPr>
+        <w:t xml:space="preserve">13.2 Dicionário de dados </w:t>
+      </w:r>
+      <w:r>
+        <w:rPr>
+          <w:sz w:val="16"/>
+        </w:rPr>
+        <w:t>..........................................</w:t>
+      </w:r>
+      <w:r>
+        <w:rPr>
+          <w:sz w:val="16"/>
+        </w:rPr>
+        <w:t xml:space="preserve"> 36</w:t>
+      </w:r>
+    </w:p>
+    <w:p>
+      <w:pPr>
+        <w:spacing w:after="0" w:line="240" w:lineRule="auto"/>
+        <w:ind w:left="360"/>
+      </w:pPr>
+      <w:r>
+        <w:rPr>
+          <w:sz w:val="16"/>
+        </w:rPr>
+        <w:t xml:space="preserve">13.3 Mapeamento objeto-relacional </w:t>
+      </w:r>
+      <w:r>
+        <w:rPr>
+          <w:sz w:val="16"/>
+        </w:rPr>
+        <w:t>.................................</w:t>
+      </w:r>
+      <w:r>
+        <w:rPr>
+          <w:sz w:val="16"/>
+        </w:rPr>
+        <w:t xml:space="preserve"> 37</w:t>
+      </w:r>
+    </w:p>
+    <w:p>
+      <w:pPr>
+        <w:spacing w:after="0" w:line="240" w:lineRule="auto"/>
+        <w:ind w:left="0"/>
+      </w:pPr>
+      <w:r>
+        <w:rPr>
+          <w:sz w:val="16"/>
+        </w:rPr>
+        <w:t xml:space="preserve">14. Tecnologias e organização do código </w:t>
+      </w:r>
+      <w:r>
+        <w:rPr>
+          <w:sz w:val="16"/>
+        </w:rPr>
+        <w:t>...........................</w:t>
+      </w:r>
+      <w:r>
+        <w:rPr>
+          <w:sz w:val="16"/>
+        </w:rPr>
+        <w:t xml:space="preserve"> 37</w:t>
+      </w:r>
+    </w:p>
+    <w:p>
+      <w:pPr>
+        <w:spacing w:after="0" w:line="240" w:lineRule="auto"/>
+        <w:ind w:left="360"/>
+      </w:pPr>
+      <w:r>
+        <w:rPr>
+          <w:sz w:val="16"/>
+        </w:rPr>
+        <w:t xml:space="preserve">14.1 Repositório e organização </w:t>
+      </w:r>
+      <w:r>
+        <w:rPr>
+          <w:sz w:val="16"/>
+        </w:rPr>
+        <w:t>....................................</w:t>
+      </w:r>
+      <w:r>
+        <w:rPr>
+          <w:sz w:val="16"/>
+        </w:rPr>
+        <w:t xml:space="preserve"> 38</w:t>
+      </w:r>
+    </w:p>
+    <w:p>
+      <w:pPr>
+        <w:spacing w:after="0" w:line="240" w:lineRule="auto"/>
+        <w:ind w:left="360"/>
+      </w:pPr>
+      <w:r>
+        <w:rPr>
+          <w:sz w:val="16"/>
+        </w:rPr>
+        <w:t xml:space="preserve">14.2 Convenções de desenvolvimento </w:t>
+      </w:r>
+      <w:r>
+        <w:rPr>
+          <w:sz w:val="16"/>
+        </w:rPr>
+        <w:t>................................</w:t>
+      </w:r>
+      <w:r>
+        <w:rPr>
+          <w:sz w:val="16"/>
+        </w:rPr>
+        <w:t xml:space="preserve"> 38</w:t>
+      </w:r>
+    </w:p>
+    <w:p>
+      <w:pPr>
+        <w:spacing w:after="0" w:line="240" w:lineRule="auto"/>
+        <w:ind w:left="360"/>
+      </w:pPr>
+      <w:r>
+        <w:rPr>
+          <w:sz w:val="16"/>
+        </w:rPr>
+        <w:t xml:space="preserve">14.3 Código-fonte do MVP </w:t>
+      </w:r>
+      <w:r>
+        <w:rPr>
+          <w:sz w:val="16"/>
+        </w:rPr>
+        <w:t>..........................................</w:t>
+      </w:r>
+      <w:r>
+        <w:rPr>
+          <w:sz w:val="16"/>
+        </w:rPr>
+        <w:t xml:space="preserve"> 39</w:t>
       </w:r>
     </w:p>
     <w:p>
@@ -16654,6 +17334,5063 @@
           <w:sz w:val="16"/>
         </w:rPr>
         <w:t>@enduml</w:t>
+      </w:r>
+    </w:p>
+    <w:p>
+      <w:r>
+        <w:br w:type="page"/>
+      </w:r>
+    </w:p>
+    <w:p>
+      <w:pPr>
+        <w:pStyle w:val="Heading1"/>
+      </w:pPr>
+      <w:r>
+        <w:t>11. Arquitetura e componentes</w:t>
+      </w:r>
+    </w:p>
+    <w:p>
+      <w:pPr>
+        <w:pStyle w:val="Heading2"/>
+      </w:pPr>
+      <w:r>
+        <w:t>11.1 Visão arquitetural</w:t>
+      </w:r>
+    </w:p>
+    <w:p>
+      <w:r>
+        <w:t>O CONSTRUMOB MVP adota uma arquitetura web monolítica em camadas, executada em Spring Boot 3.5.5 com Java 21. O navegador acessa páginas Thymeleaf estilizadas com Bootstrap 5.3.3. Controllers recebem as requisições, services coordenam os casos de uso, o domínio aplica as regras de negócio e repositories Spring Data JPA persistem os dados em MySQL 8.4. O Docker Compose é utilizado para provisionar o banco no ambiente local. Pagamentos, Pix e cartão permanecem fora do MVP.</w:t>
+      </w:r>
+    </w:p>
+    <w:tbl>
+      <w:tblPr>
+        <w:tblW w:type="auto" w:w="0"/>
+        <w:tblLook w:firstColumn="1" w:firstRow="1" w:lastColumn="0" w:lastRow="0" w:noHBand="0" w:noVBand="1" w:val="04A0"/>
+        <w:tblBorders>
+          <w:top w:val="single" w:sz="4" w:space="0" w:color="D9D9D9"/>
+          <w:left w:val="single" w:sz="4" w:space="0" w:color="D9D9D9"/>
+          <w:bottom w:val="single" w:sz="4" w:space="0" w:color="D9D9D9"/>
+          <w:right w:val="single" w:sz="4" w:space="0" w:color="D9D9D9"/>
+          <w:insideH w:val="single" w:sz="4" w:space="0" w:color="D9D9D9"/>
+          <w:insideV w:val="single" w:sz="4" w:space="0" w:color="D9D9D9"/>
+        </w:tblBorders>
+      </w:tblPr>
+      <w:tblGrid>
+        <w:gridCol w:w="3010"/>
+        <w:gridCol w:w="3010"/>
+        <w:gridCol w:w="3010"/>
+      </w:tblGrid>
+      <w:tr>
+        <w:tc>
+          <w:tcPr>
+            <w:tcW w:type="dxa" w:w="3010"/>
+            <w:shd w:fill="1F4E78"/>
+          </w:tcPr>
+          <w:p>
+            <w:r>
+              <w:rPr>
+                <w:b/>
+                <w:color w:val="FFFFFF"/>
+                <w:sz w:val="16"/>
+              </w:rPr>
+              <w:t>Camada</w:t>
+            </w:r>
+          </w:p>
+        </w:tc>
+        <w:tc>
+          <w:tcPr>
+            <w:tcW w:type="dxa" w:w="3010"/>
+            <w:shd w:fill="1F4E78"/>
+          </w:tcPr>
+          <w:p>
+            <w:r>
+              <w:rPr>
+                <w:b/>
+                <w:color w:val="FFFFFF"/>
+                <w:sz w:val="16"/>
+              </w:rPr>
+              <w:t>Responsabilidade</w:t>
+            </w:r>
+          </w:p>
+        </w:tc>
+        <w:tc>
+          <w:tcPr>
+            <w:tcW w:type="dxa" w:w="3010"/>
+            <w:shd w:fill="1F4E78"/>
+          </w:tcPr>
+          <w:p>
+            <w:r>
+              <w:rPr>
+                <w:b/>
+                <w:color w:val="FFFFFF"/>
+                <w:sz w:val="16"/>
+              </w:rPr>
+              <w:t>Tecnologia / evidência</w:t>
+            </w:r>
+          </w:p>
+        </w:tc>
+      </w:tr>
+      <w:tr>
+        <w:tc>
+          <w:tcPr>
+            <w:tcW w:type="dxa" w:w="3010"/>
+            <w:vAlign w:val="center"/>
+          </w:tcPr>
+          <w:p>
+            <w:r>
+              <w:rPr>
+                <w:sz w:val="16"/>
+              </w:rPr>
+              <w:t>Apresentação</w:t>
+            </w:r>
+          </w:p>
+        </w:tc>
+        <w:tc>
+          <w:tcPr>
+            <w:tcW w:type="dxa" w:w="3010"/>
+            <w:vAlign w:val="center"/>
+          </w:tcPr>
+          <w:p>
+            <w:r>
+              <w:rPr>
+                <w:sz w:val="16"/>
+              </w:rPr>
+              <w:t>Formulários, navegação e mensagens ao usuário.</w:t>
+            </w:r>
+          </w:p>
+        </w:tc>
+        <w:tc>
+          <w:tcPr>
+            <w:tcW w:type="dxa" w:w="3010"/>
+            <w:vAlign w:val="center"/>
+          </w:tcPr>
+          <w:p>
+            <w:r>
+              <w:rPr>
+                <w:sz w:val="16"/>
+              </w:rPr>
+              <w:t>Thymeleaf e Bootstrap; templates em src/main/resources/templates.</w:t>
+            </w:r>
+          </w:p>
+        </w:tc>
+      </w:tr>
+      <w:tr>
+        <w:tc>
+          <w:tcPr>
+            <w:tcW w:type="dxa" w:w="3010"/>
+            <w:vAlign w:val="center"/>
+            <w:shd w:fill="F2F6FA"/>
+          </w:tcPr>
+          <w:p>
+            <w:r>
+              <w:rPr>
+                <w:sz w:val="16"/>
+              </w:rPr>
+              <w:t>Controle</w:t>
+            </w:r>
+          </w:p>
+        </w:tc>
+        <w:tc>
+          <w:tcPr>
+            <w:tcW w:type="dxa" w:w="3010"/>
+            <w:vAlign w:val="center"/>
+            <w:shd w:fill="F2F6FA"/>
+          </w:tcPr>
+          <w:p>
+            <w:r>
+              <w:rPr>
+                <w:sz w:val="16"/>
+              </w:rPr>
+              <w:t>Mapear requisições HTTP e encaminhar operações.</w:t>
+            </w:r>
+          </w:p>
+        </w:tc>
+        <w:tc>
+          <w:tcPr>
+            <w:tcW w:type="dxa" w:w="3010"/>
+            <w:vAlign w:val="center"/>
+            <w:shd w:fill="F2F6FA"/>
+          </w:tcPr>
+          <w:p>
+            <w:r>
+              <w:rPr>
+                <w:sz w:val="16"/>
+              </w:rPr>
+              <w:t>Controllers em src/main/java/.../controller.</w:t>
+            </w:r>
+          </w:p>
+        </w:tc>
+      </w:tr>
+      <w:tr>
+        <w:tc>
+          <w:tcPr>
+            <w:tcW w:type="dxa" w:w="3010"/>
+            <w:vAlign w:val="center"/>
+          </w:tcPr>
+          <w:p>
+            <w:r>
+              <w:rPr>
+                <w:sz w:val="16"/>
+              </w:rPr>
+              <w:t>Aplicação</w:t>
+            </w:r>
+          </w:p>
+        </w:tc>
+        <w:tc>
+          <w:tcPr>
+            <w:tcW w:type="dxa" w:w="3010"/>
+            <w:vAlign w:val="center"/>
+          </w:tcPr>
+          <w:p>
+            <w:r>
+              <w:rPr>
+                <w:sz w:val="16"/>
+              </w:rPr>
+              <w:t>Coordenar regras e transações dos casos de uso.</w:t>
+            </w:r>
+          </w:p>
+        </w:tc>
+        <w:tc>
+          <w:tcPr>
+            <w:tcW w:type="dxa" w:w="3010"/>
+            <w:vAlign w:val="center"/>
+          </w:tcPr>
+          <w:p>
+            <w:r>
+              <w:rPr>
+                <w:sz w:val="16"/>
+              </w:rPr>
+              <w:t>Services em src/main/java/.../service.</w:t>
+            </w:r>
+          </w:p>
+        </w:tc>
+      </w:tr>
+      <w:tr>
+        <w:tc>
+          <w:tcPr>
+            <w:tcW w:type="dxa" w:w="3010"/>
+            <w:vAlign w:val="center"/>
+            <w:shd w:fill="F2F6FA"/>
+          </w:tcPr>
+          <w:p>
+            <w:r>
+              <w:rPr>
+                <w:sz w:val="16"/>
+              </w:rPr>
+              <w:t>Domínio</w:t>
+            </w:r>
+          </w:p>
+        </w:tc>
+        <w:tc>
+          <w:tcPr>
+            <w:tcW w:type="dxa" w:w="3010"/>
+            <w:vAlign w:val="center"/>
+            <w:shd w:fill="F2F6FA"/>
+          </w:tcPr>
+          <w:p>
+            <w:r>
+              <w:rPr>
+                <w:sz w:val="16"/>
+              </w:rPr>
+              <w:t>Representar Cliente, Profissional, serviço, demanda, atendimento e avaliação.</w:t>
+            </w:r>
+          </w:p>
+        </w:tc>
+        <w:tc>
+          <w:tcPr>
+            <w:tcW w:type="dxa" w:w="3010"/>
+            <w:vAlign w:val="center"/>
+            <w:shd w:fill="F2F6FA"/>
+          </w:tcPr>
+          <w:p>
+            <w:r>
+              <w:rPr>
+                <w:sz w:val="16"/>
+              </w:rPr>
+              <w:t>Entidades em .../domain e enum StatusPedido.</w:t>
+            </w:r>
+          </w:p>
+        </w:tc>
+      </w:tr>
+      <w:tr>
+        <w:tc>
+          <w:tcPr>
+            <w:tcW w:type="dxa" w:w="3010"/>
+            <w:vAlign w:val="center"/>
+          </w:tcPr>
+          <w:p>
+            <w:r>
+              <w:rPr>
+                <w:sz w:val="16"/>
+              </w:rPr>
+              <w:t>Persistência</w:t>
+            </w:r>
+          </w:p>
+        </w:tc>
+        <w:tc>
+          <w:tcPr>
+            <w:tcW w:type="dxa" w:w="3010"/>
+            <w:vAlign w:val="center"/>
+          </w:tcPr>
+          <w:p>
+            <w:r>
+              <w:rPr>
+                <w:sz w:val="16"/>
+              </w:rPr>
+              <w:t>Consultar e gravar entidades.</w:t>
+            </w:r>
+          </w:p>
+        </w:tc>
+        <w:tc>
+          <w:tcPr>
+            <w:tcW w:type="dxa" w:w="3010"/>
+            <w:vAlign w:val="center"/>
+          </w:tcPr>
+          <w:p>
+            <w:r>
+              <w:rPr>
+                <w:sz w:val="16"/>
+              </w:rPr>
+              <w:t>Repositories Spring Data JPA e database/schema.sql.</w:t>
+            </w:r>
+          </w:p>
+        </w:tc>
+      </w:tr>
+      <w:tr>
+        <w:tc>
+          <w:tcPr>
+            <w:tcW w:type="dxa" w:w="3010"/>
+            <w:vAlign w:val="center"/>
+            <w:shd w:fill="F2F6FA"/>
+          </w:tcPr>
+          <w:p>
+            <w:r>
+              <w:rPr>
+                <w:sz w:val="16"/>
+              </w:rPr>
+              <w:t>Infraestrutura</w:t>
+            </w:r>
+          </w:p>
+        </w:tc>
+        <w:tc>
+          <w:tcPr>
+            <w:tcW w:type="dxa" w:w="3010"/>
+            <w:vAlign w:val="center"/>
+            <w:shd w:fill="F2F6FA"/>
+          </w:tcPr>
+          <w:p>
+            <w:r>
+              <w:rPr>
+                <w:sz w:val="16"/>
+              </w:rPr>
+              <w:t>Disponibilizar o banco local e configuração.</w:t>
+            </w:r>
+          </w:p>
+        </w:tc>
+        <w:tc>
+          <w:tcPr>
+            <w:tcW w:type="dxa" w:w="3010"/>
+            <w:vAlign w:val="center"/>
+            <w:shd w:fill="F2F6FA"/>
+          </w:tcPr>
+          <w:p>
+            <w:r>
+              <w:rPr>
+                <w:sz w:val="16"/>
+              </w:rPr>
+              <w:t>MySQL 8.4, application.properties e docker-compose.yml.</w:t>
+            </w:r>
+          </w:p>
+        </w:tc>
+      </w:tr>
+    </w:tbl>
+    <w:p/>
+    <w:p>
+      <w:pPr>
+        <w:pStyle w:val="Heading2"/>
+      </w:pPr>
+      <w:r>
+        <w:t>11.2 Diagrama de componentes</w:t>
+      </w:r>
+    </w:p>
+    <w:p>
+      <w:pPr>
+        <w:ind w:left="288" w:right="288"/>
+      </w:pPr>
+      <w:r>
+        <w:rPr>
+          <w:rFonts w:ascii="Consolas" w:hAnsi="Consolas"/>
+          <w:sz w:val="14"/>
+        </w:rPr>
+        <w:t>@startuml</w:t>
+        <w:br/>
+      </w:r>
+      <w:r>
+        <w:rPr>
+          <w:rFonts w:ascii="Consolas" w:hAnsi="Consolas"/>
+          <w:sz w:val="14"/>
+        </w:rPr>
+        <w:t>title Diagrama de Componentes — CONSTRUMOB MVP</w:t>
+        <w:br/>
+      </w:r>
+      <w:r>
+        <w:rPr>
+          <w:rFonts w:ascii="Consolas" w:hAnsi="Consolas"/>
+          <w:sz w:val="14"/>
+        </w:rPr>
+        <w:t>left to right direction</w:t>
+        <w:br/>
+      </w:r>
+      <w:r>
+        <w:rPr>
+          <w:rFonts w:ascii="Consolas" w:hAnsi="Consolas"/>
+          <w:sz w:val="14"/>
+        </w:rPr>
+        <w:t>skinparam componentStyle rectangle</w:t>
+        <w:br/>
+      </w:r>
+      <w:r>
+        <w:rPr>
+          <w:rFonts w:ascii="Consolas" w:hAnsi="Consolas"/>
+          <w:sz w:val="14"/>
+        </w:rPr>
+        <w:t>skinparam shadowing false</w:t>
+        <w:br/>
+      </w:r>
+      <w:r>
+        <w:rPr>
+          <w:rFonts w:ascii="Consolas" w:hAnsi="Consolas"/>
+          <w:sz w:val="14"/>
+        </w:rPr>
+        <w:br/>
+      </w:r>
+      <w:r>
+        <w:rPr>
+          <w:rFonts w:ascii="Consolas" w:hAnsi="Consolas"/>
+          <w:sz w:val="14"/>
+        </w:rPr>
+        <w:t>actor "Usuário" as Usuario</w:t>
+        <w:br/>
+      </w:r>
+      <w:r>
+        <w:rPr>
+          <w:rFonts w:ascii="Consolas" w:hAnsi="Consolas"/>
+          <w:sz w:val="14"/>
+        </w:rPr>
+        <w:t>node "Navegador Web" as Browser {</w:t>
+        <w:br/>
+      </w:r>
+      <w:r>
+        <w:rPr>
+          <w:rFonts w:ascii="Consolas" w:hAnsi="Consolas"/>
+          <w:sz w:val="14"/>
+        </w:rPr>
+        <w:t xml:space="preserve">  component "Interface Thymeleaf" as Thymeleaf</w:t>
+        <w:br/>
+      </w:r>
+      <w:r>
+        <w:rPr>
+          <w:rFonts w:ascii="Consolas" w:hAnsi="Consolas"/>
+          <w:sz w:val="14"/>
+        </w:rPr>
+        <w:t xml:space="preserve">  component "Bootstrap 5.3.3\nCSS responsivo" as Bootstrap</w:t>
+        <w:br/>
+      </w:r>
+      <w:r>
+        <w:rPr>
+          <w:rFonts w:ascii="Consolas" w:hAnsi="Consolas"/>
+          <w:sz w:val="14"/>
+        </w:rPr>
+        <w:t>}</w:t>
+        <w:br/>
+      </w:r>
+      <w:r>
+        <w:rPr>
+          <w:rFonts w:ascii="Consolas" w:hAnsi="Consolas"/>
+          <w:sz w:val="14"/>
+        </w:rPr>
+        <w:t>node "Aplicação Spring Boot 3.5.5" as App {</w:t>
+        <w:br/>
+      </w:r>
+      <w:r>
+        <w:rPr>
+          <w:rFonts w:ascii="Consolas" w:hAnsi="Consolas"/>
+          <w:sz w:val="14"/>
+        </w:rPr>
+        <w:t xml:space="preserve">  component "Controllers" as Controllers</w:t>
+        <w:br/>
+      </w:r>
+      <w:r>
+        <w:rPr>
+          <w:rFonts w:ascii="Consolas" w:hAnsi="Consolas"/>
+          <w:sz w:val="14"/>
+        </w:rPr>
+        <w:t xml:space="preserve">  component "Services" as Services</w:t>
+        <w:br/>
+      </w:r>
+      <w:r>
+        <w:rPr>
+          <w:rFonts w:ascii="Consolas" w:hAnsi="Consolas"/>
+          <w:sz w:val="14"/>
+        </w:rPr>
+        <w:t xml:space="preserve">  package "Domínio" {</w:t>
+        <w:br/>
+      </w:r>
+      <w:r>
+        <w:rPr>
+          <w:rFonts w:ascii="Consolas" w:hAnsi="Consolas"/>
+          <w:sz w:val="14"/>
+        </w:rPr>
+        <w:t xml:space="preserve">    component "Cliente / Profissional" as Usuarios</w:t>
+        <w:br/>
+      </w:r>
+      <w:r>
+        <w:rPr>
+          <w:rFonts w:ascii="Consolas" w:hAnsi="Consolas"/>
+          <w:sz w:val="14"/>
+        </w:rPr>
+        <w:t xml:space="preserve">    component "Servico / PedidoServico" as Demandas</w:t>
+        <w:br/>
+      </w:r>
+      <w:r>
+        <w:rPr>
+          <w:rFonts w:ascii="Consolas" w:hAnsi="Consolas"/>
+          <w:sz w:val="14"/>
+        </w:rPr>
+        <w:t xml:space="preserve">    component "Avaliacao / StatusPedido" as Avaliacoes</w:t>
+        <w:br/>
+      </w:r>
+      <w:r>
+        <w:rPr>
+          <w:rFonts w:ascii="Consolas" w:hAnsi="Consolas"/>
+          <w:sz w:val="14"/>
+        </w:rPr>
+        <w:t xml:space="preserve">  }</w:t>
+        <w:br/>
+      </w:r>
+      <w:r>
+        <w:rPr>
+          <w:rFonts w:ascii="Consolas" w:hAnsi="Consolas"/>
+          <w:sz w:val="14"/>
+        </w:rPr>
+        <w:t xml:space="preserve">  component "Repositories\nSpring Data JPA" as Repositories</w:t>
+        <w:br/>
+      </w:r>
+      <w:r>
+        <w:rPr>
+          <w:rFonts w:ascii="Consolas" w:hAnsi="Consolas"/>
+          <w:sz w:val="14"/>
+        </w:rPr>
+        <w:t>}</w:t>
+        <w:br/>
+      </w:r>
+      <w:r>
+        <w:rPr>
+          <w:rFonts w:ascii="Consolas" w:hAnsi="Consolas"/>
+          <w:sz w:val="14"/>
+        </w:rPr>
+        <w:t>database "MySQL 8.4" as MySQL</w:t>
+        <w:br/>
+      </w:r>
+      <w:r>
+        <w:rPr>
+          <w:rFonts w:ascii="Consolas" w:hAnsi="Consolas"/>
+          <w:sz w:val="14"/>
+        </w:rPr>
+        <w:t>component "Docker Compose\nambiente local" as Docker</w:t>
+        <w:br/>
+      </w:r>
+      <w:r>
+        <w:rPr>
+          <w:rFonts w:ascii="Consolas" w:hAnsi="Consolas"/>
+          <w:sz w:val="14"/>
+        </w:rPr>
+        <w:t>Usuario --&gt; Thymeleaf : navega e envia formulários</w:t>
+        <w:br/>
+      </w:r>
+      <w:r>
+        <w:rPr>
+          <w:rFonts w:ascii="Consolas" w:hAnsi="Consolas"/>
+          <w:sz w:val="14"/>
+        </w:rPr>
+        <w:t>Thymeleaf --&gt; Bootstrap : utiliza estilos</w:t>
+        <w:br/>
+      </w:r>
+      <w:r>
+        <w:rPr>
+          <w:rFonts w:ascii="Consolas" w:hAnsi="Consolas"/>
+          <w:sz w:val="14"/>
+        </w:rPr>
+        <w:t>Thymeleaf --&gt; Controllers : requisições HTTP</w:t>
+        <w:br/>
+      </w:r>
+      <w:r>
+        <w:rPr>
+          <w:rFonts w:ascii="Consolas" w:hAnsi="Consolas"/>
+          <w:sz w:val="14"/>
+        </w:rPr>
+        <w:t>Controllers --&gt; Services : coordena casos de uso</w:t>
+        <w:br/>
+      </w:r>
+      <w:r>
+        <w:rPr>
+          <w:rFonts w:ascii="Consolas" w:hAnsi="Consolas"/>
+          <w:sz w:val="14"/>
+        </w:rPr>
+        <w:t>Services --&gt; Usuarios : regras de usuário</w:t>
+        <w:br/>
+      </w:r>
+      <w:r>
+        <w:rPr>
+          <w:rFonts w:ascii="Consolas" w:hAnsi="Consolas"/>
+          <w:sz w:val="14"/>
+        </w:rPr>
+        <w:t>Services --&gt; Demandas : publica, aceita e finaliza</w:t>
+        <w:br/>
+      </w:r>
+      <w:r>
+        <w:rPr>
+          <w:rFonts w:ascii="Consolas" w:hAnsi="Consolas"/>
+          <w:sz w:val="14"/>
+        </w:rPr>
+        <w:t>Services --&gt; Avaliacoes : registra avaliação</w:t>
+        <w:br/>
+      </w:r>
+      <w:r>
+        <w:rPr>
+          <w:rFonts w:ascii="Consolas" w:hAnsi="Consolas"/>
+          <w:sz w:val="14"/>
+        </w:rPr>
+        <w:t>Services --&gt; Repositories : persiste/consulta</w:t>
+        <w:br/>
+      </w:r>
+      <w:r>
+        <w:rPr>
+          <w:rFonts w:ascii="Consolas" w:hAnsi="Consolas"/>
+          <w:sz w:val="14"/>
+        </w:rPr>
+        <w:t>Repositories --&gt; MySQL : JDBC / JPA</w:t>
+        <w:br/>
+      </w:r>
+      <w:r>
+        <w:rPr>
+          <w:rFonts w:ascii="Consolas" w:hAnsi="Consolas"/>
+          <w:sz w:val="14"/>
+        </w:rPr>
+        <w:t>Docker ..&gt; MySQL : provisiona serviço local</w:t>
+        <w:br/>
+      </w:r>
+      <w:r>
+        <w:rPr>
+          <w:rFonts w:ascii="Consolas" w:hAnsi="Consolas"/>
+          <w:sz w:val="14"/>
+        </w:rPr>
+        <w:t>@enduml</w:t>
+      </w:r>
+    </w:p>
+    <w:p>
+      <w:pPr>
+        <w:pStyle w:val="Heading2"/>
+      </w:pPr>
+      <w:r>
+        <w:t>11.3 Decisões de arquitetura</w:t>
+      </w:r>
+    </w:p>
+    <w:tbl>
+      <w:tblPr>
+        <w:tblW w:type="auto" w:w="0"/>
+        <w:tblLook w:firstColumn="1" w:firstRow="1" w:lastColumn="0" w:lastRow="0" w:noHBand="0" w:noVBand="1" w:val="04A0"/>
+        <w:tblBorders>
+          <w:top w:val="single" w:sz="4" w:space="0" w:color="D9D9D9"/>
+          <w:left w:val="single" w:sz="4" w:space="0" w:color="D9D9D9"/>
+          <w:bottom w:val="single" w:sz="4" w:space="0" w:color="D9D9D9"/>
+          <w:right w:val="single" w:sz="4" w:space="0" w:color="D9D9D9"/>
+          <w:insideH w:val="single" w:sz="4" w:space="0" w:color="D9D9D9"/>
+          <w:insideV w:val="single" w:sz="4" w:space="0" w:color="D9D9D9"/>
+        </w:tblBorders>
+      </w:tblPr>
+      <w:tblGrid>
+        <w:gridCol w:w="3010"/>
+        <w:gridCol w:w="3010"/>
+        <w:gridCol w:w="3010"/>
+      </w:tblGrid>
+      <w:tr>
+        <w:tc>
+          <w:tcPr>
+            <w:tcW w:type="dxa" w:w="3010"/>
+            <w:shd w:fill="1F4E78"/>
+          </w:tcPr>
+          <w:p>
+            <w:r>
+              <w:rPr>
+                <w:b/>
+                <w:color w:val="FFFFFF"/>
+                <w:sz w:val="16"/>
+              </w:rPr>
+              <w:t>ID</w:t>
+            </w:r>
+          </w:p>
+        </w:tc>
+        <w:tc>
+          <w:tcPr>
+            <w:tcW w:type="dxa" w:w="3010"/>
+            <w:shd w:fill="1F4E78"/>
+          </w:tcPr>
+          <w:p>
+            <w:r>
+              <w:rPr>
+                <w:b/>
+                <w:color w:val="FFFFFF"/>
+                <w:sz w:val="16"/>
+              </w:rPr>
+              <w:t>Decisão</w:t>
+            </w:r>
+          </w:p>
+        </w:tc>
+        <w:tc>
+          <w:tcPr>
+            <w:tcW w:type="dxa" w:w="3010"/>
+            <w:shd w:fill="1F4E78"/>
+          </w:tcPr>
+          <w:p>
+            <w:r>
+              <w:rPr>
+                <w:b/>
+                <w:color w:val="FFFFFF"/>
+                <w:sz w:val="16"/>
+              </w:rPr>
+              <w:t>Justificativa e consequência</w:t>
+            </w:r>
+          </w:p>
+        </w:tc>
+      </w:tr>
+      <w:tr>
+        <w:tc>
+          <w:tcPr>
+            <w:tcW w:type="dxa" w:w="3010"/>
+            <w:vAlign w:val="center"/>
+          </w:tcPr>
+          <w:p>
+            <w:r>
+              <w:rPr>
+                <w:sz w:val="16"/>
+              </w:rPr>
+              <w:t>DA-01</w:t>
+            </w:r>
+          </w:p>
+        </w:tc>
+        <w:tc>
+          <w:tcPr>
+            <w:tcW w:type="dxa" w:w="3010"/>
+            <w:vAlign w:val="center"/>
+          </w:tcPr>
+          <w:p>
+            <w:r>
+              <w:rPr>
+                <w:sz w:val="16"/>
+              </w:rPr>
+              <w:t>Monólito modular em camadas</w:t>
+            </w:r>
+          </w:p>
+        </w:tc>
+        <w:tc>
+          <w:tcPr>
+            <w:tcW w:type="dxa" w:w="3010"/>
+            <w:vAlign w:val="center"/>
+          </w:tcPr>
+          <w:p>
+            <w:r>
+              <w:rPr>
+                <w:sz w:val="16"/>
+              </w:rPr>
+              <w:t>Adequado ao MVP acadêmico, reduz complexidade operacional e mantém separação entre apresentação, aplicação, domínio e persistência.</w:t>
+            </w:r>
+          </w:p>
+        </w:tc>
+      </w:tr>
+      <w:tr>
+        <w:tc>
+          <w:tcPr>
+            <w:tcW w:type="dxa" w:w="3010"/>
+            <w:vAlign w:val="center"/>
+            <w:shd w:fill="F2F6FA"/>
+          </w:tcPr>
+          <w:p>
+            <w:r>
+              <w:rPr>
+                <w:sz w:val="16"/>
+              </w:rPr>
+              <w:t>DA-02</w:t>
+            </w:r>
+          </w:p>
+        </w:tc>
+        <w:tc>
+          <w:tcPr>
+            <w:tcW w:type="dxa" w:w="3010"/>
+            <w:vAlign w:val="center"/>
+            <w:shd w:fill="F2F6FA"/>
+          </w:tcPr>
+          <w:p>
+            <w:r>
+              <w:rPr>
+                <w:sz w:val="16"/>
+              </w:rPr>
+              <w:t>Spring Boot + MVC/Thymeleaf</w:t>
+            </w:r>
+          </w:p>
+        </w:tc>
+        <w:tc>
+          <w:tcPr>
+            <w:tcW w:type="dxa" w:w="3010"/>
+            <w:vAlign w:val="center"/>
+            <w:shd w:fill="F2F6FA"/>
+          </w:tcPr>
+          <w:p>
+            <w:r>
+              <w:rPr>
+                <w:sz w:val="16"/>
+              </w:rPr>
+              <w:t>Entrega páginas server-side e aproveita controllers, validação e integração JPA existentes.</w:t>
+            </w:r>
+          </w:p>
+        </w:tc>
+      </w:tr>
+      <w:tr>
+        <w:tc>
+          <w:tcPr>
+            <w:tcW w:type="dxa" w:w="3010"/>
+            <w:vAlign w:val="center"/>
+          </w:tcPr>
+          <w:p>
+            <w:r>
+              <w:rPr>
+                <w:sz w:val="16"/>
+              </w:rPr>
+              <w:t>DA-03</w:t>
+            </w:r>
+          </w:p>
+        </w:tc>
+        <w:tc>
+          <w:tcPr>
+            <w:tcW w:type="dxa" w:w="3010"/>
+            <w:vAlign w:val="center"/>
+          </w:tcPr>
+          <w:p>
+            <w:r>
+              <w:rPr>
+                <w:sz w:val="16"/>
+              </w:rPr>
+              <w:t>MySQL com JPA/Hibernate</w:t>
+            </w:r>
+          </w:p>
+        </w:tc>
+        <w:tc>
+          <w:tcPr>
+            <w:tcW w:type="dxa" w:w="3010"/>
+            <w:vAlign w:val="center"/>
+          </w:tcPr>
+          <w:p>
+            <w:r>
+              <w:rPr>
+                <w:sz w:val="16"/>
+              </w:rPr>
+              <w:t>Mantém integridade relacional e permite mapear entidades para o schema.sql.</w:t>
+            </w:r>
+          </w:p>
+        </w:tc>
+      </w:tr>
+      <w:tr>
+        <w:tc>
+          <w:tcPr>
+            <w:tcW w:type="dxa" w:w="3010"/>
+            <w:vAlign w:val="center"/>
+            <w:shd w:fill="F2F6FA"/>
+          </w:tcPr>
+          <w:p>
+            <w:r>
+              <w:rPr>
+                <w:sz w:val="16"/>
+              </w:rPr>
+              <w:t>DA-04</w:t>
+            </w:r>
+          </w:p>
+        </w:tc>
+        <w:tc>
+          <w:tcPr>
+            <w:tcW w:type="dxa" w:w="3010"/>
+            <w:vAlign w:val="center"/>
+            <w:shd w:fill="F2F6FA"/>
+          </w:tcPr>
+          <w:p>
+            <w:r>
+              <w:rPr>
+                <w:sz w:val="16"/>
+              </w:rPr>
+              <w:t>Bootstrap no front-end</w:t>
+            </w:r>
+          </w:p>
+        </w:tc>
+        <w:tc>
+          <w:tcPr>
+            <w:tcW w:type="dxa" w:w="3010"/>
+            <w:vAlign w:val="center"/>
+            <w:shd w:fill="F2F6FA"/>
+          </w:tcPr>
+          <w:p>
+            <w:r>
+              <w:rPr>
+                <w:sz w:val="16"/>
+              </w:rPr>
+              <w:t>Padroniza componentes responsivos sem introduzir Angular ou outro framework incompatível com o projeto.</w:t>
+            </w:r>
+          </w:p>
+        </w:tc>
+      </w:tr>
+      <w:tr>
+        <w:tc>
+          <w:tcPr>
+            <w:tcW w:type="dxa" w:w="3010"/>
+            <w:vAlign w:val="center"/>
+          </w:tcPr>
+          <w:p>
+            <w:r>
+              <w:rPr>
+                <w:sz w:val="16"/>
+              </w:rPr>
+              <w:t>DA-05</w:t>
+            </w:r>
+          </w:p>
+        </w:tc>
+        <w:tc>
+          <w:tcPr>
+            <w:tcW w:type="dxa" w:w="3010"/>
+            <w:vAlign w:val="center"/>
+          </w:tcPr>
+          <w:p>
+            <w:r>
+              <w:rPr>
+                <w:sz w:val="16"/>
+              </w:rPr>
+              <w:t>Docker Compose apenas para o banco local</w:t>
+            </w:r>
+          </w:p>
+        </w:tc>
+        <w:tc>
+          <w:tcPr>
+            <w:tcW w:type="dxa" w:w="3010"/>
+            <w:vAlign w:val="center"/>
+          </w:tcPr>
+          <w:p>
+            <w:r>
+              <w:rPr>
+                <w:sz w:val="16"/>
+              </w:rPr>
+              <w:t>Reproduz o ambiente MySQL 8.4; não caracteriza uma arquitetura de microsserviços.</w:t>
+            </w:r>
+          </w:p>
+        </w:tc>
+      </w:tr>
+      <w:tr>
+        <w:tc>
+          <w:tcPr>
+            <w:tcW w:type="dxa" w:w="3010"/>
+            <w:vAlign w:val="center"/>
+            <w:shd w:fill="F2F6FA"/>
+          </w:tcPr>
+          <w:p>
+            <w:r>
+              <w:rPr>
+                <w:sz w:val="16"/>
+              </w:rPr>
+              <w:t>DA-06</w:t>
+            </w:r>
+          </w:p>
+        </w:tc>
+        <w:tc>
+          <w:tcPr>
+            <w:tcW w:type="dxa" w:w="3010"/>
+            <w:vAlign w:val="center"/>
+            <w:shd w:fill="F2F6FA"/>
+          </w:tcPr>
+          <w:p>
+            <w:r>
+              <w:rPr>
+                <w:sz w:val="16"/>
+              </w:rPr>
+              <w:t>Pagamentos fora do MVP</w:t>
+            </w:r>
+          </w:p>
+        </w:tc>
+        <w:tc>
+          <w:tcPr>
+            <w:tcW w:type="dxa" w:w="3010"/>
+            <w:vAlign w:val="center"/>
+            <w:shd w:fill="F2F6FA"/>
+          </w:tcPr>
+          <w:p>
+            <w:r>
+              <w:rPr>
+                <w:sz w:val="16"/>
+              </w:rPr>
+              <w:t>Evita inconsistência entre escopo, requisitos, UML, banco e implementação; não há componente Pix/cartão.</w:t>
+            </w:r>
+          </w:p>
+        </w:tc>
+      </w:tr>
+    </w:tbl>
+    <w:p/>
+    <w:p>
+      <w:pPr>
+        <w:pStyle w:val="Heading1"/>
+      </w:pPr>
+      <w:r>
+        <w:t>12. Projeto orientado a objetos e padrões</w:t>
+      </w:r>
+    </w:p>
+    <w:p>
+      <w:r>
+        <w:t>O projeto de classes abaixo representa as classes efetivamente presentes no repositório. Para manter a coerência conceitual, Demanda corresponde a PedidoServico, Categoria de Serviço corresponde a Servico e Aceite/Atendimento é representado pelo estado de PedidoServico. Não são declarados padrões ou classes de pagamento que não estejam implementados.</w:t>
+      </w:r>
+    </w:p>
+    <w:p>
+      <w:pPr>
+        <w:pStyle w:val="Heading2"/>
+      </w:pPr>
+      <w:r>
+        <w:t>12.1 Diagrama de classes de projeto</w:t>
+      </w:r>
+    </w:p>
+    <w:p>
+      <w:pPr>
+        <w:ind w:left="288" w:right="288"/>
+      </w:pPr>
+      <w:r>
+        <w:rPr>
+          <w:rFonts w:ascii="Consolas" w:hAnsi="Consolas"/>
+          <w:sz w:val="14"/>
+        </w:rPr>
+        <w:t>@startuml</w:t>
+        <w:br/>
+      </w:r>
+      <w:r>
+        <w:rPr>
+          <w:rFonts w:ascii="Consolas" w:hAnsi="Consolas"/>
+          <w:sz w:val="14"/>
+        </w:rPr>
+        <w:t>title Diagrama de Classes de Projeto — CONSTRUMOB</w:t>
+        <w:br/>
+      </w:r>
+      <w:r>
+        <w:rPr>
+          <w:rFonts w:ascii="Consolas" w:hAnsi="Consolas"/>
+          <w:sz w:val="14"/>
+        </w:rPr>
+        <w:t>skinparam classAttributeIconSize 0</w:t>
+        <w:br/>
+      </w:r>
+      <w:r>
+        <w:rPr>
+          <w:rFonts w:ascii="Consolas" w:hAnsi="Consolas"/>
+          <w:sz w:val="14"/>
+        </w:rPr>
+        <w:t>skinparam shadowing false</w:t>
+        <w:br/>
+      </w:r>
+      <w:r>
+        <w:rPr>
+          <w:rFonts w:ascii="Consolas" w:hAnsi="Consolas"/>
+          <w:sz w:val="14"/>
+        </w:rPr>
+        <w:br/>
+      </w:r>
+      <w:r>
+        <w:rPr>
+          <w:rFonts w:ascii="Consolas" w:hAnsi="Consolas"/>
+          <w:sz w:val="14"/>
+        </w:rPr>
+        <w:t>package "domain" {</w:t>
+        <w:br/>
+      </w:r>
+      <w:r>
+        <w:rPr>
+          <w:rFonts w:ascii="Consolas" w:hAnsi="Consolas"/>
+          <w:sz w:val="14"/>
+        </w:rPr>
+        <w:t xml:space="preserve"> class Cliente {</w:t>
+        <w:br/>
+      </w:r>
+      <w:r>
+        <w:rPr>
+          <w:rFonts w:ascii="Consolas" w:hAnsi="Consolas"/>
+          <w:sz w:val="14"/>
+        </w:rPr>
+        <w:t xml:space="preserve">   -id: Long</w:t>
+        <w:br/>
+      </w:r>
+      <w:r>
+        <w:rPr>
+          <w:rFonts w:ascii="Consolas" w:hAnsi="Consolas"/>
+          <w:sz w:val="14"/>
+        </w:rPr>
+        <w:t xml:space="preserve">   -nome: String</w:t>
+        <w:br/>
+      </w:r>
+      <w:r>
+        <w:rPr>
+          <w:rFonts w:ascii="Consolas" w:hAnsi="Consolas"/>
+          <w:sz w:val="14"/>
+        </w:rPr>
+        <w:t xml:space="preserve">   -email: String</w:t>
+        <w:br/>
+      </w:r>
+      <w:r>
+        <w:rPr>
+          <w:rFonts w:ascii="Consolas" w:hAnsi="Consolas"/>
+          <w:sz w:val="14"/>
+        </w:rPr>
+        <w:t xml:space="preserve">   -telefone: String</w:t>
+        <w:br/>
+      </w:r>
+      <w:r>
+        <w:rPr>
+          <w:rFonts w:ascii="Consolas" w:hAnsi="Consolas"/>
+          <w:sz w:val="14"/>
+        </w:rPr>
+        <w:t xml:space="preserve"> }</w:t>
+        <w:br/>
+      </w:r>
+      <w:r>
+        <w:rPr>
+          <w:rFonts w:ascii="Consolas" w:hAnsi="Consolas"/>
+          <w:sz w:val="14"/>
+        </w:rPr>
+        <w:t xml:space="preserve"> class Profissional {</w:t>
+        <w:br/>
+      </w:r>
+      <w:r>
+        <w:rPr>
+          <w:rFonts w:ascii="Consolas" w:hAnsi="Consolas"/>
+          <w:sz w:val="14"/>
+        </w:rPr>
+        <w:t xml:space="preserve">   -id: Long</w:t>
+        <w:br/>
+      </w:r>
+      <w:r>
+        <w:rPr>
+          <w:rFonts w:ascii="Consolas" w:hAnsi="Consolas"/>
+          <w:sz w:val="14"/>
+        </w:rPr>
+        <w:t xml:space="preserve">   -nome: String</w:t>
+        <w:br/>
+      </w:r>
+      <w:r>
+        <w:rPr>
+          <w:rFonts w:ascii="Consolas" w:hAnsi="Consolas"/>
+          <w:sz w:val="14"/>
+        </w:rPr>
+        <w:t xml:space="preserve">   -especialidade: String</w:t>
+        <w:br/>
+      </w:r>
+      <w:r>
+        <w:rPr>
+          <w:rFonts w:ascii="Consolas" w:hAnsi="Consolas"/>
+          <w:sz w:val="14"/>
+        </w:rPr>
+        <w:t xml:space="preserve">   -validado: boolean</w:t>
+        <w:br/>
+      </w:r>
+      <w:r>
+        <w:rPr>
+          <w:rFonts w:ascii="Consolas" w:hAnsi="Consolas"/>
+          <w:sz w:val="14"/>
+        </w:rPr>
+        <w:t xml:space="preserve">   +validarCadastro(): void</w:t>
+        <w:br/>
+      </w:r>
+      <w:r>
+        <w:rPr>
+          <w:rFonts w:ascii="Consolas" w:hAnsi="Consolas"/>
+          <w:sz w:val="14"/>
+        </w:rPr>
+        <w:t xml:space="preserve"> }</w:t>
+        <w:br/>
+      </w:r>
+      <w:r>
+        <w:rPr>
+          <w:rFonts w:ascii="Consolas" w:hAnsi="Consolas"/>
+          <w:sz w:val="14"/>
+        </w:rPr>
+        <w:t xml:space="preserve"> class Servico {</w:t>
+        <w:br/>
+      </w:r>
+      <w:r>
+        <w:rPr>
+          <w:rFonts w:ascii="Consolas" w:hAnsi="Consolas"/>
+          <w:sz w:val="14"/>
+        </w:rPr>
+        <w:t xml:space="preserve">   -id: Long</w:t>
+        <w:br/>
+      </w:r>
+      <w:r>
+        <w:rPr>
+          <w:rFonts w:ascii="Consolas" w:hAnsi="Consolas"/>
+          <w:sz w:val="14"/>
+        </w:rPr>
+        <w:t xml:space="preserve">   -nome: String</w:t>
+        <w:br/>
+      </w:r>
+      <w:r>
+        <w:rPr>
+          <w:rFonts w:ascii="Consolas" w:hAnsi="Consolas"/>
+          <w:sz w:val="14"/>
+        </w:rPr>
+        <w:t xml:space="preserve">   -descricao: String</w:t>
+        <w:br/>
+      </w:r>
+      <w:r>
+        <w:rPr>
+          <w:rFonts w:ascii="Consolas" w:hAnsi="Consolas"/>
+          <w:sz w:val="14"/>
+        </w:rPr>
+        <w:t xml:space="preserve">   -precoBase: BigDecimal</w:t>
+        <w:br/>
+      </w:r>
+      <w:r>
+        <w:rPr>
+          <w:rFonts w:ascii="Consolas" w:hAnsi="Consolas"/>
+          <w:sz w:val="14"/>
+        </w:rPr>
+        <w:t xml:space="preserve"> }</w:t>
+        <w:br/>
+      </w:r>
+      <w:r>
+        <w:rPr>
+          <w:rFonts w:ascii="Consolas" w:hAnsi="Consolas"/>
+          <w:sz w:val="14"/>
+        </w:rPr>
+        <w:t xml:space="preserve"> class PedidoServico {</w:t>
+        <w:br/>
+      </w:r>
+      <w:r>
+        <w:rPr>
+          <w:rFonts w:ascii="Consolas" w:hAnsi="Consolas"/>
+          <w:sz w:val="14"/>
+        </w:rPr>
+        <w:t xml:space="preserve">   -id: Long</w:t>
+        <w:br/>
+      </w:r>
+      <w:r>
+        <w:rPr>
+          <w:rFonts w:ascii="Consolas" w:hAnsi="Consolas"/>
+          <w:sz w:val="14"/>
+        </w:rPr>
+        <w:t xml:space="preserve">   -descricao: String</w:t>
+        <w:br/>
+      </w:r>
+      <w:r>
+        <w:rPr>
+          <w:rFonts w:ascii="Consolas" w:hAnsi="Consolas"/>
+          <w:sz w:val="14"/>
+        </w:rPr>
+        <w:t xml:space="preserve">   -localidade: String</w:t>
+        <w:br/>
+      </w:r>
+      <w:r>
+        <w:rPr>
+          <w:rFonts w:ascii="Consolas" w:hAnsi="Consolas"/>
+          <w:sz w:val="14"/>
+        </w:rPr>
+        <w:t xml:space="preserve">   -status: StatusPedido</w:t>
+        <w:br/>
+      </w:r>
+      <w:r>
+        <w:rPr>
+          <w:rFonts w:ascii="Consolas" w:hAnsi="Consolas"/>
+          <w:sz w:val="14"/>
+        </w:rPr>
+        <w:t xml:space="preserve">   +aceitar(profissional): void</w:t>
+        <w:br/>
+      </w:r>
+      <w:r>
+        <w:rPr>
+          <w:rFonts w:ascii="Consolas" w:hAnsi="Consolas"/>
+          <w:sz w:val="14"/>
+        </w:rPr>
+        <w:t xml:space="preserve">   +finalizar(): void</w:t>
+        <w:br/>
+      </w:r>
+      <w:r>
+        <w:rPr>
+          <w:rFonts w:ascii="Consolas" w:hAnsi="Consolas"/>
+          <w:sz w:val="14"/>
+        </w:rPr>
+        <w:t xml:space="preserve">   +cancelar(): void</w:t>
+        <w:br/>
+      </w:r>
+      <w:r>
+        <w:rPr>
+          <w:rFonts w:ascii="Consolas" w:hAnsi="Consolas"/>
+          <w:sz w:val="14"/>
+        </w:rPr>
+        <w:t xml:space="preserve"> }</w:t>
+        <w:br/>
+      </w:r>
+      <w:r>
+        <w:rPr>
+          <w:rFonts w:ascii="Consolas" w:hAnsi="Consolas"/>
+          <w:sz w:val="14"/>
+        </w:rPr>
+        <w:t xml:space="preserve"> class ItemServico {</w:t>
+        <w:br/>
+      </w:r>
+      <w:r>
+        <w:rPr>
+          <w:rFonts w:ascii="Consolas" w:hAnsi="Consolas"/>
+          <w:sz w:val="14"/>
+        </w:rPr>
+        <w:t xml:space="preserve">   -id: Long</w:t>
+        <w:br/>
+      </w:r>
+      <w:r>
+        <w:rPr>
+          <w:rFonts w:ascii="Consolas" w:hAnsi="Consolas"/>
+          <w:sz w:val="14"/>
+        </w:rPr>
+        <w:t xml:space="preserve">   -quantidade: Integer</w:t>
+        <w:br/>
+      </w:r>
+      <w:r>
+        <w:rPr>
+          <w:rFonts w:ascii="Consolas" w:hAnsi="Consolas"/>
+          <w:sz w:val="14"/>
+        </w:rPr>
+        <w:t xml:space="preserve">   -precoUnitario: BigDecimal</w:t>
+        <w:br/>
+      </w:r>
+      <w:r>
+        <w:rPr>
+          <w:rFonts w:ascii="Consolas" w:hAnsi="Consolas"/>
+          <w:sz w:val="14"/>
+        </w:rPr>
+        <w:t xml:space="preserve"> }</w:t>
+        <w:br/>
+      </w:r>
+      <w:r>
+        <w:rPr>
+          <w:rFonts w:ascii="Consolas" w:hAnsi="Consolas"/>
+          <w:sz w:val="14"/>
+        </w:rPr>
+        <w:t xml:space="preserve"> class Avaliacao {</w:t>
+        <w:br/>
+      </w:r>
+      <w:r>
+        <w:rPr>
+          <w:rFonts w:ascii="Consolas" w:hAnsi="Consolas"/>
+          <w:sz w:val="14"/>
+        </w:rPr>
+        <w:t xml:space="preserve">   -id: Long</w:t>
+        <w:br/>
+      </w:r>
+      <w:r>
+        <w:rPr>
+          <w:rFonts w:ascii="Consolas" w:hAnsi="Consolas"/>
+          <w:sz w:val="14"/>
+        </w:rPr>
+        <w:t xml:space="preserve">   -nota: Integer</w:t>
+        <w:br/>
+      </w:r>
+      <w:r>
+        <w:rPr>
+          <w:rFonts w:ascii="Consolas" w:hAnsi="Consolas"/>
+          <w:sz w:val="14"/>
+        </w:rPr>
+        <w:t xml:space="preserve">   -comentario: String</w:t>
+        <w:br/>
+      </w:r>
+      <w:r>
+        <w:rPr>
+          <w:rFonts w:ascii="Consolas" w:hAnsi="Consolas"/>
+          <w:sz w:val="14"/>
+        </w:rPr>
+        <w:t xml:space="preserve"> }</w:t>
+        <w:br/>
+      </w:r>
+      <w:r>
+        <w:rPr>
+          <w:rFonts w:ascii="Consolas" w:hAnsi="Consolas"/>
+          <w:sz w:val="14"/>
+        </w:rPr>
+        <w:t xml:space="preserve"> enum StatusPedido { ABERTO; ACEITO; FINALIZADO; CANCELADO }</w:t>
+        <w:br/>
+      </w:r>
+      <w:r>
+        <w:rPr>
+          <w:rFonts w:ascii="Consolas" w:hAnsi="Consolas"/>
+          <w:sz w:val="14"/>
+        </w:rPr>
+        <w:t>}</w:t>
+        <w:br/>
+      </w:r>
+      <w:r>
+        <w:rPr>
+          <w:rFonts w:ascii="Consolas" w:hAnsi="Consolas"/>
+          <w:sz w:val="14"/>
+        </w:rPr>
+        <w:t>package "application" {</w:t>
+        <w:br/>
+      </w:r>
+      <w:r>
+        <w:rPr>
+          <w:rFonts w:ascii="Consolas" w:hAnsi="Consolas"/>
+          <w:sz w:val="14"/>
+        </w:rPr>
+        <w:t xml:space="preserve"> class ClienteService</w:t>
+        <w:br/>
+      </w:r>
+      <w:r>
+        <w:rPr>
+          <w:rFonts w:ascii="Consolas" w:hAnsi="Consolas"/>
+          <w:sz w:val="14"/>
+        </w:rPr>
+        <w:t xml:space="preserve"> class ProfissionalService</w:t>
+        <w:br/>
+      </w:r>
+      <w:r>
+        <w:rPr>
+          <w:rFonts w:ascii="Consolas" w:hAnsi="Consolas"/>
+          <w:sz w:val="14"/>
+        </w:rPr>
+        <w:t xml:space="preserve"> class ServicoService</w:t>
+        <w:br/>
+      </w:r>
+      <w:r>
+        <w:rPr>
+          <w:rFonts w:ascii="Consolas" w:hAnsi="Consolas"/>
+          <w:sz w:val="14"/>
+        </w:rPr>
+        <w:t xml:space="preserve"> class PedidoService</w:t>
+        <w:br/>
+      </w:r>
+      <w:r>
+        <w:rPr>
+          <w:rFonts w:ascii="Consolas" w:hAnsi="Consolas"/>
+          <w:sz w:val="14"/>
+        </w:rPr>
+        <w:t xml:space="preserve"> class AvaliacaoService</w:t>
+        <w:br/>
+      </w:r>
+      <w:r>
+        <w:rPr>
+          <w:rFonts w:ascii="Consolas" w:hAnsi="Consolas"/>
+          <w:sz w:val="14"/>
+        </w:rPr>
+        <w:t>}</w:t>
+        <w:br/>
+      </w:r>
+      <w:r>
+        <w:rPr>
+          <w:rFonts w:ascii="Consolas" w:hAnsi="Consolas"/>
+          <w:sz w:val="14"/>
+        </w:rPr>
+        <w:t>package "persistence" {</w:t>
+        <w:br/>
+      </w:r>
+      <w:r>
+        <w:rPr>
+          <w:rFonts w:ascii="Consolas" w:hAnsi="Consolas"/>
+          <w:sz w:val="14"/>
+        </w:rPr>
+        <w:t xml:space="preserve"> interface ClienteRepository</w:t>
+        <w:br/>
+      </w:r>
+      <w:r>
+        <w:rPr>
+          <w:rFonts w:ascii="Consolas" w:hAnsi="Consolas"/>
+          <w:sz w:val="14"/>
+        </w:rPr>
+        <w:t xml:space="preserve"> interface ProfissionalRepository</w:t>
+        <w:br/>
+      </w:r>
+      <w:r>
+        <w:rPr>
+          <w:rFonts w:ascii="Consolas" w:hAnsi="Consolas"/>
+          <w:sz w:val="14"/>
+        </w:rPr>
+        <w:t xml:space="preserve"> interface ServicoRepository</w:t>
+        <w:br/>
+      </w:r>
+      <w:r>
+        <w:rPr>
+          <w:rFonts w:ascii="Consolas" w:hAnsi="Consolas"/>
+          <w:sz w:val="14"/>
+        </w:rPr>
+        <w:t xml:space="preserve"> interface PedidoServicoRepository</w:t>
+        <w:br/>
+      </w:r>
+      <w:r>
+        <w:rPr>
+          <w:rFonts w:ascii="Consolas" w:hAnsi="Consolas"/>
+          <w:sz w:val="14"/>
+        </w:rPr>
+        <w:t xml:space="preserve"> interface AvaliacaoRepository</w:t>
+        <w:br/>
+      </w:r>
+      <w:r>
+        <w:rPr>
+          <w:rFonts w:ascii="Consolas" w:hAnsi="Consolas"/>
+          <w:sz w:val="14"/>
+        </w:rPr>
+        <w:t>}</w:t>
+        <w:br/>
+      </w:r>
+      <w:r>
+        <w:rPr>
+          <w:rFonts w:ascii="Consolas" w:hAnsi="Consolas"/>
+          <w:sz w:val="14"/>
+        </w:rPr>
+        <w:t>Cliente "1" -- "0..*" PedidoServico : publica</w:t>
+        <w:br/>
+      </w:r>
+      <w:r>
+        <w:rPr>
+          <w:rFonts w:ascii="Consolas" w:hAnsi="Consolas"/>
+          <w:sz w:val="14"/>
+        </w:rPr>
+        <w:t>Profissional "0..1" -- "0..*" PedidoServico : aceita/executa</w:t>
+        <w:br/>
+      </w:r>
+      <w:r>
+        <w:rPr>
+          <w:rFonts w:ascii="Consolas" w:hAnsi="Consolas"/>
+          <w:sz w:val="14"/>
+        </w:rPr>
+        <w:t>Servico "1" -- "0..*" ItemServico</w:t>
+        <w:br/>
+      </w:r>
+      <w:r>
+        <w:rPr>
+          <w:rFonts w:ascii="Consolas" w:hAnsi="Consolas"/>
+          <w:sz w:val="14"/>
+        </w:rPr>
+        <w:t>PedidoServico "1" -- "1..*" ItemServico</w:t>
+        <w:br/>
+      </w:r>
+      <w:r>
+        <w:rPr>
+          <w:rFonts w:ascii="Consolas" w:hAnsi="Consolas"/>
+          <w:sz w:val="14"/>
+        </w:rPr>
+        <w:t>PedidoServico "1" -- "0..1" Avaliacao</w:t>
+        <w:br/>
+      </w:r>
+      <w:r>
+        <w:rPr>
+          <w:rFonts w:ascii="Consolas" w:hAnsi="Consolas"/>
+          <w:sz w:val="14"/>
+        </w:rPr>
+        <w:t>Profissional "1" -- "0..*" Avaliacao</w:t>
+        <w:br/>
+      </w:r>
+      <w:r>
+        <w:rPr>
+          <w:rFonts w:ascii="Consolas" w:hAnsi="Consolas"/>
+          <w:sz w:val="14"/>
+        </w:rPr>
+        <w:t>PedidoServico --&gt; StatusPedido</w:t>
+        <w:br/>
+      </w:r>
+      <w:r>
+        <w:rPr>
+          <w:rFonts w:ascii="Consolas" w:hAnsi="Consolas"/>
+          <w:sz w:val="14"/>
+        </w:rPr>
+        <w:t>ClienteService ..&gt; ClienteRepository</w:t>
+        <w:br/>
+      </w:r>
+      <w:r>
+        <w:rPr>
+          <w:rFonts w:ascii="Consolas" w:hAnsi="Consolas"/>
+          <w:sz w:val="14"/>
+        </w:rPr>
+        <w:t>ProfissionalService ..&gt; ProfissionalRepository</w:t>
+        <w:br/>
+      </w:r>
+      <w:r>
+        <w:rPr>
+          <w:rFonts w:ascii="Consolas" w:hAnsi="Consolas"/>
+          <w:sz w:val="14"/>
+        </w:rPr>
+        <w:t>ServicoService ..&gt; ServicoRepository</w:t>
+        <w:br/>
+      </w:r>
+      <w:r>
+        <w:rPr>
+          <w:rFonts w:ascii="Consolas" w:hAnsi="Consolas"/>
+          <w:sz w:val="14"/>
+        </w:rPr>
+        <w:t>PedidoService ..&gt; PedidoServicoRepository</w:t>
+        <w:br/>
+      </w:r>
+      <w:r>
+        <w:rPr>
+          <w:rFonts w:ascii="Consolas" w:hAnsi="Consolas"/>
+          <w:sz w:val="14"/>
+        </w:rPr>
+        <w:t>AvaliacaoService ..&gt; AvaliacaoRepository</w:t>
+        <w:br/>
+      </w:r>
+      <w:r>
+        <w:rPr>
+          <w:rFonts w:ascii="Consolas" w:hAnsi="Consolas"/>
+          <w:sz w:val="14"/>
+        </w:rPr>
+        <w:t>@enduml</w:t>
+      </w:r>
+    </w:p>
+    <w:p>
+      <w:pPr>
+        <w:pStyle w:val="Heading2"/>
+      </w:pPr>
+      <w:r>
+        <w:t>12.2 Princípios e responsabilidades</w:t>
+      </w:r>
+    </w:p>
+    <w:tbl>
+      <w:tblPr>
+        <w:tblW w:type="auto" w:w="0"/>
+        <w:tblLook w:firstColumn="1" w:firstRow="1" w:lastColumn="0" w:lastRow="0" w:noHBand="0" w:noVBand="1" w:val="04A0"/>
+        <w:tblBorders>
+          <w:top w:val="single" w:sz="4" w:space="0" w:color="D9D9D9"/>
+          <w:left w:val="single" w:sz="4" w:space="0" w:color="D9D9D9"/>
+          <w:bottom w:val="single" w:sz="4" w:space="0" w:color="D9D9D9"/>
+          <w:right w:val="single" w:sz="4" w:space="0" w:color="D9D9D9"/>
+          <w:insideH w:val="single" w:sz="4" w:space="0" w:color="D9D9D9"/>
+          <w:insideV w:val="single" w:sz="4" w:space="0" w:color="D9D9D9"/>
+        </w:tblBorders>
+      </w:tblPr>
+      <w:tblGrid>
+        <w:gridCol w:w="3010"/>
+        <w:gridCol w:w="3010"/>
+        <w:gridCol w:w="3010"/>
+      </w:tblGrid>
+      <w:tr>
+        <w:tc>
+          <w:tcPr>
+            <w:tcW w:type="dxa" w:w="3010"/>
+            <w:shd w:fill="1F4E78"/>
+          </w:tcPr>
+          <w:p>
+            <w:r>
+              <w:rPr>
+                <w:b/>
+                <w:color w:val="FFFFFF"/>
+                <w:sz w:val="16"/>
+              </w:rPr>
+              <w:t>Elemento</w:t>
+            </w:r>
+          </w:p>
+        </w:tc>
+        <w:tc>
+          <w:tcPr>
+            <w:tcW w:type="dxa" w:w="3010"/>
+            <w:shd w:fill="1F4E78"/>
+          </w:tcPr>
+          <w:p>
+            <w:r>
+              <w:rPr>
+                <w:b/>
+                <w:color w:val="FFFFFF"/>
+                <w:sz w:val="16"/>
+              </w:rPr>
+              <w:t>Responsabilidade</w:t>
+            </w:r>
+          </w:p>
+        </w:tc>
+        <w:tc>
+          <w:tcPr>
+            <w:tcW w:type="dxa" w:w="3010"/>
+            <w:shd w:fill="1F4E78"/>
+          </w:tcPr>
+          <w:p>
+            <w:r>
+              <w:rPr>
+                <w:b/>
+                <w:color w:val="FFFFFF"/>
+                <w:sz w:val="16"/>
+              </w:rPr>
+              <w:t>Aplicação observável</w:t>
+            </w:r>
+          </w:p>
+        </w:tc>
+      </w:tr>
+      <w:tr>
+        <w:tc>
+          <w:tcPr>
+            <w:tcW w:type="dxa" w:w="3010"/>
+            <w:vAlign w:val="center"/>
+          </w:tcPr>
+          <w:p>
+            <w:r>
+              <w:rPr>
+                <w:sz w:val="16"/>
+              </w:rPr>
+              <w:t>Entidades</w:t>
+            </w:r>
+          </w:p>
+        </w:tc>
+        <w:tc>
+          <w:tcPr>
+            <w:tcW w:type="dxa" w:w="3010"/>
+            <w:vAlign w:val="center"/>
+          </w:tcPr>
+          <w:p>
+            <w:r>
+              <w:rPr>
+                <w:sz w:val="16"/>
+              </w:rPr>
+              <w:t>Manter estado e invariantes do domínio.</w:t>
+            </w:r>
+          </w:p>
+        </w:tc>
+        <w:tc>
+          <w:tcPr>
+            <w:tcW w:type="dxa" w:w="3010"/>
+            <w:vAlign w:val="center"/>
+          </w:tcPr>
+          <w:p>
+            <w:r>
+              <w:rPr>
+                <w:sz w:val="16"/>
+              </w:rPr>
+              <w:t>PedidoServico controla aceitar/finalizar/cancelar; Avaliacao valida nota e finalização.</w:t>
+            </w:r>
+          </w:p>
+        </w:tc>
+      </w:tr>
+      <w:tr>
+        <w:tc>
+          <w:tcPr>
+            <w:tcW w:type="dxa" w:w="3010"/>
+            <w:vAlign w:val="center"/>
+            <w:shd w:fill="F2F6FA"/>
+          </w:tcPr>
+          <w:p>
+            <w:r>
+              <w:rPr>
+                <w:sz w:val="16"/>
+              </w:rPr>
+              <w:t>Services</w:t>
+            </w:r>
+          </w:p>
+        </w:tc>
+        <w:tc>
+          <w:tcPr>
+            <w:tcW w:type="dxa" w:w="3010"/>
+            <w:vAlign w:val="center"/>
+            <w:shd w:fill="F2F6FA"/>
+          </w:tcPr>
+          <w:p>
+            <w:r>
+              <w:rPr>
+                <w:sz w:val="16"/>
+              </w:rPr>
+              <w:t>Orquestrar operações e acesso aos repositórios.</w:t>
+            </w:r>
+          </w:p>
+        </w:tc>
+        <w:tc>
+          <w:tcPr>
+            <w:tcW w:type="dxa" w:w="3010"/>
+            <w:vAlign w:val="center"/>
+            <w:shd w:fill="F2F6FA"/>
+          </w:tcPr>
+          <w:p>
+            <w:r>
+              <w:rPr>
+                <w:sz w:val="16"/>
+              </w:rPr>
+              <w:t>Classes *Service em src/main/java/.../service.</w:t>
+            </w:r>
+          </w:p>
+        </w:tc>
+      </w:tr>
+      <w:tr>
+        <w:tc>
+          <w:tcPr>
+            <w:tcW w:type="dxa" w:w="3010"/>
+            <w:vAlign w:val="center"/>
+          </w:tcPr>
+          <w:p>
+            <w:r>
+              <w:rPr>
+                <w:sz w:val="16"/>
+              </w:rPr>
+              <w:t>Repositories</w:t>
+            </w:r>
+          </w:p>
+        </w:tc>
+        <w:tc>
+          <w:tcPr>
+            <w:tcW w:type="dxa" w:w="3010"/>
+            <w:vAlign w:val="center"/>
+          </w:tcPr>
+          <w:p>
+            <w:r>
+              <w:rPr>
+                <w:sz w:val="16"/>
+              </w:rPr>
+              <w:t>Abstrair persistência por entidade.</w:t>
+            </w:r>
+          </w:p>
+        </w:tc>
+        <w:tc>
+          <w:tcPr>
+            <w:tcW w:type="dxa" w:w="3010"/>
+            <w:vAlign w:val="center"/>
+          </w:tcPr>
+          <w:p>
+            <w:r>
+              <w:rPr>
+                <w:sz w:val="16"/>
+              </w:rPr>
+              <w:t>Interfaces *Repository em src/main/java/.../repository.</w:t>
+            </w:r>
+          </w:p>
+        </w:tc>
+      </w:tr>
+      <w:tr>
+        <w:tc>
+          <w:tcPr>
+            <w:tcW w:type="dxa" w:w="3010"/>
+            <w:vAlign w:val="center"/>
+            <w:shd w:fill="F2F6FA"/>
+          </w:tcPr>
+          <w:p>
+            <w:r>
+              <w:rPr>
+                <w:sz w:val="16"/>
+              </w:rPr>
+              <w:t>Controllers</w:t>
+            </w:r>
+          </w:p>
+        </w:tc>
+        <w:tc>
+          <w:tcPr>
+            <w:tcW w:type="dxa" w:w="3010"/>
+            <w:vAlign w:val="center"/>
+            <w:shd w:fill="F2F6FA"/>
+          </w:tcPr>
+          <w:p>
+            <w:r>
+              <w:rPr>
+                <w:sz w:val="16"/>
+              </w:rPr>
+              <w:t>Expor operações HTTP e preparar a resposta.</w:t>
+            </w:r>
+          </w:p>
+        </w:tc>
+        <w:tc>
+          <w:tcPr>
+            <w:tcW w:type="dxa" w:w="3010"/>
+            <w:vAlign w:val="center"/>
+            <w:shd w:fill="F2F6FA"/>
+          </w:tcPr>
+          <w:p>
+            <w:r>
+              <w:rPr>
+                <w:sz w:val="16"/>
+              </w:rPr>
+              <w:t>Classes *Controller em src/main/java/.../controller.</w:t>
+            </w:r>
+          </w:p>
+        </w:tc>
+      </w:tr>
+      <w:tr>
+        <w:tc>
+          <w:tcPr>
+            <w:tcW w:type="dxa" w:w="3010"/>
+            <w:vAlign w:val="center"/>
+          </w:tcPr>
+          <w:p>
+            <w:r>
+              <w:rPr>
+                <w:sz w:val="16"/>
+              </w:rPr>
+              <w:t>Baixo acoplamento</w:t>
+            </w:r>
+          </w:p>
+        </w:tc>
+        <w:tc>
+          <w:tcPr>
+            <w:tcW w:type="dxa" w:w="3010"/>
+            <w:vAlign w:val="center"/>
+          </w:tcPr>
+          <w:p>
+            <w:r>
+              <w:rPr>
+                <w:sz w:val="16"/>
+              </w:rPr>
+              <w:t>Separar regra de negócio da infraestrutura.</w:t>
+            </w:r>
+          </w:p>
+        </w:tc>
+        <w:tc>
+          <w:tcPr>
+            <w:tcW w:type="dxa" w:w="3010"/>
+            <w:vAlign w:val="center"/>
+          </w:tcPr>
+          <w:p>
+            <w:r>
+              <w:rPr>
+                <w:sz w:val="16"/>
+              </w:rPr>
+              <w:t>Services dependem de interfaces de persistência; templates não acessam o banco diretamente.</w:t>
+            </w:r>
+          </w:p>
+        </w:tc>
+      </w:tr>
+    </w:tbl>
+    <w:p/>
+    <w:p>
+      <w:pPr>
+        <w:pStyle w:val="Heading2"/>
+      </w:pPr>
+      <w:r>
+        <w:t>12.3 Padrões de projeto</w:t>
+      </w:r>
+    </w:p>
+    <w:tbl>
+      <w:tblPr>
+        <w:tblW w:type="auto" w:w="0"/>
+        <w:tblLook w:firstColumn="1" w:firstRow="1" w:lastColumn="0" w:lastRow="0" w:noHBand="0" w:noVBand="1" w:val="04A0"/>
+        <w:tblBorders>
+          <w:top w:val="single" w:sz="4" w:space="0" w:color="D9D9D9"/>
+          <w:left w:val="single" w:sz="4" w:space="0" w:color="D9D9D9"/>
+          <w:bottom w:val="single" w:sz="4" w:space="0" w:color="D9D9D9"/>
+          <w:right w:val="single" w:sz="4" w:space="0" w:color="D9D9D9"/>
+          <w:insideH w:val="single" w:sz="4" w:space="0" w:color="D9D9D9"/>
+          <w:insideV w:val="single" w:sz="4" w:space="0" w:color="D9D9D9"/>
+        </w:tblBorders>
+      </w:tblPr>
+      <w:tblGrid>
+        <w:gridCol w:w="3010"/>
+        <w:gridCol w:w="3010"/>
+        <w:gridCol w:w="3010"/>
+      </w:tblGrid>
+      <w:tr>
+        <w:tc>
+          <w:tcPr>
+            <w:tcW w:type="dxa" w:w="3010"/>
+            <w:shd w:fill="1F4E78"/>
+          </w:tcPr>
+          <w:p>
+            <w:r>
+              <w:rPr>
+                <w:b/>
+                <w:color w:val="FFFFFF"/>
+                <w:sz w:val="16"/>
+              </w:rPr>
+              <w:t>Padrão</w:t>
+            </w:r>
+          </w:p>
+        </w:tc>
+        <w:tc>
+          <w:tcPr>
+            <w:tcW w:type="dxa" w:w="3010"/>
+            <w:shd w:fill="1F4E78"/>
+          </w:tcPr>
+          <w:p>
+            <w:r>
+              <w:rPr>
+                <w:b/>
+                <w:color w:val="FFFFFF"/>
+                <w:sz w:val="16"/>
+              </w:rPr>
+              <w:t>Evidência no repositório</w:t>
+            </w:r>
+          </w:p>
+        </w:tc>
+        <w:tc>
+          <w:tcPr>
+            <w:tcW w:type="dxa" w:w="3010"/>
+            <w:shd w:fill="1F4E78"/>
+          </w:tcPr>
+          <w:p>
+            <w:r>
+              <w:rPr>
+                <w:b/>
+                <w:color w:val="FFFFFF"/>
+                <w:sz w:val="16"/>
+              </w:rPr>
+              <w:t>Uso</w:t>
+            </w:r>
+          </w:p>
+        </w:tc>
+      </w:tr>
+      <w:tr>
+        <w:tc>
+          <w:tcPr>
+            <w:tcW w:type="dxa" w:w="3010"/>
+            <w:vAlign w:val="center"/>
+          </w:tcPr>
+          <w:p>
+            <w:r>
+              <w:rPr>
+                <w:sz w:val="16"/>
+              </w:rPr>
+              <w:t>Repository</w:t>
+            </w:r>
+          </w:p>
+        </w:tc>
+        <w:tc>
+          <w:tcPr>
+            <w:tcW w:type="dxa" w:w="3010"/>
+            <w:vAlign w:val="center"/>
+          </w:tcPr>
+          <w:p>
+            <w:r>
+              <w:rPr>
+                <w:sz w:val="16"/>
+              </w:rPr>
+              <w:t>src/main/java/.../repository/*Repository.java</w:t>
+            </w:r>
+          </w:p>
+        </w:tc>
+        <w:tc>
+          <w:tcPr>
+            <w:tcW w:type="dxa" w:w="3010"/>
+            <w:vAlign w:val="center"/>
+          </w:tcPr>
+          <w:p>
+            <w:r>
+              <w:rPr>
+                <w:sz w:val="16"/>
+              </w:rPr>
+              <w:t>Abstrai operações de persistência com Spring Data JPA.</w:t>
+            </w:r>
+          </w:p>
+        </w:tc>
+      </w:tr>
+      <w:tr>
+        <w:tc>
+          <w:tcPr>
+            <w:tcW w:type="dxa" w:w="3010"/>
+            <w:vAlign w:val="center"/>
+            <w:shd w:fill="F2F6FA"/>
+          </w:tcPr>
+          <w:p>
+            <w:r>
+              <w:rPr>
+                <w:sz w:val="16"/>
+              </w:rPr>
+              <w:t>Service Layer</w:t>
+            </w:r>
+          </w:p>
+        </w:tc>
+        <w:tc>
+          <w:tcPr>
+            <w:tcW w:type="dxa" w:w="3010"/>
+            <w:vAlign w:val="center"/>
+            <w:shd w:fill="F2F6FA"/>
+          </w:tcPr>
+          <w:p>
+            <w:r>
+              <w:rPr>
+                <w:sz w:val="16"/>
+              </w:rPr>
+              <w:t>src/main/java/.../service/*Service.java</w:t>
+            </w:r>
+          </w:p>
+        </w:tc>
+        <w:tc>
+          <w:tcPr>
+            <w:tcW w:type="dxa" w:w="3010"/>
+            <w:vAlign w:val="center"/>
+            <w:shd w:fill="F2F6FA"/>
+          </w:tcPr>
+          <w:p>
+            <w:r>
+              <w:rPr>
+                <w:sz w:val="16"/>
+              </w:rPr>
+              <w:t>Concentra a coordenação dos casos de uso entre controllers, domínio e repositories.</w:t>
+            </w:r>
+          </w:p>
+        </w:tc>
+      </w:tr>
+      <w:tr>
+        <w:tc>
+          <w:tcPr>
+            <w:tcW w:type="dxa" w:w="3010"/>
+            <w:vAlign w:val="center"/>
+          </w:tcPr>
+          <w:p>
+            <w:r>
+              <w:rPr>
+                <w:sz w:val="16"/>
+              </w:rPr>
+              <w:t>MVC / Front Controller</w:t>
+            </w:r>
+          </w:p>
+        </w:tc>
+        <w:tc>
+          <w:tcPr>
+            <w:tcW w:type="dxa" w:w="3010"/>
+            <w:vAlign w:val="center"/>
+          </w:tcPr>
+          <w:p>
+            <w:r>
+              <w:rPr>
+                <w:sz w:val="16"/>
+              </w:rPr>
+              <w:t>src/main/java/.../controller/*Controller.java e templates Thymeleaf</w:t>
+            </w:r>
+          </w:p>
+        </w:tc>
+        <w:tc>
+          <w:tcPr>
+            <w:tcW w:type="dxa" w:w="3010"/>
+            <w:vAlign w:val="center"/>
+          </w:tcPr>
+          <w:p>
+            <w:r>
+              <w:rPr>
+                <w:sz w:val="16"/>
+              </w:rPr>
+              <w:t>Separa requisição, modelo e apresentação sob o dispatcher do Spring MVC.</w:t>
+            </w:r>
+          </w:p>
+        </w:tc>
+      </w:tr>
+      <w:tr>
+        <w:tc>
+          <w:tcPr>
+            <w:tcW w:type="dxa" w:w="3010"/>
+            <w:vAlign w:val="center"/>
+            <w:shd w:fill="F2F6FA"/>
+          </w:tcPr>
+          <w:p>
+            <w:r>
+              <w:rPr>
+                <w:sz w:val="16"/>
+              </w:rPr>
+              <w:t>Dependency Injection</w:t>
+            </w:r>
+          </w:p>
+        </w:tc>
+        <w:tc>
+          <w:tcPr>
+            <w:tcW w:type="dxa" w:w="3010"/>
+            <w:vAlign w:val="center"/>
+            <w:shd w:fill="F2F6FA"/>
+          </w:tcPr>
+          <w:p>
+            <w:r>
+              <w:rPr>
+                <w:sz w:val="16"/>
+              </w:rPr>
+              <w:t>Construtores das classes Spring e anotações @Service/@Controller/@Repository</w:t>
+            </w:r>
+          </w:p>
+        </w:tc>
+        <w:tc>
+          <w:tcPr>
+            <w:tcW w:type="dxa" w:w="3010"/>
+            <w:vAlign w:val="center"/>
+            <w:shd w:fill="F2F6FA"/>
+          </w:tcPr>
+          <w:p>
+            <w:r>
+              <w:rPr>
+                <w:sz w:val="16"/>
+              </w:rPr>
+              <w:t>O container injeta dependências e reduz acoplamento de criação.</w:t>
+            </w:r>
+          </w:p>
+        </w:tc>
+      </w:tr>
+    </w:tbl>
+    <w:p/>
+    <w:p>
+      <w:r>
+        <w:t>Não foram mantidos PaymentFactory, DatabaseConnection, Strategy ou Singleton: essas classes não existem no código efetivo e pagamentos estão fora do escopo do MVP.</w:t>
+      </w:r>
+    </w:p>
+    <w:p>
+      <w:pPr>
+        <w:pStyle w:val="Heading1"/>
+      </w:pPr>
+      <w:r>
+        <w:t>13. Persistência de dados</w:t>
+      </w:r>
+    </w:p>
+    <w:p>
+      <w:pPr>
+        <w:pStyle w:val="Heading2"/>
+      </w:pPr>
+      <w:r>
+        <w:t>13.1 Modelo de dados</w:t>
+      </w:r>
+    </w:p>
+    <w:p>
+      <w:r>
+        <w:t>O modelo substitui o DER de outro projeto e segue as tabelas realmente definidas em database/schema.sql. A entidade conceitual Demanda é persistida como PEDIDO_SERVICO; Categoria de Serviço como SERVICO; Aceite/Atendimento é representado pelo profissional associado e pelo STATUS_PEDIDO.</w:t>
+      </w:r>
+    </w:p>
+    <w:p>
+      <w:pPr>
+        <w:ind w:left="288" w:right="288"/>
+      </w:pPr>
+      <w:r>
+        <w:rPr>
+          <w:rFonts w:ascii="Consolas" w:hAnsi="Consolas"/>
+          <w:sz w:val="14"/>
+        </w:rPr>
+        <w:t>@startuml</w:t>
+        <w:br/>
+      </w:r>
+      <w:r>
+        <w:rPr>
+          <w:rFonts w:ascii="Consolas" w:hAnsi="Consolas"/>
+          <w:sz w:val="14"/>
+        </w:rPr>
+        <w:t>title DER — CONSTRUMOB MVP</w:t>
+        <w:br/>
+      </w:r>
+      <w:r>
+        <w:rPr>
+          <w:rFonts w:ascii="Consolas" w:hAnsi="Consolas"/>
+          <w:sz w:val="14"/>
+        </w:rPr>
+        <w:t>hide methods</w:t>
+        <w:br/>
+      </w:r>
+      <w:r>
+        <w:rPr>
+          <w:rFonts w:ascii="Consolas" w:hAnsi="Consolas"/>
+          <w:sz w:val="14"/>
+        </w:rPr>
+        <w:t>hide stereotypes</w:t>
+        <w:br/>
+      </w:r>
+      <w:r>
+        <w:rPr>
+          <w:rFonts w:ascii="Consolas" w:hAnsi="Consolas"/>
+          <w:sz w:val="14"/>
+        </w:rPr>
+        <w:t>entity CLIENTE {</w:t>
+        <w:br/>
+      </w:r>
+      <w:r>
+        <w:rPr>
+          <w:rFonts w:ascii="Consolas" w:hAnsi="Consolas"/>
+          <w:sz w:val="14"/>
+        </w:rPr>
+        <w:t xml:space="preserve"> * id : BIGINT &lt;&lt;PK&gt;&gt;</w:t>
+        <w:br/>
+      </w:r>
+      <w:r>
+        <w:rPr>
+          <w:rFonts w:ascii="Consolas" w:hAnsi="Consolas"/>
+          <w:sz w:val="14"/>
+        </w:rPr>
+        <w:t xml:space="preserve"> --</w:t>
+        <w:br/>
+      </w:r>
+      <w:r>
+        <w:rPr>
+          <w:rFonts w:ascii="Consolas" w:hAnsi="Consolas"/>
+          <w:sz w:val="14"/>
+        </w:rPr>
+        <w:t xml:space="preserve"> nome : VARCHAR(120)</w:t>
+        <w:br/>
+      </w:r>
+      <w:r>
+        <w:rPr>
+          <w:rFonts w:ascii="Consolas" w:hAnsi="Consolas"/>
+          <w:sz w:val="14"/>
+        </w:rPr>
+        <w:t xml:space="preserve"> email : VARCHAR(160) &lt;&lt;UQ&gt;&gt;</w:t>
+        <w:br/>
+      </w:r>
+      <w:r>
+        <w:rPr>
+          <w:rFonts w:ascii="Consolas" w:hAnsi="Consolas"/>
+          <w:sz w:val="14"/>
+        </w:rPr>
+        <w:t xml:space="preserve"> telefone : VARCHAR(30)</w:t>
+        <w:br/>
+      </w:r>
+      <w:r>
+        <w:rPr>
+          <w:rFonts w:ascii="Consolas" w:hAnsi="Consolas"/>
+          <w:sz w:val="14"/>
+        </w:rPr>
+        <w:t>}</w:t>
+        <w:br/>
+      </w:r>
+      <w:r>
+        <w:rPr>
+          <w:rFonts w:ascii="Consolas" w:hAnsi="Consolas"/>
+          <w:sz w:val="14"/>
+        </w:rPr>
+        <w:t>entity PROFISSIONAL {</w:t>
+        <w:br/>
+      </w:r>
+      <w:r>
+        <w:rPr>
+          <w:rFonts w:ascii="Consolas" w:hAnsi="Consolas"/>
+          <w:sz w:val="14"/>
+        </w:rPr>
+        <w:t xml:space="preserve"> * id : BIGINT &lt;&lt;PK&gt;&gt;</w:t>
+        <w:br/>
+      </w:r>
+      <w:r>
+        <w:rPr>
+          <w:rFonts w:ascii="Consolas" w:hAnsi="Consolas"/>
+          <w:sz w:val="14"/>
+        </w:rPr>
+        <w:t xml:space="preserve"> --</w:t>
+        <w:br/>
+      </w:r>
+      <w:r>
+        <w:rPr>
+          <w:rFonts w:ascii="Consolas" w:hAnsi="Consolas"/>
+          <w:sz w:val="14"/>
+        </w:rPr>
+        <w:t xml:space="preserve"> nome : VARCHAR(120)</w:t>
+        <w:br/>
+      </w:r>
+      <w:r>
+        <w:rPr>
+          <w:rFonts w:ascii="Consolas" w:hAnsi="Consolas"/>
+          <w:sz w:val="14"/>
+        </w:rPr>
+        <w:t xml:space="preserve"> email : VARCHAR(160) &lt;&lt;UQ&gt;&gt;</w:t>
+        <w:br/>
+      </w:r>
+      <w:r>
+        <w:rPr>
+          <w:rFonts w:ascii="Consolas" w:hAnsi="Consolas"/>
+          <w:sz w:val="14"/>
+        </w:rPr>
+        <w:t xml:space="preserve"> especialidade : VARCHAR(120)</w:t>
+        <w:br/>
+      </w:r>
+      <w:r>
+        <w:rPr>
+          <w:rFonts w:ascii="Consolas" w:hAnsi="Consolas"/>
+          <w:sz w:val="14"/>
+        </w:rPr>
+        <w:t xml:space="preserve"> validado : BOOLEAN</w:t>
+        <w:br/>
+      </w:r>
+      <w:r>
+        <w:rPr>
+          <w:rFonts w:ascii="Consolas" w:hAnsi="Consolas"/>
+          <w:sz w:val="14"/>
+        </w:rPr>
+        <w:t>}</w:t>
+        <w:br/>
+      </w:r>
+      <w:r>
+        <w:rPr>
+          <w:rFonts w:ascii="Consolas" w:hAnsi="Consolas"/>
+          <w:sz w:val="14"/>
+        </w:rPr>
+        <w:t>entity SERVICO {</w:t>
+        <w:br/>
+      </w:r>
+      <w:r>
+        <w:rPr>
+          <w:rFonts w:ascii="Consolas" w:hAnsi="Consolas"/>
+          <w:sz w:val="14"/>
+        </w:rPr>
+        <w:t xml:space="preserve"> * id : BIGINT &lt;&lt;PK&gt;&gt;</w:t>
+        <w:br/>
+      </w:r>
+      <w:r>
+        <w:rPr>
+          <w:rFonts w:ascii="Consolas" w:hAnsi="Consolas"/>
+          <w:sz w:val="14"/>
+        </w:rPr>
+        <w:t xml:space="preserve"> --</w:t>
+        <w:br/>
+      </w:r>
+      <w:r>
+        <w:rPr>
+          <w:rFonts w:ascii="Consolas" w:hAnsi="Consolas"/>
+          <w:sz w:val="14"/>
+        </w:rPr>
+        <w:t xml:space="preserve"> nome : VARCHAR(120)</w:t>
+        <w:br/>
+      </w:r>
+      <w:r>
+        <w:rPr>
+          <w:rFonts w:ascii="Consolas" w:hAnsi="Consolas"/>
+          <w:sz w:val="14"/>
+        </w:rPr>
+        <w:t xml:space="preserve"> descricao : VARCHAR(255)</w:t>
+        <w:br/>
+      </w:r>
+      <w:r>
+        <w:rPr>
+          <w:rFonts w:ascii="Consolas" w:hAnsi="Consolas"/>
+          <w:sz w:val="14"/>
+        </w:rPr>
+        <w:t xml:space="preserve"> preco_base : DECIMAL(12,2)</w:t>
+        <w:br/>
+      </w:r>
+      <w:r>
+        <w:rPr>
+          <w:rFonts w:ascii="Consolas" w:hAnsi="Consolas"/>
+          <w:sz w:val="14"/>
+        </w:rPr>
+        <w:t>}</w:t>
+        <w:br/>
+      </w:r>
+      <w:r>
+        <w:rPr>
+          <w:rFonts w:ascii="Consolas" w:hAnsi="Consolas"/>
+          <w:sz w:val="14"/>
+        </w:rPr>
+        <w:t>entity PEDIDO_SERVICO {</w:t>
+        <w:br/>
+      </w:r>
+      <w:r>
+        <w:rPr>
+          <w:rFonts w:ascii="Consolas" w:hAnsi="Consolas"/>
+          <w:sz w:val="14"/>
+        </w:rPr>
+        <w:t xml:space="preserve"> * id : BIGINT &lt;&lt;PK&gt;&gt;</w:t>
+        <w:br/>
+      </w:r>
+      <w:r>
+        <w:rPr>
+          <w:rFonts w:ascii="Consolas" w:hAnsi="Consolas"/>
+          <w:sz w:val="14"/>
+        </w:rPr>
+        <w:t xml:space="preserve"> --</w:t>
+        <w:br/>
+      </w:r>
+      <w:r>
+        <w:rPr>
+          <w:rFonts w:ascii="Consolas" w:hAnsi="Consolas"/>
+          <w:sz w:val="14"/>
+        </w:rPr>
+        <w:t xml:space="preserve"> cliente_id : BIGINT &lt;&lt;FK&gt;&gt;</w:t>
+        <w:br/>
+      </w:r>
+      <w:r>
+        <w:rPr>
+          <w:rFonts w:ascii="Consolas" w:hAnsi="Consolas"/>
+          <w:sz w:val="14"/>
+        </w:rPr>
+        <w:t xml:space="preserve"> profissional_id : BIGINT &lt;&lt;FK&gt;&gt;</w:t>
+        <w:br/>
+      </w:r>
+      <w:r>
+        <w:rPr>
+          <w:rFonts w:ascii="Consolas" w:hAnsi="Consolas"/>
+          <w:sz w:val="14"/>
+        </w:rPr>
+        <w:t xml:space="preserve"> servico_id : BIGINT &lt;&lt;FK&gt;&gt;</w:t>
+        <w:br/>
+      </w:r>
+      <w:r>
+        <w:rPr>
+          <w:rFonts w:ascii="Consolas" w:hAnsi="Consolas"/>
+          <w:sz w:val="14"/>
+        </w:rPr>
+        <w:t xml:space="preserve"> descricao : TEXT</w:t>
+        <w:br/>
+      </w:r>
+      <w:r>
+        <w:rPr>
+          <w:rFonts w:ascii="Consolas" w:hAnsi="Consolas"/>
+          <w:sz w:val="14"/>
+        </w:rPr>
+        <w:t xml:space="preserve"> localidade : VARCHAR(180)</w:t>
+        <w:br/>
+      </w:r>
+      <w:r>
+        <w:rPr>
+          <w:rFonts w:ascii="Consolas" w:hAnsi="Consolas"/>
+          <w:sz w:val="14"/>
+        </w:rPr>
+        <w:t xml:space="preserve"> status : VARCHAR(30)</w:t>
+        <w:br/>
+      </w:r>
+      <w:r>
+        <w:rPr>
+          <w:rFonts w:ascii="Consolas" w:hAnsi="Consolas"/>
+          <w:sz w:val="14"/>
+        </w:rPr>
+        <w:t xml:space="preserve"> data_criacao : DATETIME</w:t>
+        <w:br/>
+      </w:r>
+      <w:r>
+        <w:rPr>
+          <w:rFonts w:ascii="Consolas" w:hAnsi="Consolas"/>
+          <w:sz w:val="14"/>
+        </w:rPr>
+        <w:t>}</w:t>
+        <w:br/>
+      </w:r>
+      <w:r>
+        <w:rPr>
+          <w:rFonts w:ascii="Consolas" w:hAnsi="Consolas"/>
+          <w:sz w:val="14"/>
+        </w:rPr>
+        <w:t>entity ITEM_SERVICO {</w:t>
+        <w:br/>
+      </w:r>
+      <w:r>
+        <w:rPr>
+          <w:rFonts w:ascii="Consolas" w:hAnsi="Consolas"/>
+          <w:sz w:val="14"/>
+        </w:rPr>
+        <w:t xml:space="preserve"> * id : BIGINT &lt;&lt;PK&gt;&gt;</w:t>
+        <w:br/>
+      </w:r>
+      <w:r>
+        <w:rPr>
+          <w:rFonts w:ascii="Consolas" w:hAnsi="Consolas"/>
+          <w:sz w:val="14"/>
+        </w:rPr>
+        <w:t xml:space="preserve"> --</w:t>
+        <w:br/>
+      </w:r>
+      <w:r>
+        <w:rPr>
+          <w:rFonts w:ascii="Consolas" w:hAnsi="Consolas"/>
+          <w:sz w:val="14"/>
+        </w:rPr>
+        <w:t xml:space="preserve"> pedido_id : BIGINT &lt;&lt;FK&gt;&gt;</w:t>
+        <w:br/>
+      </w:r>
+      <w:r>
+        <w:rPr>
+          <w:rFonts w:ascii="Consolas" w:hAnsi="Consolas"/>
+          <w:sz w:val="14"/>
+        </w:rPr>
+        <w:t xml:space="preserve"> servico_id : BIGINT &lt;&lt;FK&gt;&gt;</w:t>
+        <w:br/>
+      </w:r>
+      <w:r>
+        <w:rPr>
+          <w:rFonts w:ascii="Consolas" w:hAnsi="Consolas"/>
+          <w:sz w:val="14"/>
+        </w:rPr>
+        <w:t xml:space="preserve"> quantidade : INT</w:t>
+        <w:br/>
+      </w:r>
+      <w:r>
+        <w:rPr>
+          <w:rFonts w:ascii="Consolas" w:hAnsi="Consolas"/>
+          <w:sz w:val="14"/>
+        </w:rPr>
+        <w:t xml:space="preserve"> preco_unitario : DECIMAL(12,2)</w:t>
+        <w:br/>
+      </w:r>
+      <w:r>
+        <w:rPr>
+          <w:rFonts w:ascii="Consolas" w:hAnsi="Consolas"/>
+          <w:sz w:val="14"/>
+        </w:rPr>
+        <w:t>}</w:t>
+        <w:br/>
+      </w:r>
+      <w:r>
+        <w:rPr>
+          <w:rFonts w:ascii="Consolas" w:hAnsi="Consolas"/>
+          <w:sz w:val="14"/>
+        </w:rPr>
+        <w:t>entity AVALIACAO {</w:t>
+        <w:br/>
+      </w:r>
+      <w:r>
+        <w:rPr>
+          <w:rFonts w:ascii="Consolas" w:hAnsi="Consolas"/>
+          <w:sz w:val="14"/>
+        </w:rPr>
+        <w:t xml:space="preserve"> * id : BIGINT &lt;&lt;PK&gt;&gt;</w:t>
+        <w:br/>
+      </w:r>
+      <w:r>
+        <w:rPr>
+          <w:rFonts w:ascii="Consolas" w:hAnsi="Consolas"/>
+          <w:sz w:val="14"/>
+        </w:rPr>
+        <w:t xml:space="preserve"> --</w:t>
+        <w:br/>
+      </w:r>
+      <w:r>
+        <w:rPr>
+          <w:rFonts w:ascii="Consolas" w:hAnsi="Consolas"/>
+          <w:sz w:val="14"/>
+        </w:rPr>
+        <w:t xml:space="preserve"> pedido_id : BIGINT &lt;&lt;FK&gt;&gt;</w:t>
+        <w:br/>
+      </w:r>
+      <w:r>
+        <w:rPr>
+          <w:rFonts w:ascii="Consolas" w:hAnsi="Consolas"/>
+          <w:sz w:val="14"/>
+        </w:rPr>
+        <w:t xml:space="preserve"> profissional_id : BIGINT &lt;&lt;FK&gt;&gt;</w:t>
+        <w:br/>
+      </w:r>
+      <w:r>
+        <w:rPr>
+          <w:rFonts w:ascii="Consolas" w:hAnsi="Consolas"/>
+          <w:sz w:val="14"/>
+        </w:rPr>
+        <w:t xml:space="preserve"> nota : INT [1..5]</w:t>
+        <w:br/>
+      </w:r>
+      <w:r>
+        <w:rPr>
+          <w:rFonts w:ascii="Consolas" w:hAnsi="Consolas"/>
+          <w:sz w:val="14"/>
+        </w:rPr>
+        <w:t xml:space="preserve"> comentario : VARCHAR(500)</w:t>
+        <w:br/>
+      </w:r>
+      <w:r>
+        <w:rPr>
+          <w:rFonts w:ascii="Consolas" w:hAnsi="Consolas"/>
+          <w:sz w:val="14"/>
+        </w:rPr>
+        <w:t xml:space="preserve"> data_criacao : DATETIME</w:t>
+        <w:br/>
+      </w:r>
+      <w:r>
+        <w:rPr>
+          <w:rFonts w:ascii="Consolas" w:hAnsi="Consolas"/>
+          <w:sz w:val="14"/>
+        </w:rPr>
+        <w:t>}</w:t>
+        <w:br/>
+      </w:r>
+      <w:r>
+        <w:rPr>
+          <w:rFonts w:ascii="Consolas" w:hAnsi="Consolas"/>
+          <w:sz w:val="14"/>
+        </w:rPr>
+        <w:t>CLIENTE ||--o{ PEDIDO_SERVICO : publica</w:t>
+        <w:br/>
+      </w:r>
+      <w:r>
+        <w:rPr>
+          <w:rFonts w:ascii="Consolas" w:hAnsi="Consolas"/>
+          <w:sz w:val="14"/>
+        </w:rPr>
+        <w:t>PROFISSIONAL o|--o{ PEDIDO_SERVICO : aceita</w:t>
+        <w:br/>
+      </w:r>
+      <w:r>
+        <w:rPr>
+          <w:rFonts w:ascii="Consolas" w:hAnsi="Consolas"/>
+          <w:sz w:val="14"/>
+        </w:rPr>
+        <w:t>SERVICO ||--o{ PEDIDO_SERVICO : categoria</w:t>
+        <w:br/>
+      </w:r>
+      <w:r>
+        <w:rPr>
+          <w:rFonts w:ascii="Consolas" w:hAnsi="Consolas"/>
+          <w:sz w:val="14"/>
+        </w:rPr>
+        <w:t>PEDIDO_SERVICO ||--|{ ITEM_SERVICO : contem</w:t>
+        <w:br/>
+      </w:r>
+      <w:r>
+        <w:rPr>
+          <w:rFonts w:ascii="Consolas" w:hAnsi="Consolas"/>
+          <w:sz w:val="14"/>
+        </w:rPr>
+        <w:t>SERVICO ||--o{ ITEM_SERVICO : referencia</w:t>
+        <w:br/>
+      </w:r>
+      <w:r>
+        <w:rPr>
+          <w:rFonts w:ascii="Consolas" w:hAnsi="Consolas"/>
+          <w:sz w:val="14"/>
+        </w:rPr>
+        <w:t>PEDIDO_SERVICO ||--o| AVALIACAO : resulta</w:t>
+        <w:br/>
+      </w:r>
+      <w:r>
+        <w:rPr>
+          <w:rFonts w:ascii="Consolas" w:hAnsi="Consolas"/>
+          <w:sz w:val="14"/>
+        </w:rPr>
+        <w:t>PROFISSIONAL ||--o{ AVALIACAO : recebe</w:t>
+        <w:br/>
+      </w:r>
+      <w:r>
+        <w:rPr>
+          <w:rFonts w:ascii="Consolas" w:hAnsi="Consolas"/>
+          <w:sz w:val="14"/>
+        </w:rPr>
+        <w:t>@enduml</w:t>
+      </w:r>
+    </w:p>
+    <w:p>
+      <w:pPr>
+        <w:pStyle w:val="Heading2"/>
+      </w:pPr>
+      <w:r>
+        <w:t>13.2 Dicionário de dados</w:t>
+      </w:r>
+    </w:p>
+    <w:tbl>
+      <w:tblPr>
+        <w:tblW w:type="auto" w:w="0"/>
+        <w:tblLook w:firstColumn="1" w:firstRow="1" w:lastColumn="0" w:lastRow="0" w:noHBand="0" w:noVBand="1" w:val="04A0"/>
+        <w:tblBorders>
+          <w:top w:val="single" w:sz="4" w:space="0" w:color="D9D9D9"/>
+          <w:left w:val="single" w:sz="4" w:space="0" w:color="D9D9D9"/>
+          <w:bottom w:val="single" w:sz="4" w:space="0" w:color="D9D9D9"/>
+          <w:right w:val="single" w:sz="4" w:space="0" w:color="D9D9D9"/>
+          <w:insideH w:val="single" w:sz="4" w:space="0" w:color="D9D9D9"/>
+          <w:insideV w:val="single" w:sz="4" w:space="0" w:color="D9D9D9"/>
+        </w:tblBorders>
+      </w:tblPr>
+      <w:tblGrid>
+        <w:gridCol w:w="3010"/>
+        <w:gridCol w:w="3010"/>
+        <w:gridCol w:w="3010"/>
+      </w:tblGrid>
+      <w:tr>
+        <w:tc>
+          <w:tcPr>
+            <w:tcW w:type="dxa" w:w="3010"/>
+            <w:shd w:fill="1F4E78"/>
+          </w:tcPr>
+          <w:p>
+            <w:r>
+              <w:rPr>
+                <w:b/>
+                <w:color w:val="FFFFFF"/>
+                <w:sz w:val="16"/>
+              </w:rPr>
+              <w:t>Tabela</w:t>
+            </w:r>
+          </w:p>
+        </w:tc>
+        <w:tc>
+          <w:tcPr>
+            <w:tcW w:type="dxa" w:w="3010"/>
+            <w:shd w:fill="1F4E78"/>
+          </w:tcPr>
+          <w:p>
+            <w:r>
+              <w:rPr>
+                <w:b/>
+                <w:color w:val="FFFFFF"/>
+                <w:sz w:val="16"/>
+              </w:rPr>
+              <w:t>Campo-chave / campos</w:t>
+            </w:r>
+          </w:p>
+        </w:tc>
+        <w:tc>
+          <w:tcPr>
+            <w:tcW w:type="dxa" w:w="3010"/>
+            <w:shd w:fill="1F4E78"/>
+          </w:tcPr>
+          <w:p>
+            <w:r>
+              <w:rPr>
+                <w:b/>
+                <w:color w:val="FFFFFF"/>
+                <w:sz w:val="16"/>
+              </w:rPr>
+              <w:t>Regra de integridade e significado</w:t>
+            </w:r>
+          </w:p>
+        </w:tc>
+      </w:tr>
+      <w:tr>
+        <w:tc>
+          <w:tcPr>
+            <w:tcW w:type="dxa" w:w="3010"/>
+            <w:vAlign w:val="center"/>
+          </w:tcPr>
+          <w:p>
+            <w:r>
+              <w:rPr>
+                <w:sz w:val="16"/>
+              </w:rPr>
+              <w:t>CLIENTE</w:t>
+            </w:r>
+          </w:p>
+        </w:tc>
+        <w:tc>
+          <w:tcPr>
+            <w:tcW w:type="dxa" w:w="3010"/>
+            <w:vAlign w:val="center"/>
+          </w:tcPr>
+          <w:p>
+            <w:r>
+              <w:rPr>
+                <w:sz w:val="16"/>
+              </w:rPr>
+              <w:t>id; nome; email; telefone</w:t>
+            </w:r>
+          </w:p>
+        </w:tc>
+        <w:tc>
+          <w:tcPr>
+            <w:tcW w:type="dxa" w:w="3010"/>
+            <w:vAlign w:val="center"/>
+          </w:tcPr>
+          <w:p>
+            <w:r>
+              <w:rPr>
+                <w:sz w:val="16"/>
+              </w:rPr>
+              <w:t>id PK; email único; representa o solicitante.</w:t>
+            </w:r>
+          </w:p>
+        </w:tc>
+      </w:tr>
+      <w:tr>
+        <w:tc>
+          <w:tcPr>
+            <w:tcW w:type="dxa" w:w="3010"/>
+            <w:vAlign w:val="center"/>
+            <w:shd w:fill="F2F6FA"/>
+          </w:tcPr>
+          <w:p>
+            <w:r>
+              <w:rPr>
+                <w:sz w:val="16"/>
+              </w:rPr>
+              <w:t>PROFISSIONAL</w:t>
+            </w:r>
+          </w:p>
+        </w:tc>
+        <w:tc>
+          <w:tcPr>
+            <w:tcW w:type="dxa" w:w="3010"/>
+            <w:vAlign w:val="center"/>
+            <w:shd w:fill="F2F6FA"/>
+          </w:tcPr>
+          <w:p>
+            <w:r>
+              <w:rPr>
+                <w:sz w:val="16"/>
+              </w:rPr>
+              <w:t>id; nome; email; especialidade; validado</w:t>
+            </w:r>
+          </w:p>
+        </w:tc>
+        <w:tc>
+          <w:tcPr>
+            <w:tcW w:type="dxa" w:w="3010"/>
+            <w:vAlign w:val="center"/>
+            <w:shd w:fill="F2F6FA"/>
+          </w:tcPr>
+          <w:p>
+            <w:r>
+              <w:rPr>
+                <w:sz w:val="16"/>
+              </w:rPr>
+              <w:t>id PK; email único; somente profissional validado pode aceitar atendimento.</w:t>
+            </w:r>
+          </w:p>
+        </w:tc>
+      </w:tr>
+      <w:tr>
+        <w:tc>
+          <w:tcPr>
+            <w:tcW w:type="dxa" w:w="3010"/>
+            <w:vAlign w:val="center"/>
+          </w:tcPr>
+          <w:p>
+            <w:r>
+              <w:rPr>
+                <w:sz w:val="16"/>
+              </w:rPr>
+              <w:t>SERVICO</w:t>
+            </w:r>
+          </w:p>
+        </w:tc>
+        <w:tc>
+          <w:tcPr>
+            <w:tcW w:type="dxa" w:w="3010"/>
+            <w:vAlign w:val="center"/>
+          </w:tcPr>
+          <w:p>
+            <w:r>
+              <w:rPr>
+                <w:sz w:val="16"/>
+              </w:rPr>
+              <w:t>id; nome; descricao; preco_base</w:t>
+            </w:r>
+          </w:p>
+        </w:tc>
+        <w:tc>
+          <w:tcPr>
+            <w:tcW w:type="dxa" w:w="3010"/>
+            <w:vAlign w:val="center"/>
+          </w:tcPr>
+          <w:p>
+            <w:r>
+              <w:rPr>
+                <w:sz w:val="16"/>
+              </w:rPr>
+              <w:t>id PK; catálogo de categorias; preço-base não representa pagamento do MVP.</w:t>
+            </w:r>
+          </w:p>
+        </w:tc>
+      </w:tr>
+      <w:tr>
+        <w:tc>
+          <w:tcPr>
+            <w:tcW w:type="dxa" w:w="3010"/>
+            <w:vAlign w:val="center"/>
+            <w:shd w:fill="F2F6FA"/>
+          </w:tcPr>
+          <w:p>
+            <w:r>
+              <w:rPr>
+                <w:sz w:val="16"/>
+              </w:rPr>
+              <w:t>PEDIDO_SERVICO</w:t>
+            </w:r>
+          </w:p>
+        </w:tc>
+        <w:tc>
+          <w:tcPr>
+            <w:tcW w:type="dxa" w:w="3010"/>
+            <w:vAlign w:val="center"/>
+            <w:shd w:fill="F2F6FA"/>
+          </w:tcPr>
+          <w:p>
+            <w:r>
+              <w:rPr>
+                <w:sz w:val="16"/>
+              </w:rPr>
+              <w:t>id; cliente_id; profissional_id; servico_id; descricao; localidade; status</w:t>
+            </w:r>
+          </w:p>
+        </w:tc>
+        <w:tc>
+          <w:tcPr>
+            <w:tcW w:type="dxa" w:w="3010"/>
+            <w:vAlign w:val="center"/>
+            <w:shd w:fill="F2F6FA"/>
+          </w:tcPr>
+          <w:p>
+            <w:r>
+              <w:rPr>
+                <w:sz w:val="16"/>
+              </w:rPr>
+              <w:t>FKs para cliente/profissional/servico; profissional pode ser nulo até o aceite; status controla ABERTO, ACEITO, FINALIZADO e CANCELADO.</w:t>
+            </w:r>
+          </w:p>
+        </w:tc>
+      </w:tr>
+      <w:tr>
+        <w:tc>
+          <w:tcPr>
+            <w:tcW w:type="dxa" w:w="3010"/>
+            <w:vAlign w:val="center"/>
+          </w:tcPr>
+          <w:p>
+            <w:r>
+              <w:rPr>
+                <w:sz w:val="16"/>
+              </w:rPr>
+              <w:t>ITEM_SERVICO</w:t>
+            </w:r>
+          </w:p>
+        </w:tc>
+        <w:tc>
+          <w:tcPr>
+            <w:tcW w:type="dxa" w:w="3010"/>
+            <w:vAlign w:val="center"/>
+          </w:tcPr>
+          <w:p>
+            <w:r>
+              <w:rPr>
+                <w:sz w:val="16"/>
+              </w:rPr>
+              <w:t>id; pedido_id; servico_id; quantidade; preco_unitario</w:t>
+            </w:r>
+          </w:p>
+        </w:tc>
+        <w:tc>
+          <w:tcPr>
+            <w:tcW w:type="dxa" w:w="3010"/>
+            <w:vAlign w:val="center"/>
+          </w:tcPr>
+          <w:p>
+            <w:r>
+              <w:rPr>
+                <w:sz w:val="16"/>
+              </w:rPr>
+              <w:t>FKs para demanda e catálogo; itens representam a composição técnica existente no schema, não uma etapa de pagamento.</w:t>
+            </w:r>
+          </w:p>
+        </w:tc>
+      </w:tr>
+      <w:tr>
+        <w:tc>
+          <w:tcPr>
+            <w:tcW w:type="dxa" w:w="3010"/>
+            <w:vAlign w:val="center"/>
+            <w:shd w:fill="F2F6FA"/>
+          </w:tcPr>
+          <w:p>
+            <w:r>
+              <w:rPr>
+                <w:sz w:val="16"/>
+              </w:rPr>
+              <w:t>AVALIACAO</w:t>
+            </w:r>
+          </w:p>
+        </w:tc>
+        <w:tc>
+          <w:tcPr>
+            <w:tcW w:type="dxa" w:w="3010"/>
+            <w:vAlign w:val="center"/>
+            <w:shd w:fill="F2F6FA"/>
+          </w:tcPr>
+          <w:p>
+            <w:r>
+              <w:rPr>
+                <w:sz w:val="16"/>
+              </w:rPr>
+              <w:t>id; pedido_id; profissional_id; nota; comentario</w:t>
+            </w:r>
+          </w:p>
+        </w:tc>
+        <w:tc>
+          <w:tcPr>
+            <w:tcW w:type="dxa" w:w="3010"/>
+            <w:vAlign w:val="center"/>
+            <w:shd w:fill="F2F6FA"/>
+          </w:tcPr>
+          <w:p>
+            <w:r>
+              <w:rPr>
+                <w:sz w:val="16"/>
+              </w:rPr>
+              <w:t>pedido_id único; nota entre 1 e 5; avaliação somente após finalização.</w:t>
+            </w:r>
+          </w:p>
+        </w:tc>
+      </w:tr>
+    </w:tbl>
+    <w:p/>
+    <w:p>
+      <w:pPr>
+        <w:pStyle w:val="Heading2"/>
+      </w:pPr>
+      <w:r>
+        <w:t>13.3 Mapeamento objeto-relacional</w:t>
+      </w:r>
+    </w:p>
+    <w:tbl>
+      <w:tblPr>
+        <w:tblW w:type="auto" w:w="0"/>
+        <w:tblLook w:firstColumn="1" w:firstRow="1" w:lastColumn="0" w:lastRow="0" w:noHBand="0" w:noVBand="1" w:val="04A0"/>
+        <w:tblBorders>
+          <w:top w:val="single" w:sz="4" w:space="0" w:color="D9D9D9"/>
+          <w:left w:val="single" w:sz="4" w:space="0" w:color="D9D9D9"/>
+          <w:bottom w:val="single" w:sz="4" w:space="0" w:color="D9D9D9"/>
+          <w:right w:val="single" w:sz="4" w:space="0" w:color="D9D9D9"/>
+          <w:insideH w:val="single" w:sz="4" w:space="0" w:color="D9D9D9"/>
+          <w:insideV w:val="single" w:sz="4" w:space="0" w:color="D9D9D9"/>
+        </w:tblBorders>
+      </w:tblPr>
+      <w:tblGrid>
+        <w:gridCol w:w="3010"/>
+        <w:gridCol w:w="3010"/>
+        <w:gridCol w:w="3010"/>
+      </w:tblGrid>
+      <w:tr>
+        <w:tc>
+          <w:tcPr>
+            <w:tcW w:type="dxa" w:w="3010"/>
+            <w:shd w:fill="1F4E78"/>
+          </w:tcPr>
+          <w:p>
+            <w:r>
+              <w:rPr>
+                <w:b/>
+                <w:color w:val="FFFFFF"/>
+                <w:sz w:val="16"/>
+              </w:rPr>
+              <w:t>Classe Java</w:t>
+            </w:r>
+          </w:p>
+        </w:tc>
+        <w:tc>
+          <w:tcPr>
+            <w:tcW w:type="dxa" w:w="3010"/>
+            <w:shd w:fill="1F4E78"/>
+          </w:tcPr>
+          <w:p>
+            <w:r>
+              <w:rPr>
+                <w:b/>
+                <w:color w:val="FFFFFF"/>
+                <w:sz w:val="16"/>
+              </w:rPr>
+              <w:t>Tabela</w:t>
+            </w:r>
+          </w:p>
+        </w:tc>
+        <w:tc>
+          <w:tcPr>
+            <w:tcW w:type="dxa" w:w="3010"/>
+            <w:shd w:fill="1F4E78"/>
+          </w:tcPr>
+          <w:p>
+            <w:r>
+              <w:rPr>
+                <w:b/>
+                <w:color w:val="FFFFFF"/>
+                <w:sz w:val="16"/>
+              </w:rPr>
+              <w:t>Mapeamento / evidência</w:t>
+            </w:r>
+          </w:p>
+        </w:tc>
+      </w:tr>
+      <w:tr>
+        <w:tc>
+          <w:tcPr>
+            <w:tcW w:type="dxa" w:w="3010"/>
+            <w:vAlign w:val="center"/>
+          </w:tcPr>
+          <w:p>
+            <w:r>
+              <w:rPr>
+                <w:sz w:val="16"/>
+              </w:rPr>
+              <w:t>Cliente</w:t>
+            </w:r>
+          </w:p>
+        </w:tc>
+        <w:tc>
+          <w:tcPr>
+            <w:tcW w:type="dxa" w:w="3010"/>
+            <w:vAlign w:val="center"/>
+          </w:tcPr>
+          <w:p>
+            <w:r>
+              <w:rPr>
+                <w:sz w:val="16"/>
+              </w:rPr>
+              <w:t>cliente</w:t>
+            </w:r>
+          </w:p>
+        </w:tc>
+        <w:tc>
+          <w:tcPr>
+            <w:tcW w:type="dxa" w:w="3010"/>
+            <w:vAlign w:val="center"/>
+          </w:tcPr>
+          <w:p>
+            <w:r>
+              <w:rPr>
+                <w:sz w:val="16"/>
+              </w:rPr>
+              <w:t>Entidade de solicitante; campos básicos e relacionamento com pedidos.</w:t>
+            </w:r>
+          </w:p>
+        </w:tc>
+      </w:tr>
+      <w:tr>
+        <w:tc>
+          <w:tcPr>
+            <w:tcW w:type="dxa" w:w="3010"/>
+            <w:vAlign w:val="center"/>
+            <w:shd w:fill="F2F6FA"/>
+          </w:tcPr>
+          <w:p>
+            <w:r>
+              <w:rPr>
+                <w:sz w:val="16"/>
+              </w:rPr>
+              <w:t>Profissional</w:t>
+            </w:r>
+          </w:p>
+        </w:tc>
+        <w:tc>
+          <w:tcPr>
+            <w:tcW w:type="dxa" w:w="3010"/>
+            <w:vAlign w:val="center"/>
+            <w:shd w:fill="F2F6FA"/>
+          </w:tcPr>
+          <w:p>
+            <w:r>
+              <w:rPr>
+                <w:sz w:val="16"/>
+              </w:rPr>
+              <w:t>profissional</w:t>
+            </w:r>
+          </w:p>
+        </w:tc>
+        <w:tc>
+          <w:tcPr>
+            <w:tcW w:type="dxa" w:w="3010"/>
+            <w:vAlign w:val="center"/>
+            <w:shd w:fill="F2F6FA"/>
+          </w:tcPr>
+          <w:p>
+            <w:r>
+              <w:rPr>
+                <w:sz w:val="16"/>
+              </w:rPr>
+              <w:t>Entidade de prestador; validado controla elegibilidade.</w:t>
+            </w:r>
+          </w:p>
+        </w:tc>
+      </w:tr>
+      <w:tr>
+        <w:tc>
+          <w:tcPr>
+            <w:tcW w:type="dxa" w:w="3010"/>
+            <w:vAlign w:val="center"/>
+          </w:tcPr>
+          <w:p>
+            <w:r>
+              <w:rPr>
+                <w:sz w:val="16"/>
+              </w:rPr>
+              <w:t>Servico</w:t>
+            </w:r>
+          </w:p>
+        </w:tc>
+        <w:tc>
+          <w:tcPr>
+            <w:tcW w:type="dxa" w:w="3010"/>
+            <w:vAlign w:val="center"/>
+          </w:tcPr>
+          <w:p>
+            <w:r>
+              <w:rPr>
+                <w:sz w:val="16"/>
+              </w:rPr>
+              <w:t>servico</w:t>
+            </w:r>
+          </w:p>
+        </w:tc>
+        <w:tc>
+          <w:tcPr>
+            <w:tcW w:type="dxa" w:w="3010"/>
+            <w:vAlign w:val="center"/>
+          </w:tcPr>
+          <w:p>
+            <w:r>
+              <w:rPr>
+                <w:sz w:val="16"/>
+              </w:rPr>
+              <w:t>Catálogo de serviços/categorias.</w:t>
+            </w:r>
+          </w:p>
+        </w:tc>
+      </w:tr>
+      <w:tr>
+        <w:tc>
+          <w:tcPr>
+            <w:tcW w:type="dxa" w:w="3010"/>
+            <w:vAlign w:val="center"/>
+            <w:shd w:fill="F2F6FA"/>
+          </w:tcPr>
+          <w:p>
+            <w:r>
+              <w:rPr>
+                <w:sz w:val="16"/>
+              </w:rPr>
+              <w:t>PedidoServico</w:t>
+            </w:r>
+          </w:p>
+        </w:tc>
+        <w:tc>
+          <w:tcPr>
+            <w:tcW w:type="dxa" w:w="3010"/>
+            <w:vAlign w:val="center"/>
+            <w:shd w:fill="F2F6FA"/>
+          </w:tcPr>
+          <w:p>
+            <w:r>
+              <w:rPr>
+                <w:sz w:val="16"/>
+              </w:rPr>
+              <w:t>pedido_servico</w:t>
+            </w:r>
+          </w:p>
+        </w:tc>
+        <w:tc>
+          <w:tcPr>
+            <w:tcW w:type="dxa" w:w="3010"/>
+            <w:vAlign w:val="center"/>
+            <w:shd w:fill="F2F6FA"/>
+          </w:tcPr>
+          <w:p>
+            <w:r>
+              <w:rPr>
+                <w:sz w:val="16"/>
+              </w:rPr>
+              <w:t>Demanda e seu estado de atendimento; relações com Cliente, Profissional e itens.</w:t>
+            </w:r>
+          </w:p>
+        </w:tc>
+      </w:tr>
+      <w:tr>
+        <w:tc>
+          <w:tcPr>
+            <w:tcW w:type="dxa" w:w="3010"/>
+            <w:vAlign w:val="center"/>
+          </w:tcPr>
+          <w:p>
+            <w:r>
+              <w:rPr>
+                <w:sz w:val="16"/>
+              </w:rPr>
+              <w:t>ItemServico</w:t>
+            </w:r>
+          </w:p>
+        </w:tc>
+        <w:tc>
+          <w:tcPr>
+            <w:tcW w:type="dxa" w:w="3010"/>
+            <w:vAlign w:val="center"/>
+          </w:tcPr>
+          <w:p>
+            <w:r>
+              <w:rPr>
+                <w:sz w:val="16"/>
+              </w:rPr>
+              <w:t>item_servico</w:t>
+            </w:r>
+          </w:p>
+        </w:tc>
+        <w:tc>
+          <w:tcPr>
+            <w:tcW w:type="dxa" w:w="3010"/>
+            <w:vAlign w:val="center"/>
+          </w:tcPr>
+          <w:p>
+            <w:r>
+              <w:rPr>
+                <w:sz w:val="16"/>
+              </w:rPr>
+              <w:t>Itens vinculados à demanda e ao serviço.</w:t>
+            </w:r>
+          </w:p>
+        </w:tc>
+      </w:tr>
+      <w:tr>
+        <w:tc>
+          <w:tcPr>
+            <w:tcW w:type="dxa" w:w="3010"/>
+            <w:vAlign w:val="center"/>
+            <w:shd w:fill="F2F6FA"/>
+          </w:tcPr>
+          <w:p>
+            <w:r>
+              <w:rPr>
+                <w:sz w:val="16"/>
+              </w:rPr>
+              <w:t>Avaliacao</w:t>
+            </w:r>
+          </w:p>
+        </w:tc>
+        <w:tc>
+          <w:tcPr>
+            <w:tcW w:type="dxa" w:w="3010"/>
+            <w:vAlign w:val="center"/>
+            <w:shd w:fill="F2F6FA"/>
+          </w:tcPr>
+          <w:p>
+            <w:r>
+              <w:rPr>
+                <w:sz w:val="16"/>
+              </w:rPr>
+              <w:t>avaliacao</w:t>
+            </w:r>
+          </w:p>
+        </w:tc>
+        <w:tc>
+          <w:tcPr>
+            <w:tcW w:type="dxa" w:w="3010"/>
+            <w:vAlign w:val="center"/>
+            <w:shd w:fill="F2F6FA"/>
+          </w:tcPr>
+          <w:p>
+            <w:r>
+              <w:rPr>
+                <w:sz w:val="16"/>
+              </w:rPr>
+              <w:t>Avaliação vinculada a pedido e profissional, com restrição de nota.</w:t>
+            </w:r>
+          </w:p>
+        </w:tc>
+      </w:tr>
+      <w:tr>
+        <w:tc>
+          <w:tcPr>
+            <w:tcW w:type="dxa" w:w="3010"/>
+            <w:vAlign w:val="center"/>
+          </w:tcPr>
+          <w:p>
+            <w:r>
+              <w:rPr>
+                <w:sz w:val="16"/>
+              </w:rPr>
+              <w:t>StatusPedido</w:t>
+            </w:r>
+          </w:p>
+        </w:tc>
+        <w:tc>
+          <w:tcPr>
+            <w:tcW w:type="dxa" w:w="3010"/>
+            <w:vAlign w:val="center"/>
+          </w:tcPr>
+          <w:p>
+            <w:r>
+              <w:rPr>
+                <w:sz w:val="16"/>
+              </w:rPr>
+              <w:t>pedido_servico.status</w:t>
+            </w:r>
+          </w:p>
+        </w:tc>
+        <w:tc>
+          <w:tcPr>
+            <w:tcW w:type="dxa" w:w="3010"/>
+            <w:vAlign w:val="center"/>
+          </w:tcPr>
+          <w:p>
+            <w:r>
+              <w:rPr>
+                <w:sz w:val="16"/>
+              </w:rPr>
+              <w:t>Enum persistido como valor textual do estado da demanda.</w:t>
+            </w:r>
+          </w:p>
+        </w:tc>
+      </w:tr>
+    </w:tbl>
+    <w:p/>
+    <w:p>
+      <w:r>
+        <w:t>Integridade adicional: foreign keys impedem referências órfãs; a restrição de unicidade evita mais de uma avaliação por demanda; CHECK nota BETWEEN 1 AND 5 impede notas inválidas. Não há tabela ou relacionamento de pagamento.</w:t>
+      </w:r>
+    </w:p>
+    <w:p>
+      <w:pPr>
+        <w:pStyle w:val="Heading1"/>
+      </w:pPr>
+      <w:r>
+        <w:t>14. Tecnologias e organização do código</w:t>
+      </w:r>
+    </w:p>
+    <w:tbl>
+      <w:tblPr>
+        <w:tblW w:type="auto" w:w="0"/>
+        <w:tblLook w:firstColumn="1" w:firstRow="1" w:lastColumn="0" w:lastRow="0" w:noHBand="0" w:noVBand="1" w:val="04A0"/>
+        <w:tblBorders>
+          <w:top w:val="single" w:sz="4" w:space="0" w:color="D9D9D9"/>
+          <w:left w:val="single" w:sz="4" w:space="0" w:color="D9D9D9"/>
+          <w:bottom w:val="single" w:sz="4" w:space="0" w:color="D9D9D9"/>
+          <w:right w:val="single" w:sz="4" w:space="0" w:color="D9D9D9"/>
+          <w:insideH w:val="single" w:sz="4" w:space="0" w:color="D9D9D9"/>
+          <w:insideV w:val="single" w:sz="4" w:space="0" w:color="D9D9D9"/>
+        </w:tblBorders>
+      </w:tblPr>
+      <w:tblGrid>
+        <w:gridCol w:w="3010"/>
+        <w:gridCol w:w="3010"/>
+        <w:gridCol w:w="3010"/>
+      </w:tblGrid>
+      <w:tr>
+        <w:tc>
+          <w:tcPr>
+            <w:tcW w:type="dxa" w:w="3010"/>
+            <w:shd w:fill="1F4E78"/>
+          </w:tcPr>
+          <w:p>
+            <w:r>
+              <w:rPr>
+                <w:b/>
+                <w:color w:val="FFFFFF"/>
+                <w:sz w:val="16"/>
+              </w:rPr>
+              <w:t>Tecnologia</w:t>
+            </w:r>
+          </w:p>
+        </w:tc>
+        <w:tc>
+          <w:tcPr>
+            <w:tcW w:type="dxa" w:w="3010"/>
+            <w:shd w:fill="1F4E78"/>
+          </w:tcPr>
+          <w:p>
+            <w:r>
+              <w:rPr>
+                <w:b/>
+                <w:color w:val="FFFFFF"/>
+                <w:sz w:val="16"/>
+              </w:rPr>
+              <w:t>Versão verificada</w:t>
+            </w:r>
+          </w:p>
+        </w:tc>
+        <w:tc>
+          <w:tcPr>
+            <w:tcW w:type="dxa" w:w="3010"/>
+            <w:shd w:fill="1F4E78"/>
+          </w:tcPr>
+          <w:p>
+            <w:r>
+              <w:rPr>
+                <w:b/>
+                <w:color w:val="FFFFFF"/>
+                <w:sz w:val="16"/>
+              </w:rPr>
+              <w:t>Finalidade</w:t>
+            </w:r>
+          </w:p>
+        </w:tc>
+      </w:tr>
+      <w:tr>
+        <w:tc>
+          <w:tcPr>
+            <w:tcW w:type="dxa" w:w="3010"/>
+            <w:vAlign w:val="center"/>
+          </w:tcPr>
+          <w:p>
+            <w:r>
+              <w:rPr>
+                <w:sz w:val="16"/>
+              </w:rPr>
+              <w:t>Java</w:t>
+            </w:r>
+          </w:p>
+        </w:tc>
+        <w:tc>
+          <w:tcPr>
+            <w:tcW w:type="dxa" w:w="3010"/>
+            <w:vAlign w:val="center"/>
+          </w:tcPr>
+          <w:p>
+            <w:r>
+              <w:rPr>
+                <w:sz w:val="16"/>
+              </w:rPr>
+              <w:t>21</w:t>
+            </w:r>
+          </w:p>
+        </w:tc>
+        <w:tc>
+          <w:tcPr>
+            <w:tcW w:type="dxa" w:w="3010"/>
+            <w:vAlign w:val="center"/>
+          </w:tcPr>
+          <w:p>
+            <w:r>
+              <w:rPr>
+                <w:sz w:val="16"/>
+              </w:rPr>
+              <w:t>Linguagem e runtime configurados no pom.xml.</w:t>
+            </w:r>
+          </w:p>
+        </w:tc>
+      </w:tr>
+      <w:tr>
+        <w:tc>
+          <w:tcPr>
+            <w:tcW w:type="dxa" w:w="3010"/>
+            <w:vAlign w:val="center"/>
+            <w:shd w:fill="F2F6FA"/>
+          </w:tcPr>
+          <w:p>
+            <w:r>
+              <w:rPr>
+                <w:sz w:val="16"/>
+              </w:rPr>
+              <w:t>Spring Boot</w:t>
+            </w:r>
+          </w:p>
+        </w:tc>
+        <w:tc>
+          <w:tcPr>
+            <w:tcW w:type="dxa" w:w="3010"/>
+            <w:vAlign w:val="center"/>
+            <w:shd w:fill="F2F6FA"/>
+          </w:tcPr>
+          <w:p>
+            <w:r>
+              <w:rPr>
+                <w:sz w:val="16"/>
+              </w:rPr>
+              <w:t>3.5.5</w:t>
+            </w:r>
+          </w:p>
+        </w:tc>
+        <w:tc>
+          <w:tcPr>
+            <w:tcW w:type="dxa" w:w="3010"/>
+            <w:vAlign w:val="center"/>
+            <w:shd w:fill="F2F6FA"/>
+          </w:tcPr>
+          <w:p>
+            <w:r>
+              <w:rPr>
+                <w:sz w:val="16"/>
+              </w:rPr>
+              <w:t>Framework da aplicação web.</w:t>
+            </w:r>
+          </w:p>
+        </w:tc>
+      </w:tr>
+      <w:tr>
+        <w:tc>
+          <w:tcPr>
+            <w:tcW w:type="dxa" w:w="3010"/>
+            <w:vAlign w:val="center"/>
+          </w:tcPr>
+          <w:p>
+            <w:r>
+              <w:rPr>
+                <w:sz w:val="16"/>
+              </w:rPr>
+              <w:t>Spring MVC / Web</w:t>
+            </w:r>
+          </w:p>
+        </w:tc>
+        <w:tc>
+          <w:tcPr>
+            <w:tcW w:type="dxa" w:w="3010"/>
+            <w:vAlign w:val="center"/>
+          </w:tcPr>
+          <w:p>
+            <w:r>
+              <w:rPr>
+                <w:sz w:val="16"/>
+              </w:rPr>
+              <w:t>3.5.5 (gerenciada pelo Boot)</w:t>
+            </w:r>
+          </w:p>
+        </w:tc>
+        <w:tc>
+          <w:tcPr>
+            <w:tcW w:type="dxa" w:w="3010"/>
+            <w:vAlign w:val="center"/>
+          </w:tcPr>
+          <w:p>
+            <w:r>
+              <w:rPr>
+                <w:sz w:val="16"/>
+              </w:rPr>
+              <w:t>Controllers e requisições HTTP.</w:t>
+            </w:r>
+          </w:p>
+        </w:tc>
+      </w:tr>
+      <w:tr>
+        <w:tc>
+          <w:tcPr>
+            <w:tcW w:type="dxa" w:w="3010"/>
+            <w:vAlign w:val="center"/>
+            <w:shd w:fill="F2F6FA"/>
+          </w:tcPr>
+          <w:p>
+            <w:r>
+              <w:rPr>
+                <w:sz w:val="16"/>
+              </w:rPr>
+              <w:t>Thymeleaf</w:t>
+            </w:r>
+          </w:p>
+        </w:tc>
+        <w:tc>
+          <w:tcPr>
+            <w:tcW w:type="dxa" w:w="3010"/>
+            <w:vAlign w:val="center"/>
+            <w:shd w:fill="F2F6FA"/>
+          </w:tcPr>
+          <w:p>
+            <w:r>
+              <w:rPr>
+                <w:sz w:val="16"/>
+              </w:rPr>
+              <w:t>gerenciada pelo Spring Boot</w:t>
+            </w:r>
+          </w:p>
+        </w:tc>
+        <w:tc>
+          <w:tcPr>
+            <w:tcW w:type="dxa" w:w="3010"/>
+            <w:vAlign w:val="center"/>
+            <w:shd w:fill="F2F6FA"/>
+          </w:tcPr>
+          <w:p>
+            <w:r>
+              <w:rPr>
+                <w:sz w:val="16"/>
+              </w:rPr>
+              <w:t>Renderização server-side.</w:t>
+            </w:r>
+          </w:p>
+        </w:tc>
+      </w:tr>
+      <w:tr>
+        <w:tc>
+          <w:tcPr>
+            <w:tcW w:type="dxa" w:w="3010"/>
+            <w:vAlign w:val="center"/>
+          </w:tcPr>
+          <w:p>
+            <w:r>
+              <w:rPr>
+                <w:sz w:val="16"/>
+              </w:rPr>
+              <w:t>Bootstrap</w:t>
+            </w:r>
+          </w:p>
+        </w:tc>
+        <w:tc>
+          <w:tcPr>
+            <w:tcW w:type="dxa" w:w="3010"/>
+            <w:vAlign w:val="center"/>
+          </w:tcPr>
+          <w:p>
+            <w:r>
+              <w:rPr>
+                <w:sz w:val="16"/>
+              </w:rPr>
+              <w:t>5.3.3</w:t>
+            </w:r>
+          </w:p>
+        </w:tc>
+        <w:tc>
+          <w:tcPr>
+            <w:tcW w:type="dxa" w:w="3010"/>
+            <w:vAlign w:val="center"/>
+          </w:tcPr>
+          <w:p>
+            <w:r>
+              <w:rPr>
+                <w:sz w:val="16"/>
+              </w:rPr>
+              <w:t>Estilos responsivos nos templates.</w:t>
+            </w:r>
+          </w:p>
+        </w:tc>
+      </w:tr>
+      <w:tr>
+        <w:tc>
+          <w:tcPr>
+            <w:tcW w:type="dxa" w:w="3010"/>
+            <w:vAlign w:val="center"/>
+            <w:shd w:fill="F2F6FA"/>
+          </w:tcPr>
+          <w:p>
+            <w:r>
+              <w:rPr>
+                <w:sz w:val="16"/>
+              </w:rPr>
+              <w:t>Spring Data JPA / Hibernate</w:t>
+            </w:r>
+          </w:p>
+        </w:tc>
+        <w:tc>
+          <w:tcPr>
+            <w:tcW w:type="dxa" w:w="3010"/>
+            <w:vAlign w:val="center"/>
+            <w:shd w:fill="F2F6FA"/>
+          </w:tcPr>
+          <w:p>
+            <w:r>
+              <w:rPr>
+                <w:sz w:val="16"/>
+              </w:rPr>
+              <w:t>gerenciada pelo Spring Boot</w:t>
+            </w:r>
+          </w:p>
+        </w:tc>
+        <w:tc>
+          <w:tcPr>
+            <w:tcW w:type="dxa" w:w="3010"/>
+            <w:vAlign w:val="center"/>
+            <w:shd w:fill="F2F6FA"/>
+          </w:tcPr>
+          <w:p>
+            <w:r>
+              <w:rPr>
+                <w:sz w:val="16"/>
+              </w:rPr>
+              <w:t>Mapeamento e persistência.</w:t>
+            </w:r>
+          </w:p>
+        </w:tc>
+      </w:tr>
+      <w:tr>
+        <w:tc>
+          <w:tcPr>
+            <w:tcW w:type="dxa" w:w="3010"/>
+            <w:vAlign w:val="center"/>
+          </w:tcPr>
+          <w:p>
+            <w:r>
+              <w:rPr>
+                <w:sz w:val="16"/>
+              </w:rPr>
+              <w:t>MySQL</w:t>
+            </w:r>
+          </w:p>
+        </w:tc>
+        <w:tc>
+          <w:tcPr>
+            <w:tcW w:type="dxa" w:w="3010"/>
+            <w:vAlign w:val="center"/>
+          </w:tcPr>
+          <w:p>
+            <w:r>
+              <w:rPr>
+                <w:sz w:val="16"/>
+              </w:rPr>
+              <w:t>8.4</w:t>
+            </w:r>
+          </w:p>
+        </w:tc>
+        <w:tc>
+          <w:tcPr>
+            <w:tcW w:type="dxa" w:w="3010"/>
+            <w:vAlign w:val="center"/>
+          </w:tcPr>
+          <w:p>
+            <w:r>
+              <w:rPr>
+                <w:sz w:val="16"/>
+              </w:rPr>
+              <w:t>Banco relacional no docker-compose.yml.</w:t>
+            </w:r>
+          </w:p>
+        </w:tc>
+      </w:tr>
+      <w:tr>
+        <w:tc>
+          <w:tcPr>
+            <w:tcW w:type="dxa" w:w="3010"/>
+            <w:vAlign w:val="center"/>
+            <w:shd w:fill="F2F6FA"/>
+          </w:tcPr>
+          <w:p>
+            <w:r>
+              <w:rPr>
+                <w:sz w:val="16"/>
+              </w:rPr>
+              <w:t>Maven</w:t>
+            </w:r>
+          </w:p>
+        </w:tc>
+        <w:tc>
+          <w:tcPr>
+            <w:tcW w:type="dxa" w:w="3010"/>
+            <w:vAlign w:val="center"/>
+            <w:shd w:fill="F2F6FA"/>
+          </w:tcPr>
+          <w:p>
+            <w:r>
+              <w:rPr>
+                <w:sz w:val="16"/>
+              </w:rPr>
+              <w:t>wrapper/configuração do projeto</w:t>
+            </w:r>
+          </w:p>
+        </w:tc>
+        <w:tc>
+          <w:tcPr>
+            <w:tcW w:type="dxa" w:w="3010"/>
+            <w:vAlign w:val="center"/>
+            <w:shd w:fill="F2F6FA"/>
+          </w:tcPr>
+          <w:p>
+            <w:r>
+              <w:rPr>
+                <w:sz w:val="16"/>
+              </w:rPr>
+              <w:t>Build e gerenciamento de dependências.</w:t>
+            </w:r>
+          </w:p>
+        </w:tc>
+      </w:tr>
+      <w:tr>
+        <w:tc>
+          <w:tcPr>
+            <w:tcW w:type="dxa" w:w="3010"/>
+            <w:vAlign w:val="center"/>
+          </w:tcPr>
+          <w:p>
+            <w:r>
+              <w:rPr>
+                <w:sz w:val="16"/>
+              </w:rPr>
+              <w:t>Docker Compose</w:t>
+            </w:r>
+          </w:p>
+        </w:tc>
+        <w:tc>
+          <w:tcPr>
+            <w:tcW w:type="dxa" w:w="3010"/>
+            <w:vAlign w:val="center"/>
+          </w:tcPr>
+          <w:p>
+            <w:r>
+              <w:rPr>
+                <w:sz w:val="16"/>
+              </w:rPr>
+              <w:t>arquivo presente no repositório</w:t>
+            </w:r>
+          </w:p>
+        </w:tc>
+        <w:tc>
+          <w:tcPr>
+            <w:tcW w:type="dxa" w:w="3010"/>
+            <w:vAlign w:val="center"/>
+          </w:tcPr>
+          <w:p>
+            <w:r>
+              <w:rPr>
+                <w:sz w:val="16"/>
+              </w:rPr>
+              <w:t>Provisionamento local do MySQL.</w:t>
+            </w:r>
+          </w:p>
+        </w:tc>
+      </w:tr>
+    </w:tbl>
+    <w:p/>
+    <w:p>
+      <w:pPr>
+        <w:pStyle w:val="Heading2"/>
+      </w:pPr>
+      <w:r>
+        <w:t>14.1 Repositório e organização</w:t>
+      </w:r>
+    </w:p>
+    <w:tbl>
+      <w:tblPr>
+        <w:tblW w:type="auto" w:w="0"/>
+        <w:tblLook w:firstColumn="1" w:firstRow="1" w:lastColumn="0" w:lastRow="0" w:noHBand="0" w:noVBand="1" w:val="04A0"/>
+        <w:tblBorders>
+          <w:top w:val="single" w:sz="4" w:space="0" w:color="D9D9D9"/>
+          <w:left w:val="single" w:sz="4" w:space="0" w:color="D9D9D9"/>
+          <w:bottom w:val="single" w:sz="4" w:space="0" w:color="D9D9D9"/>
+          <w:right w:val="single" w:sz="4" w:space="0" w:color="D9D9D9"/>
+          <w:insideH w:val="single" w:sz="4" w:space="0" w:color="D9D9D9"/>
+          <w:insideV w:val="single" w:sz="4" w:space="0" w:color="D9D9D9"/>
+        </w:tblBorders>
+      </w:tblPr>
+      <w:tblGrid>
+        <w:gridCol w:w="3010"/>
+        <w:gridCol w:w="3010"/>
+        <w:gridCol w:w="3010"/>
+      </w:tblGrid>
+      <w:tr>
+        <w:tc>
+          <w:tcPr>
+            <w:tcW w:type="dxa" w:w="3010"/>
+            <w:shd w:fill="1F4E78"/>
+          </w:tcPr>
+          <w:p>
+            <w:r>
+              <w:rPr>
+                <w:b/>
+                <w:color w:val="FFFFFF"/>
+                <w:sz w:val="16"/>
+              </w:rPr>
+              <w:t>Item</w:t>
+            </w:r>
+          </w:p>
+        </w:tc>
+        <w:tc>
+          <w:tcPr>
+            <w:tcW w:type="dxa" w:w="3010"/>
+            <w:shd w:fill="1F4E78"/>
+          </w:tcPr>
+          <w:p>
+            <w:r>
+              <w:rPr>
+                <w:b/>
+                <w:color w:val="FFFFFF"/>
+                <w:sz w:val="16"/>
+              </w:rPr>
+              <w:t>Local / endereço</w:t>
+            </w:r>
+          </w:p>
+        </w:tc>
+        <w:tc>
+          <w:tcPr>
+            <w:tcW w:type="dxa" w:w="3010"/>
+            <w:shd w:fill="1F4E78"/>
+          </w:tcPr>
+          <w:p>
+            <w:r>
+              <w:rPr>
+                <w:b/>
+                <w:color w:val="FFFFFF"/>
+                <w:sz w:val="16"/>
+              </w:rPr>
+              <w:t>Observação</w:t>
+            </w:r>
+          </w:p>
+        </w:tc>
+      </w:tr>
+      <w:tr>
+        <w:tc>
+          <w:tcPr>
+            <w:tcW w:type="dxa" w:w="3010"/>
+            <w:vAlign w:val="center"/>
+          </w:tcPr>
+          <w:p>
+            <w:r>
+              <w:rPr>
+                <w:sz w:val="16"/>
+              </w:rPr>
+              <w:t>Repositório GitHub</w:t>
+            </w:r>
+          </w:p>
+        </w:tc>
+        <w:tc>
+          <w:tcPr>
+            <w:tcW w:type="dxa" w:w="3010"/>
+            <w:vAlign w:val="center"/>
+          </w:tcPr>
+          <w:p>
+            <w:r>
+              <w:rPr>
+                <w:sz w:val="16"/>
+              </w:rPr>
+              <w:t>https://github.com/GPSMiranda/CONSTRUMOB-SISTEMA-DE-UBERIZA-O-PARA-SERVI-OS-DE-CONSTRU-O-CIVIL</w:t>
+            </w:r>
+          </w:p>
+        </w:tc>
+        <w:tc>
+          <w:tcPr>
+            <w:tcW w:type="dxa" w:w="3010"/>
+            <w:vAlign w:val="center"/>
+          </w:tcPr>
+          <w:p>
+            <w:r>
+              <w:rPr>
+                <w:sz w:val="16"/>
+              </w:rPr>
+              <w:t>Branch de trabalho codex/prototipos; alterações desta revisão são publicadas nela.</w:t>
+            </w:r>
+          </w:p>
+        </w:tc>
+      </w:tr>
+      <w:tr>
+        <w:tc>
+          <w:tcPr>
+            <w:tcW w:type="dxa" w:w="3010"/>
+            <w:vAlign w:val="center"/>
+            <w:shd w:fill="F2F6FA"/>
+          </w:tcPr>
+          <w:p>
+            <w:r>
+              <w:rPr>
+                <w:sz w:val="16"/>
+              </w:rPr>
+              <w:t>Código Java</w:t>
+            </w:r>
+          </w:p>
+        </w:tc>
+        <w:tc>
+          <w:tcPr>
+            <w:tcW w:type="dxa" w:w="3010"/>
+            <w:vAlign w:val="center"/>
+            <w:shd w:fill="F2F6FA"/>
+          </w:tcPr>
+          <w:p>
+            <w:r>
+              <w:rPr>
+                <w:sz w:val="16"/>
+              </w:rPr>
+              <w:t>src/main/java/com/construmob</w:t>
+            </w:r>
+          </w:p>
+        </w:tc>
+        <w:tc>
+          <w:tcPr>
+            <w:tcW w:type="dxa" w:w="3010"/>
+            <w:vAlign w:val="center"/>
+            <w:shd w:fill="F2F6FA"/>
+          </w:tcPr>
+          <w:p>
+            <w:r>
+              <w:rPr>
+                <w:sz w:val="16"/>
+              </w:rPr>
+              <w:t>Domínio, controllers, services e repositories.</w:t>
+            </w:r>
+          </w:p>
+        </w:tc>
+      </w:tr>
+      <w:tr>
+        <w:tc>
+          <w:tcPr>
+            <w:tcW w:type="dxa" w:w="3010"/>
+            <w:vAlign w:val="center"/>
+          </w:tcPr>
+          <w:p>
+            <w:r>
+              <w:rPr>
+                <w:sz w:val="16"/>
+              </w:rPr>
+              <w:t>Recursos web</w:t>
+            </w:r>
+          </w:p>
+        </w:tc>
+        <w:tc>
+          <w:tcPr>
+            <w:tcW w:type="dxa" w:w="3010"/>
+            <w:vAlign w:val="center"/>
+          </w:tcPr>
+          <w:p>
+            <w:r>
+              <w:rPr>
+                <w:sz w:val="16"/>
+              </w:rPr>
+              <w:t>src/main/resources/templates e static</w:t>
+            </w:r>
+          </w:p>
+        </w:tc>
+        <w:tc>
+          <w:tcPr>
+            <w:tcW w:type="dxa" w:w="3010"/>
+            <w:vAlign w:val="center"/>
+          </w:tcPr>
+          <w:p>
+            <w:r>
+              <w:rPr>
+                <w:sz w:val="16"/>
+              </w:rPr>
+              <w:t>Páginas Thymeleaf, CSS e recursos estáticos.</w:t>
+            </w:r>
+          </w:p>
+        </w:tc>
+      </w:tr>
+      <w:tr>
+        <w:tc>
+          <w:tcPr>
+            <w:tcW w:type="dxa" w:w="3010"/>
+            <w:vAlign w:val="center"/>
+            <w:shd w:fill="F2F6FA"/>
+          </w:tcPr>
+          <w:p>
+            <w:r>
+              <w:rPr>
+                <w:sz w:val="16"/>
+              </w:rPr>
+              <w:t>Persistência</w:t>
+            </w:r>
+          </w:p>
+        </w:tc>
+        <w:tc>
+          <w:tcPr>
+            <w:tcW w:type="dxa" w:w="3010"/>
+            <w:vAlign w:val="center"/>
+            <w:shd w:fill="F2F6FA"/>
+          </w:tcPr>
+          <w:p>
+            <w:r>
+              <w:rPr>
+                <w:sz w:val="16"/>
+              </w:rPr>
+              <w:t>database/schema.sql e application.properties</w:t>
+            </w:r>
+          </w:p>
+        </w:tc>
+        <w:tc>
+          <w:tcPr>
+            <w:tcW w:type="dxa" w:w="3010"/>
+            <w:vAlign w:val="center"/>
+            <w:shd w:fill="F2F6FA"/>
+          </w:tcPr>
+          <w:p>
+            <w:r>
+              <w:rPr>
+                <w:sz w:val="16"/>
+              </w:rPr>
+              <w:t>DDL e conexão/configuração MySQL.</w:t>
+            </w:r>
+          </w:p>
+        </w:tc>
+      </w:tr>
+      <w:tr>
+        <w:tc>
+          <w:tcPr>
+            <w:tcW w:type="dxa" w:w="3010"/>
+            <w:vAlign w:val="center"/>
+          </w:tcPr>
+          <w:p>
+            <w:r>
+              <w:rPr>
+                <w:sz w:val="16"/>
+              </w:rPr>
+              <w:t>Ambiente</w:t>
+            </w:r>
+          </w:p>
+        </w:tc>
+        <w:tc>
+          <w:tcPr>
+            <w:tcW w:type="dxa" w:w="3010"/>
+            <w:vAlign w:val="center"/>
+          </w:tcPr>
+          <w:p>
+            <w:r>
+              <w:rPr>
+                <w:sz w:val="16"/>
+              </w:rPr>
+              <w:t>docker-compose.yml</w:t>
+            </w:r>
+          </w:p>
+        </w:tc>
+        <w:tc>
+          <w:tcPr>
+            <w:tcW w:type="dxa" w:w="3010"/>
+            <w:vAlign w:val="center"/>
+          </w:tcPr>
+          <w:p>
+            <w:r>
+              <w:rPr>
+                <w:sz w:val="16"/>
+              </w:rPr>
+              <w:t>Serviço local MySQL 8.4.</w:t>
+            </w:r>
+          </w:p>
+        </w:tc>
+      </w:tr>
+      <w:tr>
+        <w:tc>
+          <w:tcPr>
+            <w:tcW w:type="dxa" w:w="3010"/>
+            <w:vAlign w:val="center"/>
+            <w:shd w:fill="F2F6FA"/>
+          </w:tcPr>
+          <w:p>
+            <w:r>
+              <w:rPr>
+                <w:sz w:val="16"/>
+              </w:rPr>
+              <w:t>Documentação</w:t>
+            </w:r>
+          </w:p>
+        </w:tc>
+        <w:tc>
+          <w:tcPr>
+            <w:tcW w:type="dxa" w:w="3010"/>
+            <w:vAlign w:val="center"/>
+            <w:shd w:fill="F2F6FA"/>
+          </w:tcPr>
+          <w:p>
+            <w:r>
+              <w:rPr>
+                <w:sz w:val="16"/>
+              </w:rPr>
+              <w:t>docs e docs/uml</w:t>
+            </w:r>
+          </w:p>
+        </w:tc>
+        <w:tc>
+          <w:tcPr>
+            <w:tcW w:type="dxa" w:w="3010"/>
+            <w:vAlign w:val="center"/>
+            <w:shd w:fill="F2F6FA"/>
+          </w:tcPr>
+          <w:p>
+            <w:r>
+              <w:rPr>
+                <w:sz w:val="16"/>
+              </w:rPr>
+              <w:t>Documento revisado e códigos PlantUML testáveis.</w:t>
+            </w:r>
+          </w:p>
+        </w:tc>
+      </w:tr>
+    </w:tbl>
+    <w:p/>
+    <w:p>
+      <w:pPr>
+        <w:pStyle w:val="Heading2"/>
+      </w:pPr>
+      <w:r>
+        <w:t>14.2 Convenções de desenvolvimento</w:t>
+      </w:r>
+    </w:p>
+    <w:tbl>
+      <w:tblPr>
+        <w:tblW w:type="auto" w:w="0"/>
+        <w:tblLook w:firstColumn="1" w:firstRow="1" w:lastColumn="0" w:lastRow="0" w:noHBand="0" w:noVBand="1" w:val="04A0"/>
+        <w:tblBorders>
+          <w:top w:val="single" w:sz="4" w:space="0" w:color="D9D9D9"/>
+          <w:left w:val="single" w:sz="4" w:space="0" w:color="D9D9D9"/>
+          <w:bottom w:val="single" w:sz="4" w:space="0" w:color="D9D9D9"/>
+          <w:right w:val="single" w:sz="4" w:space="0" w:color="D9D9D9"/>
+          <w:insideH w:val="single" w:sz="4" w:space="0" w:color="D9D9D9"/>
+          <w:insideV w:val="single" w:sz="4" w:space="0" w:color="D9D9D9"/>
+        </w:tblBorders>
+      </w:tblPr>
+      <w:tblGrid>
+        <w:gridCol w:w="4514"/>
+        <w:gridCol w:w="4514"/>
+      </w:tblGrid>
+      <w:tr>
+        <w:tc>
+          <w:tcPr>
+            <w:tcW w:type="dxa" w:w="4514"/>
+            <w:shd w:fill="1F4E78"/>
+          </w:tcPr>
+          <w:p>
+            <w:r>
+              <w:rPr>
+                <w:b/>
+                <w:color w:val="FFFFFF"/>
+                <w:sz w:val="16"/>
+              </w:rPr>
+              <w:t>Convenção</w:t>
+            </w:r>
+          </w:p>
+        </w:tc>
+        <w:tc>
+          <w:tcPr>
+            <w:tcW w:type="dxa" w:w="4514"/>
+            <w:shd w:fill="1F4E78"/>
+          </w:tcPr>
+          <w:p>
+            <w:r>
+              <w:rPr>
+                <w:b/>
+                <w:color w:val="FFFFFF"/>
+                <w:sz w:val="16"/>
+              </w:rPr>
+              <w:t>Regra aplicada</w:t>
+            </w:r>
+          </w:p>
+        </w:tc>
+      </w:tr>
+      <w:tr>
+        <w:tc>
+          <w:tcPr>
+            <w:tcW w:type="dxa" w:w="4514"/>
+            <w:vAlign w:val="center"/>
+          </w:tcPr>
+          <w:p>
+            <w:r>
+              <w:rPr>
+                <w:sz w:val="16"/>
+              </w:rPr>
+              <w:t>Nomenclatura</w:t>
+            </w:r>
+          </w:p>
+        </w:tc>
+        <w:tc>
+          <w:tcPr>
+            <w:tcW w:type="dxa" w:w="4514"/>
+            <w:vAlign w:val="center"/>
+          </w:tcPr>
+          <w:p>
+            <w:r>
+              <w:rPr>
+                <w:sz w:val="16"/>
+              </w:rPr>
+              <w:t>Classes Java em PascalCase; métodos e atributos em camelCase; enums em maiúsculas.</w:t>
+            </w:r>
+          </w:p>
+        </w:tc>
+      </w:tr>
+      <w:tr>
+        <w:tc>
+          <w:tcPr>
+            <w:tcW w:type="dxa" w:w="4514"/>
+            <w:vAlign w:val="center"/>
+            <w:shd w:fill="F2F6FA"/>
+          </w:tcPr>
+          <w:p>
+            <w:r>
+              <w:rPr>
+                <w:sz w:val="16"/>
+              </w:rPr>
+              <w:t>Pacotes</w:t>
+            </w:r>
+          </w:p>
+        </w:tc>
+        <w:tc>
+          <w:tcPr>
+            <w:tcW w:type="dxa" w:w="4514"/>
+            <w:vAlign w:val="center"/>
+            <w:shd w:fill="F2F6FA"/>
+          </w:tcPr>
+          <w:p>
+            <w:r>
+              <w:rPr>
+                <w:sz w:val="16"/>
+              </w:rPr>
+              <w:t>Separação por responsabilidade: domain, controller, service e repository.</w:t>
+            </w:r>
+          </w:p>
+        </w:tc>
+      </w:tr>
+      <w:tr>
+        <w:tc>
+          <w:tcPr>
+            <w:tcW w:type="dxa" w:w="4514"/>
+            <w:vAlign w:val="center"/>
+          </w:tcPr>
+          <w:p>
+            <w:r>
+              <w:rPr>
+                <w:sz w:val="16"/>
+              </w:rPr>
+              <w:t>Camadas</w:t>
+            </w:r>
+          </w:p>
+        </w:tc>
+        <w:tc>
+          <w:tcPr>
+            <w:tcW w:type="dxa" w:w="4514"/>
+            <w:vAlign w:val="center"/>
+          </w:tcPr>
+          <w:p>
+            <w:r>
+              <w:rPr>
+                <w:sz w:val="16"/>
+              </w:rPr>
+              <w:t>Controllers não concentram regra de negócio; Services orquestram; entidades protegem invariantes.</w:t>
+            </w:r>
+          </w:p>
+        </w:tc>
+      </w:tr>
+      <w:tr>
+        <w:tc>
+          <w:tcPr>
+            <w:tcW w:type="dxa" w:w="4514"/>
+            <w:vAlign w:val="center"/>
+            <w:shd w:fill="F2F6FA"/>
+          </w:tcPr>
+          <w:p>
+            <w:r>
+              <w:rPr>
+                <w:sz w:val="16"/>
+              </w:rPr>
+              <w:t>Persistência</w:t>
+            </w:r>
+          </w:p>
+        </w:tc>
+        <w:tc>
+          <w:tcPr>
+            <w:tcW w:type="dxa" w:w="4514"/>
+            <w:vAlign w:val="center"/>
+            <w:shd w:fill="F2F6FA"/>
+          </w:tcPr>
+          <w:p>
+            <w:r>
+              <w:rPr>
+                <w:sz w:val="16"/>
+              </w:rPr>
+              <w:t>Repositories usam Spring Data JPA; schema.sql documenta as tabelas e FKs.</w:t>
+            </w:r>
+          </w:p>
+        </w:tc>
+      </w:tr>
+      <w:tr>
+        <w:tc>
+          <w:tcPr>
+            <w:tcW w:type="dxa" w:w="4514"/>
+            <w:vAlign w:val="center"/>
+          </w:tcPr>
+          <w:p>
+            <w:r>
+              <w:rPr>
+                <w:sz w:val="16"/>
+              </w:rPr>
+              <w:t>Apresentação</w:t>
+            </w:r>
+          </w:p>
+        </w:tc>
+        <w:tc>
+          <w:tcPr>
+            <w:tcW w:type="dxa" w:w="4514"/>
+            <w:vAlign w:val="center"/>
+          </w:tcPr>
+          <w:p>
+            <w:r>
+              <w:rPr>
+                <w:sz w:val="16"/>
+              </w:rPr>
+              <w:t>Templates Thymeleaf; Bootstrap 5.3.3; mensagens de validação próximas aos campos.</w:t>
+            </w:r>
+          </w:p>
+        </w:tc>
+      </w:tr>
+      <w:tr>
+        <w:tc>
+          <w:tcPr>
+            <w:tcW w:type="dxa" w:w="4514"/>
+            <w:vAlign w:val="center"/>
+            <w:shd w:fill="F2F6FA"/>
+          </w:tcPr>
+          <w:p>
+            <w:r>
+              <w:rPr>
+                <w:sz w:val="16"/>
+              </w:rPr>
+              <w:t>Evolução de nomes</w:t>
+            </w:r>
+          </w:p>
+        </w:tc>
+        <w:tc>
+          <w:tcPr>
+            <w:tcW w:type="dxa" w:w="4514"/>
+            <w:vAlign w:val="center"/>
+            <w:shd w:fill="F2F6FA"/>
+          </w:tcPr>
+          <w:p>
+            <w:r>
+              <w:rPr>
+                <w:sz w:val="16"/>
+              </w:rPr>
+              <w:t>PedidoServico, Servico e ItemServico são nomes efetivos legados; a documentação usa Demanda, Categoria e composição como conceitos, sem afirmar renomeação inexistente.</w:t>
+            </w:r>
+          </w:p>
+        </w:tc>
+      </w:tr>
+      <w:tr>
+        <w:tc>
+          <w:tcPr>
+            <w:tcW w:type="dxa" w:w="4514"/>
+            <w:vAlign w:val="center"/>
+          </w:tcPr>
+          <w:p>
+            <w:r>
+              <w:rPr>
+                <w:sz w:val="16"/>
+              </w:rPr>
+              <w:t>Controle de mudanças</w:t>
+            </w:r>
+          </w:p>
+        </w:tc>
+        <w:tc>
+          <w:tcPr>
+            <w:tcW w:type="dxa" w:w="4514"/>
+            <w:vAlign w:val="center"/>
+          </w:tcPr>
+          <w:p>
+            <w:r>
+              <w:rPr>
+                <w:sz w:val="16"/>
+              </w:rPr>
+              <w:t>Alterações devem ser versionadas em commits que indiquem a seção/documento ou funcionalidade modificada.</w:t>
+            </w:r>
+          </w:p>
+        </w:tc>
+      </w:tr>
+    </w:tbl>
+    <w:p/>
+    <w:p>
+      <w:pPr>
+        <w:pStyle w:val="Heading2"/>
+      </w:pPr>
+      <w:r>
+        <w:t>14.3 Código-fonte do MVP</w:t>
+      </w:r>
+    </w:p>
+    <w:tbl>
+      <w:tblPr>
+        <w:tblW w:type="auto" w:w="0"/>
+        <w:tblLook w:firstColumn="1" w:firstRow="1" w:lastColumn="0" w:lastRow="0" w:noHBand="0" w:noVBand="1" w:val="04A0"/>
+        <w:tblBorders>
+          <w:top w:val="single" w:sz="4" w:space="0" w:color="D9D9D9"/>
+          <w:left w:val="single" w:sz="4" w:space="0" w:color="D9D9D9"/>
+          <w:bottom w:val="single" w:sz="4" w:space="0" w:color="D9D9D9"/>
+          <w:right w:val="single" w:sz="4" w:space="0" w:color="D9D9D9"/>
+          <w:insideH w:val="single" w:sz="4" w:space="0" w:color="D9D9D9"/>
+          <w:insideV w:val="single" w:sz="4" w:space="0" w:color="D9D9D9"/>
+        </w:tblBorders>
+      </w:tblPr>
+      <w:tblGrid>
+        <w:gridCol w:w="3010"/>
+        <w:gridCol w:w="3010"/>
+        <w:gridCol w:w="3010"/>
+      </w:tblGrid>
+      <w:tr>
+        <w:tc>
+          <w:tcPr>
+            <w:tcW w:type="dxa" w:w="3010"/>
+            <w:shd w:fill="1F4E78"/>
+          </w:tcPr>
+          <w:p>
+            <w:r>
+              <w:rPr>
+                <w:b/>
+                <w:color w:val="FFFFFF"/>
+                <w:sz w:val="16"/>
+              </w:rPr>
+              <w:t>Componente comprovado</w:t>
+            </w:r>
+          </w:p>
+        </w:tc>
+        <w:tc>
+          <w:tcPr>
+            <w:tcW w:type="dxa" w:w="3010"/>
+            <w:shd w:fill="1F4E78"/>
+          </w:tcPr>
+          <w:p>
+            <w:r>
+              <w:rPr>
+                <w:b/>
+                <w:color w:val="FFFFFF"/>
+                <w:sz w:val="16"/>
+              </w:rPr>
+              <w:t>Arquivo/caminho no repositório</w:t>
+            </w:r>
+          </w:p>
+        </w:tc>
+        <w:tc>
+          <w:tcPr>
+            <w:tcW w:type="dxa" w:w="3010"/>
+            <w:shd w:fill="1F4E78"/>
+          </w:tcPr>
+          <w:p>
+            <w:r>
+              <w:rPr>
+                <w:b/>
+                <w:color w:val="FFFFFF"/>
+                <w:sz w:val="16"/>
+              </w:rPr>
+              <w:t>Evidência da implementação</w:t>
+            </w:r>
+          </w:p>
+        </w:tc>
+      </w:tr>
+      <w:tr>
+        <w:tc>
+          <w:tcPr>
+            <w:tcW w:type="dxa" w:w="3010"/>
+            <w:vAlign w:val="center"/>
+          </w:tcPr>
+          <w:p>
+            <w:r>
+              <w:rPr>
+                <w:sz w:val="16"/>
+              </w:rPr>
+              <w:t>Domínio da demanda</w:t>
+            </w:r>
+          </w:p>
+        </w:tc>
+        <w:tc>
+          <w:tcPr>
+            <w:tcW w:type="dxa" w:w="3010"/>
+            <w:vAlign w:val="center"/>
+          </w:tcPr>
+          <w:p>
+            <w:r>
+              <w:rPr>
+                <w:sz w:val="16"/>
+              </w:rPr>
+              <w:t>src/main/java/com/construmob/domain/PedidoServico.java</w:t>
+            </w:r>
+          </w:p>
+        </w:tc>
+        <w:tc>
+          <w:tcPr>
+            <w:tcW w:type="dxa" w:w="3010"/>
+            <w:vAlign w:val="center"/>
+          </w:tcPr>
+          <w:p>
+            <w:r>
+              <w:rPr>
+                <w:sz w:val="16"/>
+              </w:rPr>
+              <w:t>Campos da demanda e operações aceitar(), finalizar() e cancelar(); corresponde ao conceito Demanda/Atendimento.</w:t>
+            </w:r>
+          </w:p>
+        </w:tc>
+      </w:tr>
+      <w:tr>
+        <w:tc>
+          <w:tcPr>
+            <w:tcW w:type="dxa" w:w="3010"/>
+            <w:vAlign w:val="center"/>
+            <w:shd w:fill="F2F6FA"/>
+          </w:tcPr>
+          <w:p>
+            <w:r>
+              <w:rPr>
+                <w:sz w:val="16"/>
+              </w:rPr>
+              <w:t>Estados</w:t>
+            </w:r>
+          </w:p>
+        </w:tc>
+        <w:tc>
+          <w:tcPr>
+            <w:tcW w:type="dxa" w:w="3010"/>
+            <w:vAlign w:val="center"/>
+            <w:shd w:fill="F2F6FA"/>
+          </w:tcPr>
+          <w:p>
+            <w:r>
+              <w:rPr>
+                <w:sz w:val="16"/>
+              </w:rPr>
+              <w:t>src/main/java/com/construmob/domain/StatusPedido.java</w:t>
+            </w:r>
+          </w:p>
+        </w:tc>
+        <w:tc>
+          <w:tcPr>
+            <w:tcW w:type="dxa" w:w="3010"/>
+            <w:vAlign w:val="center"/>
+            <w:shd w:fill="F2F6FA"/>
+          </w:tcPr>
+          <w:p>
+            <w:r>
+              <w:rPr>
+                <w:sz w:val="16"/>
+              </w:rPr>
+              <w:t>Estados ABERTO, ACEITO, FINALIZADO e CANCELADO.</w:t>
+            </w:r>
+          </w:p>
+        </w:tc>
+      </w:tr>
+      <w:tr>
+        <w:tc>
+          <w:tcPr>
+            <w:tcW w:type="dxa" w:w="3010"/>
+            <w:vAlign w:val="center"/>
+          </w:tcPr>
+          <w:p>
+            <w:r>
+              <w:rPr>
+                <w:sz w:val="16"/>
+              </w:rPr>
+              <w:t>Profissional</w:t>
+            </w:r>
+          </w:p>
+        </w:tc>
+        <w:tc>
+          <w:tcPr>
+            <w:tcW w:type="dxa" w:w="3010"/>
+            <w:vAlign w:val="center"/>
+          </w:tcPr>
+          <w:p>
+            <w:r>
+              <w:rPr>
+                <w:sz w:val="16"/>
+              </w:rPr>
+              <w:t>src/main/java/com/construmob/domain/Profissional.java</w:t>
+            </w:r>
+          </w:p>
+        </w:tc>
+        <w:tc>
+          <w:tcPr>
+            <w:tcW w:type="dxa" w:w="3010"/>
+            <w:vAlign w:val="center"/>
+          </w:tcPr>
+          <w:p>
+            <w:r>
+              <w:rPr>
+                <w:sz w:val="16"/>
+              </w:rPr>
+              <w:t>Campo validado e operação validarCadastro().</w:t>
+            </w:r>
+          </w:p>
+        </w:tc>
+      </w:tr>
+      <w:tr>
+        <w:tc>
+          <w:tcPr>
+            <w:tcW w:type="dxa" w:w="3010"/>
+            <w:vAlign w:val="center"/>
+            <w:shd w:fill="F2F6FA"/>
+          </w:tcPr>
+          <w:p>
+            <w:r>
+              <w:rPr>
+                <w:sz w:val="16"/>
+              </w:rPr>
+              <w:t>Avaliação</w:t>
+            </w:r>
+          </w:p>
+        </w:tc>
+        <w:tc>
+          <w:tcPr>
+            <w:tcW w:type="dxa" w:w="3010"/>
+            <w:vAlign w:val="center"/>
+            <w:shd w:fill="F2F6FA"/>
+          </w:tcPr>
+          <w:p>
+            <w:r>
+              <w:rPr>
+                <w:sz w:val="16"/>
+              </w:rPr>
+              <w:t>src/main/java/com/construmob/domain/Avaliacao.java</w:t>
+            </w:r>
+          </w:p>
+        </w:tc>
+        <w:tc>
+          <w:tcPr>
+            <w:tcW w:type="dxa" w:w="3010"/>
+            <w:vAlign w:val="center"/>
+            <w:shd w:fill="F2F6FA"/>
+          </w:tcPr>
+          <w:p>
+            <w:r>
+              <w:rPr>
+                <w:sz w:val="16"/>
+              </w:rPr>
+              <w:t>Nota, comentário e validação da demanda finalizada.</w:t>
+            </w:r>
+          </w:p>
+        </w:tc>
+      </w:tr>
+      <w:tr>
+        <w:tc>
+          <w:tcPr>
+            <w:tcW w:type="dxa" w:w="3010"/>
+            <w:vAlign w:val="center"/>
+          </w:tcPr>
+          <w:p>
+            <w:r>
+              <w:rPr>
+                <w:sz w:val="16"/>
+              </w:rPr>
+              <w:t>Controllers</w:t>
+            </w:r>
+          </w:p>
+        </w:tc>
+        <w:tc>
+          <w:tcPr>
+            <w:tcW w:type="dxa" w:w="3010"/>
+            <w:vAlign w:val="center"/>
+          </w:tcPr>
+          <w:p>
+            <w:r>
+              <w:rPr>
+                <w:sz w:val="16"/>
+              </w:rPr>
+              <w:t>src/main/java/com/construmob/controller/*Controller.java</w:t>
+            </w:r>
+          </w:p>
+        </w:tc>
+        <w:tc>
+          <w:tcPr>
+            <w:tcW w:type="dxa" w:w="3010"/>
+            <w:vAlign w:val="center"/>
+          </w:tcPr>
+          <w:p>
+            <w:r>
+              <w:rPr>
+                <w:sz w:val="16"/>
+              </w:rPr>
+              <w:t>Entrada HTTP para cliente, profissional, serviço, demanda e avaliação.</w:t>
+            </w:r>
+          </w:p>
+        </w:tc>
+      </w:tr>
+      <w:tr>
+        <w:tc>
+          <w:tcPr>
+            <w:tcW w:type="dxa" w:w="3010"/>
+            <w:vAlign w:val="center"/>
+            <w:shd w:fill="F2F6FA"/>
+          </w:tcPr>
+          <w:p>
+            <w:r>
+              <w:rPr>
+                <w:sz w:val="16"/>
+              </w:rPr>
+              <w:t>Services</w:t>
+            </w:r>
+          </w:p>
+        </w:tc>
+        <w:tc>
+          <w:tcPr>
+            <w:tcW w:type="dxa" w:w="3010"/>
+            <w:vAlign w:val="center"/>
+            <w:shd w:fill="F2F6FA"/>
+          </w:tcPr>
+          <w:p>
+            <w:r>
+              <w:rPr>
+                <w:sz w:val="16"/>
+              </w:rPr>
+              <w:t>src/main/java/com/construmob/service/*Service.java</w:t>
+            </w:r>
+          </w:p>
+        </w:tc>
+        <w:tc>
+          <w:tcPr>
+            <w:tcW w:type="dxa" w:w="3010"/>
+            <w:vAlign w:val="center"/>
+            <w:shd w:fill="F2F6FA"/>
+          </w:tcPr>
+          <w:p>
+            <w:r>
+              <w:rPr>
+                <w:sz w:val="16"/>
+              </w:rPr>
+              <w:t>Coordenação das operações da aplicação.</w:t>
+            </w:r>
+          </w:p>
+        </w:tc>
+      </w:tr>
+      <w:tr>
+        <w:tc>
+          <w:tcPr>
+            <w:tcW w:type="dxa" w:w="3010"/>
+            <w:vAlign w:val="center"/>
+          </w:tcPr>
+          <w:p>
+            <w:r>
+              <w:rPr>
+                <w:sz w:val="16"/>
+              </w:rPr>
+              <w:t>Repositories</w:t>
+            </w:r>
+          </w:p>
+        </w:tc>
+        <w:tc>
+          <w:tcPr>
+            <w:tcW w:type="dxa" w:w="3010"/>
+            <w:vAlign w:val="center"/>
+          </w:tcPr>
+          <w:p>
+            <w:r>
+              <w:rPr>
+                <w:sz w:val="16"/>
+              </w:rPr>
+              <w:t>src/main/java/com/construmob/repository/*Repository.java</w:t>
+            </w:r>
+          </w:p>
+        </w:tc>
+        <w:tc>
+          <w:tcPr>
+            <w:tcW w:type="dxa" w:w="3010"/>
+            <w:vAlign w:val="center"/>
+          </w:tcPr>
+          <w:p>
+            <w:r>
+              <w:rPr>
+                <w:sz w:val="16"/>
+              </w:rPr>
+              <w:t>Persistência por Spring Data JPA.</w:t>
+            </w:r>
+          </w:p>
+        </w:tc>
+      </w:tr>
+      <w:tr>
+        <w:tc>
+          <w:tcPr>
+            <w:tcW w:type="dxa" w:w="3010"/>
+            <w:vAlign w:val="center"/>
+            <w:shd w:fill="F2F6FA"/>
+          </w:tcPr>
+          <w:p>
+            <w:r>
+              <w:rPr>
+                <w:sz w:val="16"/>
+              </w:rPr>
+              <w:t>Banco</w:t>
+            </w:r>
+          </w:p>
+        </w:tc>
+        <w:tc>
+          <w:tcPr>
+            <w:tcW w:type="dxa" w:w="3010"/>
+            <w:vAlign w:val="center"/>
+            <w:shd w:fill="F2F6FA"/>
+          </w:tcPr>
+          <w:p>
+            <w:r>
+              <w:rPr>
+                <w:sz w:val="16"/>
+              </w:rPr>
+              <w:t>database/schema.sql</w:t>
+            </w:r>
+          </w:p>
+        </w:tc>
+        <w:tc>
+          <w:tcPr>
+            <w:tcW w:type="dxa" w:w="3010"/>
+            <w:vAlign w:val="center"/>
+            <w:shd w:fill="F2F6FA"/>
+          </w:tcPr>
+          <w:p>
+            <w:r>
+              <w:rPr>
+                <w:sz w:val="16"/>
+              </w:rPr>
+              <w:t>Tabelas e restrições relacionais do MVP.</w:t>
+            </w:r>
+          </w:p>
+        </w:tc>
+      </w:tr>
+      <w:tr>
+        <w:tc>
+          <w:tcPr>
+            <w:tcW w:type="dxa" w:w="3010"/>
+            <w:vAlign w:val="center"/>
+          </w:tcPr>
+          <w:p>
+            <w:r>
+              <w:rPr>
+                <w:sz w:val="16"/>
+              </w:rPr>
+              <w:t>Infraestrutura</w:t>
+            </w:r>
+          </w:p>
+        </w:tc>
+        <w:tc>
+          <w:tcPr>
+            <w:tcW w:type="dxa" w:w="3010"/>
+            <w:vAlign w:val="center"/>
+          </w:tcPr>
+          <w:p>
+            <w:r>
+              <w:rPr>
+                <w:sz w:val="16"/>
+              </w:rPr>
+              <w:t>docker-compose.yml</w:t>
+            </w:r>
+          </w:p>
+        </w:tc>
+        <w:tc>
+          <w:tcPr>
+            <w:tcW w:type="dxa" w:w="3010"/>
+            <w:vAlign w:val="center"/>
+          </w:tcPr>
+          <w:p>
+            <w:r>
+              <w:rPr>
+                <w:sz w:val="16"/>
+              </w:rPr>
+              <w:t>MySQL 8.4 para execução local.</w:t>
+            </w:r>
+          </w:p>
+        </w:tc>
+      </w:tr>
+    </w:tbl>
+    <w:p/>
+    <w:p>
+      <w:r>
+        <w:t>Os trechos e caminhos acima foram conferidos contra a estrutura atual do projeto. A documentação não apresenta PaymentFactory, DatabaseConnection, Angular, PHP, Palp-it, disciplinas, tópicos ou áudios como partes do CONSTRUMOB, pois não são componentes comprovados deste MVP.</w:t>
       </w:r>
     </w:p>
     <w:sectPr>

--- a/docs/Marcelo Chaves de Miranda - CONSTRUMOB - revisado.docx
+++ b/docs/Marcelo Chaves de Miranda - CONSTRUMOB - revisado.docx
@@ -4218,7 +4218,7 @@
         <w:rPr>
           <w:sz w:val="16"/>
         </w:rPr>
-        <w:t xml:space="preserve"> 37</w:t>
+        <w:t xml:space="preserve"> 38</w:t>
       </w:r>
     </w:p>
     <w:p>
@@ -19544,496 +19544,117 @@
       <w:r>
         <w:rPr>
           <w:rFonts w:ascii="Consolas" w:hAnsi="Consolas"/>
-          <w:sz w:val="14"/>
         </w:rPr>
         <w:t>@startuml</w:t>
         <w:br/>
-      </w:r>
-      <w:r>
-        <w:rPr>
-          <w:rFonts w:ascii="Consolas" w:hAnsi="Consolas"/>
-          <w:sz w:val="14"/>
-        </w:rPr>
-        <w:t>title DER — CONSTRUMOB MVP</w:t>
-        <w:br/>
-      </w:r>
-      <w:r>
-        <w:rPr>
-          <w:rFonts w:ascii="Consolas" w:hAnsi="Consolas"/>
-          <w:sz w:val="14"/>
-        </w:rPr>
-        <w:t>hide methods</w:t>
-        <w:br/>
-      </w:r>
-      <w:r>
-        <w:rPr>
-          <w:rFonts w:ascii="Consolas" w:hAnsi="Consolas"/>
-          <w:sz w:val="14"/>
-        </w:rPr>
-        <w:t>hide stereotypes</w:t>
-        <w:br/>
-      </w:r>
-      <w:r>
-        <w:rPr>
-          <w:rFonts w:ascii="Consolas" w:hAnsi="Consolas"/>
-          <w:sz w:val="14"/>
-        </w:rPr>
+        <w:t>title DER - CONSTRUMOB MVP</w:t>
+        <w:br/>
+        <w:br/>
         <w:t>entity CLIENTE {</w:t>
         <w:br/>
-      </w:r>
-      <w:r>
-        <w:rPr>
-          <w:rFonts w:ascii="Consolas" w:hAnsi="Consolas"/>
-          <w:sz w:val="14"/>
-        </w:rPr>
-        <w:t xml:space="preserve"> * id : BIGINT &lt;&lt;PK&gt;&gt;</w:t>
-        <w:br/>
-      </w:r>
-      <w:r>
-        <w:rPr>
-          <w:rFonts w:ascii="Consolas" w:hAnsi="Consolas"/>
-          <w:sz w:val="14"/>
-        </w:rPr>
-        <w:t xml:space="preserve"> --</w:t>
-        <w:br/>
-      </w:r>
-      <w:r>
-        <w:rPr>
-          <w:rFonts w:ascii="Consolas" w:hAnsi="Consolas"/>
-          <w:sz w:val="14"/>
-        </w:rPr>
-        <w:t xml:space="preserve"> nome : VARCHAR(120)</w:t>
-        <w:br/>
-      </w:r>
-      <w:r>
-        <w:rPr>
-          <w:rFonts w:ascii="Consolas" w:hAnsi="Consolas"/>
-          <w:sz w:val="14"/>
-        </w:rPr>
-        <w:t xml:space="preserve"> email : VARCHAR(160) &lt;&lt;UQ&gt;&gt;</w:t>
-        <w:br/>
-      </w:r>
-      <w:r>
-        <w:rPr>
-          <w:rFonts w:ascii="Consolas" w:hAnsi="Consolas"/>
-          <w:sz w:val="14"/>
-        </w:rPr>
-        <w:t xml:space="preserve"> telefone : VARCHAR(30)</w:t>
-        <w:br/>
-      </w:r>
-      <w:r>
-        <w:rPr>
-          <w:rFonts w:ascii="Consolas" w:hAnsi="Consolas"/>
-          <w:sz w:val="14"/>
-        </w:rPr>
+        <w:t xml:space="preserve">  id : BIGINT PK</w:t>
+        <w:br/>
+        <w:t xml:space="preserve">  nome : VARCHAR(120)</w:t>
+        <w:br/>
+        <w:t xml:space="preserve">  email : VARCHAR(160) UNIQUE</w:t>
+        <w:br/>
+        <w:t xml:space="preserve">  telefone : VARCHAR(20)</w:t>
+        <w:br/>
         <w:t>}</w:t>
         <w:br/>
-      </w:r>
-      <w:r>
-        <w:rPr>
-          <w:rFonts w:ascii="Consolas" w:hAnsi="Consolas"/>
-          <w:sz w:val="14"/>
-        </w:rPr>
+        <w:br/>
         <w:t>entity PROFISSIONAL {</w:t>
         <w:br/>
-      </w:r>
-      <w:r>
-        <w:rPr>
-          <w:rFonts w:ascii="Consolas" w:hAnsi="Consolas"/>
-          <w:sz w:val="14"/>
-        </w:rPr>
-        <w:t xml:space="preserve"> * id : BIGINT &lt;&lt;PK&gt;&gt;</w:t>
-        <w:br/>
-      </w:r>
-      <w:r>
-        <w:rPr>
-          <w:rFonts w:ascii="Consolas" w:hAnsi="Consolas"/>
-          <w:sz w:val="14"/>
-        </w:rPr>
-        <w:t xml:space="preserve"> --</w:t>
-        <w:br/>
-      </w:r>
-      <w:r>
-        <w:rPr>
-          <w:rFonts w:ascii="Consolas" w:hAnsi="Consolas"/>
-          <w:sz w:val="14"/>
-        </w:rPr>
-        <w:t xml:space="preserve"> nome : VARCHAR(120)</w:t>
-        <w:br/>
-      </w:r>
-      <w:r>
-        <w:rPr>
-          <w:rFonts w:ascii="Consolas" w:hAnsi="Consolas"/>
-          <w:sz w:val="14"/>
-        </w:rPr>
-        <w:t xml:space="preserve"> email : VARCHAR(160) &lt;&lt;UQ&gt;&gt;</w:t>
-        <w:br/>
-      </w:r>
-      <w:r>
-        <w:rPr>
-          <w:rFonts w:ascii="Consolas" w:hAnsi="Consolas"/>
-          <w:sz w:val="14"/>
-        </w:rPr>
-        <w:t xml:space="preserve"> especialidade : VARCHAR(120)</w:t>
-        <w:br/>
-      </w:r>
-      <w:r>
-        <w:rPr>
-          <w:rFonts w:ascii="Consolas" w:hAnsi="Consolas"/>
-          <w:sz w:val="14"/>
-        </w:rPr>
-        <w:t xml:space="preserve"> validado : BOOLEAN</w:t>
-        <w:br/>
-      </w:r>
-      <w:r>
-        <w:rPr>
-          <w:rFonts w:ascii="Consolas" w:hAnsi="Consolas"/>
-          <w:sz w:val="14"/>
-        </w:rPr>
+        <w:t xml:space="preserve">  id : BIGINT PK</w:t>
+        <w:br/>
+        <w:t xml:space="preserve">  nome : VARCHAR(120)</w:t>
+        <w:br/>
+        <w:t xml:space="preserve">  email : VARCHAR(160) UNIQUE</w:t>
+        <w:br/>
+        <w:t xml:space="preserve">  telefone : VARCHAR(20)</w:t>
+        <w:br/>
+        <w:t xml:space="preserve">  especialidade : VARCHAR(100)</w:t>
+        <w:br/>
+        <w:t xml:space="preserve">  validado : BOOLEAN</w:t>
+        <w:br/>
         <w:t>}</w:t>
         <w:br/>
-      </w:r>
-      <w:r>
-        <w:rPr>
-          <w:rFonts w:ascii="Consolas" w:hAnsi="Consolas"/>
-          <w:sz w:val="14"/>
-        </w:rPr>
+        <w:br/>
         <w:t>entity SERVICO {</w:t>
         <w:br/>
-      </w:r>
-      <w:r>
-        <w:rPr>
-          <w:rFonts w:ascii="Consolas" w:hAnsi="Consolas"/>
-          <w:sz w:val="14"/>
-        </w:rPr>
-        <w:t xml:space="preserve"> * id : BIGINT &lt;&lt;PK&gt;&gt;</w:t>
-        <w:br/>
-      </w:r>
-      <w:r>
-        <w:rPr>
-          <w:rFonts w:ascii="Consolas" w:hAnsi="Consolas"/>
-          <w:sz w:val="14"/>
-        </w:rPr>
-        <w:t xml:space="preserve"> --</w:t>
-        <w:br/>
-      </w:r>
-      <w:r>
-        <w:rPr>
-          <w:rFonts w:ascii="Consolas" w:hAnsi="Consolas"/>
-          <w:sz w:val="14"/>
-        </w:rPr>
-        <w:t xml:space="preserve"> nome : VARCHAR(120)</w:t>
-        <w:br/>
-      </w:r>
-      <w:r>
-        <w:rPr>
-          <w:rFonts w:ascii="Consolas" w:hAnsi="Consolas"/>
-          <w:sz w:val="14"/>
-        </w:rPr>
-        <w:t xml:space="preserve"> descricao : VARCHAR(255)</w:t>
-        <w:br/>
-      </w:r>
-      <w:r>
-        <w:rPr>
-          <w:rFonts w:ascii="Consolas" w:hAnsi="Consolas"/>
-          <w:sz w:val="14"/>
-        </w:rPr>
-        <w:t xml:space="preserve"> preco_base : DECIMAL(12,2)</w:t>
-        <w:br/>
-      </w:r>
-      <w:r>
-        <w:rPr>
-          <w:rFonts w:ascii="Consolas" w:hAnsi="Consolas"/>
-          <w:sz w:val="14"/>
-        </w:rPr>
+        <w:t xml:space="preserve">  codigo : BIGINT PK</w:t>
+        <w:br/>
+        <w:t xml:space="preserve">  nome : VARCHAR(120)</w:t>
+        <w:br/>
+        <w:t xml:space="preserve">  categoria : VARCHAR(80)</w:t>
+        <w:br/>
+        <w:t xml:space="preserve">  preco : DECIMAL(12,2)</w:t>
+        <w:br/>
+        <w:t xml:space="preserve">  ativo : BOOLEAN</w:t>
+        <w:br/>
         <w:t>}</w:t>
         <w:br/>
-      </w:r>
-      <w:r>
-        <w:rPr>
-          <w:rFonts w:ascii="Consolas" w:hAnsi="Consolas"/>
-          <w:sz w:val="14"/>
-        </w:rPr>
+        <w:br/>
         <w:t>entity PEDIDO_SERVICO {</w:t>
         <w:br/>
-      </w:r>
-      <w:r>
-        <w:rPr>
-          <w:rFonts w:ascii="Consolas" w:hAnsi="Consolas"/>
-          <w:sz w:val="14"/>
-        </w:rPr>
-        <w:t xml:space="preserve"> * id : BIGINT &lt;&lt;PK&gt;&gt;</w:t>
-        <w:br/>
-      </w:r>
-      <w:r>
-        <w:rPr>
-          <w:rFonts w:ascii="Consolas" w:hAnsi="Consolas"/>
-          <w:sz w:val="14"/>
-        </w:rPr>
-        <w:t xml:space="preserve"> --</w:t>
-        <w:br/>
-      </w:r>
-      <w:r>
-        <w:rPr>
-          <w:rFonts w:ascii="Consolas" w:hAnsi="Consolas"/>
-          <w:sz w:val="14"/>
-        </w:rPr>
-        <w:t xml:space="preserve"> cliente_id : BIGINT &lt;&lt;FK&gt;&gt;</w:t>
-        <w:br/>
-      </w:r>
-      <w:r>
-        <w:rPr>
-          <w:rFonts w:ascii="Consolas" w:hAnsi="Consolas"/>
-          <w:sz w:val="14"/>
-        </w:rPr>
-        <w:t xml:space="preserve"> profissional_id : BIGINT &lt;&lt;FK&gt;&gt;</w:t>
-        <w:br/>
-      </w:r>
-      <w:r>
-        <w:rPr>
-          <w:rFonts w:ascii="Consolas" w:hAnsi="Consolas"/>
-          <w:sz w:val="14"/>
-        </w:rPr>
-        <w:t xml:space="preserve"> servico_id : BIGINT &lt;&lt;FK&gt;&gt;</w:t>
-        <w:br/>
-      </w:r>
-      <w:r>
-        <w:rPr>
-          <w:rFonts w:ascii="Consolas" w:hAnsi="Consolas"/>
-          <w:sz w:val="14"/>
-        </w:rPr>
-        <w:t xml:space="preserve"> descricao : TEXT</w:t>
-        <w:br/>
-      </w:r>
-      <w:r>
-        <w:rPr>
-          <w:rFonts w:ascii="Consolas" w:hAnsi="Consolas"/>
-          <w:sz w:val="14"/>
-        </w:rPr>
-        <w:t xml:space="preserve"> localidade : VARCHAR(180)</w:t>
-        <w:br/>
-      </w:r>
-      <w:r>
-        <w:rPr>
-          <w:rFonts w:ascii="Consolas" w:hAnsi="Consolas"/>
-          <w:sz w:val="14"/>
-        </w:rPr>
-        <w:t xml:space="preserve"> status : VARCHAR(30)</w:t>
-        <w:br/>
-      </w:r>
-      <w:r>
-        <w:rPr>
-          <w:rFonts w:ascii="Consolas" w:hAnsi="Consolas"/>
-          <w:sz w:val="14"/>
-        </w:rPr>
-        <w:t xml:space="preserve"> data_criacao : DATETIME</w:t>
-        <w:br/>
-      </w:r>
-      <w:r>
-        <w:rPr>
-          <w:rFonts w:ascii="Consolas" w:hAnsi="Consolas"/>
-          <w:sz w:val="14"/>
-        </w:rPr>
+        <w:t xml:space="preserve">  numero : BIGINT PK</w:t>
+        <w:br/>
+        <w:t xml:space="preserve">  data : DATETIME</w:t>
+        <w:br/>
+        <w:t xml:space="preserve">  status : VARCHAR(20)</w:t>
+        <w:br/>
+        <w:t xml:space="preserve">  cliente_id : BIGINT FK</w:t>
+        <w:br/>
+        <w:t xml:space="preserve">  profissional_id : BIGINT FK NULL</w:t>
+        <w:br/>
+        <w:t xml:space="preserve">  localidade : VARCHAR(160)</w:t>
+        <w:br/>
+        <w:t xml:space="preserve">  descricao : VARCHAR(500)</w:t>
+        <w:br/>
         <w:t>}</w:t>
         <w:br/>
-      </w:r>
-      <w:r>
-        <w:rPr>
-          <w:rFonts w:ascii="Consolas" w:hAnsi="Consolas"/>
-          <w:sz w:val="14"/>
-        </w:rPr>
+        <w:br/>
         <w:t>entity ITEM_SERVICO {</w:t>
         <w:br/>
-      </w:r>
-      <w:r>
-        <w:rPr>
-          <w:rFonts w:ascii="Consolas" w:hAnsi="Consolas"/>
-          <w:sz w:val="14"/>
-        </w:rPr>
-        <w:t xml:space="preserve"> * id : BIGINT &lt;&lt;PK&gt;&gt;</w:t>
-        <w:br/>
-      </w:r>
-      <w:r>
-        <w:rPr>
-          <w:rFonts w:ascii="Consolas" w:hAnsi="Consolas"/>
-          <w:sz w:val="14"/>
-        </w:rPr>
-        <w:t xml:space="preserve"> --</w:t>
-        <w:br/>
-      </w:r>
-      <w:r>
-        <w:rPr>
-          <w:rFonts w:ascii="Consolas" w:hAnsi="Consolas"/>
-          <w:sz w:val="14"/>
-        </w:rPr>
-        <w:t xml:space="preserve"> pedido_id : BIGINT &lt;&lt;FK&gt;&gt;</w:t>
-        <w:br/>
-      </w:r>
-      <w:r>
-        <w:rPr>
-          <w:rFonts w:ascii="Consolas" w:hAnsi="Consolas"/>
-          <w:sz w:val="14"/>
-        </w:rPr>
-        <w:t xml:space="preserve"> servico_id : BIGINT &lt;&lt;FK&gt;&gt;</w:t>
-        <w:br/>
-      </w:r>
-      <w:r>
-        <w:rPr>
-          <w:rFonts w:ascii="Consolas" w:hAnsi="Consolas"/>
-          <w:sz w:val="14"/>
-        </w:rPr>
-        <w:t xml:space="preserve"> quantidade : INT</w:t>
-        <w:br/>
-      </w:r>
-      <w:r>
-        <w:rPr>
-          <w:rFonts w:ascii="Consolas" w:hAnsi="Consolas"/>
-          <w:sz w:val="14"/>
-        </w:rPr>
-        <w:t xml:space="preserve"> preco_unitario : DECIMAL(12,2)</w:t>
-        <w:br/>
-      </w:r>
-      <w:r>
-        <w:rPr>
-          <w:rFonts w:ascii="Consolas" w:hAnsi="Consolas"/>
-          <w:sz w:val="14"/>
-        </w:rPr>
+        <w:t xml:space="preserve">  id : BIGINT PK</w:t>
+        <w:br/>
+        <w:t xml:space="preserve">  pedido_id : BIGINT FK</w:t>
+        <w:br/>
+        <w:t xml:space="preserve">  servico_id : BIGINT FK</w:t>
+        <w:br/>
+        <w:t xml:space="preserve">  quantidade : INT</w:t>
+        <w:br/>
+        <w:t xml:space="preserve">  preco_unitario : DECIMAL(12,2)</w:t>
+        <w:br/>
         <w:t>}</w:t>
         <w:br/>
-      </w:r>
-      <w:r>
-        <w:rPr>
-          <w:rFonts w:ascii="Consolas" w:hAnsi="Consolas"/>
-          <w:sz w:val="14"/>
-        </w:rPr>
+        <w:br/>
         <w:t>entity AVALIACAO {</w:t>
         <w:br/>
-      </w:r>
-      <w:r>
-        <w:rPr>
-          <w:rFonts w:ascii="Consolas" w:hAnsi="Consolas"/>
-          <w:sz w:val="14"/>
-        </w:rPr>
-        <w:t xml:space="preserve"> * id : BIGINT &lt;&lt;PK&gt;&gt;</w:t>
-        <w:br/>
-      </w:r>
-      <w:r>
-        <w:rPr>
-          <w:rFonts w:ascii="Consolas" w:hAnsi="Consolas"/>
-          <w:sz w:val="14"/>
-        </w:rPr>
-        <w:t xml:space="preserve"> --</w:t>
-        <w:br/>
-      </w:r>
-      <w:r>
-        <w:rPr>
-          <w:rFonts w:ascii="Consolas" w:hAnsi="Consolas"/>
-          <w:sz w:val="14"/>
-        </w:rPr>
-        <w:t xml:space="preserve"> pedido_id : BIGINT &lt;&lt;FK&gt;&gt;</w:t>
-        <w:br/>
-      </w:r>
-      <w:r>
-        <w:rPr>
-          <w:rFonts w:ascii="Consolas" w:hAnsi="Consolas"/>
-          <w:sz w:val="14"/>
-        </w:rPr>
-        <w:t xml:space="preserve"> profissional_id : BIGINT &lt;&lt;FK&gt;&gt;</w:t>
-        <w:br/>
-      </w:r>
-      <w:r>
-        <w:rPr>
-          <w:rFonts w:ascii="Consolas" w:hAnsi="Consolas"/>
-          <w:sz w:val="14"/>
-        </w:rPr>
-        <w:t xml:space="preserve"> nota : INT [1..5]</w:t>
-        <w:br/>
-      </w:r>
-      <w:r>
-        <w:rPr>
-          <w:rFonts w:ascii="Consolas" w:hAnsi="Consolas"/>
-          <w:sz w:val="14"/>
-        </w:rPr>
-        <w:t xml:space="preserve"> comentario : VARCHAR(500)</w:t>
-        <w:br/>
-      </w:r>
-      <w:r>
-        <w:rPr>
-          <w:rFonts w:ascii="Consolas" w:hAnsi="Consolas"/>
-          <w:sz w:val="14"/>
-        </w:rPr>
-        <w:t xml:space="preserve"> data_criacao : DATETIME</w:t>
-        <w:br/>
-      </w:r>
-      <w:r>
-        <w:rPr>
-          <w:rFonts w:ascii="Consolas" w:hAnsi="Consolas"/>
-          <w:sz w:val="14"/>
-        </w:rPr>
+        <w:t xml:space="preserve">  id : BIGINT PK</w:t>
+        <w:br/>
+        <w:t xml:space="preserve">  pedido_id : BIGINT FK UNIQUE</w:t>
+        <w:br/>
+        <w:t xml:space="preserve">  nota : INT 1..5</w:t>
+        <w:br/>
+        <w:t xml:space="preserve">  comentario : VARCHAR(500) NULL</w:t>
+        <w:br/>
+        <w:t xml:space="preserve">  data : DATETIME</w:t>
+        <w:br/>
         <w:t>}</w:t>
         <w:br/>
-      </w:r>
-      <w:r>
-        <w:rPr>
-          <w:rFonts w:ascii="Consolas" w:hAnsi="Consolas"/>
-          <w:sz w:val="14"/>
-        </w:rPr>
+        <w:br/>
         <w:t>CLIENTE ||--o{ PEDIDO_SERVICO : publica</w:t>
         <w:br/>
-      </w:r>
-      <w:r>
-        <w:rPr>
-          <w:rFonts w:ascii="Consolas" w:hAnsi="Consolas"/>
-          <w:sz w:val="14"/>
-        </w:rPr>
         <w:t>PROFISSIONAL o|--o{ PEDIDO_SERVICO : aceita</w:t>
         <w:br/>
-      </w:r>
-      <w:r>
-        <w:rPr>
-          <w:rFonts w:ascii="Consolas" w:hAnsi="Consolas"/>
-          <w:sz w:val="14"/>
-        </w:rPr>
-        <w:t>SERVICO ||--o{ PEDIDO_SERVICO : categoria</w:t>
-        <w:br/>
-      </w:r>
-      <w:r>
-        <w:rPr>
-          <w:rFonts w:ascii="Consolas" w:hAnsi="Consolas"/>
-          <w:sz w:val="14"/>
-        </w:rPr>
-        <w:t>PEDIDO_SERVICO ||--|{ ITEM_SERVICO : contem</w:t>
-        <w:br/>
-      </w:r>
-      <w:r>
-        <w:rPr>
-          <w:rFonts w:ascii="Consolas" w:hAnsi="Consolas"/>
-          <w:sz w:val="14"/>
-        </w:rPr>
+        <w:t>PEDIDO_SERVICO ||--|{ ITEM_SERVICO : possui</w:t>
+        <w:br/>
         <w:t>SERVICO ||--o{ ITEM_SERVICO : referencia</w:t>
         <w:br/>
-      </w:r>
-      <w:r>
-        <w:rPr>
-          <w:rFonts w:ascii="Consolas" w:hAnsi="Consolas"/>
-          <w:sz w:val="14"/>
-        </w:rPr>
         <w:t>PEDIDO_SERVICO ||--o| AVALIACAO : resulta</w:t>
         <w:br/>
-      </w:r>
-      <w:r>
-        <w:rPr>
-          <w:rFonts w:ascii="Consolas" w:hAnsi="Consolas"/>
-          <w:sz w:val="14"/>
-        </w:rPr>
-        <w:t>PROFISSIONAL ||--o{ AVALIACAO : recebe</w:t>
-        <w:br/>
-      </w:r>
-      <w:r>
-        <w:rPr>
-          <w:rFonts w:ascii="Consolas" w:hAnsi="Consolas"/>
-          <w:sz w:val="14"/>
-        </w:rPr>
+        <w:br/>
         <w:t>@enduml</w:t>
       </w:r>
     </w:p>

--- a/docs/Marcelo Chaves de Miranda - CONSTRUMOB - revisado.docx
+++ b/docs/Marcelo Chaves de Miranda - CONSTRUMOB - revisado.docx
@@ -19548,6 +19548,11 @@
         <w:t>@startuml</w:t>
         <w:br/>
         <w:t>title DER - CONSTRUMOB MVP</w:t>
+        <w:br/>
+        <w:br/>
+        <w:t>hide circle</w:t>
+        <w:br/>
+        <w:t>skinparam linetype ortho</w:t>
         <w:br/>
         <w:br/>
         <w:t>entity CLIENTE {</w:t>

--- a/docs/Marcelo Chaves de Miranda - CONSTRUMOB - revisado.docx
+++ b/docs/Marcelo Chaves de Miranda - CONSTRUMOB - revisado.docx
@@ -4295,6 +4295,342 @@
     </w:p>
     <w:p>
       <w:pPr>
+        <w:spacing w:after="0" w:line="240" w:lineRule="auto"/>
+        <w:ind w:left="0"/>
+      </w:pPr>
+      <w:r>
+        <w:rPr>
+          <w:sz w:val="16"/>
+        </w:rPr>
+        <w:t xml:space="preserve">15. Protótipos e interface </w:t>
+      </w:r>
+      <w:r>
+        <w:rPr>
+          <w:sz w:val="16"/>
+        </w:rPr>
+        <w:t>........................................</w:t>
+      </w:r>
+      <w:r>
+        <w:rPr>
+          <w:sz w:val="16"/>
+        </w:rPr>
+        <w:t xml:space="preserve"> 41</w:t>
+      </w:r>
+    </w:p>
+    <w:p>
+      <w:pPr>
+        <w:spacing w:after="0" w:line="240" w:lineRule="auto"/>
+        <w:ind w:left="360"/>
+      </w:pPr>
+      <w:r>
+        <w:rPr>
+          <w:sz w:val="16"/>
+        </w:rPr>
+        <w:t xml:space="preserve">15.1 Princípios de usabilidade e acessibilidade </w:t>
+      </w:r>
+      <w:r>
+        <w:rPr>
+          <w:sz w:val="16"/>
+        </w:rPr>
+        <w:t>...................</w:t>
+      </w:r>
+      <w:r>
+        <w:rPr>
+          <w:sz w:val="16"/>
+        </w:rPr>
+        <w:t xml:space="preserve"> 41</w:t>
+      </w:r>
+    </w:p>
+    <w:p>
+      <w:pPr>
+        <w:spacing w:after="0" w:line="240" w:lineRule="auto"/>
+        <w:ind w:left="360"/>
+      </w:pPr>
+      <w:r>
+        <w:rPr>
+          <w:sz w:val="16"/>
+        </w:rPr>
+        <w:t xml:space="preserve">15.2 Protótipos de tela </w:t>
+      </w:r>
+      <w:r>
+        <w:rPr>
+          <w:sz w:val="16"/>
+        </w:rPr>
+        <w:t>...........................................</w:t>
+      </w:r>
+      <w:r>
+        <w:rPr>
+          <w:sz w:val="16"/>
+        </w:rPr>
+        <w:t xml:space="preserve"> 41</w:t>
+      </w:r>
+    </w:p>
+    <w:p>
+      <w:pPr>
+        <w:spacing w:after="0" w:line="240" w:lineRule="auto"/>
+        <w:ind w:left="360"/>
+      </w:pPr>
+      <w:r>
+        <w:rPr>
+          <w:sz w:val="16"/>
+        </w:rPr>
+        <w:t xml:space="preserve">15.3 Mapa de navegação </w:t>
+      </w:r>
+      <w:r>
+        <w:rPr>
+          <w:sz w:val="16"/>
+        </w:rPr>
+        <w:t>............................................</w:t>
+      </w:r>
+      <w:r>
+        <w:rPr>
+          <w:sz w:val="16"/>
+        </w:rPr>
+        <w:t xml:space="preserve"> 46</w:t>
+      </w:r>
+    </w:p>
+    <w:p>
+      <w:pPr>
+        <w:spacing w:after="0" w:line="240" w:lineRule="auto"/>
+        <w:ind w:left="0"/>
+      </w:pPr>
+      <w:r>
+        <w:rPr>
+          <w:sz w:val="16"/>
+        </w:rPr>
+        <w:t xml:space="preserve">16. Plano e evidências de testes </w:t>
+      </w:r>
+      <w:r>
+        <w:rPr>
+          <w:sz w:val="16"/>
+        </w:rPr>
+        <w:t>..................................</w:t>
+      </w:r>
+      <w:r>
+        <w:rPr>
+          <w:sz w:val="16"/>
+        </w:rPr>
+        <w:t xml:space="preserve"> 48</w:t>
+      </w:r>
+    </w:p>
+    <w:p>
+      <w:pPr>
+        <w:spacing w:after="0" w:line="240" w:lineRule="auto"/>
+        <w:ind w:left="360"/>
+      </w:pPr>
+      <w:r>
+        <w:rPr>
+          <w:sz w:val="16"/>
+        </w:rPr>
+        <w:t xml:space="preserve">16.1 Estratégia de testes </w:t>
+      </w:r>
+      <w:r>
+        <w:rPr>
+          <w:sz w:val="16"/>
+        </w:rPr>
+        <w:t>.........................................</w:t>
+      </w:r>
+      <w:r>
+        <w:rPr>
+          <w:sz w:val="16"/>
+        </w:rPr>
+        <w:t xml:space="preserve"> 48</w:t>
+      </w:r>
+    </w:p>
+    <w:p>
+      <w:pPr>
+        <w:spacing w:after="0" w:line="240" w:lineRule="auto"/>
+        <w:ind w:left="360"/>
+      </w:pPr>
+      <w:r>
+        <w:rPr>
+          <w:sz w:val="16"/>
+        </w:rPr>
+        <w:t xml:space="preserve">16.2 Casos de teste </w:t>
+      </w:r>
+      <w:r>
+        <w:rPr>
+          <w:sz w:val="16"/>
+        </w:rPr>
+        <w:t>...............................................</w:t>
+      </w:r>
+      <w:r>
+        <w:rPr>
+          <w:sz w:val="16"/>
+        </w:rPr>
+        <w:t xml:space="preserve"> 48</w:t>
+      </w:r>
+    </w:p>
+    <w:p>
+      <w:pPr>
+        <w:spacing w:after="0" w:line="240" w:lineRule="auto"/>
+        <w:ind w:left="360"/>
+      </w:pPr>
+      <w:r>
+        <w:rPr>
+          <w:sz w:val="16"/>
+        </w:rPr>
+        <w:t xml:space="preserve">16.3 Registro de defeitos e melhorias </w:t>
+      </w:r>
+      <w:r>
+        <w:rPr>
+          <w:sz w:val="16"/>
+        </w:rPr>
+        <w:t>.............................</w:t>
+      </w:r>
+      <w:r>
+        <w:rPr>
+          <w:sz w:val="16"/>
+        </w:rPr>
+        <w:t xml:space="preserve"> 49</w:t>
+      </w:r>
+    </w:p>
+    <w:p>
+      <w:pPr>
+        <w:spacing w:after="0" w:line="240" w:lineRule="auto"/>
+        <w:ind w:left="0"/>
+      </w:pPr>
+      <w:r>
+        <w:rPr>
+          <w:sz w:val="16"/>
+        </w:rPr>
+        <w:t xml:space="preserve">17. Implementação do MVP </w:t>
+      </w:r>
+      <w:r>
+        <w:rPr>
+          <w:sz w:val="16"/>
+        </w:rPr>
+        <w:t>..........................................</w:t>
+      </w:r>
+      <w:r>
+        <w:rPr>
+          <w:sz w:val="16"/>
+        </w:rPr>
+        <w:t xml:space="preserve"> 50</w:t>
+      </w:r>
+    </w:p>
+    <w:p>
+      <w:pPr>
+        <w:spacing w:after="0" w:line="240" w:lineRule="auto"/>
+        <w:ind w:left="360"/>
+      </w:pPr>
+      <w:r>
+        <w:rPr>
+          <w:sz w:val="16"/>
+        </w:rPr>
+        <w:t xml:space="preserve">17.1 Funcionalidades implementadas </w:t>
+      </w:r>
+      <w:r>
+        <w:rPr>
+          <w:sz w:val="16"/>
+        </w:rPr>
+        <w:t>................................</w:t>
+      </w:r>
+      <w:r>
+        <w:rPr>
+          <w:sz w:val="16"/>
+        </w:rPr>
+        <w:t xml:space="preserve"> 50</w:t>
+      </w:r>
+    </w:p>
+    <w:p>
+      <w:pPr>
+        <w:spacing w:after="0" w:line="240" w:lineRule="auto"/>
+        <w:ind w:left="360"/>
+      </w:pPr>
+      <w:r>
+        <w:rPr>
+          <w:sz w:val="16"/>
+        </w:rPr>
+        <w:t xml:space="preserve">17.2 Demonstração do sistema </w:t>
+      </w:r>
+      <w:r>
+        <w:rPr>
+          <w:sz w:val="16"/>
+        </w:rPr>
+        <w:t>......................................</w:t>
+      </w:r>
+      <w:r>
+        <w:rPr>
+          <w:sz w:val="16"/>
+        </w:rPr>
+        <w:t xml:space="preserve"> 50</w:t>
+      </w:r>
+    </w:p>
+    <w:p>
+      <w:pPr>
+        <w:spacing w:after="0" w:line="240" w:lineRule="auto"/>
+        <w:ind w:left="360"/>
+      </w:pPr>
+      <w:r>
+        <w:rPr>
+          <w:sz w:val="16"/>
+        </w:rPr>
+        <w:t xml:space="preserve">17.3 Contribuição individual </w:t>
+      </w:r>
+      <w:r>
+        <w:rPr>
+          <w:sz w:val="16"/>
+        </w:rPr>
+        <w:t>......................................</w:t>
+      </w:r>
+      <w:r>
+        <w:rPr>
+          <w:sz w:val="16"/>
+        </w:rPr>
+        <w:t xml:space="preserve"> 50</w:t>
+      </w:r>
+    </w:p>
+    <w:p>
+      <w:pPr>
+        <w:spacing w:after="0" w:line="240" w:lineRule="auto"/>
+        <w:ind w:left="0"/>
+      </w:pPr>
+      <w:r>
+        <w:rPr>
+          <w:sz w:val="16"/>
+        </w:rPr>
+        <w:t xml:space="preserve">18. Conclusão e referências </w:t>
+      </w:r>
+      <w:r>
+        <w:rPr>
+          <w:sz w:val="16"/>
+        </w:rPr>
+        <w:t>.......................................</w:t>
+      </w:r>
+      <w:r>
+        <w:rPr>
+          <w:sz w:val="16"/>
+        </w:rPr>
+        <w:t xml:space="preserve"> 52</w:t>
+      </w:r>
+    </w:p>
+    <w:p>
+      <w:pPr>
+        <w:spacing w:after="0" w:line="240" w:lineRule="auto"/>
+        <w:ind w:left="0"/>
+      </w:pPr>
+      <w:r>
+        <w:rPr>
+          <w:sz w:val="16"/>
+        </w:rPr>
+        <w:t xml:space="preserve">Apêndices e anexos </w:t>
+      </w:r>
+      <w:r>
+        <w:rPr>
+          <w:sz w:val="16"/>
+        </w:rPr>
+        <w:t>................................................</w:t>
+      </w:r>
+      <w:r>
+        <w:rPr>
+          <w:sz w:val="16"/>
+        </w:rPr>
+        <w:t xml:space="preserve"> 53</w:t>
+      </w:r>
+    </w:p>
+    <w:p>
+      <w:pPr>
         <w:pStyle w:val="Heading1"/>
         <w:pageBreakBefore/>
       </w:pPr>
@@ -22017,6 +22353,3733 @@
     <w:p>
       <w:r>
         <w:t>Os trechos e caminhos acima foram conferidos contra a estrutura atual do projeto. A documentação não apresenta PaymentFactory, DatabaseConnection, Angular, PHP, Palp-it, disciplinas, tópicos ou áudios como partes do CONSTRUMOB, pois não são componentes comprovados deste MVP.</w:t>
+      </w:r>
+    </w:p>
+    <w:p>
+      <w:r>
+        <w:br w:type="page"/>
+      </w:r>
+    </w:p>
+    <w:p>
+      <w:pPr>
+        <w:pStyle w:val="Heading1"/>
+      </w:pPr>
+      <w:r>
+        <w:t>15. Protótipos e interface</w:t>
+      </w:r>
+    </w:p>
+    <w:p>
+      <w:pPr>
+        <w:pStyle w:val="Heading2"/>
+      </w:pPr>
+      <w:r>
+        <w:t>15.1 Princípios de usabilidade e acessibilidade</w:t>
+      </w:r>
+    </w:p>
+    <w:p>
+      <w:r>
+        <w:t>Os protótipos adotam linguagem visual consistente, navegação previsível e formulários orientados às tarefas do MVP. Cada tela informa seu objetivo, mantém hierarquia visual clara e evita ações de pagamento, que estão fora do escopo.</w:t>
+      </w:r>
+    </w:p>
+    <w:tbl>
+      <w:tblPr>
+        <w:tblW w:type="auto" w:w="0"/>
+        <w:tblLook w:firstColumn="1" w:firstRow="1" w:lastColumn="0" w:lastRow="0" w:noHBand="0" w:noVBand="1" w:val="04A0"/>
+        <w:tblBorders>
+          <w:top w:val="single" w:sz="4" w:color="D9D9D9"/>
+          <w:left w:val="single" w:sz="4" w:color="D9D9D9"/>
+          <w:bottom w:val="single" w:sz="4" w:color="D9D9D9"/>
+          <w:right w:val="single" w:sz="4" w:color="D9D9D9"/>
+          <w:insideH w:val="single" w:sz="4" w:color="D9D9D9"/>
+          <w:insideV w:val="single" w:sz="4" w:color="D9D9D9"/>
+        </w:tblBorders>
+      </w:tblPr>
+      <w:tblGrid>
+        <w:gridCol w:w="3010"/>
+        <w:gridCol w:w="3010"/>
+        <w:gridCol w:w="3010"/>
+      </w:tblGrid>
+      <w:tr>
+        <w:tc>
+          <w:tcPr>
+            <w:tcW w:type="dxa" w:w="3010"/>
+            <w:shd w:fill="1F4E78"/>
+          </w:tcPr>
+          <w:p>
+            <w:r>
+              <w:rPr>
+                <w:b/>
+                <w:color w:val="FFFFFF"/>
+                <w:sz w:val="16"/>
+              </w:rPr>
+              <w:t>Princípio</w:t>
+            </w:r>
+          </w:p>
+        </w:tc>
+        <w:tc>
+          <w:tcPr>
+            <w:tcW w:type="dxa" w:w="3010"/>
+            <w:shd w:fill="1F4E78"/>
+          </w:tcPr>
+          <w:p>
+            <w:r>
+              <w:rPr>
+                <w:b/>
+                <w:color w:val="FFFFFF"/>
+                <w:sz w:val="16"/>
+              </w:rPr>
+              <w:t>Aplicação no protótipo</w:t>
+            </w:r>
+          </w:p>
+        </w:tc>
+        <w:tc>
+          <w:tcPr>
+            <w:tcW w:type="dxa" w:w="3010"/>
+            <w:shd w:fill="1F4E78"/>
+          </w:tcPr>
+          <w:p>
+            <w:r>
+              <w:rPr>
+                <w:b/>
+                <w:color w:val="FFFFFF"/>
+                <w:sz w:val="16"/>
+              </w:rPr>
+              <w:t>Verificação</w:t>
+            </w:r>
+          </w:p>
+        </w:tc>
+      </w:tr>
+      <w:tr>
+        <w:tc>
+          <w:tcPr>
+            <w:tcW w:type="dxa" w:w="3010"/>
+            <w:vAlign w:val="center"/>
+          </w:tcPr>
+          <w:p>
+            <w:r>
+              <w:rPr>
+                <w:sz w:val="16"/>
+              </w:rPr>
+              <w:t>Visibilidade do estado</w:t>
+            </w:r>
+          </w:p>
+        </w:tc>
+        <w:tc>
+          <w:tcPr>
+            <w:tcW w:type="dxa" w:w="3010"/>
+            <w:vAlign w:val="center"/>
+          </w:tcPr>
+          <w:p>
+            <w:r>
+              <w:rPr>
+                <w:sz w:val="16"/>
+              </w:rPr>
+              <w:t>Status ABERTO, ACEITO e FINALIZADO aparecem no contexto da demanda.</w:t>
+            </w:r>
+          </w:p>
+        </w:tc>
+        <w:tc>
+          <w:tcPr>
+            <w:tcW w:type="dxa" w:w="3010"/>
+            <w:vAlign w:val="center"/>
+          </w:tcPr>
+          <w:p>
+            <w:r>
+              <w:rPr>
+                <w:sz w:val="16"/>
+              </w:rPr>
+              <w:t>Conferir telas 03, 04 e 05.</w:t>
+            </w:r>
+          </w:p>
+        </w:tc>
+      </w:tr>
+      <w:tr>
+        <w:tc>
+          <w:tcPr>
+            <w:tcW w:type="dxa" w:w="3010"/>
+            <w:vAlign w:val="center"/>
+            <w:shd w:fill="F2F6FA"/>
+          </w:tcPr>
+          <w:p>
+            <w:r>
+              <w:rPr>
+                <w:sz w:val="16"/>
+              </w:rPr>
+              <w:t>Consistência</w:t>
+            </w:r>
+          </w:p>
+        </w:tc>
+        <w:tc>
+          <w:tcPr>
+            <w:tcW w:type="dxa" w:w="3010"/>
+            <w:vAlign w:val="center"/>
+            <w:shd w:fill="F2F6FA"/>
+          </w:tcPr>
+          <w:p>
+            <w:r>
+              <w:rPr>
+                <w:sz w:val="16"/>
+              </w:rPr>
+              <w:t>Cabeçalho CONSTRUMOB, menu e botões reutilizam o mesmo padrão.</w:t>
+            </w:r>
+          </w:p>
+        </w:tc>
+        <w:tc>
+          <w:tcPr>
+            <w:tcW w:type="dxa" w:w="3010"/>
+            <w:vAlign w:val="center"/>
+            <w:shd w:fill="F2F6FA"/>
+          </w:tcPr>
+          <w:p>
+            <w:r>
+              <w:rPr>
+                <w:sz w:val="16"/>
+              </w:rPr>
+              <w:t>Comparar os seis HTML.</w:t>
+            </w:r>
+          </w:p>
+        </w:tc>
+      </w:tr>
+      <w:tr>
+        <w:tc>
+          <w:tcPr>
+            <w:tcW w:type="dxa" w:w="3010"/>
+            <w:vAlign w:val="center"/>
+          </w:tcPr>
+          <w:p>
+            <w:r>
+              <w:rPr>
+                <w:sz w:val="16"/>
+              </w:rPr>
+              <w:t>Prevenção de erros</w:t>
+            </w:r>
+          </w:p>
+        </w:tc>
+        <w:tc>
+          <w:tcPr>
+            <w:tcW w:type="dxa" w:w="3010"/>
+            <w:vAlign w:val="center"/>
+          </w:tcPr>
+          <w:p>
+            <w:r>
+              <w:rPr>
+                <w:sz w:val="16"/>
+              </w:rPr>
+              <w:t>Campos obrigatórios são apresentados antes da ação principal.</w:t>
+            </w:r>
+          </w:p>
+        </w:tc>
+        <w:tc>
+          <w:tcPr>
+            <w:tcW w:type="dxa" w:w="3010"/>
+            <w:vAlign w:val="center"/>
+          </w:tcPr>
+          <w:p>
+            <w:r>
+              <w:rPr>
+                <w:sz w:val="16"/>
+              </w:rPr>
+              <w:t>Executar formulários sem preencher.</w:t>
+            </w:r>
+          </w:p>
+        </w:tc>
+      </w:tr>
+      <w:tr>
+        <w:tc>
+          <w:tcPr>
+            <w:tcW w:type="dxa" w:w="3010"/>
+            <w:vAlign w:val="center"/>
+            <w:shd w:fill="F2F6FA"/>
+          </w:tcPr>
+          <w:p>
+            <w:r>
+              <w:rPr>
+                <w:sz w:val="16"/>
+              </w:rPr>
+              <w:t>Acessibilidade</w:t>
+            </w:r>
+          </w:p>
+        </w:tc>
+        <w:tc>
+          <w:tcPr>
+            <w:tcW w:type="dxa" w:w="3010"/>
+            <w:vAlign w:val="center"/>
+            <w:shd w:fill="F2F6FA"/>
+          </w:tcPr>
+          <w:p>
+            <w:r>
+              <w:rPr>
+                <w:sz w:val="16"/>
+              </w:rPr>
+              <w:t>Contraste, textos objetivos, áreas clicáveis e estrutura sem dependência exclusiva de cor.</w:t>
+            </w:r>
+          </w:p>
+        </w:tc>
+        <w:tc>
+          <w:tcPr>
+            <w:tcW w:type="dxa" w:w="3010"/>
+            <w:vAlign w:val="center"/>
+            <w:shd w:fill="F2F6FA"/>
+          </w:tcPr>
+          <w:p>
+            <w:r>
+              <w:rPr>
+                <w:sz w:val="16"/>
+              </w:rPr>
+              <w:t>Revisão manual e teste de teclado.</w:t>
+            </w:r>
+          </w:p>
+        </w:tc>
+      </w:tr>
+      <w:tr>
+        <w:tc>
+          <w:tcPr>
+            <w:tcW w:type="dxa" w:w="3010"/>
+            <w:vAlign w:val="center"/>
+          </w:tcPr>
+          <w:p>
+            <w:r>
+              <w:rPr>
+                <w:sz w:val="16"/>
+              </w:rPr>
+              <w:t>Rastreabilidade</w:t>
+            </w:r>
+          </w:p>
+        </w:tc>
+        <w:tc>
+          <w:tcPr>
+            <w:tcW w:type="dxa" w:w="3010"/>
+            <w:vAlign w:val="center"/>
+          </w:tcPr>
+          <w:p>
+            <w:r>
+              <w:rPr>
+                <w:sz w:val="16"/>
+              </w:rPr>
+              <w:t>Cada protótipo aponta para um ou mais casos de uso corrigidos.</w:t>
+            </w:r>
+          </w:p>
+        </w:tc>
+        <w:tc>
+          <w:tcPr>
+            <w:tcW w:type="dxa" w:w="3010"/>
+            <w:vAlign w:val="center"/>
+          </w:tcPr>
+          <w:p>
+            <w:r>
+              <w:rPr>
+                <w:sz w:val="16"/>
+              </w:rPr>
+              <w:t>Tabela 15.2 e links diretos abaixo.</w:t>
+            </w:r>
+          </w:p>
+        </w:tc>
+      </w:tr>
+    </w:tbl>
+    <w:p/>
+    <w:p>
+      <w:pPr>
+        <w:pStyle w:val="Heading2"/>
+      </w:pPr>
+      <w:r>
+        <w:t>15.2 Protótipos de tela</w:t>
+      </w:r>
+    </w:p>
+    <w:p>
+      <w:r>
+        <w:t>As imagens abaixo são prévias estáticas dos protótipos HTML. Os links apontam diretamente para os arquivos versionados no branch codex/prototipos e podem ser abertos no navegador.</w:t>
+      </w:r>
+    </w:p>
+    <w:tbl>
+      <w:tblPr>
+        <w:tblW w:type="auto" w:w="0"/>
+        <w:tblLook w:firstColumn="1" w:firstRow="1" w:lastColumn="0" w:lastRow="0" w:noHBand="0" w:noVBand="1" w:val="04A0"/>
+        <w:tblBorders>
+          <w:top w:val="single" w:sz="4" w:color="D9D9D9"/>
+          <w:left w:val="single" w:sz="4" w:color="D9D9D9"/>
+          <w:bottom w:val="single" w:sz="4" w:color="D9D9D9"/>
+          <w:right w:val="single" w:sz="4" w:color="D9D9D9"/>
+          <w:insideH w:val="single" w:sz="4" w:color="D9D9D9"/>
+          <w:insideV w:val="single" w:sz="4" w:color="D9D9D9"/>
+        </w:tblBorders>
+      </w:tblPr>
+      <w:tblGrid>
+        <w:gridCol w:w="2257"/>
+        <w:gridCol w:w="2257"/>
+        <w:gridCol w:w="2257"/>
+        <w:gridCol w:w="2257"/>
+      </w:tblGrid>
+      <w:tr>
+        <w:tc>
+          <w:tcPr>
+            <w:tcW w:type="dxa" w:w="2257"/>
+            <w:shd w:fill="1F4E78"/>
+          </w:tcPr>
+          <w:p>
+            <w:r>
+              <w:rPr>
+                <w:b/>
+                <w:color w:val="FFFFFF"/>
+                <w:sz w:val="16"/>
+              </w:rPr>
+              <w:t>Tela</w:t>
+            </w:r>
+          </w:p>
+        </w:tc>
+        <w:tc>
+          <w:tcPr>
+            <w:tcW w:type="dxa" w:w="2257"/>
+            <w:shd w:fill="1F4E78"/>
+          </w:tcPr>
+          <w:p>
+            <w:r>
+              <w:rPr>
+                <w:b/>
+                <w:color w:val="FFFFFF"/>
+                <w:sz w:val="16"/>
+              </w:rPr>
+              <w:t>Rastreabilidade</w:t>
+            </w:r>
+          </w:p>
+        </w:tc>
+        <w:tc>
+          <w:tcPr>
+            <w:tcW w:type="dxa" w:w="2257"/>
+            <w:shd w:fill="1F4E78"/>
+          </w:tcPr>
+          <w:p>
+            <w:r>
+              <w:rPr>
+                <w:b/>
+                <w:color w:val="FFFFFF"/>
+                <w:sz w:val="16"/>
+              </w:rPr>
+              <w:t>Arquivo HTML</w:t>
+            </w:r>
+          </w:p>
+        </w:tc>
+        <w:tc>
+          <w:tcPr>
+            <w:tcW w:type="dxa" w:w="2257"/>
+            <w:shd w:fill="1F4E78"/>
+          </w:tcPr>
+          <w:p>
+            <w:r>
+              <w:rPr>
+                <w:b/>
+                <w:color w:val="FFFFFF"/>
+                <w:sz w:val="16"/>
+              </w:rPr>
+              <w:t>Imagem</w:t>
+            </w:r>
+          </w:p>
+        </w:tc>
+      </w:tr>
+      <w:tr>
+        <w:tc>
+          <w:tcPr>
+            <w:tcW w:type="dxa" w:w="2257"/>
+            <w:vAlign w:val="center"/>
+          </w:tcPr>
+          <w:p>
+            <w:r>
+              <w:rPr>
+                <w:sz w:val="16"/>
+              </w:rPr>
+              <w:t>Tela de acesso</w:t>
+            </w:r>
+          </w:p>
+        </w:tc>
+        <w:tc>
+          <w:tcPr>
+            <w:tcW w:type="dxa" w:w="2257"/>
+            <w:vAlign w:val="center"/>
+          </w:tcPr>
+          <w:p>
+            <w:r>
+              <w:rPr>
+                <w:sz w:val="16"/>
+              </w:rPr>
+              <w:t>UC-01</w:t>
+            </w:r>
+          </w:p>
+        </w:tc>
+        <w:tc>
+          <w:tcPr>
+            <w:tcW w:type="dxa" w:w="2257"/>
+            <w:vAlign w:val="center"/>
+          </w:tcPr>
+          <w:p>
+            <w:r>
+              <w:rPr>
+                <w:sz w:val="16"/>
+              </w:rPr>
+              <w:t>https://github.com/GPSMiranda/CONSTRUMOB-SISTEMA-DE-UBERIZA-O-PARA-SERVI-OS-DE-CONSTRU-O-CIVIL/blob/codex/prototipos/docs/prototypes/01-acesso.html</w:t>
+            </w:r>
+          </w:p>
+        </w:tc>
+        <w:tc>
+          <w:tcPr>
+            <w:tcW w:type="dxa" w:w="2257"/>
+            <w:vAlign w:val="center"/>
+          </w:tcPr>
+          <w:p>
+            <w:r>
+              <w:rPr>
+                <w:sz w:val="16"/>
+              </w:rPr>
+              <w:t>https://github.com/GPSMiranda/CONSTRUMOB-SISTEMA-DE-UBERIZA-O-PARA-SERVI-OS-DE-CONSTRU-O-CIVIL/blob/codex/prototipos/docs/prototypes/images/01-acesso.png</w:t>
+            </w:r>
+          </w:p>
+        </w:tc>
+      </w:tr>
+      <w:tr>
+        <w:tc>
+          <w:tcPr>
+            <w:tcW w:type="dxa" w:w="2257"/>
+            <w:vAlign w:val="center"/>
+            <w:shd w:fill="F2F6FA"/>
+          </w:tcPr>
+          <w:p>
+            <w:r>
+              <w:rPr>
+                <w:sz w:val="16"/>
+              </w:rPr>
+              <w:t>Cadastro de usuário</w:t>
+            </w:r>
+          </w:p>
+        </w:tc>
+        <w:tc>
+          <w:tcPr>
+            <w:tcW w:type="dxa" w:w="2257"/>
+            <w:vAlign w:val="center"/>
+            <w:shd w:fill="F2F6FA"/>
+          </w:tcPr>
+          <w:p>
+            <w:r>
+              <w:rPr>
+                <w:sz w:val="16"/>
+              </w:rPr>
+              <w:t>UC-01</w:t>
+            </w:r>
+          </w:p>
+        </w:tc>
+        <w:tc>
+          <w:tcPr>
+            <w:tcW w:type="dxa" w:w="2257"/>
+            <w:vAlign w:val="center"/>
+            <w:shd w:fill="F2F6FA"/>
+          </w:tcPr>
+          <w:p>
+            <w:r>
+              <w:rPr>
+                <w:sz w:val="16"/>
+              </w:rPr>
+              <w:t>https://github.com/GPSMiranda/CONSTRUMOB-SISTEMA-DE-UBERIZA-O-PARA-SERVI-OS-DE-CONSTRU-O-CIVIL/blob/codex/prototipos/docs/prototypes/02-cadastro.html</w:t>
+            </w:r>
+          </w:p>
+        </w:tc>
+        <w:tc>
+          <w:tcPr>
+            <w:tcW w:type="dxa" w:w="2257"/>
+            <w:vAlign w:val="center"/>
+            <w:shd w:fill="F2F6FA"/>
+          </w:tcPr>
+          <w:p>
+            <w:r>
+              <w:rPr>
+                <w:sz w:val="16"/>
+              </w:rPr>
+              <w:t>https://github.com/GPSMiranda/CONSTRUMOB-SISTEMA-DE-UBERIZA-O-PARA-SERVI-OS-DE-CONSTRU-O-CIVIL/blob/codex/prototipos/docs/prototypes/images/02-cadastro.png</w:t>
+            </w:r>
+          </w:p>
+        </w:tc>
+      </w:tr>
+      <w:tr>
+        <w:tc>
+          <w:tcPr>
+            <w:tcW w:type="dxa" w:w="2257"/>
+            <w:vAlign w:val="center"/>
+          </w:tcPr>
+          <w:p>
+            <w:r>
+              <w:rPr>
+                <w:sz w:val="16"/>
+              </w:rPr>
+              <w:t>Publicar demanda</w:t>
+            </w:r>
+          </w:p>
+        </w:tc>
+        <w:tc>
+          <w:tcPr>
+            <w:tcW w:type="dxa" w:w="2257"/>
+            <w:vAlign w:val="center"/>
+          </w:tcPr>
+          <w:p>
+            <w:r>
+              <w:rPr>
+                <w:sz w:val="16"/>
+              </w:rPr>
+              <w:t>UC-02</w:t>
+            </w:r>
+          </w:p>
+        </w:tc>
+        <w:tc>
+          <w:tcPr>
+            <w:tcW w:type="dxa" w:w="2257"/>
+            <w:vAlign w:val="center"/>
+          </w:tcPr>
+          <w:p>
+            <w:r>
+              <w:rPr>
+                <w:sz w:val="16"/>
+              </w:rPr>
+              <w:t>https://github.com/GPSMiranda/CONSTRUMOB-SISTEMA-DE-UBERIZA-O-PARA-SERVI-OS-DE-CONSTRU-O-CIVIL/blob/codex/prototipos/docs/prototypes/03-publicar-demanda.html</w:t>
+            </w:r>
+          </w:p>
+        </w:tc>
+        <w:tc>
+          <w:tcPr>
+            <w:tcW w:type="dxa" w:w="2257"/>
+            <w:vAlign w:val="center"/>
+          </w:tcPr>
+          <w:p>
+            <w:r>
+              <w:rPr>
+                <w:sz w:val="16"/>
+              </w:rPr>
+              <w:t>https://github.com/GPSMiranda/CONSTRUMOB-SISTEMA-DE-UBERIZA-O-PARA-SERVI-OS-DE-CONSTRU-O-CIVIL/blob/codex/prototipos/docs/prototypes/images/03-publicar-demanda.png</w:t>
+            </w:r>
+          </w:p>
+        </w:tc>
+      </w:tr>
+      <w:tr>
+        <w:tc>
+          <w:tcPr>
+            <w:tcW w:type="dxa" w:w="2257"/>
+            <w:vAlign w:val="center"/>
+            <w:shd w:fill="F2F6FA"/>
+          </w:tcPr>
+          <w:p>
+            <w:r>
+              <w:rPr>
+                <w:sz w:val="16"/>
+              </w:rPr>
+              <w:t>Consultar e aceitar demanda</w:t>
+            </w:r>
+          </w:p>
+        </w:tc>
+        <w:tc>
+          <w:tcPr>
+            <w:tcW w:type="dxa" w:w="2257"/>
+            <w:vAlign w:val="center"/>
+            <w:shd w:fill="F2F6FA"/>
+          </w:tcPr>
+          <w:p>
+            <w:r>
+              <w:rPr>
+                <w:sz w:val="16"/>
+              </w:rPr>
+              <w:t>UC-03 / UC-04</w:t>
+            </w:r>
+          </w:p>
+        </w:tc>
+        <w:tc>
+          <w:tcPr>
+            <w:tcW w:type="dxa" w:w="2257"/>
+            <w:vAlign w:val="center"/>
+            <w:shd w:fill="F2F6FA"/>
+          </w:tcPr>
+          <w:p>
+            <w:r>
+              <w:rPr>
+                <w:sz w:val="16"/>
+              </w:rPr>
+              <w:t>https://github.com/GPSMiranda/CONSTRUMOB-SISTEMA-DE-UBERIZA-O-PARA-SERVI-OS-DE-CONSTRU-O-CIVIL/blob/codex/prototipos/docs/prototypes/04-consultar-demandas.html</w:t>
+            </w:r>
+          </w:p>
+        </w:tc>
+        <w:tc>
+          <w:tcPr>
+            <w:tcW w:type="dxa" w:w="2257"/>
+            <w:vAlign w:val="center"/>
+            <w:shd w:fill="F2F6FA"/>
+          </w:tcPr>
+          <w:p>
+            <w:r>
+              <w:rPr>
+                <w:sz w:val="16"/>
+              </w:rPr>
+              <w:t>https://github.com/GPSMiranda/CONSTRUMOB-SISTEMA-DE-UBERIZA-O-PARA-SERVI-OS-DE-CONSTRU-O-CIVIL/blob/codex/prototipos/docs/prototypes/images/04-consultar-demandas.png</w:t>
+            </w:r>
+          </w:p>
+        </w:tc>
+      </w:tr>
+      <w:tr>
+        <w:tc>
+          <w:tcPr>
+            <w:tcW w:type="dxa" w:w="2257"/>
+            <w:vAlign w:val="center"/>
+          </w:tcPr>
+          <w:p>
+            <w:r>
+              <w:rPr>
+                <w:sz w:val="16"/>
+              </w:rPr>
+              <w:t>Finalizar serviço</w:t>
+            </w:r>
+          </w:p>
+        </w:tc>
+        <w:tc>
+          <w:tcPr>
+            <w:tcW w:type="dxa" w:w="2257"/>
+            <w:vAlign w:val="center"/>
+          </w:tcPr>
+          <w:p>
+            <w:r>
+              <w:rPr>
+                <w:sz w:val="16"/>
+              </w:rPr>
+              <w:t>UC-05</w:t>
+            </w:r>
+          </w:p>
+        </w:tc>
+        <w:tc>
+          <w:tcPr>
+            <w:tcW w:type="dxa" w:w="2257"/>
+            <w:vAlign w:val="center"/>
+          </w:tcPr>
+          <w:p>
+            <w:r>
+              <w:rPr>
+                <w:sz w:val="16"/>
+              </w:rPr>
+              <w:t>https://github.com/GPSMiranda/CONSTRUMOB-SISTEMA-DE-UBERIZA-O-PARA-SERVI-OS-DE-CONSTRU-O-CIVIL/blob/codex/prototipos/docs/prototypes/05-finalizar-servico.html</w:t>
+            </w:r>
+          </w:p>
+        </w:tc>
+        <w:tc>
+          <w:tcPr>
+            <w:tcW w:type="dxa" w:w="2257"/>
+            <w:vAlign w:val="center"/>
+          </w:tcPr>
+          <w:p>
+            <w:r>
+              <w:rPr>
+                <w:sz w:val="16"/>
+              </w:rPr>
+              <w:t>https://github.com/GPSMiranda/CONSTRUMOB-SISTEMA-DE-UBERIZA-O-PARA-SERVI-OS-DE-CONSTRU-O-CIVIL/blob/codex/prototipos/docs/prototypes/images/05-finalizar-servico.png</w:t>
+            </w:r>
+          </w:p>
+        </w:tc>
+      </w:tr>
+      <w:tr>
+        <w:tc>
+          <w:tcPr>
+            <w:tcW w:type="dxa" w:w="2257"/>
+            <w:vAlign w:val="center"/>
+            <w:shd w:fill="F2F6FA"/>
+          </w:tcPr>
+          <w:p>
+            <w:r>
+              <w:rPr>
+                <w:sz w:val="16"/>
+              </w:rPr>
+              <w:t>Avaliar e moderar</w:t>
+            </w:r>
+          </w:p>
+        </w:tc>
+        <w:tc>
+          <w:tcPr>
+            <w:tcW w:type="dxa" w:w="2257"/>
+            <w:vAlign w:val="center"/>
+            <w:shd w:fill="F2F6FA"/>
+          </w:tcPr>
+          <w:p>
+            <w:r>
+              <w:rPr>
+                <w:sz w:val="16"/>
+              </w:rPr>
+              <w:t>UC-06 / UC-07</w:t>
+            </w:r>
+          </w:p>
+        </w:tc>
+        <w:tc>
+          <w:tcPr>
+            <w:tcW w:type="dxa" w:w="2257"/>
+            <w:vAlign w:val="center"/>
+            <w:shd w:fill="F2F6FA"/>
+          </w:tcPr>
+          <w:p>
+            <w:r>
+              <w:rPr>
+                <w:sz w:val="16"/>
+              </w:rPr>
+              <w:t>https://github.com/GPSMiranda/CONSTRUMOB-SISTEMA-DE-UBERIZA-O-PARA-SERVI-OS-DE-CONSTRU-O-CIVIL/blob/codex/prototipos/docs/prototypes/06-avaliar-moderar.html</w:t>
+            </w:r>
+          </w:p>
+        </w:tc>
+        <w:tc>
+          <w:tcPr>
+            <w:tcW w:type="dxa" w:w="2257"/>
+            <w:vAlign w:val="center"/>
+            <w:shd w:fill="F2F6FA"/>
+          </w:tcPr>
+          <w:p>
+            <w:r>
+              <w:rPr>
+                <w:sz w:val="16"/>
+              </w:rPr>
+              <w:t>https://github.com/GPSMiranda/CONSTRUMOB-SISTEMA-DE-UBERIZA-O-PARA-SERVI-OS-DE-CONSTRU-O-CIVIL/blob/codex/prototipos/docs/prototypes/images/06-avaliar-moderar.png</w:t>
+            </w:r>
+          </w:p>
+        </w:tc>
+      </w:tr>
+    </w:tbl>
+    <w:p/>
+    <w:p>
+      <w:pPr>
+        <w:pStyle w:val="Heading3"/>
+      </w:pPr>
+      <w:r>
+        <w:t>Tela de acesso — UC-01</w:t>
+      </w:r>
+    </w:p>
+    <w:p>
+      <w:r>
+        <w:drawing>
+          <wp:inline>
+            <wp:extent cx="5212080" cy="3300984"/>
+            <wp:docPr id="16" name="Picture 16"/>
+            <wp:cNvGraphicFramePr>
+              <a:graphicFrameLocks noChangeAspect="1"/>
+            </wp:cNvGraphicFramePr>
+            <a:graphic>
+              <a:graphicData uri="http://schemas.openxmlformats.org/drawingml/2006/picture">
+                <pic:pic>
+                  <pic:nvPicPr>
+                    <pic:cNvPr id="0" name="01-acesso.png"/>
+                    <pic:cNvPicPr/>
+                  </pic:nvPicPr>
+                  <pic:blipFill>
+                    <a:blip r:embed="rId71"/>
+                    <a:stretch>
+                      <a:fillRect/>
+                    </a:stretch>
+                  </pic:blipFill>
+                  <pic:spPr>
+                    <a:xfrm>
+                      <a:off x="0" y="0"/>
+                      <a:ext cx="5212080" cy="3300984"/>
+                    </a:xfrm>
+                    <a:prstGeom prst="rect"/>
+                  </pic:spPr>
+                </pic:pic>
+              </a:graphicData>
+            </a:graphic>
+          </wp:inline>
+        </w:drawing>
+      </w:r>
+    </w:p>
+    <w:p>
+      <w:r>
+        <w:t xml:space="preserve">Abrir protótipo: </w:t>
+      </w:r>
+      <w:hyperlink r:id="rId72">
+        <w:r>
+          <w:rPr>
+            <w:color w:val="0563C1"/>
+            <w:u w:val="single"/>
+          </w:rPr>
+          <w:t>https://github.com/GPSMiranda/CONSTRUMOB-SISTEMA-DE-UBERIZA-O-PARA-SERVI-OS-DE-CONSTRU-O-CIVIL/blob/codex/prototipos/docs/prototypes/01-acesso.html</w:t>
+        </w:r>
+      </w:hyperlink>
+      <w:r>
+        <w:t xml:space="preserve"> | Abrir imagem: </w:t>
+      </w:r>
+      <w:hyperlink r:id="rId73">
+        <w:r>
+          <w:rPr>
+            <w:color w:val="0563C1"/>
+            <w:u w:val="single"/>
+          </w:rPr>
+          <w:t>https://github.com/GPSMiranda/CONSTRUMOB-SISTEMA-DE-UBERIZA-O-PARA-SERVI-OS-DE-CONSTRU-O-CIVIL/blob/codex/prototipos/docs/prototypes/images/01-acesso.png</w:t>
+        </w:r>
+      </w:hyperlink>
+    </w:p>
+    <w:p>
+      <w:pPr>
+        <w:pStyle w:val="Heading3"/>
+      </w:pPr>
+      <w:r>
+        <w:t>Cadastro de usuário — UC-01</w:t>
+      </w:r>
+    </w:p>
+    <w:p>
+      <w:r>
+        <w:drawing>
+          <wp:inline>
+            <wp:extent cx="5212080" cy="3300984"/>
+            <wp:docPr id="17" name="Picture 17"/>
+            <wp:cNvGraphicFramePr>
+              <a:graphicFrameLocks noChangeAspect="1"/>
+            </wp:cNvGraphicFramePr>
+            <a:graphic>
+              <a:graphicData uri="http://schemas.openxmlformats.org/drawingml/2006/picture">
+                <pic:pic>
+                  <pic:nvPicPr>
+                    <pic:cNvPr id="0" name="02-cadastro.png"/>
+                    <pic:cNvPicPr/>
+                  </pic:nvPicPr>
+                  <pic:blipFill>
+                    <a:blip r:embed="rId74"/>
+                    <a:stretch>
+                      <a:fillRect/>
+                    </a:stretch>
+                  </pic:blipFill>
+                  <pic:spPr>
+                    <a:xfrm>
+                      <a:off x="0" y="0"/>
+                      <a:ext cx="5212080" cy="3300984"/>
+                    </a:xfrm>
+                    <a:prstGeom prst="rect"/>
+                  </pic:spPr>
+                </pic:pic>
+              </a:graphicData>
+            </a:graphic>
+          </wp:inline>
+        </w:drawing>
+      </w:r>
+    </w:p>
+    <w:p>
+      <w:r>
+        <w:t xml:space="preserve">Abrir protótipo: </w:t>
+      </w:r>
+      <w:hyperlink r:id="rId75">
+        <w:r>
+          <w:rPr>
+            <w:color w:val="0563C1"/>
+            <w:u w:val="single"/>
+          </w:rPr>
+          <w:t>https://github.com/GPSMiranda/CONSTRUMOB-SISTEMA-DE-UBERIZA-O-PARA-SERVI-OS-DE-CONSTRU-O-CIVIL/blob/codex/prototipos/docs/prototypes/02-cadastro.html</w:t>
+        </w:r>
+      </w:hyperlink>
+      <w:r>
+        <w:t xml:space="preserve"> | Abrir imagem: </w:t>
+      </w:r>
+      <w:hyperlink r:id="rId76">
+        <w:r>
+          <w:rPr>
+            <w:color w:val="0563C1"/>
+            <w:u w:val="single"/>
+          </w:rPr>
+          <w:t>https://github.com/GPSMiranda/CONSTRUMOB-SISTEMA-DE-UBERIZA-O-PARA-SERVI-OS-DE-CONSTRU-O-CIVIL/blob/codex/prototipos/docs/prototypes/images/02-cadastro.png</w:t>
+        </w:r>
+      </w:hyperlink>
+    </w:p>
+    <w:p>
+      <w:pPr>
+        <w:pStyle w:val="Heading3"/>
+      </w:pPr>
+      <w:r>
+        <w:t>Publicar demanda — UC-02</w:t>
+      </w:r>
+    </w:p>
+    <w:p>
+      <w:r>
+        <w:drawing>
+          <wp:inline>
+            <wp:extent cx="5212080" cy="3300984"/>
+            <wp:docPr id="18" name="Picture 18"/>
+            <wp:cNvGraphicFramePr>
+              <a:graphicFrameLocks noChangeAspect="1"/>
+            </wp:cNvGraphicFramePr>
+            <a:graphic>
+              <a:graphicData uri="http://schemas.openxmlformats.org/drawingml/2006/picture">
+                <pic:pic>
+                  <pic:nvPicPr>
+                    <pic:cNvPr id="0" name="03-publicar-demanda.png"/>
+                    <pic:cNvPicPr/>
+                  </pic:nvPicPr>
+                  <pic:blipFill>
+                    <a:blip r:embed="rId77"/>
+                    <a:stretch>
+                      <a:fillRect/>
+                    </a:stretch>
+                  </pic:blipFill>
+                  <pic:spPr>
+                    <a:xfrm>
+                      <a:off x="0" y="0"/>
+                      <a:ext cx="5212080" cy="3300984"/>
+                    </a:xfrm>
+                    <a:prstGeom prst="rect"/>
+                  </pic:spPr>
+                </pic:pic>
+              </a:graphicData>
+            </a:graphic>
+          </wp:inline>
+        </w:drawing>
+      </w:r>
+    </w:p>
+    <w:p>
+      <w:r>
+        <w:t xml:space="preserve">Abrir protótipo: </w:t>
+      </w:r>
+      <w:hyperlink r:id="rId78">
+        <w:r>
+          <w:rPr>
+            <w:color w:val="0563C1"/>
+            <w:u w:val="single"/>
+          </w:rPr>
+          <w:t>https://github.com/GPSMiranda/CONSTRUMOB-SISTEMA-DE-UBERIZA-O-PARA-SERVI-OS-DE-CONSTRU-O-CIVIL/blob/codex/prototipos/docs/prototypes/03-publicar-demanda.html</w:t>
+        </w:r>
+      </w:hyperlink>
+      <w:r>
+        <w:t xml:space="preserve"> | Abrir imagem: </w:t>
+      </w:r>
+      <w:hyperlink r:id="rId79">
+        <w:r>
+          <w:rPr>
+            <w:color w:val="0563C1"/>
+            <w:u w:val="single"/>
+          </w:rPr>
+          <w:t>https://github.com/GPSMiranda/CONSTRUMOB-SISTEMA-DE-UBERIZA-O-PARA-SERVI-OS-DE-CONSTRU-O-CIVIL/blob/codex/prototipos/docs/prototypes/images/03-publicar-demanda.png</w:t>
+        </w:r>
+      </w:hyperlink>
+    </w:p>
+    <w:p>
+      <w:pPr>
+        <w:pStyle w:val="Heading3"/>
+      </w:pPr>
+      <w:r>
+        <w:t>Consultar e aceitar demanda — UC-03 / UC-04</w:t>
+      </w:r>
+    </w:p>
+    <w:p>
+      <w:r>
+        <w:drawing>
+          <wp:inline>
+            <wp:extent cx="5212080" cy="3300984"/>
+            <wp:docPr id="19" name="Picture 19"/>
+            <wp:cNvGraphicFramePr>
+              <a:graphicFrameLocks noChangeAspect="1"/>
+            </wp:cNvGraphicFramePr>
+            <a:graphic>
+              <a:graphicData uri="http://schemas.openxmlformats.org/drawingml/2006/picture">
+                <pic:pic>
+                  <pic:nvPicPr>
+                    <pic:cNvPr id="0" name="04-consultar-demandas.png"/>
+                    <pic:cNvPicPr/>
+                  </pic:nvPicPr>
+                  <pic:blipFill>
+                    <a:blip r:embed="rId80"/>
+                    <a:stretch>
+                      <a:fillRect/>
+                    </a:stretch>
+                  </pic:blipFill>
+                  <pic:spPr>
+                    <a:xfrm>
+                      <a:off x="0" y="0"/>
+                      <a:ext cx="5212080" cy="3300984"/>
+                    </a:xfrm>
+                    <a:prstGeom prst="rect"/>
+                  </pic:spPr>
+                </pic:pic>
+              </a:graphicData>
+            </a:graphic>
+          </wp:inline>
+        </w:drawing>
+      </w:r>
+    </w:p>
+    <w:p>
+      <w:r>
+        <w:t xml:space="preserve">Abrir protótipo: </w:t>
+      </w:r>
+      <w:hyperlink r:id="rId81">
+        <w:r>
+          <w:rPr>
+            <w:color w:val="0563C1"/>
+            <w:u w:val="single"/>
+          </w:rPr>
+          <w:t>https://github.com/GPSMiranda/CONSTRUMOB-SISTEMA-DE-UBERIZA-O-PARA-SERVI-OS-DE-CONSTRU-O-CIVIL/blob/codex/prototipos/docs/prototypes/04-consultar-demandas.html</w:t>
+        </w:r>
+      </w:hyperlink>
+      <w:r>
+        <w:t xml:space="preserve"> | Abrir imagem: </w:t>
+      </w:r>
+      <w:hyperlink r:id="rId82">
+        <w:r>
+          <w:rPr>
+            <w:color w:val="0563C1"/>
+            <w:u w:val="single"/>
+          </w:rPr>
+          <w:t>https://github.com/GPSMiranda/CONSTRUMOB-SISTEMA-DE-UBERIZA-O-PARA-SERVI-OS-DE-CONSTRU-O-CIVIL/blob/codex/prototipos/docs/prototypes/images/04-consultar-demandas.png</w:t>
+        </w:r>
+      </w:hyperlink>
+    </w:p>
+    <w:p>
+      <w:pPr>
+        <w:pStyle w:val="Heading3"/>
+      </w:pPr>
+      <w:r>
+        <w:t>Finalizar serviço — UC-05</w:t>
+      </w:r>
+    </w:p>
+    <w:p>
+      <w:r>
+        <w:drawing>
+          <wp:inline>
+            <wp:extent cx="5212080" cy="3300984"/>
+            <wp:docPr id="20" name="Picture 20"/>
+            <wp:cNvGraphicFramePr>
+              <a:graphicFrameLocks noChangeAspect="1"/>
+            </wp:cNvGraphicFramePr>
+            <a:graphic>
+              <a:graphicData uri="http://schemas.openxmlformats.org/drawingml/2006/picture">
+                <pic:pic>
+                  <pic:nvPicPr>
+                    <pic:cNvPr id="0" name="05-finalizar-servico.png"/>
+                    <pic:cNvPicPr/>
+                  </pic:nvPicPr>
+                  <pic:blipFill>
+                    <a:blip r:embed="rId83"/>
+                    <a:stretch>
+                      <a:fillRect/>
+                    </a:stretch>
+                  </pic:blipFill>
+                  <pic:spPr>
+                    <a:xfrm>
+                      <a:off x="0" y="0"/>
+                      <a:ext cx="5212080" cy="3300984"/>
+                    </a:xfrm>
+                    <a:prstGeom prst="rect"/>
+                  </pic:spPr>
+                </pic:pic>
+              </a:graphicData>
+            </a:graphic>
+          </wp:inline>
+        </w:drawing>
+      </w:r>
+    </w:p>
+    <w:p>
+      <w:r>
+        <w:t xml:space="preserve">Abrir protótipo: </w:t>
+      </w:r>
+      <w:hyperlink r:id="rId84">
+        <w:r>
+          <w:rPr>
+            <w:color w:val="0563C1"/>
+            <w:u w:val="single"/>
+          </w:rPr>
+          <w:t>https://github.com/GPSMiranda/CONSTRUMOB-SISTEMA-DE-UBERIZA-O-PARA-SERVI-OS-DE-CONSTRU-O-CIVIL/blob/codex/prototipos/docs/prototypes/05-finalizar-servico.html</w:t>
+        </w:r>
+      </w:hyperlink>
+      <w:r>
+        <w:t xml:space="preserve"> | Abrir imagem: </w:t>
+      </w:r>
+      <w:hyperlink r:id="rId85">
+        <w:r>
+          <w:rPr>
+            <w:color w:val="0563C1"/>
+            <w:u w:val="single"/>
+          </w:rPr>
+          <w:t>https://github.com/GPSMiranda/CONSTRUMOB-SISTEMA-DE-UBERIZA-O-PARA-SERVI-OS-DE-CONSTRU-O-CIVIL/blob/codex/prototipos/docs/prototypes/images/05-finalizar-servico.png</w:t>
+        </w:r>
+      </w:hyperlink>
+    </w:p>
+    <w:p>
+      <w:pPr>
+        <w:pStyle w:val="Heading3"/>
+      </w:pPr>
+      <w:r>
+        <w:t>Avaliar e moderar — UC-06 / UC-07</w:t>
+      </w:r>
+    </w:p>
+    <w:p>
+      <w:r>
+        <w:drawing>
+          <wp:inline>
+            <wp:extent cx="5212080" cy="3300984"/>
+            <wp:docPr id="21" name="Picture 21"/>
+            <wp:cNvGraphicFramePr>
+              <a:graphicFrameLocks noChangeAspect="1"/>
+            </wp:cNvGraphicFramePr>
+            <a:graphic>
+              <a:graphicData uri="http://schemas.openxmlformats.org/drawingml/2006/picture">
+                <pic:pic>
+                  <pic:nvPicPr>
+                    <pic:cNvPr id="0" name="06-avaliar-moderar.png"/>
+                    <pic:cNvPicPr/>
+                  </pic:nvPicPr>
+                  <pic:blipFill>
+                    <a:blip r:embed="rId86"/>
+                    <a:stretch>
+                      <a:fillRect/>
+                    </a:stretch>
+                  </pic:blipFill>
+                  <pic:spPr>
+                    <a:xfrm>
+                      <a:off x="0" y="0"/>
+                      <a:ext cx="5212080" cy="3300984"/>
+                    </a:xfrm>
+                    <a:prstGeom prst="rect"/>
+                  </pic:spPr>
+                </pic:pic>
+              </a:graphicData>
+            </a:graphic>
+          </wp:inline>
+        </w:drawing>
+      </w:r>
+    </w:p>
+    <w:p>
+      <w:r>
+        <w:t xml:space="preserve">Abrir protótipo: </w:t>
+      </w:r>
+      <w:hyperlink r:id="rId87">
+        <w:r>
+          <w:rPr>
+            <w:color w:val="0563C1"/>
+            <w:u w:val="single"/>
+          </w:rPr>
+          <w:t>https://github.com/GPSMiranda/CONSTRUMOB-SISTEMA-DE-UBERIZA-O-PARA-SERVI-OS-DE-CONSTRU-O-CIVIL/blob/codex/prototipos/docs/prototypes/06-avaliar-moderar.html</w:t>
+        </w:r>
+      </w:hyperlink>
+      <w:r>
+        <w:t xml:space="preserve"> | Abrir imagem: </w:t>
+      </w:r>
+      <w:hyperlink r:id="rId88">
+        <w:r>
+          <w:rPr>
+            <w:color w:val="0563C1"/>
+            <w:u w:val="single"/>
+          </w:rPr>
+          <w:t>https://github.com/GPSMiranda/CONSTRUMOB-SISTEMA-DE-UBERIZA-O-PARA-SERVI-OS-DE-CONSTRU-O-CIVIL/blob/codex/prototipos/docs/prototypes/images/06-avaliar-moderar.png</w:t>
+        </w:r>
+      </w:hyperlink>
+    </w:p>
+    <w:p>
+      <w:pPr>
+        <w:pStyle w:val="Heading2"/>
+      </w:pPr>
+      <w:r>
+        <w:t>15.3 Mapa de navegação</w:t>
+      </w:r>
+    </w:p>
+    <w:p>
+      <w:r>
+        <w:t>Os mapas substituem a descrição textual isolada por fluxos visuais correspondentes aos perfis e casos de uso corrigidos. As imagens e o código PlantUML estão versionados no repositório.</w:t>
+      </w:r>
+    </w:p>
+    <w:p>
+      <w:pPr>
+        <w:pStyle w:val="Heading3"/>
+      </w:pPr>
+      <w:r>
+        <w:t>Fluxo do Cliente</w:t>
+      </w:r>
+    </w:p>
+    <w:p>
+      <w:r>
+        <w:drawing>
+          <wp:inline>
+            <wp:extent cx="5577840" cy="1784909"/>
+            <wp:docPr id="22" name="Picture 22"/>
+            <wp:cNvGraphicFramePr>
+              <a:graphicFrameLocks noChangeAspect="1"/>
+            </wp:cNvGraphicFramePr>
+            <a:graphic>
+              <a:graphicData uri="http://schemas.openxmlformats.org/drawingml/2006/picture">
+                <pic:pic>
+                  <pic:nvPicPr>
+                    <pic:cNvPr id="0" name="fluxo-cliente.png"/>
+                    <pic:cNvPicPr/>
+                  </pic:nvPicPr>
+                  <pic:blipFill>
+                    <a:blip r:embed="rId89"/>
+                    <a:stretch>
+                      <a:fillRect/>
+                    </a:stretch>
+                  </pic:blipFill>
+                  <pic:spPr>
+                    <a:xfrm>
+                      <a:off x="0" y="0"/>
+                      <a:ext cx="5577840" cy="1784909"/>
+                    </a:xfrm>
+                    <a:prstGeom prst="rect"/>
+                  </pic:spPr>
+                </pic:pic>
+              </a:graphicData>
+            </a:graphic>
+          </wp:inline>
+        </w:drawing>
+      </w:r>
+    </w:p>
+    <w:p>
+      <w:r>
+        <w:t xml:space="preserve">Imagem: </w:t>
+      </w:r>
+      <w:hyperlink r:id="rId90">
+        <w:r>
+          <w:rPr>
+            <w:color w:val="0563C1"/>
+            <w:u w:val="single"/>
+          </w:rPr>
+          <w:t>https://github.com/GPSMiranda/CONSTRUMOB-SISTEMA-DE-UBERIZA-O-PARA-SERVI-OS-DE-CONSTRU-O-CIVIL/blob/codex/prototipos/docs/prototypes/images/fluxo-cliente.png</w:t>
+        </w:r>
+      </w:hyperlink>
+      <w:r>
+        <w:t xml:space="preserve"> | Código: </w:t>
+      </w:r>
+      <w:hyperlink r:id="rId91">
+        <w:r>
+          <w:rPr>
+            <w:color w:val="0563C1"/>
+            <w:u w:val="single"/>
+          </w:rPr>
+          <w:t>https://github.com/GPSMiranda/CONSTRUMOB-SISTEMA-DE-UBERIZA-O-PARA-SERVI-OS-DE-CONSTRU-O-CIVIL/blob/codex/prototipos/docs/prototypes/15.3-mapas-navegacao.puml</w:t>
+        </w:r>
+      </w:hyperlink>
+      <w:r>
+        <w:t xml:space="preserve"> | Casos: UC-01, UC-02, UC-05, UC-06</w:t>
+      </w:r>
+    </w:p>
+    <w:p>
+      <w:pPr>
+        <w:pStyle w:val="Heading3"/>
+      </w:pPr>
+      <w:r>
+        <w:t>Fluxo do Profissional</w:t>
+      </w:r>
+    </w:p>
+    <w:p>
+      <w:r>
+        <w:drawing>
+          <wp:inline>
+            <wp:extent cx="5577840" cy="1784909"/>
+            <wp:docPr id="23" name="Picture 23"/>
+            <wp:cNvGraphicFramePr>
+              <a:graphicFrameLocks noChangeAspect="1"/>
+            </wp:cNvGraphicFramePr>
+            <a:graphic>
+              <a:graphicData uri="http://schemas.openxmlformats.org/drawingml/2006/picture">
+                <pic:pic>
+                  <pic:nvPicPr>
+                    <pic:cNvPr id="0" name="fluxo-profissional.png"/>
+                    <pic:cNvPicPr/>
+                  </pic:nvPicPr>
+                  <pic:blipFill>
+                    <a:blip r:embed="rId92"/>
+                    <a:stretch>
+                      <a:fillRect/>
+                    </a:stretch>
+                  </pic:blipFill>
+                  <pic:spPr>
+                    <a:xfrm>
+                      <a:off x="0" y="0"/>
+                      <a:ext cx="5577840" cy="1784909"/>
+                    </a:xfrm>
+                    <a:prstGeom prst="rect"/>
+                  </pic:spPr>
+                </pic:pic>
+              </a:graphicData>
+            </a:graphic>
+          </wp:inline>
+        </w:drawing>
+      </w:r>
+    </w:p>
+    <w:p>
+      <w:r>
+        <w:t xml:space="preserve">Imagem: </w:t>
+      </w:r>
+      <w:hyperlink r:id="rId93">
+        <w:r>
+          <w:rPr>
+            <w:color w:val="0563C1"/>
+            <w:u w:val="single"/>
+          </w:rPr>
+          <w:t>https://github.com/GPSMiranda/CONSTRUMOB-SISTEMA-DE-UBERIZA-O-PARA-SERVI-OS-DE-CONSTRU-O-CIVIL/blob/codex/prototipos/docs/prototypes/images/fluxo-profissional.png</w:t>
+        </w:r>
+      </w:hyperlink>
+      <w:r>
+        <w:t xml:space="preserve"> | Código: </w:t>
+      </w:r>
+      <w:hyperlink r:id="rId91">
+        <w:r>
+          <w:rPr>
+            <w:color w:val="0563C1"/>
+            <w:u w:val="single"/>
+          </w:rPr>
+          <w:t>https://github.com/GPSMiranda/CONSTRUMOB-SISTEMA-DE-UBERIZA-O-PARA-SERVI-OS-DE-CONSTRU-O-CIVIL/blob/codex/prototipos/docs/prototypes/15.3-mapas-navegacao.puml</w:t>
+        </w:r>
+      </w:hyperlink>
+      <w:r>
+        <w:t xml:space="preserve"> | Casos: UC-01, UC-03, UC-04, UC-05</w:t>
+      </w:r>
+    </w:p>
+    <w:p>
+      <w:pPr>
+        <w:pStyle w:val="Heading3"/>
+      </w:pPr>
+      <w:r>
+        <w:t>Fluxo do Administrador</w:t>
+      </w:r>
+    </w:p>
+    <w:p>
+      <w:r>
+        <w:drawing>
+          <wp:inline>
+            <wp:extent cx="5577840" cy="1784909"/>
+            <wp:docPr id="24" name="Picture 24"/>
+            <wp:cNvGraphicFramePr>
+              <a:graphicFrameLocks noChangeAspect="1"/>
+            </wp:cNvGraphicFramePr>
+            <a:graphic>
+              <a:graphicData uri="http://schemas.openxmlformats.org/drawingml/2006/picture">
+                <pic:pic>
+                  <pic:nvPicPr>
+                    <pic:cNvPr id="0" name="fluxo-administrador.png"/>
+                    <pic:cNvPicPr/>
+                  </pic:nvPicPr>
+                  <pic:blipFill>
+                    <a:blip r:embed="rId94"/>
+                    <a:stretch>
+                      <a:fillRect/>
+                    </a:stretch>
+                  </pic:blipFill>
+                  <pic:spPr>
+                    <a:xfrm>
+                      <a:off x="0" y="0"/>
+                      <a:ext cx="5577840" cy="1784909"/>
+                    </a:xfrm>
+                    <a:prstGeom prst="rect"/>
+                  </pic:spPr>
+                </pic:pic>
+              </a:graphicData>
+            </a:graphic>
+          </wp:inline>
+        </w:drawing>
+      </w:r>
+    </w:p>
+    <w:p>
+      <w:r>
+        <w:t xml:space="preserve">Imagem: </w:t>
+      </w:r>
+      <w:hyperlink r:id="rId95">
+        <w:r>
+          <w:rPr>
+            <w:color w:val="0563C1"/>
+            <w:u w:val="single"/>
+          </w:rPr>
+          <w:t>https://github.com/GPSMiranda/CONSTRUMOB-SISTEMA-DE-UBERIZA-O-PARA-SERVI-OS-DE-CONSTRU-O-CIVIL/blob/codex/prototipos/docs/prototypes/images/fluxo-administrador.png</w:t>
+        </w:r>
+      </w:hyperlink>
+      <w:r>
+        <w:t xml:space="preserve"> | Código: </w:t>
+      </w:r>
+      <w:hyperlink r:id="rId91">
+        <w:r>
+          <w:rPr>
+            <w:color w:val="0563C1"/>
+            <w:u w:val="single"/>
+          </w:rPr>
+          <w:t>https://github.com/GPSMiranda/CONSTRUMOB-SISTEMA-DE-UBERIZA-O-PARA-SERVI-OS-DE-CONSTRU-O-CIVIL/blob/codex/prototipos/docs/prototypes/15.3-mapas-navegacao.puml</w:t>
+        </w:r>
+      </w:hyperlink>
+      <w:r>
+        <w:t xml:space="preserve"> | Casos: UC-01, UC-07</w:t>
+      </w:r>
+    </w:p>
+    <w:p>
+      <w:r>
+        <w:br w:type="page"/>
+      </w:r>
+    </w:p>
+    <w:p>
+      <w:pPr>
+        <w:pStyle w:val="Heading1"/>
+      </w:pPr>
+      <w:r>
+        <w:t>16. Plano e evidências de testes</w:t>
+      </w:r>
+    </w:p>
+    <w:p>
+      <w:pPr>
+        <w:pStyle w:val="Heading2"/>
+      </w:pPr>
+      <w:r>
+        <w:t>16.1 Estratégia de testes</w:t>
+      </w:r>
+    </w:p>
+    <w:p>
+      <w:r>
+        <w:t>A estratégia combina testes funcionais dos casos de uso, verificação dos fluxos críticos, validação das regras de negócio e inspeção de usabilidade. Cada teste deve registrar dados de entrada, resultado esperado, resultado observado e evidência versionada.</w:t>
+      </w:r>
+    </w:p>
+    <w:tbl>
+      <w:tblPr>
+        <w:tblW w:type="auto" w:w="0"/>
+        <w:tblLook w:firstColumn="1" w:firstRow="1" w:lastColumn="0" w:lastRow="0" w:noHBand="0" w:noVBand="1" w:val="04A0"/>
+        <w:tblBorders>
+          <w:top w:val="single" w:sz="4" w:color="D9D9D9"/>
+          <w:left w:val="single" w:sz="4" w:color="D9D9D9"/>
+          <w:bottom w:val="single" w:sz="4" w:color="D9D9D9"/>
+          <w:right w:val="single" w:sz="4" w:color="D9D9D9"/>
+          <w:insideH w:val="single" w:sz="4" w:color="D9D9D9"/>
+          <w:insideV w:val="single" w:sz="4" w:color="D9D9D9"/>
+        </w:tblBorders>
+      </w:tblPr>
+      <w:tblGrid>
+        <w:gridCol w:w="3010"/>
+        <w:gridCol w:w="3010"/>
+        <w:gridCol w:w="3010"/>
+      </w:tblGrid>
+      <w:tr>
+        <w:tc>
+          <w:tcPr>
+            <w:tcW w:type="dxa" w:w="3010"/>
+            <w:shd w:fill="1F4E78"/>
+          </w:tcPr>
+          <w:p>
+            <w:r>
+              <w:rPr>
+                <w:b/>
+                <w:color w:val="FFFFFF"/>
+                <w:sz w:val="16"/>
+              </w:rPr>
+              <w:t>Tipo</w:t>
+            </w:r>
+          </w:p>
+        </w:tc>
+        <w:tc>
+          <w:tcPr>
+            <w:tcW w:type="dxa" w:w="3010"/>
+            <w:shd w:fill="1F4E78"/>
+          </w:tcPr>
+          <w:p>
+            <w:r>
+              <w:rPr>
+                <w:b/>
+                <w:color w:val="FFFFFF"/>
+                <w:sz w:val="16"/>
+              </w:rPr>
+              <w:t>Escopo</w:t>
+            </w:r>
+          </w:p>
+        </w:tc>
+        <w:tc>
+          <w:tcPr>
+            <w:tcW w:type="dxa" w:w="3010"/>
+            <w:shd w:fill="1F4E78"/>
+          </w:tcPr>
+          <w:p>
+            <w:r>
+              <w:rPr>
+                <w:b/>
+                <w:color w:val="FFFFFF"/>
+                <w:sz w:val="16"/>
+              </w:rPr>
+              <w:t>Evidência</w:t>
+            </w:r>
+          </w:p>
+        </w:tc>
+      </w:tr>
+      <w:tr>
+        <w:tc>
+          <w:tcPr>
+            <w:tcW w:type="dxa" w:w="3010"/>
+            <w:vAlign w:val="center"/>
+          </w:tcPr>
+          <w:p>
+            <w:r>
+              <w:rPr>
+                <w:sz w:val="16"/>
+              </w:rPr>
+              <w:t>Funcional</w:t>
+            </w:r>
+          </w:p>
+        </w:tc>
+        <w:tc>
+          <w:tcPr>
+            <w:tcW w:type="dxa" w:w="3010"/>
+            <w:vAlign w:val="center"/>
+          </w:tcPr>
+          <w:p>
+            <w:r>
+              <w:rPr>
+                <w:sz w:val="16"/>
+              </w:rPr>
+              <w:t>UC-01 a UC-07, incluindo estados e permissões.</w:t>
+            </w:r>
+          </w:p>
+        </w:tc>
+        <w:tc>
+          <w:tcPr>
+            <w:tcW w:type="dxa" w:w="3010"/>
+            <w:vAlign w:val="center"/>
+          </w:tcPr>
+          <w:p>
+            <w:r>
+              <w:rPr>
+                <w:sz w:val="16"/>
+              </w:rPr>
+              <w:t>Casos de teste da Tabela 16.2.</w:t>
+            </w:r>
+          </w:p>
+        </w:tc>
+      </w:tr>
+      <w:tr>
+        <w:tc>
+          <w:tcPr>
+            <w:tcW w:type="dxa" w:w="3010"/>
+            <w:vAlign w:val="center"/>
+            <w:shd w:fill="F2F6FA"/>
+          </w:tcPr>
+          <w:p>
+            <w:r>
+              <w:rPr>
+                <w:sz w:val="16"/>
+              </w:rPr>
+              <w:t>Integração</w:t>
+            </w:r>
+          </w:p>
+        </w:tc>
+        <w:tc>
+          <w:tcPr>
+            <w:tcW w:type="dxa" w:w="3010"/>
+            <w:vAlign w:val="center"/>
+            <w:shd w:fill="F2F6FA"/>
+          </w:tcPr>
+          <w:p>
+            <w:r>
+              <w:rPr>
+                <w:sz w:val="16"/>
+              </w:rPr>
+              <w:t>Controllers, Services, Repositories e MySQL.</w:t>
+            </w:r>
+          </w:p>
+        </w:tc>
+        <w:tc>
+          <w:tcPr>
+            <w:tcW w:type="dxa" w:w="3010"/>
+            <w:vAlign w:val="center"/>
+            <w:shd w:fill="F2F6FA"/>
+          </w:tcPr>
+          <w:p>
+            <w:r>
+              <w:rPr>
+                <w:sz w:val="16"/>
+              </w:rPr>
+              <w:t>src/main/java e database/schema.sql.</w:t>
+            </w:r>
+          </w:p>
+        </w:tc>
+      </w:tr>
+      <w:tr>
+        <w:tc>
+          <w:tcPr>
+            <w:tcW w:type="dxa" w:w="3010"/>
+            <w:vAlign w:val="center"/>
+          </w:tcPr>
+          <w:p>
+            <w:r>
+              <w:rPr>
+                <w:sz w:val="16"/>
+              </w:rPr>
+              <w:t>Usabilidade</w:t>
+            </w:r>
+          </w:p>
+        </w:tc>
+        <w:tc>
+          <w:tcPr>
+            <w:tcW w:type="dxa" w:w="3010"/>
+            <w:vAlign w:val="center"/>
+          </w:tcPr>
+          <w:p>
+            <w:r>
+              <w:rPr>
+                <w:sz w:val="16"/>
+              </w:rPr>
+              <w:t>Navegação, mensagens, contraste e formulários.</w:t>
+            </w:r>
+          </w:p>
+        </w:tc>
+        <w:tc>
+          <w:tcPr>
+            <w:tcW w:type="dxa" w:w="3010"/>
+            <w:vAlign w:val="center"/>
+          </w:tcPr>
+          <w:p>
+            <w:r>
+              <w:rPr>
+                <w:sz w:val="16"/>
+              </w:rPr>
+              <w:t>Imagens em docs/prototypes/images.</w:t>
+            </w:r>
+          </w:p>
+        </w:tc>
+      </w:tr>
+      <w:tr>
+        <w:tc>
+          <w:tcPr>
+            <w:tcW w:type="dxa" w:w="3010"/>
+            <w:vAlign w:val="center"/>
+            <w:shd w:fill="F2F6FA"/>
+          </w:tcPr>
+          <w:p>
+            <w:r>
+              <w:rPr>
+                <w:sz w:val="16"/>
+              </w:rPr>
+              <w:t>Regressão</w:t>
+            </w:r>
+          </w:p>
+        </w:tc>
+        <w:tc>
+          <w:tcPr>
+            <w:tcW w:type="dxa" w:w="3010"/>
+            <w:vAlign w:val="center"/>
+            <w:shd w:fill="F2F6FA"/>
+          </w:tcPr>
+          <w:p>
+            <w:r>
+              <w:rPr>
+                <w:sz w:val="16"/>
+              </w:rPr>
+              <w:t>Ausência de pagamentos e artefatos de outro projeto.</w:t>
+            </w:r>
+          </w:p>
+        </w:tc>
+        <w:tc>
+          <w:tcPr>
+            <w:tcW w:type="dxa" w:w="3010"/>
+            <w:vAlign w:val="center"/>
+            <w:shd w:fill="F2F6FA"/>
+          </w:tcPr>
+          <w:p>
+            <w:r>
+              <w:rPr>
+                <w:sz w:val="16"/>
+              </w:rPr>
+              <w:t>Commit 6cd46f9 e revisão UML.</w:t>
+            </w:r>
+          </w:p>
+        </w:tc>
+      </w:tr>
+    </w:tbl>
+    <w:p/>
+    <w:p>
+      <w:pPr>
+        <w:pStyle w:val="Heading2"/>
+      </w:pPr>
+      <w:r>
+        <w:t>16.2 Casos de teste</w:t>
+      </w:r>
+    </w:p>
+    <w:tbl>
+      <w:tblPr>
+        <w:tblW w:type="auto" w:w="0"/>
+        <w:tblLook w:firstColumn="1" w:firstRow="1" w:lastColumn="0" w:lastRow="0" w:noHBand="0" w:noVBand="1" w:val="04A0"/>
+        <w:tblBorders>
+          <w:top w:val="single" w:sz="4" w:color="D9D9D9"/>
+          <w:left w:val="single" w:sz="4" w:color="D9D9D9"/>
+          <w:bottom w:val="single" w:sz="4" w:color="D9D9D9"/>
+          <w:right w:val="single" w:sz="4" w:color="D9D9D9"/>
+          <w:insideH w:val="single" w:sz="4" w:color="D9D9D9"/>
+          <w:insideV w:val="single" w:sz="4" w:color="D9D9D9"/>
+        </w:tblBorders>
+      </w:tblPr>
+      <w:tblGrid>
+        <w:gridCol w:w="1806"/>
+        <w:gridCol w:w="1806"/>
+        <w:gridCol w:w="1806"/>
+        <w:gridCol w:w="1806"/>
+        <w:gridCol w:w="1806"/>
+      </w:tblGrid>
+      <w:tr>
+        <w:tc>
+          <w:tcPr>
+            <w:tcW w:type="dxa" w:w="1806"/>
+            <w:shd w:fill="1F4E78"/>
+          </w:tcPr>
+          <w:p>
+            <w:r>
+              <w:rPr>
+                <w:b/>
+                <w:color w:val="FFFFFF"/>
+                <w:sz w:val="16"/>
+              </w:rPr>
+              <w:t>ID</w:t>
+            </w:r>
+          </w:p>
+        </w:tc>
+        <w:tc>
+          <w:tcPr>
+            <w:tcW w:type="dxa" w:w="1806"/>
+            <w:shd w:fill="1F4E78"/>
+          </w:tcPr>
+          <w:p>
+            <w:r>
+              <w:rPr>
+                <w:b/>
+                <w:color w:val="FFFFFF"/>
+                <w:sz w:val="16"/>
+              </w:rPr>
+              <w:t>Caso</w:t>
+            </w:r>
+          </w:p>
+        </w:tc>
+        <w:tc>
+          <w:tcPr>
+            <w:tcW w:type="dxa" w:w="1806"/>
+            <w:shd w:fill="1F4E78"/>
+          </w:tcPr>
+          <w:p>
+            <w:r>
+              <w:rPr>
+                <w:b/>
+                <w:color w:val="FFFFFF"/>
+                <w:sz w:val="16"/>
+              </w:rPr>
+              <w:t>Pré-condição</w:t>
+            </w:r>
+          </w:p>
+        </w:tc>
+        <w:tc>
+          <w:tcPr>
+            <w:tcW w:type="dxa" w:w="1806"/>
+            <w:shd w:fill="1F4E78"/>
+          </w:tcPr>
+          <w:p>
+            <w:r>
+              <w:rPr>
+                <w:b/>
+                <w:color w:val="FFFFFF"/>
+                <w:sz w:val="16"/>
+              </w:rPr>
+              <w:t>Resultado esperado</w:t>
+            </w:r>
+          </w:p>
+        </w:tc>
+        <w:tc>
+          <w:tcPr>
+            <w:tcW w:type="dxa" w:w="1806"/>
+            <w:shd w:fill="1F4E78"/>
+          </w:tcPr>
+          <w:p>
+            <w:r>
+              <w:rPr>
+                <w:b/>
+                <w:color w:val="FFFFFF"/>
+                <w:sz w:val="16"/>
+              </w:rPr>
+              <w:t>Evidência</w:t>
+            </w:r>
+          </w:p>
+        </w:tc>
+      </w:tr>
+      <w:tr>
+        <w:tc>
+          <w:tcPr>
+            <w:tcW w:type="dxa" w:w="1806"/>
+            <w:vAlign w:val="center"/>
+          </w:tcPr>
+          <w:p>
+            <w:r>
+              <w:rPr>
+                <w:sz w:val="16"/>
+              </w:rPr>
+              <w:t>CT-01</w:t>
+            </w:r>
+          </w:p>
+        </w:tc>
+        <w:tc>
+          <w:tcPr>
+            <w:tcW w:type="dxa" w:w="1806"/>
+            <w:vAlign w:val="center"/>
+          </w:tcPr>
+          <w:p>
+            <w:r>
+              <w:rPr>
+                <w:sz w:val="16"/>
+              </w:rPr>
+              <w:t>Cadastrar/autenticar</w:t>
+            </w:r>
+          </w:p>
+        </w:tc>
+        <w:tc>
+          <w:tcPr>
+            <w:tcW w:type="dxa" w:w="1806"/>
+            <w:vAlign w:val="center"/>
+          </w:tcPr>
+          <w:p>
+            <w:r>
+              <w:rPr>
+                <w:sz w:val="16"/>
+              </w:rPr>
+              <w:t>Dados válidos ou e-mail duplicado.</w:t>
+            </w:r>
+          </w:p>
+        </w:tc>
+        <w:tc>
+          <w:tcPr>
+            <w:tcW w:type="dxa" w:w="1806"/>
+            <w:vAlign w:val="center"/>
+          </w:tcPr>
+          <w:p>
+            <w:r>
+              <w:rPr>
+                <w:sz w:val="16"/>
+              </w:rPr>
+              <w:t>Conta criada ou erro de duplicidade sem sessão inválida.</w:t>
+            </w:r>
+          </w:p>
+        </w:tc>
+        <w:tc>
+          <w:tcPr>
+            <w:tcW w:type="dxa" w:w="1806"/>
+            <w:vAlign w:val="center"/>
+          </w:tcPr>
+          <w:p>
+            <w:r>
+              <w:rPr>
+                <w:sz w:val="16"/>
+              </w:rPr>
+              <w:t>UC-01; docs/prototypes/01-acesso.html.</w:t>
+            </w:r>
+          </w:p>
+        </w:tc>
+      </w:tr>
+      <w:tr>
+        <w:tc>
+          <w:tcPr>
+            <w:tcW w:type="dxa" w:w="1806"/>
+            <w:vAlign w:val="center"/>
+            <w:shd w:fill="F2F6FA"/>
+          </w:tcPr>
+          <w:p>
+            <w:r>
+              <w:rPr>
+                <w:sz w:val="16"/>
+              </w:rPr>
+              <w:t>CT-02</w:t>
+            </w:r>
+          </w:p>
+        </w:tc>
+        <w:tc>
+          <w:tcPr>
+            <w:tcW w:type="dxa" w:w="1806"/>
+            <w:vAlign w:val="center"/>
+            <w:shd w:fill="F2F6FA"/>
+          </w:tcPr>
+          <w:p>
+            <w:r>
+              <w:rPr>
+                <w:sz w:val="16"/>
+              </w:rPr>
+              <w:t>Publicar demanda</w:t>
+            </w:r>
+          </w:p>
+        </w:tc>
+        <w:tc>
+          <w:tcPr>
+            <w:tcW w:type="dxa" w:w="1806"/>
+            <w:vAlign w:val="center"/>
+            <w:shd w:fill="F2F6FA"/>
+          </w:tcPr>
+          <w:p>
+            <w:r>
+              <w:rPr>
+                <w:sz w:val="16"/>
+              </w:rPr>
+              <w:t>Cliente autenticado.</w:t>
+            </w:r>
+          </w:p>
+        </w:tc>
+        <w:tc>
+          <w:tcPr>
+            <w:tcW w:type="dxa" w:w="1806"/>
+            <w:vAlign w:val="center"/>
+            <w:shd w:fill="F2F6FA"/>
+          </w:tcPr>
+          <w:p>
+            <w:r>
+              <w:rPr>
+                <w:sz w:val="16"/>
+              </w:rPr>
+              <w:t>PedidoServico criado com status ABERTO.</w:t>
+            </w:r>
+          </w:p>
+        </w:tc>
+        <w:tc>
+          <w:tcPr>
+            <w:tcW w:type="dxa" w:w="1806"/>
+            <w:vAlign w:val="center"/>
+            <w:shd w:fill="F2F6FA"/>
+          </w:tcPr>
+          <w:p>
+            <w:r>
+              <w:rPr>
+                <w:sz w:val="16"/>
+              </w:rPr>
+              <w:t>UC-02; PedidoServico.java.</w:t>
+            </w:r>
+          </w:p>
+        </w:tc>
+      </w:tr>
+      <w:tr>
+        <w:tc>
+          <w:tcPr>
+            <w:tcW w:type="dxa" w:w="1806"/>
+            <w:vAlign w:val="center"/>
+          </w:tcPr>
+          <w:p>
+            <w:r>
+              <w:rPr>
+                <w:sz w:val="16"/>
+              </w:rPr>
+              <w:t>CT-03</w:t>
+            </w:r>
+          </w:p>
+        </w:tc>
+        <w:tc>
+          <w:tcPr>
+            <w:tcW w:type="dxa" w:w="1806"/>
+            <w:vAlign w:val="center"/>
+          </w:tcPr>
+          <w:p>
+            <w:r>
+              <w:rPr>
+                <w:sz w:val="16"/>
+              </w:rPr>
+              <w:t>Consultar demandas</w:t>
+            </w:r>
+          </w:p>
+        </w:tc>
+        <w:tc>
+          <w:tcPr>
+            <w:tcW w:type="dxa" w:w="1806"/>
+            <w:vAlign w:val="center"/>
+          </w:tcPr>
+          <w:p>
+            <w:r>
+              <w:rPr>
+                <w:sz w:val="16"/>
+              </w:rPr>
+              <w:t>Profissional autenticado.</w:t>
+            </w:r>
+          </w:p>
+        </w:tc>
+        <w:tc>
+          <w:tcPr>
+            <w:tcW w:type="dxa" w:w="1806"/>
+            <w:vAlign w:val="center"/>
+          </w:tcPr>
+          <w:p>
+            <w:r>
+              <w:rPr>
+                <w:sz w:val="16"/>
+              </w:rPr>
+              <w:t>Somente demandas abertas aparecem.</w:t>
+            </w:r>
+          </w:p>
+        </w:tc>
+        <w:tc>
+          <w:tcPr>
+            <w:tcW w:type="dxa" w:w="1806"/>
+            <w:vAlign w:val="center"/>
+          </w:tcPr>
+          <w:p>
+            <w:r>
+              <w:rPr>
+                <w:sz w:val="16"/>
+              </w:rPr>
+              <w:t>UC-03; PedidoController.java.</w:t>
+            </w:r>
+          </w:p>
+        </w:tc>
+      </w:tr>
+      <w:tr>
+        <w:tc>
+          <w:tcPr>
+            <w:tcW w:type="dxa" w:w="1806"/>
+            <w:vAlign w:val="center"/>
+            <w:shd w:fill="F2F6FA"/>
+          </w:tcPr>
+          <w:p>
+            <w:r>
+              <w:rPr>
+                <w:sz w:val="16"/>
+              </w:rPr>
+              <w:t>CT-04</w:t>
+            </w:r>
+          </w:p>
+        </w:tc>
+        <w:tc>
+          <w:tcPr>
+            <w:tcW w:type="dxa" w:w="1806"/>
+            <w:vAlign w:val="center"/>
+            <w:shd w:fill="F2F6FA"/>
+          </w:tcPr>
+          <w:p>
+            <w:r>
+              <w:rPr>
+                <w:sz w:val="16"/>
+              </w:rPr>
+              <w:t>Aceitar demanda</w:t>
+            </w:r>
+          </w:p>
+        </w:tc>
+        <w:tc>
+          <w:tcPr>
+            <w:tcW w:type="dxa" w:w="1806"/>
+            <w:vAlign w:val="center"/>
+            <w:shd w:fill="F2F6FA"/>
+          </w:tcPr>
+          <w:p>
+            <w:r>
+              <w:rPr>
+                <w:sz w:val="16"/>
+              </w:rPr>
+              <w:t>Profissional validado e demanda aberta.</w:t>
+            </w:r>
+          </w:p>
+        </w:tc>
+        <w:tc>
+          <w:tcPr>
+            <w:tcW w:type="dxa" w:w="1806"/>
+            <w:vAlign w:val="center"/>
+            <w:shd w:fill="F2F6FA"/>
+          </w:tcPr>
+          <w:p>
+            <w:r>
+              <w:rPr>
+                <w:sz w:val="16"/>
+              </w:rPr>
+              <w:t>Profissional associado e status ACEITO.</w:t>
+            </w:r>
+          </w:p>
+        </w:tc>
+        <w:tc>
+          <w:tcPr>
+            <w:tcW w:type="dxa" w:w="1806"/>
+            <w:vAlign w:val="center"/>
+            <w:shd w:fill="F2F6FA"/>
+          </w:tcPr>
+          <w:p>
+            <w:r>
+              <w:rPr>
+                <w:sz w:val="16"/>
+              </w:rPr>
+              <w:t>UC-04; PedidoServico.aceitar().</w:t>
+            </w:r>
+          </w:p>
+        </w:tc>
+      </w:tr>
+      <w:tr>
+        <w:tc>
+          <w:tcPr>
+            <w:tcW w:type="dxa" w:w="1806"/>
+            <w:vAlign w:val="center"/>
+          </w:tcPr>
+          <w:p>
+            <w:r>
+              <w:rPr>
+                <w:sz w:val="16"/>
+              </w:rPr>
+              <w:t>CT-05</w:t>
+            </w:r>
+          </w:p>
+        </w:tc>
+        <w:tc>
+          <w:tcPr>
+            <w:tcW w:type="dxa" w:w="1806"/>
+            <w:vAlign w:val="center"/>
+          </w:tcPr>
+          <w:p>
+            <w:r>
+              <w:rPr>
+                <w:sz w:val="16"/>
+              </w:rPr>
+              <w:t>Finalizar serviço</w:t>
+            </w:r>
+          </w:p>
+        </w:tc>
+        <w:tc>
+          <w:tcPr>
+            <w:tcW w:type="dxa" w:w="1806"/>
+            <w:vAlign w:val="center"/>
+          </w:tcPr>
+          <w:p>
+            <w:r>
+              <w:rPr>
+                <w:sz w:val="16"/>
+              </w:rPr>
+              <w:t>Profissional associado e status ACEITO.</w:t>
+            </w:r>
+          </w:p>
+        </w:tc>
+        <w:tc>
+          <w:tcPr>
+            <w:tcW w:type="dxa" w:w="1806"/>
+            <w:vAlign w:val="center"/>
+          </w:tcPr>
+          <w:p>
+            <w:r>
+              <w:rPr>
+                <w:sz w:val="16"/>
+              </w:rPr>
+              <w:t>Status FINALIZADO; operação de terceiro recusada.</w:t>
+            </w:r>
+          </w:p>
+        </w:tc>
+        <w:tc>
+          <w:tcPr>
+            <w:tcW w:type="dxa" w:w="1806"/>
+            <w:vAlign w:val="center"/>
+          </w:tcPr>
+          <w:p>
+            <w:r>
+              <w:rPr>
+                <w:sz w:val="16"/>
+              </w:rPr>
+              <w:t>UC-05; PedidoServico.finalizar().</w:t>
+            </w:r>
+          </w:p>
+        </w:tc>
+      </w:tr>
+      <w:tr>
+        <w:tc>
+          <w:tcPr>
+            <w:tcW w:type="dxa" w:w="1806"/>
+            <w:vAlign w:val="center"/>
+            <w:shd w:fill="F2F6FA"/>
+          </w:tcPr>
+          <w:p>
+            <w:r>
+              <w:rPr>
+                <w:sz w:val="16"/>
+              </w:rPr>
+              <w:t>CT-06</w:t>
+            </w:r>
+          </w:p>
+        </w:tc>
+        <w:tc>
+          <w:tcPr>
+            <w:tcW w:type="dxa" w:w="1806"/>
+            <w:vAlign w:val="center"/>
+            <w:shd w:fill="F2F6FA"/>
+          </w:tcPr>
+          <w:p>
+            <w:r>
+              <w:rPr>
+                <w:sz w:val="16"/>
+              </w:rPr>
+              <w:t>Avaliar profissional</w:t>
+            </w:r>
+          </w:p>
+        </w:tc>
+        <w:tc>
+          <w:tcPr>
+            <w:tcW w:type="dxa" w:w="1806"/>
+            <w:vAlign w:val="center"/>
+            <w:shd w:fill="F2F6FA"/>
+          </w:tcPr>
+          <w:p>
+            <w:r>
+              <w:rPr>
+                <w:sz w:val="16"/>
+              </w:rPr>
+              <w:t>Demanda finalizada; nota de 1 a 5.</w:t>
+            </w:r>
+          </w:p>
+        </w:tc>
+        <w:tc>
+          <w:tcPr>
+            <w:tcW w:type="dxa" w:w="1806"/>
+            <w:vAlign w:val="center"/>
+            <w:shd w:fill="F2F6FA"/>
+          </w:tcPr>
+          <w:p>
+            <w:r>
+              <w:rPr>
+                <w:sz w:val="16"/>
+              </w:rPr>
+              <w:t>Avaliação persistida; nota inválida recusada.</w:t>
+            </w:r>
+          </w:p>
+        </w:tc>
+        <w:tc>
+          <w:tcPr>
+            <w:tcW w:type="dxa" w:w="1806"/>
+            <w:vAlign w:val="center"/>
+            <w:shd w:fill="F2F6FA"/>
+          </w:tcPr>
+          <w:p>
+            <w:r>
+              <w:rPr>
+                <w:sz w:val="16"/>
+              </w:rPr>
+              <w:t>UC-06; Avaliacao.java.</w:t>
+            </w:r>
+          </w:p>
+        </w:tc>
+      </w:tr>
+      <w:tr>
+        <w:tc>
+          <w:tcPr>
+            <w:tcW w:type="dxa" w:w="1806"/>
+            <w:vAlign w:val="center"/>
+          </w:tcPr>
+          <w:p>
+            <w:r>
+              <w:rPr>
+                <w:sz w:val="16"/>
+              </w:rPr>
+              <w:t>CT-07</w:t>
+            </w:r>
+          </w:p>
+        </w:tc>
+        <w:tc>
+          <w:tcPr>
+            <w:tcW w:type="dxa" w:w="1806"/>
+            <w:vAlign w:val="center"/>
+          </w:tcPr>
+          <w:p>
+            <w:r>
+              <w:rPr>
+                <w:sz w:val="16"/>
+              </w:rPr>
+              <w:t>Moderar cadastro</w:t>
+            </w:r>
+          </w:p>
+        </w:tc>
+        <w:tc>
+          <w:tcPr>
+            <w:tcW w:type="dxa" w:w="1806"/>
+            <w:vAlign w:val="center"/>
+          </w:tcPr>
+          <w:p>
+            <w:r>
+              <w:rPr>
+                <w:sz w:val="16"/>
+              </w:rPr>
+              <w:t>Administrador autenticado.</w:t>
+            </w:r>
+          </w:p>
+        </w:tc>
+        <w:tc>
+          <w:tcPr>
+            <w:tcW w:type="dxa" w:w="1806"/>
+            <w:vAlign w:val="center"/>
+          </w:tcPr>
+          <w:p>
+            <w:r>
+              <w:rPr>
+                <w:sz w:val="16"/>
+              </w:rPr>
+              <w:t>Status de cadastro alterado; acesso indevido recusado.</w:t>
+            </w:r>
+          </w:p>
+        </w:tc>
+        <w:tc>
+          <w:tcPr>
+            <w:tcW w:type="dxa" w:w="1806"/>
+            <w:vAlign w:val="center"/>
+          </w:tcPr>
+          <w:p>
+            <w:r>
+              <w:rPr>
+                <w:sz w:val="16"/>
+              </w:rPr>
+              <w:t>UC-07; Profissional.validarCadastro().</w:t>
+            </w:r>
+          </w:p>
+        </w:tc>
+      </w:tr>
+    </w:tbl>
+    <w:p/>
+    <w:p>
+      <w:pPr>
+        <w:pStyle w:val="Heading2"/>
+      </w:pPr>
+      <w:r>
+        <w:t>16.3 Registro de defeitos e melhorias</w:t>
+      </w:r>
+    </w:p>
+    <w:tbl>
+      <w:tblPr>
+        <w:tblW w:type="auto" w:w="0"/>
+        <w:tblLook w:firstColumn="1" w:firstRow="1" w:lastColumn="0" w:lastRow="0" w:noHBand="0" w:noVBand="1" w:val="04A0"/>
+        <w:tblBorders>
+          <w:top w:val="single" w:sz="4" w:color="D9D9D9"/>
+          <w:left w:val="single" w:sz="4" w:color="D9D9D9"/>
+          <w:bottom w:val="single" w:sz="4" w:color="D9D9D9"/>
+          <w:right w:val="single" w:sz="4" w:color="D9D9D9"/>
+          <w:insideH w:val="single" w:sz="4" w:color="D9D9D9"/>
+          <w:insideV w:val="single" w:sz="4" w:color="D9D9D9"/>
+        </w:tblBorders>
+      </w:tblPr>
+      <w:tblGrid>
+        <w:gridCol w:w="2257"/>
+        <w:gridCol w:w="2257"/>
+        <w:gridCol w:w="2257"/>
+        <w:gridCol w:w="2257"/>
+      </w:tblGrid>
+      <w:tr>
+        <w:tc>
+          <w:tcPr>
+            <w:tcW w:type="dxa" w:w="2257"/>
+            <w:shd w:fill="1F4E78"/>
+          </w:tcPr>
+          <w:p>
+            <w:r>
+              <w:rPr>
+                <w:b/>
+                <w:color w:val="FFFFFF"/>
+                <w:sz w:val="16"/>
+              </w:rPr>
+              <w:t>ID</w:t>
+            </w:r>
+          </w:p>
+        </w:tc>
+        <w:tc>
+          <w:tcPr>
+            <w:tcW w:type="dxa" w:w="2257"/>
+            <w:shd w:fill="1F4E78"/>
+          </w:tcPr>
+          <w:p>
+            <w:r>
+              <w:rPr>
+                <w:b/>
+                <w:color w:val="FFFFFF"/>
+                <w:sz w:val="16"/>
+              </w:rPr>
+              <w:t>Registro</w:t>
+            </w:r>
+          </w:p>
+        </w:tc>
+        <w:tc>
+          <w:tcPr>
+            <w:tcW w:type="dxa" w:w="2257"/>
+            <w:shd w:fill="1F4E78"/>
+          </w:tcPr>
+          <w:p>
+            <w:r>
+              <w:rPr>
+                <w:b/>
+                <w:color w:val="FFFFFF"/>
+                <w:sz w:val="16"/>
+              </w:rPr>
+              <w:t>Classificação</w:t>
+            </w:r>
+          </w:p>
+        </w:tc>
+        <w:tc>
+          <w:tcPr>
+            <w:tcW w:type="dxa" w:w="2257"/>
+            <w:shd w:fill="1F4E78"/>
+          </w:tcPr>
+          <w:p>
+            <w:r>
+              <w:rPr>
+                <w:b/>
+                <w:color w:val="FFFFFF"/>
+                <w:sz w:val="16"/>
+              </w:rPr>
+              <w:t>Tratamento/evidência</w:t>
+            </w:r>
+          </w:p>
+        </w:tc>
+      </w:tr>
+      <w:tr>
+        <w:tc>
+          <w:tcPr>
+            <w:tcW w:type="dxa" w:w="2257"/>
+            <w:vAlign w:val="center"/>
+          </w:tcPr>
+          <w:p>
+            <w:r>
+              <w:rPr>
+                <w:sz w:val="16"/>
+              </w:rPr>
+              <w:t>DF-01</w:t>
+            </w:r>
+          </w:p>
+        </w:tc>
+        <w:tc>
+          <w:tcPr>
+            <w:tcW w:type="dxa" w:w="2257"/>
+            <w:vAlign w:val="center"/>
+          </w:tcPr>
+          <w:p>
+            <w:r>
+              <w:rPr>
+                <w:sz w:val="16"/>
+              </w:rPr>
+              <w:t>Código DER recebido com HTML escapado.</w:t>
+            </w:r>
+          </w:p>
+        </w:tc>
+        <w:tc>
+          <w:tcPr>
+            <w:tcW w:type="dxa" w:w="2257"/>
+            <w:vAlign w:val="center"/>
+          </w:tcPr>
+          <w:p>
+            <w:r>
+              <w:rPr>
+                <w:sz w:val="16"/>
+              </w:rPr>
+              <w:t>Defeito documental</w:t>
+            </w:r>
+          </w:p>
+        </w:tc>
+        <w:tc>
+          <w:tcPr>
+            <w:tcW w:type="dxa" w:w="2257"/>
+            <w:vAlign w:val="center"/>
+          </w:tcPr>
+          <w:p>
+            <w:r>
+              <w:rPr>
+                <w:sz w:val="16"/>
+              </w:rPr>
+              <w:t>Corrigido em docs/uml/13.1-der-construmob.puml; commit 6cd46f9.</w:t>
+            </w:r>
+          </w:p>
+        </w:tc>
+      </w:tr>
+      <w:tr>
+        <w:tc>
+          <w:tcPr>
+            <w:tcW w:type="dxa" w:w="2257"/>
+            <w:vAlign w:val="center"/>
+            <w:shd w:fill="F2F6FA"/>
+          </w:tcPr>
+          <w:p>
+            <w:r>
+              <w:rPr>
+                <w:sz w:val="16"/>
+              </w:rPr>
+              <w:t>DF-02</w:t>
+            </w:r>
+          </w:p>
+        </w:tc>
+        <w:tc>
+          <w:tcPr>
+            <w:tcW w:type="dxa" w:w="2257"/>
+            <w:vAlign w:val="center"/>
+            <w:shd w:fill="F2F6FA"/>
+          </w:tcPr>
+          <w:p>
+            <w:r>
+              <w:rPr>
+                <w:sz w:val="16"/>
+              </w:rPr>
+              <w:t>Nomes do DER divergiam do schema.sql.</w:t>
+            </w:r>
+          </w:p>
+        </w:tc>
+        <w:tc>
+          <w:tcPr>
+            <w:tcW w:type="dxa" w:w="2257"/>
+            <w:vAlign w:val="center"/>
+            <w:shd w:fill="F2F6FA"/>
+          </w:tcPr>
+          <w:p>
+            <w:r>
+              <w:rPr>
+                <w:sz w:val="16"/>
+              </w:rPr>
+              <w:t>Defeito de rastreabilidade</w:t>
+            </w:r>
+          </w:p>
+        </w:tc>
+        <w:tc>
+          <w:tcPr>
+            <w:tcW w:type="dxa" w:w="2257"/>
+            <w:vAlign w:val="center"/>
+            <w:shd w:fill="F2F6FA"/>
+          </w:tcPr>
+          <w:p>
+            <w:r>
+              <w:rPr>
+                <w:sz w:val="16"/>
+              </w:rPr>
+              <w:t>Alinhado a database/schema.sql; commit 37389be.</w:t>
+            </w:r>
+          </w:p>
+        </w:tc>
+      </w:tr>
+      <w:tr>
+        <w:tc>
+          <w:tcPr>
+            <w:tcW w:type="dxa" w:w="2257"/>
+            <w:vAlign w:val="center"/>
+          </w:tcPr>
+          <w:p>
+            <w:r>
+              <w:rPr>
+                <w:sz w:val="16"/>
+              </w:rPr>
+              <w:t>MF-01</w:t>
+            </w:r>
+          </w:p>
+        </w:tc>
+        <w:tc>
+          <w:tcPr>
+            <w:tcW w:type="dxa" w:w="2257"/>
+            <w:vAlign w:val="center"/>
+          </w:tcPr>
+          <w:p>
+            <w:r>
+              <w:rPr>
+                <w:sz w:val="16"/>
+              </w:rPr>
+              <w:t>Links genéricos dos protótipos.</w:t>
+            </w:r>
+          </w:p>
+        </w:tc>
+        <w:tc>
+          <w:tcPr>
+            <w:tcW w:type="dxa" w:w="2257"/>
+            <w:vAlign w:val="center"/>
+          </w:tcPr>
+          <w:p>
+            <w:r>
+              <w:rPr>
+                <w:sz w:val="16"/>
+              </w:rPr>
+              <w:t>Melhoria</w:t>
+            </w:r>
+          </w:p>
+        </w:tc>
+        <w:tc>
+          <w:tcPr>
+            <w:tcW w:type="dxa" w:w="2257"/>
+            <w:vAlign w:val="center"/>
+          </w:tcPr>
+          <w:p>
+            <w:r>
+              <w:rPr>
+                <w:sz w:val="16"/>
+              </w:rPr>
+              <w:t>Substituídos por URLs diretas na Seção 15.2.</w:t>
+            </w:r>
+          </w:p>
+        </w:tc>
+      </w:tr>
+      <w:tr>
+        <w:tc>
+          <w:tcPr>
+            <w:tcW w:type="dxa" w:w="2257"/>
+            <w:vAlign w:val="center"/>
+            <w:shd w:fill="F2F6FA"/>
+          </w:tcPr>
+          <w:p>
+            <w:r>
+              <w:rPr>
+                <w:sz w:val="16"/>
+              </w:rPr>
+              <w:t>MF-02</w:t>
+            </w:r>
+          </w:p>
+        </w:tc>
+        <w:tc>
+          <w:tcPr>
+            <w:tcW w:type="dxa" w:w="2257"/>
+            <w:vAlign w:val="center"/>
+            <w:shd w:fill="F2F6FA"/>
+          </w:tcPr>
+          <w:p>
+            <w:r>
+              <w:rPr>
+                <w:sz w:val="16"/>
+              </w:rPr>
+              <w:t>Fluxos descritos sem imagem.</w:t>
+            </w:r>
+          </w:p>
+        </w:tc>
+        <w:tc>
+          <w:tcPr>
+            <w:tcW w:type="dxa" w:w="2257"/>
+            <w:vAlign w:val="center"/>
+            <w:shd w:fill="F2F6FA"/>
+          </w:tcPr>
+          <w:p>
+            <w:r>
+              <w:rPr>
+                <w:sz w:val="16"/>
+              </w:rPr>
+              <w:t>Melhoria</w:t>
+            </w:r>
+          </w:p>
+        </w:tc>
+        <w:tc>
+          <w:tcPr>
+            <w:tcW w:type="dxa" w:w="2257"/>
+            <w:vAlign w:val="center"/>
+            <w:shd w:fill="F2F6FA"/>
+          </w:tcPr>
+          <w:p>
+            <w:r>
+              <w:rPr>
+                <w:sz w:val="16"/>
+              </w:rPr>
+              <w:t>Imagens dos três perfis adicionadas à Seção 15.3.</w:t>
+            </w:r>
+          </w:p>
+        </w:tc>
+      </w:tr>
+    </w:tbl>
+    <w:p/>
+    <w:p>
+      <w:r>
+        <w:br w:type="page"/>
+      </w:r>
+    </w:p>
+    <w:p>
+      <w:pPr>
+        <w:pStyle w:val="Heading1"/>
+      </w:pPr>
+      <w:r>
+        <w:t>17. Implementação do MVP</w:t>
+      </w:r>
+    </w:p>
+    <w:p>
+      <w:pPr>
+        <w:pStyle w:val="Heading2"/>
+      </w:pPr>
+      <w:r>
+        <w:t>17.1 Funcionalidades implementadas</w:t>
+      </w:r>
+    </w:p>
+    <w:tbl>
+      <w:tblPr>
+        <w:tblW w:type="auto" w:w="0"/>
+        <w:tblLook w:firstColumn="1" w:firstRow="1" w:lastColumn="0" w:lastRow="0" w:noHBand="0" w:noVBand="1" w:val="04A0"/>
+        <w:tblBorders>
+          <w:top w:val="single" w:sz="4" w:color="D9D9D9"/>
+          <w:left w:val="single" w:sz="4" w:color="D9D9D9"/>
+          <w:bottom w:val="single" w:sz="4" w:color="D9D9D9"/>
+          <w:right w:val="single" w:sz="4" w:color="D9D9D9"/>
+          <w:insideH w:val="single" w:sz="4" w:color="D9D9D9"/>
+          <w:insideV w:val="single" w:sz="4" w:color="D9D9D9"/>
+        </w:tblBorders>
+      </w:tblPr>
+      <w:tblGrid>
+        <w:gridCol w:w="3010"/>
+        <w:gridCol w:w="3010"/>
+        <w:gridCol w:w="3010"/>
+      </w:tblGrid>
+      <w:tr>
+        <w:tc>
+          <w:tcPr>
+            <w:tcW w:type="dxa" w:w="3010"/>
+            <w:shd w:fill="1F4E78"/>
+          </w:tcPr>
+          <w:p>
+            <w:r>
+              <w:rPr>
+                <w:b/>
+                <w:color w:val="FFFFFF"/>
+                <w:sz w:val="16"/>
+              </w:rPr>
+              <w:t>Funcionalidade</w:t>
+            </w:r>
+          </w:p>
+        </w:tc>
+        <w:tc>
+          <w:tcPr>
+            <w:tcW w:type="dxa" w:w="3010"/>
+            <w:shd w:fill="1F4E78"/>
+          </w:tcPr>
+          <w:p>
+            <w:r>
+              <w:rPr>
+                <w:b/>
+                <w:color w:val="FFFFFF"/>
+                <w:sz w:val="16"/>
+              </w:rPr>
+              <w:t>Implementação</w:t>
+            </w:r>
+          </w:p>
+        </w:tc>
+        <w:tc>
+          <w:tcPr>
+            <w:tcW w:type="dxa" w:w="3010"/>
+            <w:shd w:fill="1F4E78"/>
+          </w:tcPr>
+          <w:p>
+            <w:r>
+              <w:rPr>
+                <w:b/>
+                <w:color w:val="FFFFFF"/>
+                <w:sz w:val="16"/>
+              </w:rPr>
+              <w:t>Evidência</w:t>
+            </w:r>
+          </w:p>
+        </w:tc>
+      </w:tr>
+      <w:tr>
+        <w:tc>
+          <w:tcPr>
+            <w:tcW w:type="dxa" w:w="3010"/>
+            <w:vAlign w:val="center"/>
+          </w:tcPr>
+          <w:p>
+            <w:r>
+              <w:rPr>
+                <w:sz w:val="16"/>
+              </w:rPr>
+              <w:t>Catálogo e solicitação</w:t>
+            </w:r>
+          </w:p>
+        </w:tc>
+        <w:tc>
+          <w:tcPr>
+            <w:tcW w:type="dxa" w:w="3010"/>
+            <w:vAlign w:val="center"/>
+          </w:tcPr>
+          <w:p>
+            <w:r>
+              <w:rPr>
+                <w:sz w:val="16"/>
+              </w:rPr>
+              <w:t>Servico, PedidoServico e ItemServico.</w:t>
+            </w:r>
+          </w:p>
+        </w:tc>
+        <w:tc>
+          <w:tcPr>
+            <w:tcW w:type="dxa" w:w="3010"/>
+            <w:vAlign w:val="center"/>
+          </w:tcPr>
+          <w:p>
+            <w:r>
+              <w:rPr>
+                <w:sz w:val="16"/>
+              </w:rPr>
+              <w:t>src/main/java/.../domain e database/schema.sql.</w:t>
+            </w:r>
+          </w:p>
+        </w:tc>
+      </w:tr>
+      <w:tr>
+        <w:tc>
+          <w:tcPr>
+            <w:tcW w:type="dxa" w:w="3010"/>
+            <w:vAlign w:val="center"/>
+            <w:shd w:fill="F2F6FA"/>
+          </w:tcPr>
+          <w:p>
+            <w:r>
+              <w:rPr>
+                <w:sz w:val="16"/>
+              </w:rPr>
+              <w:t>Aceite e atendimento</w:t>
+            </w:r>
+          </w:p>
+        </w:tc>
+        <w:tc>
+          <w:tcPr>
+            <w:tcW w:type="dxa" w:w="3010"/>
+            <w:vAlign w:val="center"/>
+            <w:shd w:fill="F2F6FA"/>
+          </w:tcPr>
+          <w:p>
+            <w:r>
+              <w:rPr>
+                <w:sz w:val="16"/>
+              </w:rPr>
+              <w:t>Estado StatusPedido e operações aceitar/finalizar/cancelar.</w:t>
+            </w:r>
+          </w:p>
+        </w:tc>
+        <w:tc>
+          <w:tcPr>
+            <w:tcW w:type="dxa" w:w="3010"/>
+            <w:vAlign w:val="center"/>
+            <w:shd w:fill="F2F6FA"/>
+          </w:tcPr>
+          <w:p>
+            <w:r>
+              <w:rPr>
+                <w:sz w:val="16"/>
+              </w:rPr>
+              <w:t>PedidoServico.java e PedidoService.java.</w:t>
+            </w:r>
+          </w:p>
+        </w:tc>
+      </w:tr>
+      <w:tr>
+        <w:tc>
+          <w:tcPr>
+            <w:tcW w:type="dxa" w:w="3010"/>
+            <w:vAlign w:val="center"/>
+          </w:tcPr>
+          <w:p>
+            <w:r>
+              <w:rPr>
+                <w:sz w:val="16"/>
+              </w:rPr>
+              <w:t>Avaliação</w:t>
+            </w:r>
+          </w:p>
+        </w:tc>
+        <w:tc>
+          <w:tcPr>
+            <w:tcW w:type="dxa" w:w="3010"/>
+            <w:vAlign w:val="center"/>
+          </w:tcPr>
+          <w:p>
+            <w:r>
+              <w:rPr>
+                <w:sz w:val="16"/>
+              </w:rPr>
+              <w:t>Nota, comentário e restrição após finalização.</w:t>
+            </w:r>
+          </w:p>
+        </w:tc>
+        <w:tc>
+          <w:tcPr>
+            <w:tcW w:type="dxa" w:w="3010"/>
+            <w:vAlign w:val="center"/>
+          </w:tcPr>
+          <w:p>
+            <w:r>
+              <w:rPr>
+                <w:sz w:val="16"/>
+              </w:rPr>
+              <w:t>Avaliacao.java e AvaliacaoService.java.</w:t>
+            </w:r>
+          </w:p>
+        </w:tc>
+      </w:tr>
+      <w:tr>
+        <w:tc>
+          <w:tcPr>
+            <w:tcW w:type="dxa" w:w="3010"/>
+            <w:vAlign w:val="center"/>
+            <w:shd w:fill="F2F6FA"/>
+          </w:tcPr>
+          <w:p>
+            <w:r>
+              <w:rPr>
+                <w:sz w:val="16"/>
+              </w:rPr>
+              <w:t>Persistência</w:t>
+            </w:r>
+          </w:p>
+        </w:tc>
+        <w:tc>
+          <w:tcPr>
+            <w:tcW w:type="dxa" w:w="3010"/>
+            <w:vAlign w:val="center"/>
+            <w:shd w:fill="F2F6FA"/>
+          </w:tcPr>
+          <w:p>
+            <w:r>
+              <w:rPr>
+                <w:sz w:val="16"/>
+              </w:rPr>
+              <w:t>Repositories Spring Data JPA e MySQL.</w:t>
+            </w:r>
+          </w:p>
+        </w:tc>
+        <w:tc>
+          <w:tcPr>
+            <w:tcW w:type="dxa" w:w="3010"/>
+            <w:vAlign w:val="center"/>
+            <w:shd w:fill="F2F6FA"/>
+          </w:tcPr>
+          <w:p>
+            <w:r>
+              <w:rPr>
+                <w:sz w:val="16"/>
+              </w:rPr>
+              <w:t>src/main/java/.../repository e docker-compose.yml.</w:t>
+            </w:r>
+          </w:p>
+        </w:tc>
+      </w:tr>
+      <w:tr>
+        <w:tc>
+          <w:tcPr>
+            <w:tcW w:type="dxa" w:w="3010"/>
+            <w:vAlign w:val="center"/>
+          </w:tcPr>
+          <w:p>
+            <w:r>
+              <w:rPr>
+                <w:sz w:val="16"/>
+              </w:rPr>
+              <w:t>Interface</w:t>
+            </w:r>
+          </w:p>
+        </w:tc>
+        <w:tc>
+          <w:tcPr>
+            <w:tcW w:type="dxa" w:w="3010"/>
+            <w:vAlign w:val="center"/>
+          </w:tcPr>
+          <w:p>
+            <w:r>
+              <w:rPr>
+                <w:sz w:val="16"/>
+              </w:rPr>
+              <w:t>Templates Thymeleaf e recursos estáticos.</w:t>
+            </w:r>
+          </w:p>
+        </w:tc>
+        <w:tc>
+          <w:tcPr>
+            <w:tcW w:type="dxa" w:w="3010"/>
+            <w:vAlign w:val="center"/>
+          </w:tcPr>
+          <w:p>
+            <w:r>
+              <w:rPr>
+                <w:sz w:val="16"/>
+              </w:rPr>
+              <w:t>src/main/resources/templates e static.</w:t>
+            </w:r>
+          </w:p>
+        </w:tc>
+      </w:tr>
+    </w:tbl>
+    <w:p/>
+    <w:p>
+      <w:pPr>
+        <w:pStyle w:val="Heading2"/>
+      </w:pPr>
+      <w:r>
+        <w:t>17.2 Demonstração do sistema</w:t>
+      </w:r>
+    </w:p>
+    <w:p>
+      <w:r>
+        <w:t>Para executar localmente, instale Java 21, Maven e Docker; execute docker compose up -d, confirme o banco construmob e depois mvn spring-boot:run. A aplicação fica disponível em http://localhost:8080. Os protótipos HTML podem ser abertos diretamente a partir de docs/prototypes. Como não há credenciais padrão versionadas, o avaliador deve criar registros de teste; não utilizar dados pessoais reais.</w:t>
+      </w:r>
+    </w:p>
+    <w:p>
+      <w:r>
+        <w:t xml:space="preserve">Commit da implementação documental e UML: </w:t>
+      </w:r>
+      <w:hyperlink r:id="rId96">
+        <w:r>
+          <w:rPr>
+            <w:color w:val="0563C1"/>
+            <w:u w:val="single"/>
+          </w:rPr>
+          <w:t>https://github.com/GPSMiranda/CONSTRUMOB-SISTEMA-DE-UBERIZA-O-PARA-SERVI-OS-DE-CONSTRU-O-CIVIL/blob/codex/prototipos/commit/6cd46f9</w:t>
+        </w:r>
+      </w:hyperlink>
+    </w:p>
+    <w:p>
+      <w:r>
+        <w:t xml:space="preserve">Código do MVP: </w:t>
+      </w:r>
+      <w:hyperlink r:id="rId97">
+        <w:r>
+          <w:rPr>
+            <w:color w:val="0563C1"/>
+            <w:u w:val="single"/>
+          </w:rPr>
+          <w:t>https://github.com/GPSMiranda/CONSTRUMOB-SISTEMA-DE-UBERIZA-O-PARA-SERVI-OS-DE-CONSTRU-O-CIVIL/blob/codex/prototipos/tree/codex/prototipos/src/main/java</w:t>
+        </w:r>
+      </w:hyperlink>
+    </w:p>
+    <w:p>
+      <w:r>
+        <w:t xml:space="preserve">Schema do banco: </w:t>
+      </w:r>
+      <w:hyperlink r:id="rId98">
+        <w:r>
+          <w:rPr>
+            <w:color w:val="0563C1"/>
+            <w:u w:val="single"/>
+          </w:rPr>
+          <w:t>https://github.com/GPSMiranda/CONSTRUMOB-SISTEMA-DE-UBERIZA-O-PARA-SERVI-OS-DE-CONSTRU-O-CIVIL/blob/codex/prototipos/blob/codex/prototipos/database/schema.sql</w:t>
+        </w:r>
+      </w:hyperlink>
+    </w:p>
+    <w:p>
+      <w:r>
+        <w:t xml:space="preserve">Docker Compose: </w:t>
+      </w:r>
+      <w:hyperlink r:id="rId99">
+        <w:r>
+          <w:rPr>
+            <w:color w:val="0563C1"/>
+            <w:u w:val="single"/>
+          </w:rPr>
+          <w:t>https://github.com/GPSMiranda/CONSTRUMOB-SISTEMA-DE-UBERIZA-O-PARA-SERVI-OS-DE-CONSTRU-O-CIVIL/blob/codex/prototipos/blob/codex/prototipos/docker-compose.yml</w:t>
+        </w:r>
+      </w:hyperlink>
+    </w:p>
+    <w:p>
+      <w:pPr>
+        <w:pStyle w:val="Heading2"/>
+      </w:pPr>
+      <w:r>
+        <w:t>17.3 Contribuição individual</w:t>
+      </w:r>
+    </w:p>
+    <w:tbl>
+      <w:tblPr>
+        <w:tblW w:type="auto" w:w="0"/>
+        <w:tblLook w:firstColumn="1" w:firstRow="1" w:lastColumn="0" w:lastRow="0" w:noHBand="0" w:noVBand="1" w:val="04A0"/>
+        <w:tblBorders>
+          <w:top w:val="single" w:sz="4" w:color="D9D9D9"/>
+          <w:left w:val="single" w:sz="4" w:color="D9D9D9"/>
+          <w:bottom w:val="single" w:sz="4" w:color="D9D9D9"/>
+          <w:right w:val="single" w:sz="4" w:color="D9D9D9"/>
+          <w:insideH w:val="single" w:sz="4" w:color="D9D9D9"/>
+          <w:insideV w:val="single" w:sz="4" w:color="D9D9D9"/>
+        </w:tblBorders>
+      </w:tblPr>
+      <w:tblGrid>
+        <w:gridCol w:w="3010"/>
+        <w:gridCol w:w="3010"/>
+        <w:gridCol w:w="3010"/>
+      </w:tblGrid>
+      <w:tr>
+        <w:tc>
+          <w:tcPr>
+            <w:tcW w:type="dxa" w:w="3010"/>
+            <w:shd w:fill="1F4E78"/>
+          </w:tcPr>
+          <w:p>
+            <w:r>
+              <w:rPr>
+                <w:b/>
+                <w:color w:val="FFFFFF"/>
+                <w:sz w:val="16"/>
+              </w:rPr>
+              <w:t>Responsável</w:t>
+            </w:r>
+          </w:p>
+        </w:tc>
+        <w:tc>
+          <w:tcPr>
+            <w:tcW w:type="dxa" w:w="3010"/>
+            <w:shd w:fill="1F4E78"/>
+          </w:tcPr>
+          <w:p>
+            <w:r>
+              <w:rPr>
+                <w:b/>
+                <w:color w:val="FFFFFF"/>
+                <w:sz w:val="16"/>
+              </w:rPr>
+              <w:t>Contribuições verificáveis</w:t>
+            </w:r>
+          </w:p>
+        </w:tc>
+        <w:tc>
+          <w:tcPr>
+            <w:tcW w:type="dxa" w:w="3010"/>
+            <w:shd w:fill="1F4E78"/>
+          </w:tcPr>
+          <w:p>
+            <w:r>
+              <w:rPr>
+                <w:b/>
+                <w:color w:val="FFFFFF"/>
+                <w:sz w:val="16"/>
+              </w:rPr>
+              <w:t>Evidência</w:t>
+            </w:r>
+          </w:p>
+        </w:tc>
+      </w:tr>
+      <w:tr>
+        <w:tc>
+          <w:tcPr>
+            <w:tcW w:type="dxa" w:w="3010"/>
+            <w:vAlign w:val="center"/>
+          </w:tcPr>
+          <w:p>
+            <w:r>
+              <w:rPr>
+                <w:sz w:val="16"/>
+              </w:rPr>
+              <w:t>Marcelo Chaves de Miranda</w:t>
+            </w:r>
+          </w:p>
+        </w:tc>
+        <w:tc>
+          <w:tcPr>
+            <w:tcW w:type="dxa" w:w="3010"/>
+            <w:vAlign w:val="center"/>
+          </w:tcPr>
+          <w:p>
+            <w:r>
+              <w:rPr>
+                <w:sz w:val="16"/>
+              </w:rPr>
+              <w:t>Análise, requisitos, UML, arquitetura, protótipos, documentação e integração do MVP.</w:t>
+            </w:r>
+          </w:p>
+        </w:tc>
+        <w:tc>
+          <w:tcPr>
+            <w:tcW w:type="dxa" w:w="3010"/>
+            <w:vAlign w:val="center"/>
+          </w:tcPr>
+          <w:p>
+            <w:r>
+              <w:rPr>
+                <w:sz w:val="16"/>
+              </w:rPr>
+              <w:t>Histórico Git da branch codex/prototipos e documentação em docs.</w:t>
+            </w:r>
+          </w:p>
+        </w:tc>
+      </w:tr>
+      <w:tr>
+        <w:tc>
+          <w:tcPr>
+            <w:tcW w:type="dxa" w:w="3010"/>
+            <w:vAlign w:val="center"/>
+            <w:shd w:fill="F2F6FA"/>
+          </w:tcPr>
+          <w:p>
+            <w:r>
+              <w:rPr>
+                <w:sz w:val="16"/>
+              </w:rPr>
+              <w:t>Equipe do projeto</w:t>
+            </w:r>
+          </w:p>
+        </w:tc>
+        <w:tc>
+          <w:tcPr>
+            <w:tcW w:type="dxa" w:w="3010"/>
+            <w:vAlign w:val="center"/>
+            <w:shd w:fill="F2F6FA"/>
+          </w:tcPr>
+          <w:p>
+            <w:r>
+              <w:rPr>
+                <w:sz w:val="16"/>
+              </w:rPr>
+              <w:t>Revisão das decisões e validação dos fluxos propostos.</w:t>
+            </w:r>
+          </w:p>
+        </w:tc>
+        <w:tc>
+          <w:tcPr>
+            <w:tcW w:type="dxa" w:w="3010"/>
+            <w:vAlign w:val="center"/>
+            <w:shd w:fill="F2F6FA"/>
+          </w:tcPr>
+          <w:p>
+            <w:r>
+              <w:rPr>
+                <w:sz w:val="16"/>
+              </w:rPr>
+              <w:t>Registros de elicitação e validação nos apêndices.</w:t>
+            </w:r>
+          </w:p>
+        </w:tc>
+      </w:tr>
+    </w:tbl>
+    <w:p/>
+    <w:p>
+      <w:r>
+        <w:br w:type="page"/>
+      </w:r>
+    </w:p>
+    <w:p>
+      <w:pPr>
+        <w:pStyle w:val="Heading1"/>
+      </w:pPr>
+      <w:r>
+        <w:t>18. Conclusão e referências</w:t>
+      </w:r>
+    </w:p>
+    <w:p>
+      <w:r>
+        <w:t>O CONSTRUMOB MVP apresenta uma solução web monolítica em camadas, com Controllers, Services, domínio e Repositories, usando Spring Boot, Thymeleaf, Bootstrap e MySQL. A implementação e os diagramas foram alinhados ao ciclo de publicação, consulta, aceite, finalização, avaliação e moderação. O modelo exclui pagamentos e mantém rastreabilidade entre requisitos, casos de uso, protótipos, persistência e testes.</w:t>
+      </w:r>
+    </w:p>
+    <w:p>
+      <w:pPr>
+        <w:pStyle w:val="Heading2"/>
+      </w:pPr>
+      <w:r>
+        <w:t>Referências</w:t>
+      </w:r>
+    </w:p>
+    <w:tbl>
+      <w:tblPr>
+        <w:tblW w:type="auto" w:w="0"/>
+        <w:tblLook w:firstColumn="1" w:firstRow="1" w:lastColumn="0" w:lastRow="0" w:noHBand="0" w:noVBand="1" w:val="04A0"/>
+        <w:tblBorders>
+          <w:top w:val="single" w:sz="4" w:color="D9D9D9"/>
+          <w:left w:val="single" w:sz="4" w:color="D9D9D9"/>
+          <w:bottom w:val="single" w:sz="4" w:color="D9D9D9"/>
+          <w:right w:val="single" w:sz="4" w:color="D9D9D9"/>
+          <w:insideH w:val="single" w:sz="4" w:color="D9D9D9"/>
+          <w:insideV w:val="single" w:sz="4" w:color="D9D9D9"/>
+        </w:tblBorders>
+      </w:tblPr>
+      <w:tblGrid>
+        <w:gridCol w:w="4514"/>
+        <w:gridCol w:w="4514"/>
+      </w:tblGrid>
+      <w:tr>
+        <w:tc>
+          <w:tcPr>
+            <w:tcW w:type="dxa" w:w="4514"/>
+            <w:shd w:fill="1F4E78"/>
+          </w:tcPr>
+          <w:p>
+            <w:r>
+              <w:rPr>
+                <w:b/>
+                <w:color w:val="FFFFFF"/>
+                <w:sz w:val="16"/>
+              </w:rPr>
+              <w:t>Referência</w:t>
+            </w:r>
+          </w:p>
+        </w:tc>
+        <w:tc>
+          <w:tcPr>
+            <w:tcW w:type="dxa" w:w="4514"/>
+            <w:shd w:fill="1F4E78"/>
+          </w:tcPr>
+          <w:p>
+            <w:r>
+              <w:rPr>
+                <w:b/>
+                <w:color w:val="FFFFFF"/>
+                <w:sz w:val="16"/>
+              </w:rPr>
+              <w:t>Uso na documentação</w:t>
+            </w:r>
+          </w:p>
+        </w:tc>
+      </w:tr>
+      <w:tr>
+        <w:tc>
+          <w:tcPr>
+            <w:tcW w:type="dxa" w:w="4514"/>
+            <w:vAlign w:val="center"/>
+          </w:tcPr>
+          <w:p>
+            <w:r>
+              <w:rPr>
+                <w:sz w:val="16"/>
+              </w:rPr>
+              <w:t>Spring Boot Documentation — https://docs.spring.io/spring-boot/documentation.html</w:t>
+            </w:r>
+          </w:p>
+        </w:tc>
+        <w:tc>
+          <w:tcPr>
+            <w:tcW w:type="dxa" w:w="4514"/>
+            <w:vAlign w:val="center"/>
+          </w:tcPr>
+          <w:p>
+            <w:r>
+              <w:rPr>
+                <w:sz w:val="16"/>
+              </w:rPr>
+              <w:t>Configuração e execução da aplicação.</w:t>
+            </w:r>
+          </w:p>
+        </w:tc>
+      </w:tr>
+      <w:tr>
+        <w:tc>
+          <w:tcPr>
+            <w:tcW w:type="dxa" w:w="4514"/>
+            <w:vAlign w:val="center"/>
+            <w:shd w:fill="F2F6FA"/>
+          </w:tcPr>
+          <w:p>
+            <w:r>
+              <w:rPr>
+                <w:sz w:val="16"/>
+              </w:rPr>
+              <w:t>Thymeleaf Documentation — https://www.thymeleaf.org/documentation.html</w:t>
+            </w:r>
+          </w:p>
+        </w:tc>
+        <w:tc>
+          <w:tcPr>
+            <w:tcW w:type="dxa" w:w="4514"/>
+            <w:vAlign w:val="center"/>
+            <w:shd w:fill="F2F6FA"/>
+          </w:tcPr>
+          <w:p>
+            <w:r>
+              <w:rPr>
+                <w:sz w:val="16"/>
+              </w:rPr>
+              <w:t>Renderização das interfaces server-side.</w:t>
+            </w:r>
+          </w:p>
+        </w:tc>
+      </w:tr>
+      <w:tr>
+        <w:tc>
+          <w:tcPr>
+            <w:tcW w:type="dxa" w:w="4514"/>
+            <w:vAlign w:val="center"/>
+          </w:tcPr>
+          <w:p>
+            <w:r>
+              <w:rPr>
+                <w:sz w:val="16"/>
+              </w:rPr>
+              <w:t>Bootstrap Documentation — https://getbootstrap.com/docs/5.3/</w:t>
+            </w:r>
+          </w:p>
+        </w:tc>
+        <w:tc>
+          <w:tcPr>
+            <w:tcW w:type="dxa" w:w="4514"/>
+            <w:vAlign w:val="center"/>
+          </w:tcPr>
+          <w:p>
+            <w:r>
+              <w:rPr>
+                <w:sz w:val="16"/>
+              </w:rPr>
+              <w:t>Componentes e responsividade visual.</w:t>
+            </w:r>
+          </w:p>
+        </w:tc>
+      </w:tr>
+      <w:tr>
+        <w:tc>
+          <w:tcPr>
+            <w:tcW w:type="dxa" w:w="4514"/>
+            <w:vAlign w:val="center"/>
+            <w:shd w:fill="F2F6FA"/>
+          </w:tcPr>
+          <w:p>
+            <w:r>
+              <w:rPr>
+                <w:sz w:val="16"/>
+              </w:rPr>
+              <w:t>MySQL 8.4 Reference Manual — https://dev.mysql.com/doc/refman/8.4/en/</w:t>
+            </w:r>
+          </w:p>
+        </w:tc>
+        <w:tc>
+          <w:tcPr>
+            <w:tcW w:type="dxa" w:w="4514"/>
+            <w:vAlign w:val="center"/>
+            <w:shd w:fill="F2F6FA"/>
+          </w:tcPr>
+          <w:p>
+            <w:r>
+              <w:rPr>
+                <w:sz w:val="16"/>
+              </w:rPr>
+              <w:t>DDL, tipos e integridade relacional.</w:t>
+            </w:r>
+          </w:p>
+        </w:tc>
+      </w:tr>
+      <w:tr>
+        <w:tc>
+          <w:tcPr>
+            <w:tcW w:type="dxa" w:w="4514"/>
+            <w:vAlign w:val="center"/>
+          </w:tcPr>
+          <w:p>
+            <w:r>
+              <w:rPr>
+                <w:sz w:val="16"/>
+              </w:rPr>
+              <w:t>Docker Compose Documentation — https://docs.docker.com/compose/</w:t>
+            </w:r>
+          </w:p>
+        </w:tc>
+        <w:tc>
+          <w:tcPr>
+            <w:tcW w:type="dxa" w:w="4514"/>
+            <w:vAlign w:val="center"/>
+          </w:tcPr>
+          <w:p>
+            <w:r>
+              <w:rPr>
+                <w:sz w:val="16"/>
+              </w:rPr>
+              <w:t>Provisionamento local do MySQL.</w:t>
+            </w:r>
+          </w:p>
+        </w:tc>
+      </w:tr>
+      <w:tr>
+        <w:tc>
+          <w:tcPr>
+            <w:tcW w:type="dxa" w:w="4514"/>
+            <w:vAlign w:val="center"/>
+            <w:shd w:fill="F2F6FA"/>
+          </w:tcPr>
+          <w:p>
+            <w:r>
+              <w:rPr>
+                <w:sz w:val="16"/>
+              </w:rPr>
+              <w:t>PlantUML Language Reference — https://plantuml.com/</w:t>
+            </w:r>
+          </w:p>
+        </w:tc>
+        <w:tc>
+          <w:tcPr>
+            <w:tcW w:type="dxa" w:w="4514"/>
+            <w:vAlign w:val="center"/>
+            <w:shd w:fill="F2F6FA"/>
+          </w:tcPr>
+          <w:p>
+            <w:r>
+              <w:rPr>
+                <w:sz w:val="16"/>
+              </w:rPr>
+              <w:t>Diagramas UML e DER.</w:t>
+            </w:r>
+          </w:p>
+        </w:tc>
+      </w:tr>
+    </w:tbl>
+    <w:p/>
+    <w:p>
+      <w:r>
+        <w:br w:type="page"/>
+      </w:r>
+    </w:p>
+    <w:p>
+      <w:pPr>
+        <w:pStyle w:val="Heading1"/>
+      </w:pPr>
+      <w:r>
+        <w:t>Apêndices e anexos</w:t>
+      </w:r>
+    </w:p>
+    <w:p>
+      <w:pPr>
+        <w:pStyle w:val="Heading2"/>
+      </w:pPr>
+      <w:r>
+        <w:t>Apêndice A — Instrumento de entrevista</w:t>
+      </w:r>
+    </w:p>
+    <w:p>
+      <w:r>
+        <w:t>Roteiro: perfil do participante; dificuldades para encontrar profissionais; informações necessárias para publicar uma demanda; critérios de confiança; expectativa sobre acompanhamento e avaliação. As respostas devem ser registradas de forma anonimizada.</w:t>
+      </w:r>
+    </w:p>
+    <w:p>
+      <w:pPr>
+        <w:pStyle w:val="Heading2"/>
+      </w:pPr>
+      <w:r>
+        <w:t>Apêndice B — Questionário</w:t>
+      </w:r>
+    </w:p>
+    <w:p>
+      <w:r>
+        <w:t>Itens: clareza da publicação; facilidade de consulta; confiança no aceite; compreensão dos status; facilidade para avaliar; percepção de acessibilidade. Escala sugerida: 1 a 5, com campo opcional de comentário.</w:t>
+      </w:r>
+    </w:p>
+    <w:p>
+      <w:pPr>
+        <w:pStyle w:val="Heading2"/>
+      </w:pPr>
+      <w:r>
+        <w:t>Apêndice C — Síntese das evidências de validação</w:t>
+      </w:r>
+    </w:p>
+    <w:tbl>
+      <w:tblPr>
+        <w:tblW w:type="auto" w:w="0"/>
+        <w:tblLook w:firstColumn="1" w:firstRow="1" w:lastColumn="0" w:lastRow="0" w:noHBand="0" w:noVBand="1" w:val="04A0"/>
+        <w:tblBorders>
+          <w:top w:val="single" w:sz="4" w:color="D9D9D9"/>
+          <w:left w:val="single" w:sz="4" w:color="D9D9D9"/>
+          <w:bottom w:val="single" w:sz="4" w:color="D9D9D9"/>
+          <w:right w:val="single" w:sz="4" w:color="D9D9D9"/>
+          <w:insideH w:val="single" w:sz="4" w:color="D9D9D9"/>
+          <w:insideV w:val="single" w:sz="4" w:color="D9D9D9"/>
+        </w:tblBorders>
+      </w:tblPr>
+      <w:tblGrid>
+        <w:gridCol w:w="4514"/>
+        <w:gridCol w:w="4514"/>
+      </w:tblGrid>
+      <w:tr>
+        <w:tc>
+          <w:tcPr>
+            <w:tcW w:type="dxa" w:w="4514"/>
+            <w:shd w:fill="1F4E78"/>
+          </w:tcPr>
+          <w:p>
+            <w:r>
+              <w:rPr>
+                <w:b/>
+                <w:color w:val="FFFFFF"/>
+                <w:sz w:val="16"/>
+              </w:rPr>
+              <w:t>Evidência</w:t>
+            </w:r>
+          </w:p>
+        </w:tc>
+        <w:tc>
+          <w:tcPr>
+            <w:tcW w:type="dxa" w:w="4514"/>
+            <w:shd w:fill="1F4E78"/>
+          </w:tcPr>
+          <w:p>
+            <w:r>
+              <w:rPr>
+                <w:b/>
+                <w:color w:val="FFFFFF"/>
+                <w:sz w:val="16"/>
+              </w:rPr>
+              <w:t>Registro</w:t>
+            </w:r>
+          </w:p>
+        </w:tc>
+      </w:tr>
+      <w:tr>
+        <w:tc>
+          <w:tcPr>
+            <w:tcW w:type="dxa" w:w="4514"/>
+            <w:vAlign w:val="center"/>
+          </w:tcPr>
+          <w:p>
+            <w:r>
+              <w:rPr>
+                <w:sz w:val="16"/>
+              </w:rPr>
+              <w:t>Participantes</w:t>
+            </w:r>
+          </w:p>
+        </w:tc>
+        <w:tc>
+          <w:tcPr>
+            <w:tcW w:type="dxa" w:w="4514"/>
+            <w:vAlign w:val="center"/>
+          </w:tcPr>
+          <w:p>
+            <w:r>
+              <w:rPr>
+                <w:sz w:val="16"/>
+              </w:rPr>
+              <w:t>Informar quantitativo real após aplicação; não inventar amostra.</w:t>
+            </w:r>
+          </w:p>
+        </w:tc>
+      </w:tr>
+      <w:tr>
+        <w:tc>
+          <w:tcPr>
+            <w:tcW w:type="dxa" w:w="4514"/>
+            <w:vAlign w:val="center"/>
+            <w:shd w:fill="F2F6FA"/>
+          </w:tcPr>
+          <w:p>
+            <w:r>
+              <w:rPr>
+                <w:sz w:val="16"/>
+              </w:rPr>
+              <w:t>Respostas</w:t>
+            </w:r>
+          </w:p>
+        </w:tc>
+        <w:tc>
+          <w:tcPr>
+            <w:tcW w:type="dxa" w:w="4514"/>
+            <w:vAlign w:val="center"/>
+            <w:shd w:fill="F2F6FA"/>
+          </w:tcPr>
+          <w:p>
+            <w:r>
+              <w:rPr>
+                <w:sz w:val="16"/>
+              </w:rPr>
+              <w:t>Anexar planilha ou relatório anonimizado em docs/evidencias/.</w:t>
+            </w:r>
+          </w:p>
+        </w:tc>
+      </w:tr>
+      <w:tr>
+        <w:tc>
+          <w:tcPr>
+            <w:tcW w:type="dxa" w:w="4514"/>
+            <w:vAlign w:val="center"/>
+          </w:tcPr>
+          <w:p>
+            <w:r>
+              <w:rPr>
+                <w:sz w:val="16"/>
+              </w:rPr>
+              <w:t>Decisões</w:t>
+            </w:r>
+          </w:p>
+        </w:tc>
+        <w:tc>
+          <w:tcPr>
+            <w:tcW w:type="dxa" w:w="4514"/>
+            <w:vAlign w:val="center"/>
+          </w:tcPr>
+          <w:p>
+            <w:r>
+              <w:rPr>
+                <w:sz w:val="16"/>
+              </w:rPr>
+              <w:t>Registrar alterações aprovadas nos requisitos, protótipos e fluxos.</w:t>
+            </w:r>
+          </w:p>
+        </w:tc>
+      </w:tr>
+      <w:tr>
+        <w:tc>
+          <w:tcPr>
+            <w:tcW w:type="dxa" w:w="4514"/>
+            <w:vAlign w:val="center"/>
+            <w:shd w:fill="F2F6FA"/>
+          </w:tcPr>
+          <w:p>
+            <w:r>
+              <w:rPr>
+                <w:sz w:val="16"/>
+              </w:rPr>
+              <w:t>Ata</w:t>
+            </w:r>
+          </w:p>
+        </w:tc>
+        <w:tc>
+          <w:tcPr>
+            <w:tcW w:type="dxa" w:w="4514"/>
+            <w:vAlign w:val="center"/>
+            <w:shd w:fill="F2F6FA"/>
+          </w:tcPr>
+          <w:p>
+            <w:r>
+              <w:rPr>
+                <w:sz w:val="16"/>
+              </w:rPr>
+              <w:t>Data, participantes, pauta, decisões e pendências.</w:t>
+            </w:r>
+          </w:p>
+        </w:tc>
+      </w:tr>
+    </w:tbl>
+    <w:p/>
+    <w:p>
+      <w:r>
+        <w:t>Os apêndices preservam os instrumentos originais e deixam explícito onde devem ser anexadas respostas anonimizadas, quantitativo de participantes e síntese dos resultados, fortalecendo a evidência sem expor dados pessoais.</w:t>
       </w:r>
     </w:p>
     <w:sectPr>
